--- a/output/Aurora_Haven_Magazine_text.docx
+++ b/output/Aurora_Haven_Magazine_text.docx
@@ -1668,6 +1668,166 @@
       </w:r>
       <w:r>
         <w:rPr>
+          <w:b/>
+          <w:i w:val="0"/>
+        </w:rPr>
+        <w:t>Nguyễn Đông Bảo</w:t>
+      </w:r>
+    </w:p>
+    <w:p>
+      <w:r>
+        <w:rPr>
+          <w:b/>
+          <w:color w:val="4A7FC1"/>
+        </w:rPr>
+        <w:t xml:space="preserve">#5  </w:t>
+      </w:r>
+      <w:r>
+        <w:rPr>
+          <w:b/>
+          <w:i w:val="0"/>
+        </w:rPr>
+        <w:t>[Role]</w:t>
+      </w:r>
+    </w:p>
+    <w:p>
+      <w:r>
+        <w:rPr>
+          <w:b/>
+          <w:color w:val="4A7FC1"/>
+        </w:rPr>
+        <w:t xml:space="preserve">#6  </w:t>
+      </w:r>
+      <w:r>
+        <w:rPr>
+          <w:b/>
+          <w:i w:val="0"/>
+        </w:rPr>
+        <w:t>Nguyễn Bá Hiếu Thiện</w:t>
+      </w:r>
+    </w:p>
+    <w:p>
+      <w:r>
+        <w:rPr>
+          <w:b/>
+          <w:color w:val="4A7FC1"/>
+        </w:rPr>
+        <w:t xml:space="preserve">#7  </w:t>
+      </w:r>
+      <w:r>
+        <w:rPr>
+          <w:b/>
+          <w:i w:val="0"/>
+        </w:rPr>
+        <w:t>[Role]</w:t>
+      </w:r>
+    </w:p>
+    <w:p>
+      <w:r>
+        <w:rPr>
+          <w:b/>
+          <w:color w:val="4A7FC1"/>
+        </w:rPr>
+        <w:t xml:space="preserve">#8  </w:t>
+      </w:r>
+      <w:r>
+        <w:rPr>
+          <w:b/>
+          <w:i w:val="0"/>
+        </w:rPr>
+        <w:t>Phan Minh Khôi</w:t>
+      </w:r>
+    </w:p>
+    <w:p>
+      <w:r>
+        <w:rPr>
+          <w:b/>
+          <w:color w:val="4A7FC1"/>
+        </w:rPr>
+        <w:t xml:space="preserve">#9  </w:t>
+      </w:r>
+      <w:r>
+        <w:rPr>
+          <w:b/>
+          <w:i w:val="0"/>
+        </w:rPr>
+        <w:t>[Role]</w:t>
+      </w:r>
+    </w:p>
+    <w:p>
+      <w:r>
+        <w:rPr>
+          <w:b/>
+          <w:color w:val="4A7FC1"/>
+        </w:rPr>
+        <w:t xml:space="preserve">#10  </w:t>
+      </w:r>
+      <w:r>
+        <w:rPr>
+          <w:b/>
+          <w:i w:val="0"/>
+        </w:rPr>
+        <w:t>Dương Hàng Nguyên</w:t>
+      </w:r>
+    </w:p>
+    <w:p>
+      <w:r>
+        <w:rPr>
+          <w:b/>
+          <w:color w:val="4A7FC1"/>
+        </w:rPr>
+        <w:t xml:space="preserve">#11  </w:t>
+      </w:r>
+      <w:r>
+        <w:rPr>
+          <w:b/>
+          <w:i w:val="0"/>
+        </w:rPr>
+        <w:t>[Role]</w:t>
+      </w:r>
+    </w:p>
+    <w:p>
+      <w:r>
+        <w:rPr>
+          <w:b/>
+          <w:color w:val="4A7FC1"/>
+        </w:rPr>
+        <w:t xml:space="preserve">#12  </w:t>
+      </w:r>
+      <w:r>
+        <w:rPr>
+          <w:b/>
+          <w:i w:val="0"/>
+        </w:rPr>
+        <w:t>Phạm Phước Khoa</w:t>
+      </w:r>
+    </w:p>
+    <w:p>
+      <w:r>
+        <w:rPr>
+          <w:b/>
+          <w:color w:val="4A7FC1"/>
+        </w:rPr>
+        <w:t xml:space="preserve">#13  </w:t>
+      </w:r>
+      <w:r>
+        <w:rPr>
+          <w:b/>
+          <w:i w:val="0"/>
+        </w:rPr>
+        <w:t>[Role]</w:t>
+      </w:r>
+    </w:p>
+    <w:p>
+      <w:r>
+        <w:rPr>
+          <w:b/>
+          <w:color w:val="4A7FC1"/>
+        </w:rPr>
+        <w:t xml:space="preserve">#14  </w:t>
+      </w:r>
+      <w:r>
+        <w:rPr>
           <w:b w:val="0"/>
           <w:i w:val="0"/>
         </w:rPr>
@@ -1680,166 +1840,6 @@
           <w:b/>
           <w:color w:val="4A7FC1"/>
         </w:rPr>
-        <w:t xml:space="preserve">#5  </w:t>
-      </w:r>
-      <w:r>
-        <w:rPr>
-          <w:b/>
-          <w:i w:val="0"/>
-        </w:rPr>
-        <w:t>1</w:t>
-      </w:r>
-    </w:p>
-    <w:p>
-      <w:r>
-        <w:rPr>
-          <w:b/>
-          <w:color w:val="4A7FC1"/>
-        </w:rPr>
-        <w:t xml:space="preserve">#6  </w:t>
-      </w:r>
-      <w:r>
-        <w:rPr>
-          <w:b/>
-          <w:i w:val="0"/>
-        </w:rPr>
-        <w:t>[Member name]</w:t>
-      </w:r>
-    </w:p>
-    <w:p>
-      <w:r>
-        <w:rPr>
-          <w:b/>
-          <w:color w:val="4A7FC1"/>
-        </w:rPr>
-        <w:t xml:space="preserve">#7  </w:t>
-      </w:r>
-      <w:r>
-        <w:rPr>
-          <w:b/>
-          <w:i w:val="0"/>
-        </w:rPr>
-        <w:t>Project lead &amp; editor</w:t>
-      </w:r>
-    </w:p>
-    <w:p>
-      <w:r>
-        <w:rPr>
-          <w:b/>
-          <w:color w:val="4A7FC1"/>
-        </w:rPr>
-        <w:t xml:space="preserve">#8  </w:t>
-      </w:r>
-      <w:r>
-        <w:rPr>
-          <w:b w:val="0"/>
-          <w:i w:val="0"/>
-        </w:rPr>
-        <w:t>[Photo]</w:t>
-      </w:r>
-    </w:p>
-    <w:p>
-      <w:r>
-        <w:rPr>
-          <w:b/>
-          <w:color w:val="4A7FC1"/>
-        </w:rPr>
-        <w:t xml:space="preserve">#9  </w:t>
-      </w:r>
-      <w:r>
-        <w:rPr>
-          <w:b/>
-          <w:i w:val="0"/>
-        </w:rPr>
-        <w:t>2</w:t>
-      </w:r>
-    </w:p>
-    <w:p>
-      <w:r>
-        <w:rPr>
-          <w:b/>
-          <w:color w:val="4A7FC1"/>
-        </w:rPr>
-        <w:t xml:space="preserve">#10  </w:t>
-      </w:r>
-      <w:r>
-        <w:rPr>
-          <w:b/>
-          <w:i w:val="0"/>
-        </w:rPr>
-        <w:t>[Member name]</w:t>
-      </w:r>
-    </w:p>
-    <w:p>
-      <w:r>
-        <w:rPr>
-          <w:b/>
-          <w:color w:val="4A7FC1"/>
-        </w:rPr>
-        <w:t xml:space="preserve">#11  </w:t>
-      </w:r>
-      <w:r>
-        <w:rPr>
-          <w:b/>
-          <w:i w:val="0"/>
-        </w:rPr>
-        <w:t>City planner &amp; 3D builder</w:t>
-      </w:r>
-    </w:p>
-    <w:p>
-      <w:r>
-        <w:rPr>
-          <w:b/>
-          <w:color w:val="4A7FC1"/>
-        </w:rPr>
-        <w:t xml:space="preserve">#12  </w:t>
-      </w:r>
-      <w:r>
-        <w:rPr>
-          <w:b w:val="0"/>
-          <w:i w:val="0"/>
-        </w:rPr>
-        <w:t>[Photo]</w:t>
-      </w:r>
-    </w:p>
-    <w:p>
-      <w:r>
-        <w:rPr>
-          <w:b/>
-          <w:color w:val="4A7FC1"/>
-        </w:rPr>
-        <w:t xml:space="preserve">#13  </w:t>
-      </w:r>
-      <w:r>
-        <w:rPr>
-          <w:b/>
-          <w:i w:val="0"/>
-        </w:rPr>
-        <w:t>3</w:t>
-      </w:r>
-    </w:p>
-    <w:p>
-      <w:r>
-        <w:rPr>
-          <w:b/>
-          <w:color w:val="4A7FC1"/>
-        </w:rPr>
-        <w:t xml:space="preserve">#14  </w:t>
-      </w:r>
-      <w:r>
-        <w:rPr>
-          <w:b/>
-          <w:i w:val="0"/>
-        </w:rPr>
-        <w:t>[Member name]</w:t>
-      </w:r>
-    </w:p>
-    <w:p>
-      <w:r>
-        <w:rPr>
-          <w:b/>
-          <w:color w:val="4A7FC1"/>
-        </w:rPr>
         <w:t xml:space="preserve">#15  </w:t>
       </w:r>
       <w:r>
@@ -1847,7 +1847,7 @@
           <w:b/>
           <w:i w:val="0"/>
         </w:rPr>
-        <w:t>Energy &amp; systems researcher</w:t>
+        <w:t>Nguyễn Minh Triết</w:t>
       </w:r>
     </w:p>
     <w:p>
@@ -1860,10 +1860,10 @@
       </w:r>
       <w:r>
         <w:rPr>
-          <w:b w:val="0"/>
-          <w:i w:val="0"/>
-        </w:rPr>
-        <w:t>[Photo]</w:t>
+          <w:b/>
+          <w:i w:val="0"/>
+        </w:rPr>
+        <w:t>[Role]</w:t>
       </w:r>
     </w:p>
     <w:p>
@@ -1873,118 +1873,6 @@
           <w:color w:val="4A7FC1"/>
         </w:rPr>
         <w:t xml:space="preserve">#17  </w:t>
-      </w:r>
-      <w:r>
-        <w:rPr>
-          <w:b/>
-          <w:i w:val="0"/>
-        </w:rPr>
-        <w:t>4</w:t>
-      </w:r>
-    </w:p>
-    <w:p>
-      <w:r>
-        <w:rPr>
-          <w:b/>
-          <w:color w:val="4A7FC1"/>
-        </w:rPr>
-        <w:t xml:space="preserve">#18  </w:t>
-      </w:r>
-      <w:r>
-        <w:rPr>
-          <w:b/>
-          <w:i w:val="0"/>
-        </w:rPr>
-        <w:t>[Member name]</w:t>
-      </w:r>
-    </w:p>
-    <w:p>
-      <w:r>
-        <w:rPr>
-          <w:b/>
-          <w:color w:val="4A7FC1"/>
-        </w:rPr>
-        <w:t xml:space="preserve">#19  </w:t>
-      </w:r>
-      <w:r>
-        <w:rPr>
-          <w:b/>
-          <w:i w:val="0"/>
-        </w:rPr>
-        <w:t>Writer &amp; fact-checker</w:t>
-      </w:r>
-    </w:p>
-    <w:p>
-      <w:r>
-        <w:rPr>
-          <w:b/>
-          <w:color w:val="4A7FC1"/>
-        </w:rPr>
-        <w:t xml:space="preserve">#20  </w:t>
-      </w:r>
-      <w:r>
-        <w:rPr>
-          <w:b w:val="0"/>
-          <w:i w:val="0"/>
-        </w:rPr>
-        <w:t>[Photo]</w:t>
-      </w:r>
-    </w:p>
-    <w:p>
-      <w:r>
-        <w:rPr>
-          <w:b/>
-          <w:color w:val="4A7FC1"/>
-        </w:rPr>
-        <w:t xml:space="preserve">#21  </w:t>
-      </w:r>
-      <w:r>
-        <w:rPr>
-          <w:b/>
-          <w:i w:val="0"/>
-        </w:rPr>
-        <w:t>5</w:t>
-      </w:r>
-    </w:p>
-    <w:p>
-      <w:r>
-        <w:rPr>
-          <w:b/>
-          <w:color w:val="4A7FC1"/>
-        </w:rPr>
-        <w:t xml:space="preserve">#22  </w:t>
-      </w:r>
-      <w:r>
-        <w:rPr>
-          <w:b/>
-          <w:i w:val="0"/>
-        </w:rPr>
-        <w:t>[Member name]</w:t>
-      </w:r>
-    </w:p>
-    <w:p>
-      <w:r>
-        <w:rPr>
-          <w:b/>
-          <w:color w:val="4A7FC1"/>
-        </w:rPr>
-        <w:t xml:space="preserve">#23  </w:t>
-      </w:r>
-      <w:r>
-        <w:rPr>
-          <w:b/>
-          <w:i w:val="0"/>
-        </w:rPr>
-        <w:t>Interview &amp; video producer</w:t>
-      </w:r>
-    </w:p>
-    <w:p>
-      <w:r>
-        <w:rPr>
-          <w:b/>
-          <w:color w:val="4A7FC1"/>
-        </w:rPr>
-        <w:t xml:space="preserve">#24  </w:t>
       </w:r>
       <w:r>
         <w:rPr>
@@ -13886,7 +13774,7 @@
           <w:b w:val="0"/>
           <w:i w:val="0"/>
         </w:rPr>
-        <w:t>[Member names]</w:t>
+        <w:t>Nguyễn Đông Bảo · Nguyễn Bá Hiếu Thiện · Phan Minh Khôi · Dương Hàng Nguyên · Phạm Phước Khoa · Nguyễn Minh Triết</w:t>
       </w:r>
     </w:p>
     <w:p>

--- a/output/Aurora_Haven_Magazine_text.docx
+++ b/output/Aurora_Haven_Magazine_text.docx
@@ -1567,7 +1567,7 @@
           <w:b w:val="0"/>
           <w:i w:val="0"/>
         </w:rPr>
-        <w:t>[Class] · [School] · [Date]</w:t>
+        <w:t>Class 11A4 · Lê Quý Đôn High School · [Date]</w:t>
       </w:r>
     </w:p>
     <w:p>
@@ -1687,7 +1687,7 @@
           <w:b/>
           <w:i w:val="0"/>
         </w:rPr>
-        <w:t>[Role]</w:t>
+        <w:t>Magazine design · 3D city design</w:t>
       </w:r>
     </w:p>
     <w:p>
@@ -1719,7 +1719,7 @@
           <w:b/>
           <w:i w:val="0"/>
         </w:rPr>
-        <w:t>[Role]</w:t>
+        <w:t>Team leader · Research · 3D city design</w:t>
       </w:r>
     </w:p>
     <w:p>
@@ -1751,7 +1751,7 @@
           <w:b/>
           <w:i w:val="0"/>
         </w:rPr>
-        <w:t>[Role]</w:t>
+        <w:t>Research · Fact-checking</w:t>
       </w:r>
     </w:p>
     <w:p>
@@ -1783,7 +1783,7 @@
           <w:b/>
           <w:i w:val="0"/>
         </w:rPr>
-        <w:t>[Role]</w:t>
+        <w:t>Video filming &amp; editing · 3D city design</w:t>
       </w:r>
     </w:p>
     <w:p>
@@ -1815,7 +1815,7 @@
           <w:b/>
           <w:i w:val="0"/>
         </w:rPr>
-        <w:t>[Role]</w:t>
+        <w:t>Video editing · Magazine design</w:t>
       </w:r>
     </w:p>
     <w:p>
@@ -1828,10 +1828,10 @@
       </w:r>
       <w:r>
         <w:rPr>
-          <w:b w:val="0"/>
-          <w:i w:val="0"/>
-        </w:rPr>
-        <w:t>[Photo]</w:t>
+          <w:b/>
+          <w:i w:val="0"/>
+        </w:rPr>
+        <w:t>Nguyễn Minh Triết</w:t>
       </w:r>
     </w:p>
     <w:p>
@@ -1847,7 +1847,7 @@
           <w:b/>
           <w:i w:val="0"/>
         </w:rPr>
-        <w:t>Nguyễn Minh Triết</w:t>
+        <w:t>Magazine design · Report</w:t>
       </w:r>
     </w:p>
     <w:p>
@@ -1857,22 +1857,6 @@
           <w:color w:val="4A7FC1"/>
         </w:rPr>
         <w:t xml:space="preserve">#16  </w:t>
-      </w:r>
-      <w:r>
-        <w:rPr>
-          <w:b/>
-          <w:i w:val="0"/>
-        </w:rPr>
-        <w:t>[Role]</w:t>
-      </w:r>
-    </w:p>
-    <w:p>
-      <w:r>
-        <w:rPr>
-          <w:b/>
-          <w:color w:val="4A7FC1"/>
-        </w:rPr>
-        <w:t xml:space="preserve">#17  </w:t>
       </w:r>
       <w:r>
         <w:rPr>
@@ -10361,49 +10345,6 @@
       </w:r>
     </w:p>
     <w:p>
-      <w:r>
-        <w:rPr>
-          <w:b/>
-          <w:color w:val="4A7FC1"/>
-        </w:rPr>
-        <w:t xml:space="preserve">#29  </w:t>
-      </w:r>
-      <w:r>
-        <w:rPr>
-          <w:b/>
-          <w:i w:val="0"/>
-        </w:rPr>
-        <w:t>SCAN TO WATCH</w:t>
-      </w:r>
-    </w:p>
-    <w:p>
-      <w:r>
-        <w:rPr>
-          <w:b/>
-          <w:i w:val="0"/>
-        </w:rPr>
-        <w:t>Our real-world interview</w:t>
-      </w:r>
-    </w:p>
-    <w:p>
-      <w:r>
-        <w:rPr>
-          <w:b w:val="0"/>
-          <w:i w:val="0"/>
-        </w:rPr>
-        <w:t>Video on YouTube</w:t>
-      </w:r>
-    </w:p>
-    <w:p>
-      <w:r>
-        <w:rPr>
-          <w:b/>
-          <w:i w:val="0"/>
-        </w:rPr>
-        <w:t>youtu.be/QwcP_2Q3Esc</w:t>
-      </w:r>
-    </w:p>
-    <w:p>
       <w:pPr>
         <w:pStyle w:val="Heading1"/>
       </w:pPr>
@@ -13783,7 +13724,7 @@
           <w:b w:val="0"/>
           <w:i w:val="0"/>
         </w:rPr>
-        <w:t>[Class] · [School]</w:t>
+        <w:t>Class 11A4 · Lê Quý Đôn High School</w:t>
       </w:r>
     </w:p>
     <w:p>
@@ -13802,22 +13743,6 @@
           <w:color w:val="4A7FC1"/>
         </w:rPr>
         <w:t xml:space="preserve">#8  </w:t>
-      </w:r>
-      <w:r>
-        <w:rPr>
-          <w:b w:val="0"/>
-          <w:i w:val="0"/>
-        </w:rPr>
-        <w:t>[School or team logo]</w:t>
-      </w:r>
-    </w:p>
-    <w:p>
-      <w:r>
-        <w:rPr>
-          <w:b/>
-          <w:color w:val="4A7FC1"/>
-        </w:rPr>
-        <w:t xml:space="preserve">#9  </w:t>
       </w:r>
       <w:r>
         <w:rPr>

--- a/output/Aurora_Haven_Magazine_text.docx
+++ b/output/Aurora_Haven_Magazine_text.docx
@@ -1551,7 +1551,7 @@
           <w:b/>
           <w:i/>
         </w:rPr>
-        <w:t>[Group name]</w:t>
+        <w:t>The Polar City team</w:t>
       </w:r>
     </w:p>
     <w:p>
@@ -1567,7 +1567,7 @@
           <w:b w:val="0"/>
           <w:i w:val="0"/>
         </w:rPr>
-        <w:t>Class 11A4 · Lê Quý Đôn High School · [Date]</w:t>
+        <w:t>Class 11A4 · Lê Quý Đôn High School</w:t>
       </w:r>
     </w:p>
     <w:p>
@@ -9813,7 +9813,7 @@
           <w:b w:val="0"/>
           <w:i w:val="0"/>
         </w:rPr>
-        <w:t>Contact us at [Team email] or visit the Aurora Green Finance Hall in the Financial District.</w:t>
+        <w:t>Visit the Aurora Green Finance Hall in the Financial District, or meet our team on page 5.</w:t>
       </w:r>
     </w:p>
     <w:p>
@@ -13554,7 +13554,7 @@
           <w:b w:val="0"/>
           <w:i w:val="0"/>
         </w:rPr>
-        <w:t>[Describe how your team used AI tools, for example for brainstorming, layout and language checks.]</w:t>
+        <w:t>We used AI tools to help us build the 3D model of the city and make the pictures, plans and diagrams in this magazine.</w:t>
       </w:r>
     </w:p>
     <w:p>
@@ -13706,7 +13706,7 @@
           <w:b/>
           <w:i w:val="0"/>
         </w:rPr>
-        <w:t>[Group name]</w:t>
+        <w:t>Polar City</w:t>
       </w:r>
     </w:p>
     <w:p>
@@ -13725,15 +13725,6 @@
           <w:i w:val="0"/>
         </w:rPr>
         <w:t>Class 11A4 · Lê Quý Đôn High School</w:t>
-      </w:r>
-    </w:p>
-    <w:p>
-      <w:r>
-        <w:rPr>
-          <w:b w:val="0"/>
-          <w:i w:val="0"/>
-        </w:rPr>
-        <w:t>[Team email]</w:t>
       </w:r>
     </w:p>
     <w:p>

--- a/output/Aurora_Haven_Magazine_text.docx
+++ b/output/Aurora_Haven_Magazine_text.docx
@@ -13554,7 +13554,7 @@
           <w:b w:val="0"/>
           <w:i w:val="0"/>
         </w:rPr>
-        <w:t>We used AI tools to help us build the 3D model of the city and make the pictures, plans and diagrams in this magazine.</w:t>
+        <w:t>We used AI tools to help us build the 3D model of the city and make the pictures, plans and diagrams in this magazine, and to check our spelling and fix logic errors in the text.</w:t>
       </w:r>
     </w:p>
     <w:p>

--- a/output/Aurora_Haven_Magazine_text.docx
+++ b/output/Aurora_Haven_Magazine_text.docx
@@ -14252,34 +14252,34 @@
           <w:b/>
           <w:i w:val="0"/>
         </w:rPr>
-        <w:t>SCAN TO WATCH</w:t>
-      </w:r>
-    </w:p>
-    <w:p>
-      <w:r>
-        <w:rPr>
-          <w:b/>
-          <w:i w:val="0"/>
-        </w:rPr>
-        <w:t>Our real-world interview</w:t>
-      </w:r>
-    </w:p>
-    <w:p>
-      <w:r>
-        <w:rPr>
-          <w:b w:val="0"/>
-          <w:i w:val="0"/>
-        </w:rPr>
-        <w:t>Video on YouTube</w:t>
-      </w:r>
-    </w:p>
-    <w:p>
-      <w:r>
-        <w:rPr>
-          <w:b/>
-          <w:i w:val="0"/>
-        </w:rPr>
-        <w:t>youtu.be/QwcP_2Q3Esc</w:t>
+        <w:t>SCAN TO READ</w:t>
+      </w:r>
+    </w:p>
+    <w:p>
+      <w:r>
+        <w:rPr>
+          <w:b/>
+          <w:i w:val="0"/>
+        </w:rPr>
+        <w:t>The interactive edition</w:t>
+      </w:r>
+    </w:p>
+    <w:p>
+      <w:r>
+        <w:rPr>
+          <w:b w:val="0"/>
+          <w:i w:val="0"/>
+        </w:rPr>
+        <w:t>Flip through this magazine online on FlipHTML5</w:t>
+      </w:r>
+    </w:p>
+    <w:p>
+      <w:r>
+        <w:rPr>
+          <w:b/>
+          <w:i w:val="0"/>
+        </w:rPr>
+        <w:t>Open the flipbook</w:t>
       </w:r>
     </w:p>
     <w:sectPr>

--- a/output/Aurora_Haven_Magazine_text.docx
+++ b/output/Aurora_Haven_Magazine_text.docx
@@ -121,16 +121,16 @@
           <w:b/>
           <w:i w:val="0"/>
         </w:rPr>
-        <w:t>A warm heart</w:t>
-      </w:r>
-    </w:p>
-    <w:p>
-      <w:r>
-        <w:rPr>
-          <w:b/>
-          <w:i w:val="0"/>
-        </w:rPr>
-        <w:t>inside the ice</w:t>
+        <w:t>A snow mountain</w:t>
+      </w:r>
+    </w:p>
+    <w:p>
+      <w:r>
+        <w:rPr>
+          <w:b/>
+          <w:i w:val="0"/>
+        </w:rPr>
+        <w:t>you can walk inside</w:t>
       </w:r>
     </w:p>
     <w:p>
@@ -139,7 +139,7 @@
           <w:b w:val="0"/>
           <w:i w:val="0"/>
         </w:rPr>
-        <w:t>Four geothermal spa levels hidden in a 35-metre snow peak</w:t>
+        <w:t>A whole leisure world inside a 35-metre snow peak</w:t>
       </w:r>
     </w:p>
     <w:p>
@@ -704,7 +704,7 @@
           <w:b/>
           <w:i w:val="0"/>
         </w:rPr>
-        <w:t>A Warm Heart Inside the Ice</w:t>
+        <w:t>A Snow Mountain You Can Walk Inside</w:t>
       </w:r>
     </w:p>
     <w:p>
@@ -720,7 +720,7 @@
           <w:b w:val="0"/>
           <w:i w:val="0"/>
         </w:rPr>
-        <w:t>Breakthrough 3 · Mount Aurora spa resort</w:t>
+        <w:t>Breakthrough 3 · Mount Aurora</w:t>
       </w:r>
     </w:p>
     <w:p>
@@ -752,7 +752,7 @@
           <w:b/>
           <w:i w:val="0"/>
         </w:rPr>
-        <w:t>Three Breakthroughs, Checked</w:t>
+        <w:t>Built by Us</w:t>
       </w:r>
     </w:p>
     <w:p>
@@ -768,7 +768,7 @@
           <w:b w:val="0"/>
           <w:i w:val="0"/>
         </w:rPr>
-        <w:t>Problem, mechanism, novelty, feasibility, impact</w:t>
+        <w:t>Our Eco-Polis model, and how to explore it</w:t>
       </w:r>
     </w:p>
     <w:p>
@@ -1424,7 +1424,7 @@
           <w:b/>
           <w:i w:val="0"/>
         </w:rPr>
-        <w:t>Aurora Haven by the Numbers</w:t>
+        <w:t>Through a Resident’s Eyes</w:t>
       </w:r>
     </w:p>
     <w:p>
@@ -1440,7 +1440,7 @@
           <w:b w:val="0"/>
           <w:i w:val="0"/>
         </w:rPr>
-        <w:t>The key figures in one place</w:t>
+        <w:t>An imagined day in the polar night</w:t>
       </w:r>
     </w:p>
     <w:p>
@@ -1942,6 +1942,38 @@
       </w:r>
     </w:p>
     <w:p>
+      <w:r>
+        <w:rPr>
+          <w:b/>
+          <w:color w:val="4A7FC1"/>
+        </w:rPr>
+        <w:t xml:space="preserve">#17  </w:t>
+      </w:r>
+      <w:r>
+        <w:rPr>
+          <w:b/>
+          <w:i w:val="0"/>
+        </w:rPr>
+        <w:t>INTERVIEW CONCLUSION</w:t>
+      </w:r>
+    </w:p>
+    <w:p>
+      <w:r>
+        <w:rPr>
+          <w:b/>
+          <w:color w:val="4A7FC1"/>
+        </w:rPr>
+        <w:t xml:space="preserve">#18  </w:t>
+      </w:r>
+      <w:r>
+        <w:rPr>
+          <w:b w:val="0"/>
+          <w:i/>
+        </w:rPr>
+        <w:t>Looking back on the interview session, our team not only gathered valuable architectural insights but also learned a great deal about creative thinking and teamwork. Preparing the questions, listening closely, and engaging in direct discussions helped us deeply understand how green technologies can be practically applied to extreme environmental challenges. Overall, this was a truly rewarding experience that broadened our perspectives and allowed us to bring the most inspiring stories to our magazine readers.</w:t>
+      </w:r>
+    </w:p>
+    <w:p>
       <w:pPr>
         <w:pStyle w:val="Heading1"/>
       </w:pPr>
@@ -2557,7 +2589,7 @@
           <w:b/>
           <w:i w:val="0"/>
         </w:rPr>
-        <w:t>WHO IS AFFECTED?</w:t>
+        <w:t>THE PEOPLE AND PLACES AT RISK</w:t>
       </w:r>
     </w:p>
     <w:p>
@@ -3624,7 +3656,7 @@
           <w:b w:val="0"/>
           <w:i/>
         </w:rPr>
-        <w:t>A compact tokamak gives Aurora Haven about 300 MW of electricity and 450 MW of district heat, steady through the polar night, with no CO₂ and no meltdown.</w:t>
+        <w:t>Our big idea: put a fusion reactor inside the city itself, so one machine lights every home, heats every street and melts the snow we drink.</w:t>
       </w:r>
     </w:p>
     <w:p>
@@ -3679,6 +3711,86 @@
       </w:r>
       <w:r>
         <w:rPr>
+          <w:b/>
+          <w:i w:val="0"/>
+        </w:rPr>
+        <w:t>WHERE THE WORLD IS TODAY</w:t>
+      </w:r>
+    </w:p>
+    <w:p>
+      <w:r>
+        <w:rPr>
+          <w:b/>
+          <w:color w:val="4A7FC1"/>
+        </w:rPr>
+        <w:t xml:space="preserve">#2  </w:t>
+      </w:r>
+      <w:r>
+        <w:rPr>
+          <w:b w:val="0"/>
+          <w:i w:val="0"/>
+        </w:rPr>
+        <w:t>Fusion is still being tested. The compact SPARC tokamak aims for its first plasma around 2027 [5], and ITER in France plans to burn deuterium–tritium fuel in 2039 [4]. No fusion plant sells power yet: Aurora Haven is designed for the day one does.</w:t>
+      </w:r>
+    </w:p>
+    <w:p>
+      <w:r>
+        <w:rPr>
+          <w:b/>
+          <w:color w:val="4A7FC1"/>
+        </w:rPr>
+        <w:t xml:space="preserve">#3  </w:t>
+      </w:r>
+      <w:r>
+        <w:rPr>
+          <w:b/>
+          <w:i w:val="0"/>
+        </w:rPr>
+        <w:t>REALITY CHECK</w:t>
+      </w:r>
+    </w:p>
+    <w:p>
+      <w:r>
+        <w:rPr>
+          <w:b/>
+          <w:color w:val="4A7FC1"/>
+        </w:rPr>
+        <w:t xml:space="preserve">#4  </w:t>
+      </w:r>
+      <w:r>
+        <w:rPr>
+          <w:b/>
+          <w:i w:val="0"/>
+        </w:rPr>
+        <w:t>≈ 0.2 kg a day</w:t>
+      </w:r>
+    </w:p>
+    <w:p>
+      <w:r>
+        <w:rPr>
+          <w:b/>
+          <w:color w:val="4A7FC1"/>
+        </w:rPr>
+        <w:t xml:space="preserve">#5  </w:t>
+      </w:r>
+      <w:r>
+        <w:rPr>
+          <w:b w:val="0"/>
+          <w:i w:val="0"/>
+        </w:rPr>
+        <w:t>A day at 800 MW needs about 0.2 kg of fuel, close to our 170 g design. Breeding tritium at scale is unproven [11] and ITER costs €18–22 billion [12], so the city starts on wind, sun and geothermal power (page 27).</w:t>
+      </w:r>
+    </w:p>
+    <w:p>
+      <w:r>
+        <w:rPr>
+          <w:b/>
+          <w:color w:val="4A7FC1"/>
+        </w:rPr>
+        <w:t xml:space="preserve">#6  </w:t>
+      </w:r>
+      <w:r>
+        <w:rPr>
           <w:b w:val="0"/>
           <w:i/>
         </w:rPr>
@@ -3834,7 +3946,7 @@
           <w:b w:val="0"/>
           <w:i w:val="0"/>
         </w:rPr>
-        <w:t>Breeds slightly more tritium than the reactor burns, so none is imported. Recovered helium cools the hospital’s MRI scanners.</w:t>
+        <w:t>Breeds the tritium the reactor burns inside sealed, leak-monitored loops, so none is imported. Recovered helium cools MRI scanners.</w:t>
       </w:r>
     </w:p>
     <w:p>
@@ -3882,7 +3994,7 @@
           <w:b w:val="0"/>
           <w:i w:val="0"/>
         </w:rPr>
-        <w:t>Superconducting magnets hold a 150-million-degree plasma. No CO₂, no long-lived waste, no meltdown.</w:t>
+        <w:t>Superconducting magnets hold a 150-million-degree plasma. If anything fails, the plasma simply goes out: it cannot melt down.</w:t>
       </w:r>
     </w:p>
     <w:p>
@@ -3930,7 +4042,7 @@
           <w:b w:val="0"/>
           <w:i w:val="0"/>
         </w:rPr>
-        <w:t>Supercritical-CO₂ turbines make about 300 MW of electricity and send about 450 MW of heat to the city.</w:t>
+        <w:t>Turbines driven by CO₂ sealed in a closed loop make about 300 MW of electricity and send about 450 MW of heat to the city.</w:t>
       </w:r>
     </w:p>
     <w:p>
@@ -3978,7 +4090,7 @@
           <w:b w:val="0"/>
           <w:i w:val="0"/>
         </w:rPr>
-        <w:t>Torches hotter than 5,000 °C turn about 20 t of rubbish a day into clean gas, metals and paving blocks.</w:t>
+        <w:t>Torches hotter than 5,000 °C turn about 20 t of rubbish a day into hydrogen and CO₂ for the food plant, metals and paving blocks.</w:t>
       </w:r>
     </w:p>
     <w:p>
@@ -4042,7 +4154,7 @@
           <w:b/>
           <w:i w:val="0"/>
         </w:rPr>
-        <w:t>800 MW</w:t>
+        <w:t>WHY IT’S GREEN</w:t>
       </w:r>
     </w:p>
     <w:p>
@@ -4055,138 +4167,81 @@
       </w:r>
       <w:r>
         <w:rPr>
+          <w:b/>
+          <w:i w:val="0"/>
+        </w:rPr>
+        <w:t xml:space="preserve">94% used. </w:t>
+      </w:r>
+      <w:r>
+        <w:rPr>
           <w:b w:val="0"/>
           <w:i w:val="0"/>
         </w:rPr>
-        <w:t>of heat from the plasma</w:t>
-      </w:r>
-    </w:p>
-    <w:p>
-      <w:r>
-        <w:rPr>
-          <w:b/>
-          <w:color w:val="4A7FC1"/>
-        </w:rPr>
-        <w:t xml:space="preserve">#24  </w:t>
-      </w:r>
-      <w:r>
-        <w:rPr>
-          <w:b/>
-          <w:i w:val="0"/>
-        </w:rPr>
-        <w:t>300 MW</w:t>
-      </w:r>
-    </w:p>
-    <w:p>
-      <w:r>
-        <w:rPr>
-          <w:b/>
-          <w:color w:val="4A7FC1"/>
-        </w:rPr>
-        <w:t xml:space="preserve">#25  </w:t>
+        <w:t>Of 800 MW of heat, 300 MW becomes power and 450 MW warms the city.</w:t>
+      </w:r>
+    </w:p>
+    <w:p>
+      <w:r>
+        <w:rPr>
+          <w:b/>
+          <w:i w:val="0"/>
+        </w:rPr>
+        <w:t xml:space="preserve">No CO₂. </w:t>
       </w:r>
       <w:r>
         <w:rPr>
           <w:b w:val="0"/>
           <w:i w:val="0"/>
         </w:rPr>
-        <w:t>of electricity</w:t>
-      </w:r>
-    </w:p>
-    <w:p>
-      <w:r>
-        <w:rPr>
-          <w:b/>
-          <w:color w:val="4A7FC1"/>
-        </w:rPr>
-        <w:t xml:space="preserve">#26  </w:t>
-      </w:r>
-      <w:r>
-        <w:rPr>
-          <w:b/>
-          <w:i w:val="0"/>
-        </w:rPr>
-        <w:t>450 MW</w:t>
-      </w:r>
-    </w:p>
-    <w:p>
-      <w:r>
-        <w:rPr>
-          <w:b/>
-          <w:color w:val="4A7FC1"/>
-        </w:rPr>
-        <w:t xml:space="preserve">#27  </w:t>
+        <w:t>Nothing burns, and the turbines’ CO₂ never leaves its loop.</w:t>
+      </w:r>
+    </w:p>
+    <w:p>
+      <w:r>
+        <w:rPr>
+          <w:b/>
+          <w:i w:val="0"/>
+        </w:rPr>
+        <w:t xml:space="preserve">Fuel from snow. </w:t>
       </w:r>
       <w:r>
         <w:rPr>
           <w:b w:val="0"/>
           <w:i w:val="0"/>
         </w:rPr>
-        <w:t>of district heat for the city</w:t>
-      </w:r>
-    </w:p>
-    <w:p>
-      <w:r>
-        <w:rPr>
-          <w:b/>
-          <w:color w:val="4A7FC1"/>
-        </w:rPr>
-        <w:t xml:space="preserve">#28  </w:t>
-      </w:r>
-      <w:r>
-        <w:rPr>
-          <w:b/>
-          <w:i w:val="0"/>
-        </w:rPr>
-        <w:t>170 g</w:t>
-      </w:r>
-    </w:p>
-    <w:p>
-      <w:r>
-        <w:rPr>
-          <w:b/>
-          <w:color w:val="4A7FC1"/>
-        </w:rPr>
-        <w:t xml:space="preserve">#29  </w:t>
+        <w:t>Deuterium comes from meltwater: no mines, no tankers.</w:t>
+      </w:r>
+    </w:p>
+    <w:p>
+      <w:r>
+        <w:rPr>
+          <w:b/>
+          <w:i w:val="0"/>
+        </w:rPr>
+        <w:t xml:space="preserve">Rubbish reused. </w:t>
       </w:r>
       <w:r>
         <w:rPr>
           <w:b w:val="0"/>
           <w:i w:val="0"/>
         </w:rPr>
-        <w:t>of fuel a day, about 70 g of it deuterium</w:t>
-      </w:r>
-    </w:p>
-    <w:p>
-      <w:r>
-        <w:rPr>
-          <w:b/>
-          <w:color w:val="4A7FC1"/>
-        </w:rPr>
-        <w:t xml:space="preserve">#30  </w:t>
-      </w:r>
-      <w:r>
-        <w:rPr>
-          <w:b/>
-          <w:i w:val="0"/>
-        </w:rPr>
-        <w:t>1 litre</w:t>
-      </w:r>
-    </w:p>
-    <w:p>
-      <w:r>
-        <w:rPr>
-          <w:b/>
-          <w:color w:val="4A7FC1"/>
-        </w:rPr>
-        <w:t xml:space="preserve">#31  </w:t>
+        <w:t>The converter’s hydrogen and CO₂ feed the food plant.</w:t>
+      </w:r>
+    </w:p>
+    <w:p>
+      <w:r>
+        <w:rPr>
+          <w:b/>
+          <w:i w:val="0"/>
+        </w:rPr>
+        <w:t xml:space="preserve">Little waste. </w:t>
       </w:r>
       <w:r>
         <w:rPr>
           <w:b w:val="0"/>
           <w:i w:val="0"/>
         </w:rPr>
-        <w:t>of liquid helium a day for MRI scanners</w:t>
+        <w:t>Its radioactive waste is mostly short-lived, under 100 years, unlike spent fission fuel [20].</w:t>
       </w:r>
     </w:p>
     <w:p>
@@ -4258,7 +4313,7 @@
           <w:b w:val="0"/>
           <w:i/>
         </w:rPr>
-        <w:t>Six stages turn tundra snow and air into all of the city’s drinking water and about half of its protein, with no farmland at all.</w:t>
+        <w:t>Our big idea: a factory that bakes bread and pours drinking water out of snow and air, so a city with no farmland can feed itself.</w:t>
       </w:r>
     </w:p>
     <w:p>
@@ -4666,7 +4721,7 @@
           <w:b/>
           <w:i w:val="0"/>
         </w:rPr>
-        <w:t>3,000 t</w:t>
+        <w:t>WHERE THE WORLD IS TODAY</w:t>
       </w:r>
     </w:p>
     <w:p>
@@ -4682,7 +4737,7 @@
           <w:b w:val="0"/>
           <w:i w:val="0"/>
         </w:rPr>
-        <w:t>of snow melted a day</w:t>
+        <w:t>Each step exists, but apart: Solein protein from Finland [6], starch made from CO₂ in a lab [7] and air capture in Iceland [8]. We link them in one plant.</w:t>
       </w:r>
     </w:p>
     <w:p>
@@ -4698,7 +4753,7 @@
           <w:b/>
           <w:i w:val="0"/>
         </w:rPr>
-        <w:t>2,500 m³</w:t>
+        <w:t>REALITY CHECK</w:t>
       </w:r>
     </w:p>
     <w:p>
@@ -4711,106 +4766,26 @@
       </w:r>
       <w:r>
         <w:rPr>
+          <w:b/>
+          <w:i w:val="0"/>
+        </w:rPr>
+        <w:t>≈ 13 MW</w:t>
+      </w:r>
+    </w:p>
+    <w:p>
+      <w:r>
+        <w:rPr>
+          <w:b/>
+          <w:color w:val="4A7FC1"/>
+        </w:rPr>
+        <w:t xml:space="preserve">#26  </w:t>
+      </w:r>
+      <w:r>
+        <w:rPr>
           <w:b w:val="0"/>
           <w:i w:val="0"/>
         </w:rPr>
-        <w:t>of drinking water a day, all of the city’s tap water</w:t>
-      </w:r>
-    </w:p>
-    <w:p>
-      <w:r>
-        <w:rPr>
-          <w:b/>
-          <w:color w:val="4A7FC1"/>
-        </w:rPr>
-        <w:t xml:space="preserve">#26  </w:t>
-      </w:r>
-      <w:r>
-        <w:rPr>
-          <w:b/>
-          <w:i w:val="0"/>
-        </w:rPr>
-        <w:t>20 t</w:t>
-      </w:r>
-    </w:p>
-    <w:p>
-      <w:r>
-        <w:rPr>
-          <w:b/>
-          <w:color w:val="4A7FC1"/>
-        </w:rPr>
-        <w:t xml:space="preserve">#27  </w:t>
-      </w:r>
-      <w:r>
-        <w:rPr>
-          <w:b w:val="0"/>
-          <w:i w:val="0"/>
-        </w:rPr>
-        <w:t>of CO₂ captured from the air a day</w:t>
-      </w:r>
-    </w:p>
-    <w:p>
-      <w:r>
-        <w:rPr>
-          <w:b/>
-          <w:color w:val="4A7FC1"/>
-        </w:rPr>
-        <w:t xml:space="preserve">#28  </w:t>
-      </w:r>
-      <w:r>
-        <w:rPr>
-          <w:b/>
-          <w:i w:val="0"/>
-        </w:rPr>
-        <w:t>2.5 t</w:t>
-      </w:r>
-    </w:p>
-    <w:p>
-      <w:r>
-        <w:rPr>
-          <w:b/>
-          <w:color w:val="4A7FC1"/>
-        </w:rPr>
-        <w:t xml:space="preserve">#29  </w:t>
-      </w:r>
-      <w:r>
-        <w:rPr>
-          <w:b w:val="0"/>
-          <w:i w:val="0"/>
-        </w:rPr>
-        <w:t>of protein flour a day, as much as 600 hectares of soybeans</w:t>
-      </w:r>
-    </w:p>
-    <w:p>
-      <w:r>
-        <w:rPr>
-          <w:b/>
-          <w:color w:val="4A7FC1"/>
-        </w:rPr>
-        <w:t xml:space="preserve">#30  </w:t>
-      </w:r>
-      <w:r>
-        <w:rPr>
-          <w:b/>
-          <w:i w:val="0"/>
-        </w:rPr>
-        <w:t>30 days</w:t>
-      </w:r>
-    </w:p>
-    <w:p>
-      <w:r>
-        <w:rPr>
-          <w:b/>
-          <w:color w:val="4A7FC1"/>
-        </w:rPr>
-        <w:t xml:space="preserve">#31  </w:t>
-      </w:r>
-      <w:r>
-        <w:rPr>
-          <w:b w:val="0"/>
-          <w:i w:val="0"/>
-        </w:rPr>
-        <w:t>of meals and water for everyone in the Food Reserve Bunker</w:t>
+        <w:t>Melting 3,000 t of snow a day takes about 13 MW, inside the 14 MW of spare fusion heat. Starch from CO₂ is still lab-scale [7].</w:t>
       </w:r>
     </w:p>
     <w:p>
@@ -4850,7 +4825,7 @@
           <w:b/>
           <w:i w:val="0"/>
         </w:rPr>
-        <w:t>SIGNATURE DISTRICT 3 · MOUNT AURORA GEOTHERMAL SPA RESORT</w:t>
+        <w:t>SIGNATURE DISTRICT 3 · MOUNT AURORA</w:t>
       </w:r>
     </w:p>
     <w:p>
@@ -4866,7 +4841,16 @@
           <w:b/>
           <w:i w:val="0"/>
         </w:rPr>
-        <w:t>A Warm Heart Inside the Ice</w:t>
+        <w:t>A Snow Mountain</w:t>
+      </w:r>
+    </w:p>
+    <w:p>
+      <w:r>
+        <w:rPr>
+          <w:b/>
+          <w:i w:val="0"/>
+        </w:rPr>
+        <w:t>You Can Walk Inside</w:t>
       </w:r>
     </w:p>
     <w:p>
@@ -4882,7 +4866,7 @@
           <w:b w:val="0"/>
           <w:i/>
         </w:rPr>
-        <w:t>Inside a 35-metre snow peak shaped like Nepal’s Ama Dablam, four geothermal spa levels stay at 28 °C all winter.</w:t>
+        <w:t>Our big idea: the mountain is the building. Inside a 35-metre snow peak shaped like Nepal’s Ama Dablam, a whole leisure world stays at 28 °C all winter.</w:t>
       </w:r>
     </w:p>
     <w:p>
@@ -5026,7 +5010,7 @@
           <w:b/>
           <w:i w:val="0"/>
         </w:rPr>
-        <w:t>40 °C</w:t>
+        <w:t>WHERE THE WORLD IS TODAY</w:t>
       </w:r>
     </w:p>
     <w:p>
@@ -5042,7 +5026,7 @@
           <w:b w:val="0"/>
           <w:i w:val="0"/>
         </w:rPr>
-        <w:t>Mineral Lake spring</w:t>
+        <w:t>Iceland’s Blue Lagoon bathes visitors in 37–39 °C water from a geothermal power plant [9], and Switzerland’s Therme Vals is cut into a hillside [10]. Mount Aurora goes further: the whole snow peak becomes the building.</w:t>
       </w:r>
     </w:p>
     <w:p>
@@ -5052,6 +5036,54 @@
           <w:color w:val="4A7FC1"/>
         </w:rPr>
         <w:t xml:space="preserve">#3  </w:t>
+      </w:r>
+      <w:r>
+        <w:rPr>
+          <w:b/>
+          <w:i w:val="0"/>
+        </w:rPr>
+        <w:t>REALITY CHECK</w:t>
+      </w:r>
+    </w:p>
+    <w:p>
+      <w:r>
+        <w:rPr>
+          <w:b/>
+          <w:color w:val="4A7FC1"/>
+        </w:rPr>
+        <w:t xml:space="preserve">#4  </w:t>
+      </w:r>
+      <w:r>
+        <w:rPr>
+          <w:b/>
+          <w:i w:val="0"/>
+        </w:rPr>
+        <w:t>73 °C apart</w:t>
+      </w:r>
+    </w:p>
+    <w:p>
+      <w:r>
+        <w:rPr>
+          <w:b/>
+          <w:color w:val="4A7FC1"/>
+        </w:rPr>
+        <w:t xml:space="preserve">#5  </w:t>
+      </w:r>
+      <w:r>
+        <w:rPr>
+          <w:b w:val="0"/>
+          <w:i w:val="0"/>
+        </w:rPr>
+        <w:t>An insulated rock shell holds 28 °C inside at −45 °C outside. It needs a hot spring below, to be confirmed by drilling, and thermosyphons like the Trans-Alaska Pipeline’s [14] keep the ground frozen.</w:t>
+      </w:r>
+    </w:p>
+    <w:p>
+      <w:r>
+        <w:rPr>
+          <w:b/>
+          <w:color w:val="4A7FC1"/>
+        </w:rPr>
+        <w:t xml:space="preserve">#6  </w:t>
       </w:r>
       <w:r>
         <w:rPr>
@@ -5294,7 +5326,14 @@
           <w:b/>
           <w:i w:val="0"/>
         </w:rPr>
-        <w:t>28 °C</w:t>
+        <w:t xml:space="preserve">ALSO A SHELTER  </w:t>
+      </w:r>
+      <w:r>
+        <w:rPr>
+          <w:b w:val="0"/>
+          <w:i w:val="0"/>
+        </w:rPr>
+        <w:t>In a disaster, the mountain becomes a warm refuge for up to 1,000 people: geothermal heat, mineral water and the food reserve keep it running even if the city’s power fails.</w:t>
       </w:r>
     </w:p>
     <w:p>
@@ -5304,182 +5343,6 @@
           <w:color w:val="4A7FC1"/>
         </w:rPr>
         <w:t xml:space="preserve">#13  </w:t>
-      </w:r>
-      <w:r>
-        <w:rPr>
-          <w:b w:val="0"/>
-          <w:i w:val="0"/>
-        </w:rPr>
-        <w:t>inside the spa</w:t>
-      </w:r>
-    </w:p>
-    <w:p>
-      <w:r>
-        <w:rPr>
-          <w:b/>
-          <w:color w:val="4A7FC1"/>
-        </w:rPr>
-        <w:t xml:space="preserve">#14  </w:t>
-      </w:r>
-      <w:r>
-        <w:rPr>
-          <w:b/>
-          <w:i w:val="0"/>
-        </w:rPr>
-        <w:t>40 °C</w:t>
-      </w:r>
-    </w:p>
-    <w:p>
-      <w:r>
-        <w:rPr>
-          <w:b/>
-          <w:color w:val="4A7FC1"/>
-        </w:rPr>
-        <w:t xml:space="preserve">#15  </w:t>
-      </w:r>
-      <w:r>
-        <w:rPr>
-          <w:b w:val="0"/>
-          <w:i w:val="0"/>
-        </w:rPr>
-        <w:t>Mineral Lake spring</w:t>
-      </w:r>
-    </w:p>
-    <w:p>
-      <w:r>
-        <w:rPr>
-          <w:b/>
-          <w:color w:val="4A7FC1"/>
-        </w:rPr>
-        <w:t xml:space="preserve">#16  </w:t>
-      </w:r>
-      <w:r>
-        <w:rPr>
-          <w:b/>
-          <w:i w:val="0"/>
-        </w:rPr>
-        <w:t>39 °C</w:t>
-      </w:r>
-    </w:p>
-    <w:p>
-      <w:r>
-        <w:rPr>
-          <w:b/>
-          <w:color w:val="4A7FC1"/>
-        </w:rPr>
-        <w:t xml:space="preserve">#17  </w:t>
-      </w:r>
-      <w:r>
-        <w:rPr>
-          <w:b w:val="0"/>
-          <w:i w:val="0"/>
-        </w:rPr>
-        <w:t>volcanic mud</w:t>
-      </w:r>
-    </w:p>
-    <w:p>
-      <w:r>
-        <w:rPr>
-          <w:b/>
-          <w:color w:val="4A7FC1"/>
-        </w:rPr>
-        <w:t xml:space="preserve">#18  </w:t>
-      </w:r>
-      <w:r>
-        <w:rPr>
-          <w:b/>
-          <w:i w:val="0"/>
-        </w:rPr>
-        <w:t>75 °C</w:t>
-      </w:r>
-    </w:p>
-    <w:p>
-      <w:r>
-        <w:rPr>
-          <w:b/>
-          <w:color w:val="4A7FC1"/>
-        </w:rPr>
-        <w:t xml:space="preserve">#19  </w:t>
-      </w:r>
-      <w:r>
-        <w:rPr>
-          <w:b w:val="0"/>
-          <w:i w:val="0"/>
-        </w:rPr>
-        <w:t>salt sauna</w:t>
-      </w:r>
-    </w:p>
-    <w:p>
-      <w:r>
-        <w:rPr>
-          <w:b/>
-          <w:color w:val="4A7FC1"/>
-        </w:rPr>
-        <w:t xml:space="preserve">#20  </w:t>
-      </w:r>
-      <w:r>
-        <w:rPr>
-          <w:b/>
-          <w:i w:val="0"/>
-        </w:rPr>
-        <w:t>35 °C</w:t>
-      </w:r>
-    </w:p>
-    <w:p>
-      <w:r>
-        <w:rPr>
-          <w:b/>
-          <w:color w:val="4A7FC1"/>
-        </w:rPr>
-        <w:t xml:space="preserve">#21  </w:t>
-      </w:r>
-      <w:r>
-        <w:rPr>
-          <w:b w:val="0"/>
-          <w:i w:val="0"/>
-        </w:rPr>
-        <w:t>float pool</w:t>
-      </w:r>
-    </w:p>
-    <w:p>
-      <w:r>
-        <w:rPr>
-          <w:b/>
-          <w:color w:val="4A7FC1"/>
-        </w:rPr>
-        <w:t xml:space="preserve">#22  </w:t>
-      </w:r>
-      <w:r>
-        <w:rPr>
-          <w:b/>
-          <w:i w:val="0"/>
-        </w:rPr>
-        <w:t>38 °C</w:t>
-      </w:r>
-    </w:p>
-    <w:p>
-      <w:r>
-        <w:rPr>
-          <w:b/>
-          <w:color w:val="4A7FC1"/>
-        </w:rPr>
-        <w:t xml:space="preserve">#23  </w:t>
-      </w:r>
-      <w:r>
-        <w:rPr>
-          <w:b w:val="0"/>
-          <w:i w:val="0"/>
-        </w:rPr>
-        <w:t>Aurora Lagoon</w:t>
-      </w:r>
-    </w:p>
-    <w:p>
-      <w:r>
-        <w:rPr>
-          <w:b/>
-          <w:color w:val="4A7FC1"/>
-        </w:rPr>
-        <w:t xml:space="preserve">#24  </w:t>
       </w:r>
       <w:r>
         <w:rPr>
@@ -5510,7 +5373,7 @@
           <w:b/>
           <w:i w:val="0"/>
         </w:rPr>
-        <w:t>SIGNATURE INNOVATIONS AT A GLANCE</w:t>
+        <w:t>OUR ECO-POLIS MODEL</w:t>
       </w:r>
     </w:p>
     <w:p>
@@ -5526,7 +5389,7 @@
           <w:b/>
           <w:i w:val="0"/>
         </w:rPr>
-        <w:t>Three Breakthroughs, Checked</w:t>
+        <w:t>Built by Us</w:t>
       </w:r>
     </w:p>
     <w:p>
@@ -5542,7 +5405,7 @@
           <w:b w:val="0"/>
           <w:i/>
         </w:rPr>
-        <w:t>For each idea: the problem it solves, how it works, what is new compared with today’s technology, the science and maths behind it, how realistic it is, and what it changes.</w:t>
+        <w:t>Before any picture in this magazine, we built Aurora Haven ourselves in the Eco-Polis Builder: 241 named places, each with its own purpose and special features.</w:t>
       </w:r>
     </w:p>
     <w:p>
@@ -5555,10 +5418,10 @@
       </w:r>
       <w:r>
         <w:rPr>
-          <w:b/>
-          <w:i w:val="0"/>
-        </w:rPr>
-        <w:t>1 · Fusion Power Station</w:t>
+          <w:b w:val="0"/>
+          <w:i/>
+        </w:rPr>
+        <w:t>The whole city in our Eco-Polis model.</w:t>
       </w:r>
     </w:p>
     <w:p>
@@ -5571,10 +5434,10 @@
       </w:r>
       <w:r>
         <w:rPr>
-          <w:b/>
-          <w:i w:val="0"/>
-        </w:rPr>
-        <w:t>2 · Snow-to-Food &amp; Water Plant</w:t>
+          <w:b w:val="0"/>
+          <w:i/>
+        </w:rPr>
+        <w:t>Fusion Power Station</w:t>
       </w:r>
     </w:p>
     <w:p>
@@ -5587,10 +5450,10 @@
       </w:r>
       <w:r>
         <w:rPr>
-          <w:b/>
-          <w:i w:val="0"/>
-        </w:rPr>
-        <w:t>3 · Mount Aurora Spa</w:t>
+          <w:b w:val="0"/>
+          <w:i/>
+        </w:rPr>
+        <w:t>Snow-to-Food &amp; Water Plant</w:t>
       </w:r>
     </w:p>
     <w:p>
@@ -5603,10 +5466,10 @@
       </w:r>
       <w:r>
         <w:rPr>
-          <w:b/>
-          <w:i w:val="0"/>
-        </w:rPr>
-        <w:t>THE PROBLEM</w:t>
+          <w:b w:val="0"/>
+          <w:i/>
+        </w:rPr>
+        <w:t>Mount Aurora</w:t>
       </w:r>
     </w:p>
     <w:p>
@@ -5620,9 +5483,9 @@
       <w:r>
         <w:rPr>
           <w:b w:val="0"/>
-          <w:i w:val="0"/>
-        </w:rPr>
-        <w:t>Two months without sun and winters of −45 °C. The city needs steady, zero-carbon heat and power every hour of the year.</w:t>
+          <w:i/>
+        </w:rPr>
+        <w:t>Downtown</w:t>
       </w:r>
     </w:p>
     <w:p>
@@ -5635,346 +5498,161 @@
       </w:r>
       <w:r>
         <w:rPr>
+          <w:b/>
+          <w:i w:val="0"/>
+        </w:rPr>
+        <w:t>1 · Download our map</w:t>
+      </w:r>
+    </w:p>
+    <w:p>
+      <w:r>
+        <w:rPr>
+          <w:b/>
+          <w:color w:val="4A7FC1"/>
+        </w:rPr>
+        <w:t xml:space="preserve">#10  </w:t>
+      </w:r>
+      <w:r>
+        <w:rPr>
           <w:b w:val="0"/>
           <w:i w:val="0"/>
         </w:rPr>
-        <w:t>No farmland, and in deep winter supplies can only arrive by air. How do 45,000 people get water and food?</w:t>
-      </w:r>
-    </w:p>
-    <w:p>
-      <w:r>
-        <w:rPr>
-          <w:b/>
-          <w:color w:val="4A7FC1"/>
-        </w:rPr>
-        <w:t xml:space="preserve">#10  </w:t>
+        <w:t>Aurora_Haven.json</w:t>
+      </w:r>
+    </w:p>
+    <w:p>
+      <w:r>
+        <w:rPr>
+          <w:b/>
+          <w:color w:val="4A7FC1"/>
+        </w:rPr>
+        <w:t xml:space="preserve">#11  </w:t>
+      </w:r>
+      <w:r>
+        <w:rPr>
+          <w:b/>
+          <w:i w:val="0"/>
+        </w:rPr>
+        <w:t>2 · Open Eco-Polis</w:t>
+      </w:r>
+    </w:p>
+    <w:p>
+      <w:r>
+        <w:rPr>
+          <w:b/>
+          <w:color w:val="4A7FC1"/>
+        </w:rPr>
+        <w:t xml:space="preserve">#12  </w:t>
       </w:r>
       <w:r>
         <w:rPr>
           <w:b w:val="0"/>
           <w:i w:val="0"/>
         </w:rPr>
-        <w:t>Months of darkness and cold keep people indoors, and a city needs a warm public place to rest, meet and shelter in a disaster.</w:t>
-      </w:r>
-    </w:p>
-    <w:p>
-      <w:r>
-        <w:rPr>
-          <w:b/>
-          <w:color w:val="4A7FC1"/>
-        </w:rPr>
-        <w:t xml:space="preserve">#11  </w:t>
-      </w:r>
-      <w:r>
-        <w:rPr>
-          <w:b/>
-          <w:i w:val="0"/>
-        </w:rPr>
-        <w:t>HOW IT WORKS</w:t>
-      </w:r>
-    </w:p>
-    <w:p>
-      <w:r>
-        <w:rPr>
-          <w:b/>
-          <w:color w:val="4A7FC1"/>
-        </w:rPr>
-        <w:t xml:space="preserve">#12  </w:t>
+        <w:t>ecopolis3d.netlify.app</w:t>
+      </w:r>
+    </w:p>
+    <w:p>
+      <w:r>
+        <w:rPr>
+          <w:b/>
+          <w:color w:val="4A7FC1"/>
+        </w:rPr>
+        <w:t xml:space="preserve">#13  </w:t>
+      </w:r>
+      <w:r>
+        <w:rPr>
+          <w:b/>
+          <w:i w:val="0"/>
+        </w:rPr>
+        <w:t>EXPLORE OUR 3D CITY</w:t>
+      </w:r>
+    </w:p>
+    <w:p>
+      <w:r>
+        <w:rPr>
+          <w:b/>
+          <w:color w:val="4A7FC1"/>
+        </w:rPr>
+        <w:t xml:space="preserve">#14  </w:t>
+      </w:r>
+      <w:r>
+        <w:rPr>
+          <w:b/>
+          <w:i w:val="0"/>
+        </w:rPr>
+        <w:t xml:space="preserve">1. </w:t>
       </w:r>
       <w:r>
         <w:rPr>
           <w:b w:val="0"/>
           <w:i w:val="0"/>
         </w:rPr>
-        <w:t>A compact D-T tokamak: superconducting magnets hold a 150-million-degree plasma. 800 MW of heat becomes 300 MW of electricity and 450 MW of district heat (page 16).</w:t>
-      </w:r>
-    </w:p>
-    <w:p>
-      <w:r>
-        <w:rPr>
-          <w:b/>
-          <w:color w:val="4A7FC1"/>
-        </w:rPr>
-        <w:t xml:space="preserve">#13  </w:t>
+        <w:t>Scan the first code to download our map file.</w:t>
+      </w:r>
+    </w:p>
+    <w:p>
+      <w:r>
+        <w:rPr>
+          <w:b/>
+          <w:i w:val="0"/>
+        </w:rPr>
+        <w:t xml:space="preserve">2. </w:t>
       </w:r>
       <w:r>
         <w:rPr>
           <w:b w:val="0"/>
           <w:i w:val="0"/>
         </w:rPr>
-        <w:t>Spare fusion heat melts 3,000 t of snow a day into drinking water. Electrolysis and air capture make hydrogen, oxygen and CO₂, which become starch, fats and microbial protein (page 18).</w:t>
-      </w:r>
-    </w:p>
-    <w:p>
-      <w:r>
-        <w:rPr>
-          <w:b/>
-          <w:color w:val="4A7FC1"/>
-        </w:rPr>
-        <w:t xml:space="preserve">#14  </w:t>
+        <w:t>Scan the second code to open the Eco-Polis Builder.</w:t>
+      </w:r>
+    </w:p>
+    <w:p>
+      <w:r>
+        <w:rPr>
+          <w:b/>
+          <w:i w:val="0"/>
+        </w:rPr>
+        <w:t xml:space="preserve">3. </w:t>
       </w:r>
       <w:r>
         <w:rPr>
           <w:b w:val="0"/>
           <w:i w:val="0"/>
         </w:rPr>
-        <w:t>A 40 °C geothermal spring fills a 7 × 13 m Mineral Lake inside an insulated rock shell that keeps four spa levels at 28 °C; the overflow feeds the 38 °C lagoon outside (page 22).</w:t>
-      </w:r>
-    </w:p>
-    <w:p>
-      <w:r>
-        <w:rPr>
-          <w:b/>
-          <w:color w:val="4A7FC1"/>
-        </w:rPr>
-        <w:t xml:space="preserve">#15  </w:t>
-      </w:r>
-      <w:r>
-        <w:rPr>
-          <w:b/>
-          <w:i w:val="0"/>
-        </w:rPr>
-        <w:t>WHAT IS NEW</w:t>
-      </w:r>
-    </w:p>
-    <w:p>
-      <w:r>
-        <w:rPr>
-          <w:b/>
-          <w:color w:val="4A7FC1"/>
-        </w:rPr>
-        <w:t xml:space="preserve">#16  </w:t>
+        <w:t>Click the Load button (folder icon) and choose Aurora_Haven.json.</w:t>
+      </w:r>
+    </w:p>
+    <w:p>
+      <w:r>
+        <w:rPr>
+          <w:b/>
+          <w:i w:val="0"/>
+        </w:rPr>
+        <w:t xml:space="preserve">4. </w:t>
       </w:r>
       <w:r>
         <w:rPr>
           <w:b w:val="0"/>
           <w:i w:val="0"/>
         </w:rPr>
-        <w:t>Fusion machines are still experiments: ITER plans its first D-T plasma in 2039 [4], and the compact SPARC tokamak aims for first plasma around 2027 [5]. Our idea: put one inside a city, so its waste heat warms homes and melts snow for food.</w:t>
-      </w:r>
-    </w:p>
-    <w:p>
-      <w:r>
-        <w:rPr>
-          <w:b/>
-          <w:color w:val="4A7FC1"/>
-        </w:rPr>
-        <w:t xml:space="preserve">#17  </w:t>
+        <w:t>Click Lock (View), then Full Screen.</w:t>
+      </w:r>
+    </w:p>
+    <w:p>
+      <w:r>
+        <w:rPr>
+          <w:b/>
+          <w:i w:val="0"/>
+        </w:rPr>
+        <w:t xml:space="preserve">5. </w:t>
       </w:r>
       <w:r>
         <w:rPr>
           <w:b w:val="0"/>
           <w:i w:val="0"/>
         </w:rPr>
-        <w:t>Each step exists alone: Solein protein from hydrogen-eating microbes has been made in Finland since 2024 [6], starch has been made from CO₂ in a lab [7], and direct air capture runs in Iceland [8]. Our idea: link them in one plant, run on heat that would be wasted.</w:t>
-      </w:r>
-    </w:p>
-    <w:p>
-      <w:r>
-        <w:rPr>
-          <w:b/>
-          <w:color w:val="4A7FC1"/>
-        </w:rPr>
-        <w:t xml:space="preserve">#18  </w:t>
-      </w:r>
-      <w:r>
-        <w:rPr>
-          <w:b w:val="0"/>
-          <w:i w:val="0"/>
-        </w:rPr>
-        <w:t>Iceland’s Blue Lagoon bathes visitors in 37–39 °C water from a geothermal power plant [9], and Switzerland’s Therme Vals is built into a hillside [10]. Our idea: a whole spa inside a snow peak that doubles as a warm refuge for 1,000 people.</w:t>
-      </w:r>
-    </w:p>
-    <w:p>
-      <w:r>
-        <w:rPr>
-          <w:b/>
-          <w:color w:val="4A7FC1"/>
-        </w:rPr>
-        <w:t xml:space="preserve">#19  </w:t>
-      </w:r>
-      <w:r>
-        <w:rPr>
-          <w:b/>
-          <w:i w:val="0"/>
-        </w:rPr>
-        <w:t>STEAM CHECK</w:t>
-      </w:r>
-    </w:p>
-    <w:p>
-      <w:r>
-        <w:rPr>
-          <w:b/>
-          <w:color w:val="4A7FC1"/>
-        </w:rPr>
-        <w:t xml:space="preserve">#20  </w:t>
-      </w:r>
-      <w:r>
-        <w:rPr>
-          <w:b w:val="0"/>
-          <w:i w:val="0"/>
-        </w:rPr>
-        <w:t>Maths: 800 MW for a day is 6.9 × 10¹³ J. One kilogram of D-T fuel releases about 3.4 × 10¹⁴ J, so the plasma burns about 0.2 kg a day; heat from the lithium blanket brings this close to our 170 g. Useful energy: (300 + 450) ÷ 800 ≈ 94%.</w:t>
-      </w:r>
-    </w:p>
-    <w:p>
-      <w:r>
-        <w:rPr>
-          <w:b/>
-          <w:color w:val="4A7FC1"/>
-        </w:rPr>
-        <w:t xml:space="preserve">#21  </w:t>
-      </w:r>
-      <w:r>
-        <w:rPr>
-          <w:b w:val="0"/>
-          <w:i w:val="0"/>
-        </w:rPr>
-        <w:t>Physics: melting ice takes 334 kJ/kg, so 3,000 t a day needs about 1.0 × 10¹² J, or 11.6 MW; warming the snow from −20 °C adds about 1.5 MW. Total ≈ 13 MW, inside the 14 MW of spare fusion heat. 2,500 m³ a day is 55 L per person.</w:t>
-      </w:r>
-    </w:p>
-    <w:p>
-      <w:r>
-        <w:rPr>
-          <w:b/>
-          <w:color w:val="4A7FC1"/>
-        </w:rPr>
-        <w:t xml:space="preserve">#22  </w:t>
-      </w:r>
-      <w:r>
-        <w:rPr>
-          <w:b w:val="0"/>
-          <w:i w:val="0"/>
-        </w:rPr>
-        <w:t>Engineering: the shell holds a 73 °C difference, −45 °C outside and 28 °C inside. Science: the water is used twice, 40 °C in the lake, then 38 °C in the lagoon, before it returns to the geothermal loop. Arts: the peak’s shape comes from Nepal’s Ama Dablam.</w:t>
-      </w:r>
-    </w:p>
-    <w:p>
-      <w:r>
-        <w:rPr>
-          <w:b/>
-          <w:color w:val="4A7FC1"/>
-        </w:rPr>
-        <w:t xml:space="preserve">#23  </w:t>
-      </w:r>
-      <w:r>
-        <w:rPr>
-          <w:b/>
-          <w:i w:val="0"/>
-        </w:rPr>
-        <w:t>FEASIBILITY &amp; LIMITS</w:t>
-      </w:r>
-    </w:p>
-    <w:p>
-      <w:r>
-        <w:rPr>
-          <w:b/>
-          <w:color w:val="4A7FC1"/>
-        </w:rPr>
-        <w:t xml:space="preserve">#24  </w:t>
-      </w:r>
-      <w:r>
-        <w:rPr>
-          <w:b w:val="0"/>
-          <w:i w:val="0"/>
-        </w:rPr>
-        <w:t>A future concept: no fusion plant sells power today, and breeding tritium at scale is still unproven [11]. Costs are huge: ITER alone is estimated at €18–22 billion to first plasma [12]. Plan B: the geothermal plant and a 12-hour heat tank.</w:t>
-      </w:r>
-    </w:p>
-    <w:p>
-      <w:r>
-        <w:rPr>
-          <w:b/>
-          <w:color w:val="4A7FC1"/>
-        </w:rPr>
-        <w:t xml:space="preserve">#25  </w:t>
-      </w:r>
-      <w:r>
-        <w:rPr>
-          <w:b w:val="0"/>
-          <w:i w:val="0"/>
-        </w:rPr>
-        <w:t>Possible in parts today, hard at city scale: Solar Foods’ first factory makes up to 160 t a year [6], CO₂-to-starch is still lab-scale, and direct air capture is energy-hungry and costly [13]. New foods need safety approval and people’s trust.</w:t>
-      </w:r>
-    </w:p>
-    <w:p>
-      <w:r>
-        <w:rPr>
-          <w:b/>
-          <w:color w:val="4A7FC1"/>
-        </w:rPr>
-        <w:t xml:space="preserve">#26  </w:t>
-      </w:r>
-      <w:r>
-        <w:rPr>
-          <w:b w:val="0"/>
-          <w:i w:val="0"/>
-        </w:rPr>
-        <w:t>Needs a hot geothermal source under the site, to be confirmed by drilling. Building inside a frozen mountain is costly, and no heat may reach the permafrost: thermosyphons like those on the Trans-Alaska Pipeline [14] keep the ground frozen.</w:t>
-      </w:r>
-    </w:p>
-    <w:p>
-      <w:r>
-        <w:rPr>
-          <w:b/>
-          <w:color w:val="4A7FC1"/>
-        </w:rPr>
-        <w:t xml:space="preserve">#27  </w:t>
-      </w:r>
-      <w:r>
-        <w:rPr>
-          <w:b/>
-          <w:i w:val="0"/>
-        </w:rPr>
-        <w:t>IMPACT</w:t>
-      </w:r>
-    </w:p>
-    <w:p>
-      <w:r>
-        <w:rPr>
-          <w:b/>
-          <w:color w:val="4A7FC1"/>
-        </w:rPr>
-        <w:t xml:space="preserve">#28  </w:t>
-      </w:r>
-      <w:r>
-        <w:rPr>
-          <w:b w:val="0"/>
-          <w:i w:val="0"/>
-        </w:rPr>
-        <w:t>Zero-carbon heat and power for 45,000 people, no fuel deliveries, helium for the hospital’s MRI scanners, and a converter that turns about 20 t of rubbish a day into gas and paving.</w:t>
-      </w:r>
-    </w:p>
-    <w:p>
-      <w:r>
-        <w:rPr>
-          <w:b/>
-          <w:color w:val="4A7FC1"/>
-        </w:rPr>
-        <w:t xml:space="preserve">#29  </w:t>
-      </w:r>
-      <w:r>
-        <w:rPr>
-          <w:b w:val="0"/>
-          <w:i w:val="0"/>
-        </w:rPr>
-        <w:t>All tap water and about half of the protein made locally, about 20 t of CO₂ taken from the air every day, fewer cargo flights, and a 30-day food reserve.</w:t>
-      </w:r>
-    </w:p>
-    <w:p>
-      <w:r>
-        <w:rPr>
-          <w:b/>
-          <w:color w:val="4A7FC1"/>
-        </w:rPr>
-        <w:t xml:space="preserve">#30  </w:t>
-      </w:r>
-      <w:r>
-        <w:rPr>
-          <w:b w:val="0"/>
-          <w:i w:val="0"/>
-        </w:rPr>
-        <w:t>Rest and health through the polar night, tourism and jobs, cafés serving food from the plant, and shelter for up to 1,000 people in an emergency.</w:t>
+        <w:t>Drag to turn, scroll to zoom, and click a building to read about it.</w:t>
       </w:r>
     </w:p>
     <w:p>
@@ -6735,7 +6413,7 @@
           <w:b/>
           <w:i w:val="0"/>
         </w:rPr>
-        <w:t>900</w:t>
+        <w:t>5,000</w:t>
       </w:r>
     </w:p>
     <w:p>
@@ -6751,71 +6429,7 @@
           <w:b w:val="0"/>
           <w:i w:val="0"/>
         </w:rPr>
-        <w:t>pupils at Northern Lights School</w:t>
-      </w:r>
-    </w:p>
-    <w:p>
-      <w:r>
-        <w:rPr>
-          <w:b/>
-          <w:color w:val="4A7FC1"/>
-        </w:rPr>
-        <w:t xml:space="preserve">#19  </w:t>
-      </w:r>
-      <w:r>
-        <w:rPr>
-          <w:b/>
-          <w:i w:val="0"/>
-        </w:rPr>
-        <w:t>5,000</w:t>
-      </w:r>
-    </w:p>
-    <w:p>
-      <w:r>
-        <w:rPr>
-          <w:b/>
-          <w:color w:val="4A7FC1"/>
-        </w:rPr>
-        <w:t xml:space="preserve">#20  </w:t>
-      </w:r>
-      <w:r>
-        <w:rPr>
-          <w:b w:val="0"/>
-          <w:i w:val="0"/>
-        </w:rPr>
         <w:t>students at Arctic University</w:t>
-      </w:r>
-    </w:p>
-    <w:p>
-      <w:r>
-        <w:rPr>
-          <w:b/>
-          <w:color w:val="4A7FC1"/>
-        </w:rPr>
-        <w:t xml:space="preserve">#21  </w:t>
-      </w:r>
-      <w:r>
-        <w:rPr>
-          <w:b/>
-          <w:i w:val="0"/>
-        </w:rPr>
-        <w:t>8,000</w:t>
-      </w:r>
-    </w:p>
-    <w:p>
-      <w:r>
-        <w:rPr>
-          <w:b/>
-          <w:color w:val="4A7FC1"/>
-        </w:rPr>
-        <w:t xml:space="preserve">#22  </w:t>
-      </w:r>
-      <w:r>
-        <w:rPr>
-          <w:b w:val="0"/>
-          <w:i w:val="0"/>
-        </w:rPr>
-        <w:t>seats in the Snow Stadium</w:t>
       </w:r>
     </w:p>
     <w:p>
@@ -7359,7 +6973,7 @@
           <w:b w:val="0"/>
           <w:i/>
         </w:rPr>
-        <w:t>The sun disappears for two months, so the city uses sources that cover for each other.</w:t>
+        <w:t>Wind and sun start the city’s own sun. Once fusion is running, they step back and stand guard.</w:t>
       </w:r>
     </w:p>
     <w:p>
@@ -7375,7 +6989,7 @@
           <w:b/>
           <w:i w:val="0"/>
         </w:rPr>
-        <w:t>Steady</w:t>
+        <w:t>1 · START-UP</w:t>
       </w:r>
     </w:p>
     <w:p>
@@ -7391,7 +7005,7 @@
           <w:b/>
           <w:i w:val="0"/>
         </w:rPr>
-        <w:t>Fusion</w:t>
+        <w:t>200 MWh</w:t>
       </w:r>
     </w:p>
     <w:p>
@@ -7407,7 +7021,7 @@
           <w:b w:val="0"/>
           <w:i w:val="0"/>
         </w:rPr>
-        <w:t>Steady power and heat all year, even in total darkness.</w:t>
+        <w:t>The Ice-Proof Wind Farm (60 MW) and the Bifacial Solar Farm fill the battery bank, which gives the big burst of power that starts the reactor’s magnets and heaters. The panels also catch light off the snow: tests in snowy Canada found about +19% [17].</w:t>
       </w:r>
     </w:p>
     <w:p>
@@ -7423,7 +7037,7 @@
           <w:b/>
           <w:i w:val="0"/>
         </w:rPr>
-        <w:t>60 MW</w:t>
+        <w:t>2 · RUNNING</w:t>
       </w:r>
     </w:p>
     <w:p>
@@ -7439,7 +7053,7 @@
           <w:b/>
           <w:i w:val="0"/>
         </w:rPr>
-        <w:t>Ice-proof wind farm</w:t>
+        <w:t>300 + 450 MW</w:t>
       </w:r>
     </w:p>
     <w:p>
@@ -7455,7 +7069,7 @@
           <w:b w:val="0"/>
           <w:i w:val="0"/>
         </w:rPr>
-        <w:t>Heated blades keep turning in freezing fog; most power comes in stormy winter.</w:t>
+        <w:t>Once the plasma burns, the fusion station keeps itself going and gives the whole city electricity and heat, day and polar night.</w:t>
       </w:r>
     </w:p>
     <w:p>
@@ -7471,7 +7085,7 @@
           <w:b/>
           <w:i w:val="0"/>
         </w:rPr>
-        <w:t>+25%</w:t>
+        <w:t>3 · BACKUP</w:t>
       </w:r>
     </w:p>
     <w:p>
@@ -7487,7 +7101,7 @@
           <w:b/>
           <w:i w:val="0"/>
         </w:rPr>
-        <w:t>Bifacial solar farm</w:t>
+        <w:t>12 h</w:t>
       </w:r>
     </w:p>
     <w:p>
@@ -7503,151 +7117,7 @@
           <w:b w:val="0"/>
           <w:i w:val="0"/>
         </w:rPr>
-        <w:t>Snow reflects light onto the panel backs. We plan for +25%; tests in snowy Canada measured about +19% [17].</w:t>
-      </w:r>
-    </w:p>
-    <w:p>
-      <w:r>
-        <w:rPr>
-          <w:b/>
-          <w:color w:val="4A7FC1"/>
-        </w:rPr>
-        <w:t xml:space="preserve">#14  </w:t>
-      </w:r>
-      <w:r>
-        <w:rPr>
-          <w:b/>
-          <w:i w:val="0"/>
-        </w:rPr>
-        <w:t>24/7</w:t>
-      </w:r>
-    </w:p>
-    <w:p>
-      <w:r>
-        <w:rPr>
-          <w:b/>
-          <w:color w:val="4A7FC1"/>
-        </w:rPr>
-        <w:t xml:space="preserve">#15  </w:t>
-      </w:r>
-      <w:r>
-        <w:rPr>
-          <w:b/>
-          <w:i w:val="0"/>
-        </w:rPr>
-        <w:t>Geothermal plant</w:t>
-      </w:r>
-    </w:p>
-    <w:p>
-      <w:r>
-        <w:rPr>
-          <w:b/>
-          <w:color w:val="4A7FC1"/>
-        </w:rPr>
-        <w:t xml:space="preserve">#16  </w:t>
-      </w:r>
-      <w:r>
-        <w:rPr>
-          <w:b w:val="0"/>
-          <w:i w:val="0"/>
-        </w:rPr>
-        <w:t>Clean electricity and hot water around the clock, and the second heat source.</w:t>
-      </w:r>
-    </w:p>
-    <w:p>
-      <w:r>
-        <w:rPr>
-          <w:b/>
-          <w:color w:val="4A7FC1"/>
-        </w:rPr>
-        <w:t xml:space="preserve">#17  </w:t>
-      </w:r>
-      <w:r>
-        <w:rPr>
-          <w:b/>
-          <w:i w:val="0"/>
-        </w:rPr>
-        <w:t>200 MWh</w:t>
-      </w:r>
-    </w:p>
-    <w:p>
-      <w:r>
-        <w:rPr>
-          <w:b/>
-          <w:color w:val="4A7FC1"/>
-        </w:rPr>
-        <w:t xml:space="preserve">#18  </w:t>
-      </w:r>
-      <w:r>
-        <w:rPr>
-          <w:b/>
-          <w:i w:val="0"/>
-        </w:rPr>
-        <w:t>Battery bank</w:t>
-      </w:r>
-    </w:p>
-    <w:p>
-      <w:r>
-        <w:rPr>
-          <w:b/>
-          <w:color w:val="4A7FC1"/>
-        </w:rPr>
-        <w:t xml:space="preserve">#19  </w:t>
-      </w:r>
-      <w:r>
-        <w:rPr>
-          <w:b w:val="0"/>
-          <w:i w:val="0"/>
-        </w:rPr>
-        <w:t>Recycled car batteries store spare wind and solar power for calm, dark days.</w:t>
-      </w:r>
-    </w:p>
-    <w:p>
-      <w:r>
-        <w:rPr>
-          <w:b/>
-          <w:color w:val="4A7FC1"/>
-        </w:rPr>
-        <w:t xml:space="preserve">#20  </w:t>
-      </w:r>
-      <w:r>
-        <w:rPr>
-          <w:b/>
-          <w:i w:val="0"/>
-        </w:rPr>
-        <w:t>12 h</w:t>
-      </w:r>
-    </w:p>
-    <w:p>
-      <w:r>
-        <w:rPr>
-          <w:b/>
-          <w:color w:val="4A7FC1"/>
-        </w:rPr>
-        <w:t xml:space="preserve">#21  </w:t>
-      </w:r>
-      <w:r>
-        <w:rPr>
-          <w:b/>
-          <w:i w:val="0"/>
-        </w:rPr>
-        <w:t>Heat storage tank</w:t>
-      </w:r>
-    </w:p>
-    <w:p>
-      <w:r>
-        <w:rPr>
-          <w:b/>
-          <w:color w:val="4A7FC1"/>
-        </w:rPr>
-        <w:t xml:space="preserve">#22  </w:t>
-      </w:r>
-      <w:r>
-        <w:rPr>
-          <w:b w:val="0"/>
-          <w:i w:val="0"/>
-        </w:rPr>
-        <w:t>Keeps homes warm if a heat source stops, losing less than 1% of its heat a day.</w:t>
+        <w:t>If the reactor stops for repair, wind, sun, the batteries, the 24-hour geothermal plant and the 12-hour heat tank take over, so no home goes cold.</w:t>
       </w:r>
     </w:p>
     <w:p>
@@ -8530,7 +8000,7 @@
           <w:b/>
           <w:i w:val="0"/>
         </w:rPr>
-        <w:t>Users</w:t>
+        <w:t>Who rides</w:t>
       </w:r>
     </w:p>
     <w:p>
@@ -8562,7 +8032,7 @@
           <w:b/>
           <w:i w:val="0"/>
         </w:rPr>
-        <w:t>Capacity</w:t>
+        <w:t>How many</w:t>
       </w:r>
     </w:p>
     <w:p>
@@ -8594,7 +8064,7 @@
           <w:b/>
           <w:i w:val="0"/>
         </w:rPr>
-        <w:t>Safety</w:t>
+        <w:t>Safe in a storm</w:t>
       </w:r>
     </w:p>
     <w:p>
@@ -8626,7 +8096,7 @@
           <w:b/>
           <w:i w:val="0"/>
         </w:rPr>
-        <w:t>Energy</w:t>
+        <w:t>Powered by</w:t>
       </w:r>
     </w:p>
     <w:p>
@@ -8674,7 +8144,7 @@
           <w:b w:val="0"/>
           <w:i w:val="0"/>
         </w:rPr>
-        <w:t>Aurora Line trains at rush hour</w:t>
+        <w:t>between trains at rush hour</w:t>
       </w:r>
     </w:p>
     <w:p>
@@ -8690,7 +8160,7 @@
           <w:b/>
           <w:i w:val="0"/>
         </w:rPr>
-        <w:t>90 s</w:t>
+        <w:t>30%</w:t>
       </w:r>
     </w:p>
     <w:p>
@@ -8706,7 +8176,7 @@
           <w:b w:val="0"/>
           <w:i w:val="0"/>
         </w:rPr>
-        <w:t>Glacier Line after big stadium events</w:t>
+        <w:t>of train energy returned by braking</w:t>
       </w:r>
     </w:p>
     <w:p>
@@ -8722,7 +8192,7 @@
           <w:b/>
           <w:i w:val="0"/>
         </w:rPr>
-        <w:t>30%</w:t>
+        <w:t>2,800 m</w:t>
       </w:r>
     </w:p>
     <w:p>
@@ -8738,71 +8208,7 @@
           <w:b w:val="0"/>
           <w:i w:val="0"/>
         </w:rPr>
-        <w:t>of train energy returned by braking</w:t>
-      </w:r>
-    </w:p>
-    <w:p>
-      <w:r>
-        <w:rPr>
-          <w:b/>
-          <w:color w:val="4A7FC1"/>
-        </w:rPr>
-        <w:t xml:space="preserve">#22  </w:t>
-      </w:r>
-      <w:r>
-        <w:rPr>
-          <w:b/>
-          <w:i w:val="0"/>
-        </w:rPr>
-        <w:t>2,800 m</w:t>
-      </w:r>
-    </w:p>
-    <w:p>
-      <w:r>
-        <w:rPr>
-          <w:b/>
-          <w:color w:val="4A7FC1"/>
-        </w:rPr>
-        <w:t xml:space="preserve">#23  </w:t>
-      </w:r>
-      <w:r>
-        <w:rPr>
-          <w:b w:val="0"/>
-          <w:i w:val="0"/>
-        </w:rPr>
         <w:t>heated airport runway</w:t>
-      </w:r>
-    </w:p>
-    <w:p>
-      <w:r>
-        <w:rPr>
-          <w:b/>
-          <w:color w:val="4A7FC1"/>
-        </w:rPr>
-        <w:t xml:space="preserve">#24  </w:t>
-      </w:r>
-      <w:r>
-        <w:rPr>
-          <w:b/>
-          <w:i w:val="0"/>
-        </w:rPr>
-        <w:t>20 km/h</w:t>
-      </w:r>
-    </w:p>
-    <w:p>
-      <w:r>
-        <w:rPr>
-          <w:b/>
-          <w:color w:val="4A7FC1"/>
-        </w:rPr>
-        <w:t xml:space="preserve">#25  </w:t>
-      </w:r>
-      <w:r>
-        <w:rPr>
-          <w:b w:val="0"/>
-          <w:i w:val="0"/>
-        </w:rPr>
-        <w:t>downtown speed limit</w:t>
       </w:r>
     </w:p>
     <w:p>
@@ -9108,7 +8514,7 @@
           <w:b/>
           <w:i w:val="0"/>
         </w:rPr>
-        <w:t>4 min</w:t>
+        <w:t>30 days</w:t>
       </w:r>
     </w:p>
     <w:p>
@@ -9124,7 +8530,7 @@
           <w:b w:val="0"/>
           <w:i w:val="0"/>
         </w:rPr>
-        <w:t>to any downtown address</w:t>
+        <w:t>of supplies for every resident</w:t>
       </w:r>
     </w:p>
     <w:p>
@@ -9140,7 +8546,7 @@
           <w:b/>
           <w:i w:val="0"/>
         </w:rPr>
-        <w:t>10 min</w:t>
+        <w:t>48 h</w:t>
       </w:r>
     </w:p>
     <w:p>
@@ -9150,102 +8556,6 @@
           <w:color w:val="4A7FC1"/>
         </w:rPr>
         <w:t xml:space="preserve">#11  </w:t>
-      </w:r>
-      <w:r>
-        <w:rPr>
-          <w:b w:val="0"/>
-          <w:i w:val="0"/>
-        </w:rPr>
-        <w:t>for the rescue helicopter to be airborne</w:t>
-      </w:r>
-    </w:p>
-    <w:p>
-      <w:r>
-        <w:rPr>
-          <w:b/>
-          <w:color w:val="4A7FC1"/>
-        </w:rPr>
-        <w:t xml:space="preserve">#12  </w:t>
-      </w:r>
-      <w:r>
-        <w:rPr>
-          <w:b/>
-          <w:i w:val="0"/>
-        </w:rPr>
-        <w:t>4</w:t>
-      </w:r>
-    </w:p>
-    <w:p>
-      <w:r>
-        <w:rPr>
-          <w:b/>
-          <w:color w:val="4A7FC1"/>
-        </w:rPr>
-        <w:t xml:space="preserve">#13  </w:t>
-      </w:r>
-      <w:r>
-        <w:rPr>
-          <w:b w:val="0"/>
-          <w:i w:val="0"/>
-        </w:rPr>
-        <w:t>underground shelters</w:t>
-      </w:r>
-    </w:p>
-    <w:p>
-      <w:r>
-        <w:rPr>
-          <w:b/>
-          <w:color w:val="4A7FC1"/>
-        </w:rPr>
-        <w:t xml:space="preserve">#14  </w:t>
-      </w:r>
-      <w:r>
-        <w:rPr>
-          <w:b/>
-          <w:i w:val="0"/>
-        </w:rPr>
-        <w:t>30 days</w:t>
-      </w:r>
-    </w:p>
-    <w:p>
-      <w:r>
-        <w:rPr>
-          <w:b/>
-          <w:color w:val="4A7FC1"/>
-        </w:rPr>
-        <w:t xml:space="preserve">#15  </w:t>
-      </w:r>
-      <w:r>
-        <w:rPr>
-          <w:b w:val="0"/>
-          <w:i w:val="0"/>
-        </w:rPr>
-        <w:t>of supplies for every resident</w:t>
-      </w:r>
-    </w:p>
-    <w:p>
-      <w:r>
-        <w:rPr>
-          <w:b/>
-          <w:color w:val="4A7FC1"/>
-        </w:rPr>
-        <w:t xml:space="preserve">#16  </w:t>
-      </w:r>
-      <w:r>
-        <w:rPr>
-          <w:b/>
-          <w:i w:val="0"/>
-        </w:rPr>
-        <w:t>48 h</w:t>
-      </w:r>
-    </w:p>
-    <w:p>
-      <w:r>
-        <w:rPr>
-          <w:b/>
-          <w:color w:val="4A7FC1"/>
-        </w:rPr>
-        <w:t xml:space="preserve">#17  </w:t>
       </w:r>
       <w:r>
         <w:rPr>
@@ -12613,7 +11923,7 @@
           <w:b/>
           <w:i w:val="0"/>
         </w:rPr>
-        <w:t>KEY FIGURES</w:t>
+        <w:t>A DAY IN AURORA HAVEN · AN IMAGINED STORY</w:t>
       </w:r>
     </w:p>
     <w:p>
@@ -12629,7 +11939,7 @@
           <w:b/>
           <w:i w:val="0"/>
         </w:rPr>
-        <w:t>Aurora Haven by the Numbers</w:t>
+        <w:t>Through a Resident’s Eyes</w:t>
       </w:r>
     </w:p>
     <w:p>
@@ -12639,909 +11949,132 @@
           <w:color w:val="4A7FC1"/>
         </w:rPr>
         <w:t xml:space="preserve">#3  </w:t>
-      </w:r>
-      <w:r>
-        <w:rPr>
-          <w:b/>
-          <w:i w:val="0"/>
-        </w:rPr>
-        <w:t>THE CITY</w:t>
-      </w:r>
-    </w:p>
-    <w:p>
-      <w:r>
-        <w:rPr>
-          <w:b/>
-          <w:color w:val="4A7FC1"/>
-        </w:rPr>
-        <w:t xml:space="preserve">#4  </w:t>
-      </w:r>
-      <w:r>
-        <w:rPr>
-          <w:b/>
-          <w:i w:val="0"/>
-        </w:rPr>
-        <w:t>45,000</w:t>
-      </w:r>
-    </w:p>
-    <w:p>
-      <w:r>
-        <w:rPr>
-          <w:b/>
-          <w:color w:val="4A7FC1"/>
-        </w:rPr>
-        <w:t xml:space="preserve">#5  </w:t>
-      </w:r>
-      <w:r>
-        <w:rPr>
-          <w:b w:val="0"/>
-          <w:i w:val="0"/>
-        </w:rPr>
-        <w:t>residents</w:t>
-      </w:r>
-    </w:p>
-    <w:p>
-      <w:r>
-        <w:rPr>
-          <w:b/>
-          <w:color w:val="4A7FC1"/>
-        </w:rPr>
-        <w:t xml:space="preserve">#6  </w:t>
-      </w:r>
-      <w:r>
-        <w:rPr>
-          <w:b/>
-          <w:i w:val="0"/>
-        </w:rPr>
-        <w:t>9</w:t>
-      </w:r>
-    </w:p>
-    <w:p>
-      <w:r>
-        <w:rPr>
-          <w:b/>
-          <w:color w:val="4A7FC1"/>
-        </w:rPr>
-        <w:t xml:space="preserve">#7  </w:t>
-      </w:r>
-      <w:r>
-        <w:rPr>
-          <w:b w:val="0"/>
-          <w:i w:val="0"/>
-        </w:rPr>
-        <w:t>downtown blocks</w:t>
-      </w:r>
-    </w:p>
-    <w:p>
-      <w:r>
-        <w:rPr>
-          <w:b/>
-          <w:color w:val="4A7FC1"/>
-        </w:rPr>
-        <w:t xml:space="preserve">#8  </w:t>
-      </w:r>
-      <w:r>
-        <w:rPr>
-          <w:b/>
-          <w:i w:val="0"/>
-        </w:rPr>
-        <w:t>35</w:t>
-      </w:r>
-    </w:p>
-    <w:p>
-      <w:r>
-        <w:rPr>
-          <w:b/>
-          <w:color w:val="4A7FC1"/>
-        </w:rPr>
-        <w:t xml:space="preserve">#9  </w:t>
-      </w:r>
-      <w:r>
-        <w:rPr>
-          <w:b w:val="0"/>
-          <w:i w:val="0"/>
-        </w:rPr>
-        <w:t>key places</w:t>
-      </w:r>
-    </w:p>
-    <w:p>
-      <w:r>
-        <w:rPr>
-          <w:b/>
-          <w:color w:val="4A7FC1"/>
-        </w:rPr>
-        <w:t xml:space="preserve">#10  </w:t>
-      </w:r>
-      <w:r>
-        <w:rPr>
-          <w:b/>
-          <w:i w:val="0"/>
-        </w:rPr>
-        <w:t>CLIMATE</w:t>
-      </w:r>
-    </w:p>
-    <w:p>
-      <w:r>
-        <w:rPr>
-          <w:b/>
-          <w:color w:val="4A7FC1"/>
-        </w:rPr>
-        <w:t xml:space="preserve">#11  </w:t>
-      </w:r>
-      <w:r>
-        <w:rPr>
-          <w:b/>
-          <w:i w:val="0"/>
-        </w:rPr>
-        <w:t>−45 °C</w:t>
-      </w:r>
-    </w:p>
-    <w:p>
-      <w:r>
-        <w:rPr>
-          <w:b/>
-          <w:color w:val="4A7FC1"/>
-        </w:rPr>
-        <w:t xml:space="preserve">#12  </w:t>
-      </w:r>
-      <w:r>
-        <w:rPr>
-          <w:b w:val="0"/>
-          <w:i w:val="0"/>
-        </w:rPr>
-        <w:t>winter lows</w:t>
-      </w:r>
-    </w:p>
-    <w:p>
-      <w:r>
-        <w:rPr>
-          <w:b/>
-          <w:color w:val="4A7FC1"/>
-        </w:rPr>
-        <w:t xml:space="preserve">#13  </w:t>
-      </w:r>
-      <w:r>
-        <w:rPr>
-          <w:b/>
-          <w:i w:val="0"/>
-        </w:rPr>
-        <w:t>2 months</w:t>
-      </w:r>
-    </w:p>
-    <w:p>
-      <w:r>
-        <w:rPr>
-          <w:b/>
-          <w:color w:val="4A7FC1"/>
-        </w:rPr>
-        <w:t xml:space="preserve">#14  </w:t>
-      </w:r>
-      <w:r>
-        <w:rPr>
-          <w:b w:val="0"/>
-          <w:i w:val="0"/>
-        </w:rPr>
-        <w:t>of polar night</w:t>
-      </w:r>
-    </w:p>
-    <w:p>
-      <w:r>
-        <w:rPr>
-          <w:b/>
-          <w:color w:val="4A7FC1"/>
-        </w:rPr>
-        <w:t xml:space="preserve">#15  </w:t>
-      </w:r>
-      <w:r>
-        <w:rPr>
-          <w:b/>
-          <w:i w:val="0"/>
-        </w:rPr>
-        <w:t>120 km/h</w:t>
-      </w:r>
-    </w:p>
-    <w:p>
-      <w:r>
-        <w:rPr>
-          <w:b/>
-          <w:color w:val="4A7FC1"/>
-        </w:rPr>
-        <w:t xml:space="preserve">#16  </w:t>
-      </w:r>
-      <w:r>
-        <w:rPr>
-          <w:b w:val="0"/>
-          <w:i w:val="0"/>
-        </w:rPr>
-        <w:t>blizzards</w:t>
-      </w:r>
-    </w:p>
-    <w:p>
-      <w:r>
-        <w:rPr>
-          <w:b/>
-          <w:color w:val="4A7FC1"/>
-        </w:rPr>
-        <w:t xml:space="preserve">#17  </w:t>
-      </w:r>
-      <w:r>
-        <w:rPr>
-          <w:b/>
-          <w:i w:val="0"/>
-        </w:rPr>
-        <w:t>FUSION POWER STATION</w:t>
-      </w:r>
-    </w:p>
-    <w:p>
-      <w:r>
-        <w:rPr>
-          <w:b/>
-          <w:color w:val="4A7FC1"/>
-        </w:rPr>
-        <w:t xml:space="preserve">#18  </w:t>
-      </w:r>
-      <w:r>
-        <w:rPr>
-          <w:b/>
-          <w:i w:val="0"/>
-        </w:rPr>
-        <w:t>300 MW</w:t>
-      </w:r>
-    </w:p>
-    <w:p>
-      <w:r>
-        <w:rPr>
-          <w:b/>
-          <w:color w:val="4A7FC1"/>
-        </w:rPr>
-        <w:t xml:space="preserve">#19  </w:t>
-      </w:r>
-      <w:r>
-        <w:rPr>
-          <w:b w:val="0"/>
-          <w:i w:val="0"/>
-        </w:rPr>
-        <w:t>electricity</w:t>
-      </w:r>
-    </w:p>
-    <w:p>
-      <w:r>
-        <w:rPr>
-          <w:b/>
-          <w:color w:val="4A7FC1"/>
-        </w:rPr>
-        <w:t xml:space="preserve">#20  </w:t>
-      </w:r>
-      <w:r>
-        <w:rPr>
-          <w:b/>
-          <w:i w:val="0"/>
-        </w:rPr>
-        <w:t>450 MW</w:t>
-      </w:r>
-    </w:p>
-    <w:p>
-      <w:r>
-        <w:rPr>
-          <w:b/>
-          <w:color w:val="4A7FC1"/>
-        </w:rPr>
-        <w:t xml:space="preserve">#21  </w:t>
-      </w:r>
-      <w:r>
-        <w:rPr>
-          <w:b w:val="0"/>
-          <w:i w:val="0"/>
-        </w:rPr>
-        <w:t>district heat</w:t>
-      </w:r>
-    </w:p>
-    <w:p>
-      <w:r>
-        <w:rPr>
-          <w:b/>
-          <w:color w:val="4A7FC1"/>
-        </w:rPr>
-        <w:t xml:space="preserve">#22  </w:t>
-      </w:r>
-      <w:r>
-        <w:rPr>
-          <w:b/>
-          <w:i w:val="0"/>
-        </w:rPr>
-        <w:t>99.8%</w:t>
-      </w:r>
-    </w:p>
-    <w:p>
-      <w:r>
-        <w:rPr>
-          <w:b/>
-          <w:color w:val="4A7FC1"/>
-        </w:rPr>
-        <w:t xml:space="preserve">#23  </w:t>
-      </w:r>
-      <w:r>
-        <w:rPr>
-          <w:b w:val="0"/>
-          <w:i w:val="0"/>
-        </w:rPr>
-        <w:t>heavy-water purity</w:t>
-      </w:r>
-    </w:p>
-    <w:p>
-      <w:r>
-        <w:rPr>
-          <w:b/>
-          <w:color w:val="4A7FC1"/>
-        </w:rPr>
-        <w:t xml:space="preserve">#24  </w:t>
-      </w:r>
-      <w:r>
-        <w:rPr>
-          <w:b/>
-          <w:i w:val="0"/>
-        </w:rPr>
-        <w:t>SNOW-TO-FOOD &amp; WATER PLANT</w:t>
-      </w:r>
-    </w:p>
-    <w:p>
-      <w:r>
-        <w:rPr>
-          <w:b/>
-          <w:color w:val="4A7FC1"/>
-        </w:rPr>
-        <w:t xml:space="preserve">#25  </w:t>
-      </w:r>
-      <w:r>
-        <w:rPr>
-          <w:b/>
-          <w:i w:val="0"/>
-        </w:rPr>
-        <w:t>5 t</w:t>
-      </w:r>
-    </w:p>
-    <w:p>
-      <w:r>
-        <w:rPr>
-          <w:b/>
-          <w:color w:val="4A7FC1"/>
-        </w:rPr>
-        <w:t xml:space="preserve">#26  </w:t>
-      </w:r>
-      <w:r>
-        <w:rPr>
-          <w:b w:val="0"/>
-          <w:i w:val="0"/>
-        </w:rPr>
-        <w:t>hydrogen a day</w:t>
-      </w:r>
-    </w:p>
-    <w:p>
-      <w:r>
-        <w:rPr>
-          <w:b/>
-          <w:color w:val="4A7FC1"/>
-        </w:rPr>
-        <w:t xml:space="preserve">#27  </w:t>
-      </w:r>
-      <w:r>
-        <w:rPr>
-          <w:b/>
-          <w:i w:val="0"/>
-        </w:rPr>
-        <w:t>4 t</w:t>
-      </w:r>
-    </w:p>
-    <w:p>
-      <w:r>
-        <w:rPr>
-          <w:b/>
-          <w:color w:val="4A7FC1"/>
-        </w:rPr>
-        <w:t xml:space="preserve">#28  </w:t>
-      </w:r>
-      <w:r>
-        <w:rPr>
-          <w:b w:val="0"/>
-          <w:i w:val="0"/>
-        </w:rPr>
-        <w:t>starch a day</w:t>
-      </w:r>
-    </w:p>
-    <w:p>
-      <w:r>
-        <w:rPr>
-          <w:b/>
-          <w:color w:val="4A7FC1"/>
-        </w:rPr>
-        <w:t xml:space="preserve">#29  </w:t>
-      </w:r>
-      <w:r>
-        <w:rPr>
-          <w:b/>
-          <w:i w:val="0"/>
-        </w:rPr>
-        <w:t>1 t</w:t>
-      </w:r>
-    </w:p>
-    <w:p>
-      <w:r>
-        <w:rPr>
-          <w:b/>
-          <w:color w:val="4A7FC1"/>
-        </w:rPr>
-        <w:t xml:space="preserve">#30  </w:t>
-      </w:r>
-      <w:r>
-        <w:rPr>
-          <w:b w:val="0"/>
-          <w:i w:val="0"/>
-        </w:rPr>
-        <w:t>fat a day</w:t>
-      </w:r>
-    </w:p>
-    <w:p>
-      <w:r>
-        <w:rPr>
-          <w:b/>
-          <w:color w:val="4A7FC1"/>
-        </w:rPr>
-        <w:t xml:space="preserve">#31  </w:t>
-      </w:r>
-      <w:r>
-        <w:rPr>
-          <w:b/>
-          <w:i w:val="0"/>
-        </w:rPr>
-        <w:t>ENERGY AND STORAGE</w:t>
-      </w:r>
-    </w:p>
-    <w:p>
-      <w:r>
-        <w:rPr>
-          <w:b/>
-          <w:color w:val="4A7FC1"/>
-        </w:rPr>
-        <w:t xml:space="preserve">#32  </w:t>
-      </w:r>
-      <w:r>
-        <w:rPr>
-          <w:b/>
-          <w:i w:val="0"/>
-        </w:rPr>
-        <w:t>60 MW</w:t>
-      </w:r>
-    </w:p>
-    <w:p>
-      <w:r>
-        <w:rPr>
-          <w:b/>
-          <w:color w:val="4A7FC1"/>
-        </w:rPr>
-        <w:t xml:space="preserve">#33  </w:t>
-      </w:r>
-      <w:r>
-        <w:rPr>
-          <w:b w:val="0"/>
-          <w:i w:val="0"/>
-        </w:rPr>
-        <w:t>wind farm</w:t>
-      </w:r>
-    </w:p>
-    <w:p>
-      <w:r>
-        <w:rPr>
-          <w:b/>
-          <w:color w:val="4A7FC1"/>
-        </w:rPr>
-        <w:t xml:space="preserve">#34  </w:t>
-      </w:r>
-      <w:r>
-        <w:rPr>
-          <w:b/>
-          <w:i w:val="0"/>
-        </w:rPr>
-        <w:t>200 MWh</w:t>
-      </w:r>
-    </w:p>
-    <w:p>
-      <w:r>
-        <w:rPr>
-          <w:b/>
-          <w:color w:val="4A7FC1"/>
-        </w:rPr>
-        <w:t xml:space="preserve">#35  </w:t>
-      </w:r>
-      <w:r>
-        <w:rPr>
-          <w:b w:val="0"/>
-          <w:i w:val="0"/>
-        </w:rPr>
-        <w:t>battery bank</w:t>
-      </w:r>
-    </w:p>
-    <w:p>
-      <w:r>
-        <w:rPr>
-          <w:b/>
-          <w:color w:val="4A7FC1"/>
-        </w:rPr>
-        <w:t xml:space="preserve">#36  </w:t>
-      </w:r>
-      <w:r>
-        <w:rPr>
-          <w:b/>
-          <w:i w:val="0"/>
-        </w:rPr>
-        <w:t>&lt;1%</w:t>
-      </w:r>
-    </w:p>
-    <w:p>
-      <w:r>
-        <w:rPr>
-          <w:b/>
-          <w:color w:val="4A7FC1"/>
-        </w:rPr>
-        <w:t xml:space="preserve">#37  </w:t>
-      </w:r>
-      <w:r>
-        <w:rPr>
-          <w:b w:val="0"/>
-          <w:i w:val="0"/>
-        </w:rPr>
-        <w:t>heat lost a day by the heat tank</w:t>
-      </w:r>
-    </w:p>
-    <w:p>
-      <w:r>
-        <w:rPr>
-          <w:b/>
-          <w:color w:val="4A7FC1"/>
-        </w:rPr>
-        <w:t xml:space="preserve">#38  </w:t>
-      </w:r>
-      <w:r>
-        <w:rPr>
-          <w:b/>
-          <w:i w:val="0"/>
-        </w:rPr>
-        <w:t>MOUNT AURORA SPA</w:t>
-      </w:r>
-    </w:p>
-    <w:p>
-      <w:r>
-        <w:rPr>
-          <w:b/>
-          <w:color w:val="4A7FC1"/>
-        </w:rPr>
-        <w:t xml:space="preserve">#39  </w:t>
-      </w:r>
-      <w:r>
-        <w:rPr>
-          <w:b/>
-          <w:i w:val="0"/>
-        </w:rPr>
-        <w:t>4</w:t>
-      </w:r>
-    </w:p>
-    <w:p>
-      <w:r>
-        <w:rPr>
-          <w:b/>
-          <w:color w:val="4A7FC1"/>
-        </w:rPr>
-        <w:t xml:space="preserve">#40  </w:t>
-      </w:r>
-      <w:r>
-        <w:rPr>
-          <w:b w:val="0"/>
-          <w:i w:val="0"/>
-        </w:rPr>
-        <w:t>levels, 0 to 13.5 m</w:t>
-      </w:r>
-    </w:p>
-    <w:p>
-      <w:r>
-        <w:rPr>
-          <w:b/>
-          <w:color w:val="4A7FC1"/>
-        </w:rPr>
-        <w:t xml:space="preserve">#41  </w:t>
-      </w:r>
-      <w:r>
-        <w:rPr>
-          <w:b/>
-          <w:i w:val="0"/>
-        </w:rPr>
-        <w:t>28 °C</w:t>
-      </w:r>
-    </w:p>
-    <w:p>
-      <w:r>
-        <w:rPr>
-          <w:b/>
-          <w:color w:val="4A7FC1"/>
-        </w:rPr>
-        <w:t xml:space="preserve">#42  </w:t>
-      </w:r>
-      <w:r>
-        <w:rPr>
-          <w:b w:val="0"/>
-          <w:i w:val="0"/>
-        </w:rPr>
-        <w:t>all winter</w:t>
-      </w:r>
-    </w:p>
-    <w:p>
-      <w:r>
-        <w:rPr>
-          <w:b/>
-          <w:color w:val="4A7FC1"/>
-        </w:rPr>
-        <w:t xml:space="preserve">#43  </w:t>
-      </w:r>
-      <w:r>
-        <w:rPr>
-          <w:b/>
-          <w:i w:val="0"/>
-        </w:rPr>
-        <w:t>1,000</w:t>
-      </w:r>
-    </w:p>
-    <w:p>
-      <w:r>
-        <w:rPr>
-          <w:b/>
-          <w:color w:val="4A7FC1"/>
-        </w:rPr>
-        <w:t xml:space="preserve">#44  </w:t>
-      </w:r>
-      <w:r>
-        <w:rPr>
-          <w:b w:val="0"/>
-          <w:i w:val="0"/>
-        </w:rPr>
-        <w:t>people sheltered in an emergency</w:t>
-      </w:r>
-    </w:p>
-    <w:p>
-      <w:r>
-        <w:rPr>
-          <w:b/>
-          <w:color w:val="4A7FC1"/>
-        </w:rPr>
-        <w:t xml:space="preserve">#45  </w:t>
-      </w:r>
-      <w:r>
-        <w:rPr>
-          <w:b/>
-          <w:i w:val="0"/>
-        </w:rPr>
-        <w:t>LIVABILITY</w:t>
-      </w:r>
-    </w:p>
-    <w:p>
-      <w:r>
-        <w:rPr>
-          <w:b/>
-          <w:color w:val="4A7FC1"/>
-        </w:rPr>
-        <w:t xml:space="preserve">#46  </w:t>
-      </w:r>
-      <w:r>
-        <w:rPr>
-          <w:b/>
-          <w:i w:val="0"/>
-        </w:rPr>
-        <w:t>600</w:t>
-      </w:r>
-    </w:p>
-    <w:p>
-      <w:r>
-        <w:rPr>
-          <w:b/>
-          <w:color w:val="4A7FC1"/>
-        </w:rPr>
-        <w:t xml:space="preserve">#47  </w:t>
-      </w:r>
-      <w:r>
-        <w:rPr>
-          <w:b w:val="0"/>
-          <w:i w:val="0"/>
-        </w:rPr>
-        <w:t>Aurora 81 apartments</w:t>
-      </w:r>
-    </w:p>
-    <w:p>
-      <w:r>
-        <w:rPr>
-          <w:b/>
-          <w:color w:val="4A7FC1"/>
-        </w:rPr>
-        <w:t xml:space="preserve">#48  </w:t>
-      </w:r>
-      <w:r>
-        <w:rPr>
-          <w:b/>
-          <w:i w:val="0"/>
-        </w:rPr>
-        <w:t>450</w:t>
-      </w:r>
-    </w:p>
-    <w:p>
-      <w:r>
-        <w:rPr>
-          <w:b/>
-          <w:color w:val="4A7FC1"/>
-        </w:rPr>
-        <w:t xml:space="preserve">#49  </w:t>
-      </w:r>
-      <w:r>
-        <w:rPr>
-          <w:b w:val="0"/>
-          <w:i w:val="0"/>
-        </w:rPr>
-        <w:t>pupils at Snow Lantern Primary</w:t>
-      </w:r>
-    </w:p>
-    <w:p>
-      <w:r>
-        <w:rPr>
-          <w:b/>
-          <w:color w:val="4A7FC1"/>
-        </w:rPr>
-        <w:t xml:space="preserve">#50  </w:t>
-      </w:r>
-      <w:r>
-        <w:rPr>
-          <w:b/>
-          <w:i w:val="0"/>
-        </w:rPr>
-        <w:t>3</w:t>
-      </w:r>
-    </w:p>
-    <w:p>
-      <w:r>
-        <w:rPr>
-          <w:b/>
-          <w:color w:val="4A7FC1"/>
-        </w:rPr>
-        <w:t xml:space="preserve">#51  </w:t>
-      </w:r>
-      <w:r>
-        <w:rPr>
-          <w:b w:val="0"/>
-          <w:i w:val="0"/>
-        </w:rPr>
-        <w:t>kindergartens</w:t>
-      </w:r>
-    </w:p>
-    <w:p>
-      <w:r>
-        <w:rPr>
-          <w:b/>
-          <w:color w:val="4A7FC1"/>
-        </w:rPr>
-        <w:t xml:space="preserve">#52  </w:t>
-      </w:r>
-      <w:r>
-        <w:rPr>
-          <w:b/>
-          <w:i w:val="0"/>
-        </w:rPr>
-        <w:t>TRANSPORT</w:t>
-      </w:r>
-    </w:p>
-    <w:p>
-      <w:r>
-        <w:rPr>
-          <w:b/>
-          <w:color w:val="4A7FC1"/>
-        </w:rPr>
-        <w:t xml:space="preserve">#53  </w:t>
-      </w:r>
-      <w:r>
-        <w:rPr>
-          <w:b/>
-          <w:i w:val="0"/>
-        </w:rPr>
-        <w:t>2</w:t>
-      </w:r>
-    </w:p>
-    <w:p>
-      <w:r>
-        <w:rPr>
-          <w:b/>
-          <w:color w:val="4A7FC1"/>
-        </w:rPr>
-        <w:t xml:space="preserve">#54  </w:t>
-      </w:r>
-      <w:r>
-        <w:rPr>
-          <w:b w:val="0"/>
-          <w:i w:val="0"/>
-        </w:rPr>
-        <w:t>metro lines</w:t>
-      </w:r>
-    </w:p>
-    <w:p>
-      <w:r>
-        <w:rPr>
-          <w:b/>
-          <w:color w:val="4A7FC1"/>
-        </w:rPr>
-        <w:t xml:space="preserve">#55  </w:t>
-      </w:r>
-      <w:r>
-        <w:rPr>
-          <w:b/>
-          <w:i w:val="0"/>
-        </w:rPr>
-        <w:t>5 min</w:t>
-      </w:r>
-    </w:p>
-    <w:p>
-      <w:r>
-        <w:rPr>
-          <w:b/>
-          <w:color w:val="4A7FC1"/>
-        </w:rPr>
-        <w:t xml:space="preserve">#56  </w:t>
-      </w:r>
-      <w:r>
-        <w:rPr>
-          <w:b w:val="0"/>
-          <w:i w:val="0"/>
-        </w:rPr>
-        <w:t>spa shuttle</w:t>
-      </w:r>
-    </w:p>
-    <w:p>
-      <w:r>
-        <w:rPr>
-          <w:b/>
-          <w:color w:val="4A7FC1"/>
-        </w:rPr>
-        <w:t xml:space="preserve">#57  </w:t>
-      </w:r>
-      <w:r>
-        <w:rPr>
-          <w:b/>
-          <w:i w:val="0"/>
-        </w:rPr>
-        <w:t>20 min</w:t>
-      </w:r>
-    </w:p>
-    <w:p>
-      <w:r>
-        <w:rPr>
-          <w:b/>
-          <w:color w:val="4A7FC1"/>
-        </w:rPr>
-        <w:t xml:space="preserve">#58  </w:t>
-      </w:r>
-      <w:r>
-        <w:rPr>
-          <w:b w:val="0"/>
-          <w:i w:val="0"/>
-        </w:rPr>
-        <w:t>airport shuttle</w:t>
-      </w:r>
-    </w:p>
-    <w:p>
-      <w:r>
-        <w:rPr>
-          <w:b/>
-          <w:color w:val="4A7FC1"/>
-        </w:rPr>
-        <w:t xml:space="preserve">#59  </w:t>
       </w:r>
       <w:r>
         <w:rPr>
           <w:b w:val="0"/>
           <w:i/>
         </w:rPr>
-        <w:t>All figures are design values for the Aurora Haven city project; page 38 explains how to read our numbers.</w:t>
+        <w:t>It is January, and the sun has not risen for six weeks. This is how a winter day could feel for Mai, sixteen, a student at the Northern Lights School.</w:t>
+      </w:r>
+    </w:p>
+    <w:p>
+      <w:r>
+        <w:rPr>
+          <w:b/>
+          <w:color w:val="4A7FC1"/>
+        </w:rPr>
+        <w:t xml:space="preserve">#4  </w:t>
+      </w:r>
+      <w:r>
+        <w:rPr>
+          <w:b/>
+          <w:i w:val="0"/>
+        </w:rPr>
+        <w:t xml:space="preserve">07:30  </w:t>
+      </w:r>
+      <w:r>
+        <w:rPr>
+          <w:b w:val="0"/>
+          <w:i w:val="0"/>
+        </w:rPr>
+        <w:t>Mai’s flat in the Aurora 81 Residences is warm without a single heater: the district-heating loop brings the fusion station’s heat to every room. Breakfast is bread baked with starch made from snow and air.</w:t>
+      </w:r>
+    </w:p>
+    <w:p>
+      <w:r>
+        <w:rPr>
+          <w:b/>
+          <w:i w:val="0"/>
+        </w:rPr>
+        <w:t xml:space="preserve">08:10  </w:t>
+      </w:r>
+      <w:r>
+        <w:rPr>
+          <w:b w:val="0"/>
+          <w:i w:val="0"/>
+        </w:rPr>
+        <w:t>The heated sidewalk outside is dry. She rides the driverless Aurora Line under Liberty Mall, every three minutes, blizzard or not.</w:t>
+      </w:r>
+    </w:p>
+    <w:p>
+      <w:r>
+        <w:rPr>
+          <w:b/>
+          <w:i w:val="0"/>
+        </w:rPr>
+        <w:t xml:space="preserve">12:30  </w:t>
+      </w:r>
+      <w:r>
+        <w:rPr>
+          <w:b w:val="0"/>
+          <w:i w:val="0"/>
+        </w:rPr>
+        <w:t>Lunch is a salad grown under LED light in the Evergreen Greenhouse Dome. After school she borrows a light-therapy lamp from the 24-hour library.</w:t>
+      </w:r>
+    </w:p>
+    <w:p>
+      <w:r>
+        <w:rPr>
+          <w:b/>
+          <w:i w:val="0"/>
+        </w:rPr>
+        <w:t xml:space="preserve">17:00  </w:t>
+      </w:r>
+      <w:r>
+        <w:rPr>
+          <w:b w:val="0"/>
+          <w:i w:val="0"/>
+        </w:rPr>
+        <w:t>Every phone pings a blizzard warning, two days ahead. The football match moves indoors; nobody panics.</w:t>
+      </w:r>
+    </w:p>
+    <w:p>
+      <w:r>
+        <w:rPr>
+          <w:b/>
+          <w:i w:val="0"/>
+        </w:rPr>
+        <w:t xml:space="preserve">20:00  </w:t>
+      </w:r>
+      <w:r>
+        <w:rPr>
+          <w:b w:val="0"/>
+          <w:i w:val="0"/>
+        </w:rPr>
+        <w:t>The spa shuttle takes her to Mount Aurora. She floats in the 38 °C Aurora Lagoon as green curtains of light ripple over the snow peak.</w:t>
+      </w:r>
+    </w:p>
+    <w:p>
+      <w:r>
+        <w:rPr>
+          <w:b/>
+          <w:color w:val="4A7FC1"/>
+        </w:rPr>
+        <w:t xml:space="preserve">#5  </w:t>
+      </w:r>
+      <w:r>
+        <w:rPr>
+          <w:b/>
+          <w:i/>
+        </w:rPr>
+        <w:t>“In the polar night, my city is the warmest place I know.”</w:t>
+      </w:r>
+    </w:p>
+    <w:p>
+      <w:r>
+        <w:rPr>
+          <w:b/>
+          <w:color w:val="4A7FC1"/>
+        </w:rPr>
+        <w:t xml:space="preserve">#6  </w:t>
+      </w:r>
+      <w:r>
+        <w:rPr>
+          <w:b w:val="0"/>
+          <w:i/>
+        </w:rPr>
+        <w:t>Walking home on a heated sidewalk under the northern lights.</w:t>
       </w:r>
     </w:p>
     <w:p>
@@ -13661,7 +12194,7 @@
           <w:b w:val="0"/>
           <w:i w:val="0"/>
         </w:rPr>
-        <w:t>Calculations we made ourselves and marked “our estimate”, such as the metro capacity, or worked out on page 23. They show an idea is reasonable, not exact.</w:t>
+        <w:t>Calculations we made ourselves and marked “our estimate”, such as the metro capacity, or worked out in the Reality check boxes. They show an idea is reasonable, not exact.</w:t>
       </w:r>
     </w:p>
     <w:p>
@@ -14028,6 +12561,22 @@
           <w:i w:val="0"/>
         </w:rPr>
         <w:t>Visit Tromsø. Winter in Tromsø: the polar night. visittromso.no</w:t>
+      </w:r>
+    </w:p>
+    <w:p>
+      <w:r>
+        <w:rPr>
+          <w:b/>
+          <w:i w:val="0"/>
+        </w:rPr>
+        <w:t xml:space="preserve">[20]  </w:t>
+      </w:r>
+      <w:r>
+        <w:rPr>
+          <w:b w:val="0"/>
+          <w:i w:val="0"/>
+        </w:rPr>
+        <w:t>Packer, L. W. et al. (2023). Neutron activation of ITER materials at JET. UKAEA-CCFE-CP(23)34. scientific-publications.ukaea.uk</w:t>
       </w:r>
     </w:p>
     <w:p>

--- a/output/Aurora_Haven_Magazine_text.docx
+++ b/output/Aurora_Haven_Magazine_text.docx
@@ -2010,7 +2010,16 @@
           <w:b/>
           <w:i w:val="0"/>
         </w:rPr>
-        <w:t>Welcome to Aurora Haven</w:t>
+        <w:t>Welcome to</w:t>
+      </w:r>
+    </w:p>
+    <w:p>
+      <w:r>
+        <w:rPr>
+          <w:b/>
+          <w:i w:val="0"/>
+        </w:rPr>
+        <w:t>Aurora Haven</w:t>
       </w:r>
     </w:p>
     <w:p>
@@ -2968,7 +2977,16 @@
           <w:b/>
           <w:i w:val="0"/>
         </w:rPr>
-        <w:t>Nine Blocks, One Short Walk</w:t>
+        <w:t>Nine Blocks,</w:t>
+      </w:r>
+    </w:p>
+    <w:p>
+      <w:r>
+        <w:rPr>
+          <w:b/>
+          <w:i w:val="0"/>
+        </w:rPr>
+        <w:t>One Short Walk</w:t>
       </w:r>
     </w:p>
     <w:p>
@@ -4090,7 +4108,7 @@
           <w:b w:val="0"/>
           <w:i w:val="0"/>
         </w:rPr>
-        <w:t>Torches hotter than 5,000 °C turn about 20 t of rubbish a day into hydrogen and CO₂ for the food plant, metals and paving blocks.</w:t>
+        <w:t>Torches hotter than 5,000 °C turn about 20 tonnes of rubbish a day into hydrogen and CO₂ for the food plant, metals and paving blocks.</w:t>
       </w:r>
     </w:p>
     <w:p>
@@ -4561,7 +4579,7 @@
           <w:b w:val="0"/>
           <w:i w:val="0"/>
         </w:rPr>
-        <w:t>About 5 t of hydrogen a day; the oxygen goes to the hospital and the waste converter.</w:t>
+        <w:t>About 5 tonnes of hydrogen a day; the oxygen goes to the hospital and the waste converter.</w:t>
       </w:r>
     </w:p>
     <w:p>
@@ -4785,7 +4803,7 @@
           <w:b w:val="0"/>
           <w:i w:val="0"/>
         </w:rPr>
-        <w:t>Melting 3,000 t of snow a day takes about 13 MW, inside the 14 MW of spare fusion heat. Starch from CO₂ is still lab-scale [7].</w:t>
+        <w:t>Melting 3,000 tonnes of snow a day takes about 13 MW, inside the 14 MW of spare fusion heat. Starch from CO₂ is still lab-scale [7].</w:t>
       </w:r>
     </w:p>
     <w:p>
@@ -7463,7 +7481,7 @@
           <w:b w:val="0"/>
           <w:i w:val="0"/>
         </w:rPr>
-        <w:t>of water recycled</w:t>
+        <w:t>of water is used again</w:t>
       </w:r>
     </w:p>
     <w:p>
@@ -7479,7 +7497,7 @@
           <w:b/>
           <w:i w:val="0"/>
         </w:rPr>
-        <w:t>30 t</w:t>
+        <w:t>30 tonnes</w:t>
       </w:r>
     </w:p>
     <w:p>
@@ -7495,7 +7513,7 @@
           <w:b w:val="0"/>
           <w:i w:val="0"/>
         </w:rPr>
-        <w:t>of materials sorted a day</w:t>
+        <w:t>of materials sorted every day</w:t>
       </w:r>
     </w:p>
     <w:p>
@@ -7511,7 +7529,7 @@
           <w:b/>
           <w:i w:val="0"/>
         </w:rPr>
-        <w:t>20 t</w:t>
+        <w:t>0</w:t>
       </w:r>
     </w:p>
     <w:p>
@@ -7527,39 +7545,7 @@
           <w:b w:val="0"/>
           <w:i w:val="0"/>
         </w:rPr>
-        <w:t>of rubbish a day turned into gas and blocks</w:t>
-      </w:r>
-    </w:p>
-    <w:p>
-      <w:r>
-        <w:rPr>
-          <w:b/>
-          <w:color w:val="4A7FC1"/>
-        </w:rPr>
-        <w:t xml:space="preserve">#25  </w:t>
-      </w:r>
-      <w:r>
-        <w:rPr>
-          <w:b/>
-          <w:i w:val="0"/>
-        </w:rPr>
-        <w:t>0</w:t>
-      </w:r>
-    </w:p>
-    <w:p>
-      <w:r>
-        <w:rPr>
-          <w:b/>
-          <w:color w:val="4A7FC1"/>
-        </w:rPr>
-        <w:t xml:space="preserve">#26  </w:t>
-      </w:r>
-      <w:r>
-        <w:rPr>
-          <w:b w:val="0"/>
-          <w:i w:val="0"/>
-        </w:rPr>
-        <w:t>landfill in the permafrost</w:t>
+        <w:t>rubbish sent to landfill</w:t>
       </w:r>
     </w:p>
     <w:p>
@@ -8856,7 +8842,7 @@
           <w:b w:val="0"/>
           <w:i w:val="0"/>
         </w:rPr>
-        <w:t>Building: a fusion plant is one of the most expensive machines ever made: ITER alone is estimated at €18–22 billion to first plasma [12]. Solar Foods’ first protein factory cost about €42 million for up to 160 t a year [6]. Heated streets, insulated tunnels and triple glazing all cost more than ordinary ones.</w:t>
+        <w:t>Building: a fusion plant is one of the most expensive machines ever made: ITER alone is estimated at €18–22 billion to first plasma [12]. Solar Foods’ first protein factory cost about €42 million for up to 160 tonnes a year [6]. Heated streets, insulated tunnels and triple glazing all cost more than ordinary ones.</w:t>
       </w:r>
     </w:p>
     <w:p>
@@ -9477,7 +9463,7 @@
           <w:b w:val="0"/>
           <w:i w:val="0"/>
         </w:rPr>
-        <w:t>The Snow-to-Food &amp; Water Plant, starting small. For scale, Solar Foods’ first protein factory in Finland cost about €42 million for up to 160 t a year [6].</w:t>
+        <w:t>The Snow-to-Food &amp; Water Plant, starting small. For scale, Solar Foods’ first protein factory in Finland cost about €42 million for up to 160 tonnes a year [6].</w:t>
       </w:r>
     </w:p>
     <w:p>
@@ -9896,7 +9882,7 @@
           <w:b w:val="0"/>
           <w:i w:val="0"/>
         </w:rPr>
-        <w:t>Melts about 3,000 t of snow a day with spare fusion heat.</w:t>
+        <w:t>Melts about 3,000 tonnes of snow a day with spare fusion heat.</w:t>
       </w:r>
     </w:p>
     <w:p>
@@ -10132,38 +10118,6 @@
           <w:i w:val="0"/>
         </w:rPr>
         <w:t>downtown blocks around the Aurora Roundabout</w:t>
-      </w:r>
-    </w:p>
-    <w:p>
-      <w:r>
-        <w:rPr>
-          <w:b/>
-          <w:color w:val="4A7FC1"/>
-        </w:rPr>
-        <w:t xml:space="preserve">#27  </w:t>
-      </w:r>
-      <w:r>
-        <w:rPr>
-          <w:b/>
-          <w:i w:val="0"/>
-        </w:rPr>
-        <w:t>1 m</w:t>
-      </w:r>
-    </w:p>
-    <w:p>
-      <w:r>
-        <w:rPr>
-          <w:b/>
-          <w:color w:val="4A7FC1"/>
-        </w:rPr>
-        <w:t xml:space="preserve">#28  </w:t>
-      </w:r>
-      <w:r>
-        <w:rPr>
-          <w:b w:val="0"/>
-          <w:i w:val="0"/>
-        </w:rPr>
-        <w:t>per unit on every plan, drawn from the 3D model</w:t>
       </w:r>
     </w:p>
     <w:p>
@@ -11323,7 +11277,7 @@
           <w:b w:val="0"/>
           <w:i w:val="0"/>
         </w:rPr>
-        <w:t>Turns about 20 t of rubbish a day into clean gas, recovered metals and building blocks.</w:t>
+        <w:t>Turns about 20 tonnes of rubbish a day into clean gas, recovered metals and building blocks.</w:t>
       </w:r>
     </w:p>
     <w:p>
@@ -11371,7 +11325,7 @@
           <w:b w:val="0"/>
           <w:i w:val="0"/>
         </w:rPr>
-        <w:t>Melts about 3,000 t of clean snow a day with spare fusion heat.</w:t>
+        <w:t>Melts about 3,000 tonnes of clean snow a day with spare fusion heat.</w:t>
       </w:r>
     </w:p>
     <w:p>
@@ -11467,7 +11421,7 @@
           <w:b w:val="0"/>
           <w:i w:val="0"/>
         </w:rPr>
-        <w:t>Six silos where microbes make about 2.5 t of protein flour a day.</w:t>
+        <w:t>Six silos where microbes make about 2.5 tonnes of protein flour a day.</w:t>
       </w:r>
     </w:p>
     <w:p>
@@ -11851,7 +11805,7 @@
           <w:b w:val="0"/>
           <w:i w:val="0"/>
         </w:rPr>
-        <w:t>Sorts, repairs and recycles about 30 t of materials a day.</w:t>
+        <w:t>Sorts, repairs and recycles about 30 tonnes of materials a day.</w:t>
       </w:r>
     </w:p>
     <w:p>
@@ -12162,7 +12116,7 @@
           <w:b w:val="0"/>
           <w:i w:val="0"/>
         </w:rPr>
-        <w:t>Figures for our own city plan, such as 300 MW of electricity or 3,000 t of snow a day. They come from our design, not from a real city.</w:t>
+        <w:t>Figures for our own city plan, such as 300 MW of electricity or 3,000 tonnes of snow a day. They come from our design, not from a real city.</w:t>
       </w:r>
     </w:p>
     <w:p>
@@ -12776,7 +12730,52 @@
           <w:b w:val="0"/>
           <w:i w:val="0"/>
         </w:rPr>
-        <w:t>Nguyễn Đông Bảo · Nguyễn Bá Hiếu Thiện · Phan Minh Khôi · Dương Hàng Nguyên · Phạm Phước Khoa · Nguyễn Minh Triết</w:t>
+        <w:t>Nguyễn Đông Bảo</w:t>
+      </w:r>
+    </w:p>
+    <w:p>
+      <w:r>
+        <w:rPr>
+          <w:b w:val="0"/>
+          <w:i w:val="0"/>
+        </w:rPr>
+        <w:t>Nguyễn Bá Hiếu Thiện</w:t>
+      </w:r>
+    </w:p>
+    <w:p>
+      <w:r>
+        <w:rPr>
+          <w:b w:val="0"/>
+          <w:i w:val="0"/>
+        </w:rPr>
+        <w:t>Phan Minh Khôi</w:t>
+      </w:r>
+    </w:p>
+    <w:p>
+      <w:r>
+        <w:rPr>
+          <w:b w:val="0"/>
+          <w:i w:val="0"/>
+        </w:rPr>
+        <w:t>Dương Hàng Nguyên</w:t>
+      </w:r>
+    </w:p>
+    <w:p>
+      <w:r>
+        <w:rPr>
+          <w:b w:val="0"/>
+          <w:i w:val="0"/>
+        </w:rPr>
+        <w:t>Phạm Phước Khoa</w:t>
+      </w:r>
+    </w:p>
+    <w:p>
+      <w:r>
+        <w:rPr>
+          <w:b w:val="0"/>
+          <w:i w:val="0"/>
+        </w:rPr>
+        <w:t>Nguyễn Minh Triết</w:t>
       </w:r>
     </w:p>
     <w:p>

--- a/output/Aurora_Haven_Magazine_text.docx
+++ b/output/Aurora_Haven_Magazine_text.docx
@@ -105,7 +105,7 @@
           <w:b/>
           <w:i w:val="0"/>
         </w:rPr>
-        <w:t>PAGE 14</w:t>
+        <w:t>PAGE 12</w:t>
       </w:r>
     </w:p>
     <w:p>
@@ -148,7 +148,7 @@
           <w:b/>
           <w:i w:val="0"/>
         </w:rPr>
-        <w:t>PAGE 19</w:t>
+        <w:t>PAGE 17</w:t>
       </w:r>
     </w:p>
     <w:p>
@@ -182,7 +182,7 @@
           <w:b/>
           <w:i w:val="0"/>
         </w:rPr>
-        <w:t>PAGE 17</w:t>
+        <w:t>PAGE 15</w:t>
       </w:r>
     </w:p>
     <w:p>
@@ -216,7 +216,7 @@
           <w:b/>
           <w:i w:val="0"/>
         </w:rPr>
-        <w:t>PAGE 8</w:t>
+        <w:t>PAGE 6</w:t>
       </w:r>
     </w:p>
     <w:p>
@@ -304,6 +304,54 @@
           <w:b/>
           <w:i w:val="0"/>
         </w:rPr>
+        <w:t>2</w:t>
+      </w:r>
+    </w:p>
+    <w:p>
+      <w:r>
+        <w:rPr>
+          <w:b/>
+          <w:color w:val="4A7FC1"/>
+        </w:rPr>
+        <w:t xml:space="preserve">#5  </w:t>
+      </w:r>
+      <w:r>
+        <w:rPr>
+          <w:b/>
+          <w:i w:val="0"/>
+        </w:rPr>
+        <w:t>Letter from the Founders</w:t>
+      </w:r>
+    </w:p>
+    <w:p>
+      <w:r>
+        <w:rPr>
+          <w:b/>
+          <w:color w:val="4A7FC1"/>
+        </w:rPr>
+        <w:t xml:space="preserve">#6  </w:t>
+      </w:r>
+      <w:r>
+        <w:rPr>
+          <w:b w:val="0"/>
+          <w:i w:val="0"/>
+        </w:rPr>
+        <w:t>Who we are, our team and why we built Aurora Haven</w:t>
+      </w:r>
+    </w:p>
+    <w:p>
+      <w:r>
+        <w:rPr>
+          <w:b/>
+          <w:color w:val="4A7FC1"/>
+        </w:rPr>
+        <w:t xml:space="preserve">#7  </w:t>
+      </w:r>
+      <w:r>
+        <w:rPr>
+          <w:b/>
+          <w:i w:val="0"/>
+        </w:rPr>
         <w:t>4</w:t>
       </w:r>
     </w:p>
@@ -313,39 +361,39 @@
           <w:b/>
           <w:color w:val="4A7FC1"/>
         </w:rPr>
-        <w:t xml:space="preserve">#5  </w:t>
-      </w:r>
-      <w:r>
-        <w:rPr>
-          <w:b/>
-          <w:i w:val="0"/>
-        </w:rPr>
-        <w:t>Letter from the Founders</w:t>
-      </w:r>
-    </w:p>
-    <w:p>
-      <w:r>
-        <w:rPr>
-          <w:b/>
-          <w:color w:val="4A7FC1"/>
-        </w:rPr>
-        <w:t xml:space="preserve">#6  </w:t>
+        <w:t xml:space="preserve">#8  </w:t>
+      </w:r>
+      <w:r>
+        <w:rPr>
+          <w:b/>
+          <w:i w:val="0"/>
+        </w:rPr>
+        <w:t>Welcome to Aurora Haven</w:t>
+      </w:r>
+    </w:p>
+    <w:p>
+      <w:r>
+        <w:rPr>
+          <w:b/>
+          <w:color w:val="4A7FC1"/>
+        </w:rPr>
+        <w:t xml:space="preserve">#9  </w:t>
       </w:r>
       <w:r>
         <w:rPr>
           <w:b w:val="0"/>
           <w:i w:val="0"/>
         </w:rPr>
-        <w:t>Who we are, our team and why we built Aurora Haven</w:t>
-      </w:r>
-    </w:p>
-    <w:p>
-      <w:r>
-        <w:rPr>
-          <w:b/>
-          <w:color w:val="4A7FC1"/>
-        </w:rPr>
-        <w:t xml:space="preserve">#7  </w:t>
+        <w:t>A compact city of 45,000 under a snow peak</w:t>
+      </w:r>
+    </w:p>
+    <w:p>
+      <w:r>
+        <w:rPr>
+          <w:b/>
+          <w:color w:val="4A7FC1"/>
+        </w:rPr>
+        <w:t xml:space="preserve">#10  </w:t>
       </w:r>
       <w:r>
         <w:rPr>
@@ -361,39 +409,87 @@
           <w:b/>
           <w:color w:val="4A7FC1"/>
         </w:rPr>
-        <w:t xml:space="preserve">#8  </w:t>
-      </w:r>
-      <w:r>
-        <w:rPr>
-          <w:b/>
-          <w:i w:val="0"/>
-        </w:rPr>
-        <w:t>Welcome to Aurora Haven</w:t>
-      </w:r>
-    </w:p>
-    <w:p>
-      <w:r>
-        <w:rPr>
-          <w:b/>
-          <w:color w:val="4A7FC1"/>
-        </w:rPr>
-        <w:t xml:space="preserve">#9  </w:t>
+        <w:t xml:space="preserve">#11  </w:t>
+      </w:r>
+      <w:r>
+        <w:rPr>
+          <w:b/>
+          <w:i w:val="0"/>
+        </w:rPr>
+        <w:t>The Polar Challenge</w:t>
+      </w:r>
+    </w:p>
+    <w:p>
+      <w:r>
+        <w:rPr>
+          <w:b/>
+          <w:color w:val="4A7FC1"/>
+        </w:rPr>
+        <w:t xml:space="preserve">#12  </w:t>
       </w:r>
       <w:r>
         <w:rPr>
           <w:b w:val="0"/>
           <w:i w:val="0"/>
         </w:rPr>
-        <w:t>A compact city of 45,000 under a snow peak</w:t>
-      </w:r>
-    </w:p>
-    <w:p>
-      <w:r>
-        <w:rPr>
-          <w:b/>
-          <w:color w:val="4A7FC1"/>
-        </w:rPr>
-        <w:t xml:space="preserve">#10  </w:t>
+        <w:t>Cold, darkness, wind and thawing ground</w:t>
+      </w:r>
+    </w:p>
+    <w:p>
+      <w:r>
+        <w:rPr>
+          <w:b/>
+          <w:color w:val="4A7FC1"/>
+        </w:rPr>
+        <w:t xml:space="preserve">#13  </w:t>
+      </w:r>
+      <w:r>
+        <w:rPr>
+          <w:b/>
+          <w:i w:val="0"/>
+        </w:rPr>
+        <w:t>7</w:t>
+      </w:r>
+    </w:p>
+    <w:p>
+      <w:r>
+        <w:rPr>
+          <w:b/>
+          <w:color w:val="4A7FC1"/>
+        </w:rPr>
+        <w:t xml:space="preserve">#14  </w:t>
+      </w:r>
+      <w:r>
+        <w:rPr>
+          <w:b/>
+          <w:i w:val="0"/>
+        </w:rPr>
+        <w:t>Our Vision &amp; Mission</w:t>
+      </w:r>
+    </w:p>
+    <w:p>
+      <w:r>
+        <w:rPr>
+          <w:b/>
+          <w:color w:val="4A7FC1"/>
+        </w:rPr>
+        <w:t xml:space="preserve">#15  </w:t>
+      </w:r>
+      <w:r>
+        <w:rPr>
+          <w:b w:val="0"/>
+          <w:i w:val="0"/>
+        </w:rPr>
+        <w:t>Who is affected, and the five ideas that answer it</w:t>
+      </w:r>
+    </w:p>
+    <w:p>
+      <w:r>
+        <w:rPr>
+          <w:b/>
+          <w:color w:val="4A7FC1"/>
+        </w:rPr>
+        <w:t xml:space="preserve">#16  </w:t>
       </w:r>
       <w:r>
         <w:rPr>
@@ -409,327 +505,327 @@
           <w:b/>
           <w:color w:val="4A7FC1"/>
         </w:rPr>
-        <w:t xml:space="preserve">#11  </w:t>
-      </w:r>
-      <w:r>
-        <w:rPr>
-          <w:b/>
-          <w:i w:val="0"/>
-        </w:rPr>
-        <w:t>The Polar Challenge</w:t>
-      </w:r>
-    </w:p>
-    <w:p>
-      <w:r>
-        <w:rPr>
-          <w:b/>
-          <w:color w:val="4A7FC1"/>
-        </w:rPr>
-        <w:t xml:space="preserve">#12  </w:t>
+        <w:t xml:space="preserve">#17  </w:t>
+      </w:r>
+      <w:r>
+        <w:rPr>
+          <w:b/>
+          <w:i w:val="0"/>
+        </w:rPr>
+        <w:t>Nine Blocks, One Short Walk</w:t>
+      </w:r>
+    </w:p>
+    <w:p>
+      <w:r>
+        <w:rPr>
+          <w:b/>
+          <w:color w:val="4A7FC1"/>
+        </w:rPr>
+        <w:t xml:space="preserve">#18  </w:t>
       </w:r>
       <w:r>
         <w:rPr>
           <w:b w:val="0"/>
           <w:i w:val="0"/>
         </w:rPr>
-        <w:t>Cold, darkness, wind and thawing ground</w:t>
-      </w:r>
-    </w:p>
-    <w:p>
-      <w:r>
-        <w:rPr>
-          <w:b/>
-          <w:color w:val="4A7FC1"/>
-        </w:rPr>
-        <w:t xml:space="preserve">#13  </w:t>
-      </w:r>
-      <w:r>
-        <w:rPr>
-          <w:b/>
-          <w:i w:val="0"/>
-        </w:rPr>
-        <w:t>9</w:t>
-      </w:r>
-    </w:p>
-    <w:p>
-      <w:r>
-        <w:rPr>
-          <w:b/>
-          <w:color w:val="4A7FC1"/>
-        </w:rPr>
-        <w:t xml:space="preserve">#14  </w:t>
-      </w:r>
-      <w:r>
-        <w:rPr>
-          <w:b/>
-          <w:i w:val="0"/>
-        </w:rPr>
-        <w:t>Our Vision &amp; Mission</w:t>
-      </w:r>
-    </w:p>
-    <w:p>
-      <w:r>
-        <w:rPr>
-          <w:b/>
-          <w:color w:val="4A7FC1"/>
-        </w:rPr>
-        <w:t xml:space="preserve">#15  </w:t>
+        <w:t>Downtown around the Aurora Roundabout</w:t>
+      </w:r>
+    </w:p>
+    <w:p>
+      <w:r>
+        <w:rPr>
+          <w:b/>
+          <w:color w:val="4A7FC1"/>
+        </w:rPr>
+        <w:t xml:space="preserve">#19  </w:t>
+      </w:r>
+      <w:r>
+        <w:rPr>
+          <w:b/>
+          <w:i w:val="0"/>
+        </w:rPr>
+        <w:t>10</w:t>
+      </w:r>
+    </w:p>
+    <w:p>
+      <w:r>
+        <w:rPr>
+          <w:b/>
+          <w:color w:val="4A7FC1"/>
+        </w:rPr>
+        <w:t xml:space="preserve">#20  </w:t>
+      </w:r>
+      <w:r>
+        <w:rPr>
+          <w:b/>
+          <w:i w:val="0"/>
+        </w:rPr>
+        <w:t>The Whole City Plan</w:t>
+      </w:r>
+    </w:p>
+    <w:p>
+      <w:r>
+        <w:rPr>
+          <w:b/>
+          <w:color w:val="4A7FC1"/>
+        </w:rPr>
+        <w:t xml:space="preserve">#21  </w:t>
       </w:r>
       <w:r>
         <w:rPr>
           <w:b w:val="0"/>
           <w:i w:val="0"/>
         </w:rPr>
-        <w:t>Who is affected, and the five ideas that answer it</w:t>
-      </w:r>
-    </w:p>
-    <w:p>
-      <w:r>
-        <w:rPr>
-          <w:b/>
-          <w:color w:val="4A7FC1"/>
-        </w:rPr>
-        <w:t xml:space="preserve">#16  </w:t>
-      </w:r>
-      <w:r>
-        <w:rPr>
-          <w:b/>
-          <w:i w:val="0"/>
-        </w:rPr>
-        <w:t>10</w:t>
-      </w:r>
-    </w:p>
-    <w:p>
-      <w:r>
-        <w:rPr>
-          <w:b/>
-          <w:color w:val="4A7FC1"/>
-        </w:rPr>
-        <w:t xml:space="preserve">#17  </w:t>
-      </w:r>
-      <w:r>
-        <w:rPr>
-          <w:b/>
-          <w:i w:val="0"/>
-        </w:rPr>
-        <w:t>Nine Blocks, One Short Walk</w:t>
-      </w:r>
-    </w:p>
-    <w:p>
-      <w:r>
-        <w:rPr>
-          <w:b/>
-          <w:color w:val="4A7FC1"/>
-        </w:rPr>
-        <w:t xml:space="preserve">#18  </w:t>
+        <w:t>From the wind farm to Mount Aurora</w:t>
+      </w:r>
+    </w:p>
+    <w:p>
+      <w:r>
+        <w:rPr>
+          <w:b/>
+          <w:color w:val="4A7FC1"/>
+        </w:rPr>
+        <w:t xml:space="preserve">#22  </w:t>
+      </w:r>
+      <w:r>
+        <w:rPr>
+          <w:b/>
+          <w:i w:val="0"/>
+        </w:rPr>
+        <w:t>12</w:t>
+      </w:r>
+    </w:p>
+    <w:p>
+      <w:r>
+        <w:rPr>
+          <w:b/>
+          <w:color w:val="4A7FC1"/>
+        </w:rPr>
+        <w:t xml:space="preserve">#23  </w:t>
+      </w:r>
+      <w:r>
+        <w:rPr>
+          <w:b/>
+          <w:i w:val="0"/>
+        </w:rPr>
+        <w:t>The City's Own Sun</w:t>
+      </w:r>
+    </w:p>
+    <w:p>
+      <w:r>
+        <w:rPr>
+          <w:b/>
+          <w:color w:val="4A7FC1"/>
+        </w:rPr>
+        <w:t xml:space="preserve">#24  </w:t>
       </w:r>
       <w:r>
         <w:rPr>
           <w:b w:val="0"/>
           <w:i w:val="0"/>
         </w:rPr>
-        <w:t>Downtown around the Aurora Roundabout</w:t>
-      </w:r>
-    </w:p>
-    <w:p>
-      <w:r>
-        <w:rPr>
-          <w:b/>
-          <w:color w:val="4A7FC1"/>
-        </w:rPr>
-        <w:t xml:space="preserve">#19  </w:t>
-      </w:r>
-      <w:r>
-        <w:rPr>
-          <w:b/>
-          <w:i w:val="0"/>
-        </w:rPr>
-        <w:t>12</w:t>
-      </w:r>
-    </w:p>
-    <w:p>
-      <w:r>
-        <w:rPr>
-          <w:b/>
-          <w:color w:val="4A7FC1"/>
-        </w:rPr>
-        <w:t xml:space="preserve">#20  </w:t>
-      </w:r>
-      <w:r>
-        <w:rPr>
-          <w:b/>
-          <w:i w:val="0"/>
-        </w:rPr>
-        <w:t>The Whole City Plan</w:t>
-      </w:r>
-    </w:p>
-    <w:p>
-      <w:r>
-        <w:rPr>
-          <w:b/>
-          <w:color w:val="4A7FC1"/>
-        </w:rPr>
-        <w:t xml:space="preserve">#21  </w:t>
+        <w:t>Breakthrough 1 · Fusion Power Station</w:t>
+      </w:r>
+    </w:p>
+    <w:p>
+      <w:r>
+        <w:rPr>
+          <w:b/>
+          <w:color w:val="4A7FC1"/>
+        </w:rPr>
+        <w:t xml:space="preserve">#25  </w:t>
+      </w:r>
+      <w:r>
+        <w:rPr>
+          <w:b/>
+          <w:i w:val="0"/>
+        </w:rPr>
+        <w:t>15</w:t>
+      </w:r>
+    </w:p>
+    <w:p>
+      <w:r>
+        <w:rPr>
+          <w:b/>
+          <w:color w:val="4A7FC1"/>
+        </w:rPr>
+        <w:t xml:space="preserve">#26  </w:t>
+      </w:r>
+      <w:r>
+        <w:rPr>
+          <w:b/>
+          <w:i w:val="0"/>
+        </w:rPr>
+        <w:t>Bread and Water from Snow and Air</w:t>
+      </w:r>
+    </w:p>
+    <w:p>
+      <w:r>
+        <w:rPr>
+          <w:b/>
+          <w:color w:val="4A7FC1"/>
+        </w:rPr>
+        <w:t xml:space="preserve">#27  </w:t>
       </w:r>
       <w:r>
         <w:rPr>
           <w:b w:val="0"/>
           <w:i w:val="0"/>
         </w:rPr>
-        <w:t>From the wind farm to Mount Aurora</w:t>
-      </w:r>
-    </w:p>
-    <w:p>
-      <w:r>
-        <w:rPr>
-          <w:b/>
-          <w:color w:val="4A7FC1"/>
-        </w:rPr>
-        <w:t xml:space="preserve">#22  </w:t>
-      </w:r>
-      <w:r>
-        <w:rPr>
-          <w:b/>
-          <w:i w:val="0"/>
-        </w:rPr>
-        <w:t>14</w:t>
-      </w:r>
-    </w:p>
-    <w:p>
-      <w:r>
-        <w:rPr>
-          <w:b/>
-          <w:color w:val="4A7FC1"/>
-        </w:rPr>
-        <w:t xml:space="preserve">#23  </w:t>
-      </w:r>
-      <w:r>
-        <w:rPr>
-          <w:b/>
-          <w:i w:val="0"/>
-        </w:rPr>
-        <w:t>The City's Own Sun</w:t>
-      </w:r>
-    </w:p>
-    <w:p>
-      <w:r>
-        <w:rPr>
-          <w:b/>
-          <w:color w:val="4A7FC1"/>
-        </w:rPr>
-        <w:t xml:space="preserve">#24  </w:t>
+        <w:t>Breakthrough 2 · Snow-to-Food &amp; Water Plant</w:t>
+      </w:r>
+    </w:p>
+    <w:p>
+      <w:r>
+        <w:rPr>
+          <w:b/>
+          <w:color w:val="4A7FC1"/>
+        </w:rPr>
+        <w:t xml:space="preserve">#28  </w:t>
+      </w:r>
+      <w:r>
+        <w:rPr>
+          <w:b/>
+          <w:i w:val="0"/>
+        </w:rPr>
+        <w:t>17</w:t>
+      </w:r>
+    </w:p>
+    <w:p>
+      <w:r>
+        <w:rPr>
+          <w:b/>
+          <w:color w:val="4A7FC1"/>
+        </w:rPr>
+        <w:t xml:space="preserve">#29  </w:t>
+      </w:r>
+      <w:r>
+        <w:rPr>
+          <w:b/>
+          <w:i w:val="0"/>
+        </w:rPr>
+        <w:t>A Snow Mountain You Can Walk Inside</w:t>
+      </w:r>
+    </w:p>
+    <w:p>
+      <w:r>
+        <w:rPr>
+          <w:b/>
+          <w:color w:val="4A7FC1"/>
+        </w:rPr>
+        <w:t xml:space="preserve">#30  </w:t>
       </w:r>
       <w:r>
         <w:rPr>
           <w:b w:val="0"/>
           <w:i w:val="0"/>
         </w:rPr>
-        <w:t>Breakthrough 1 · Fusion Power Station</w:t>
-      </w:r>
-    </w:p>
-    <w:p>
-      <w:r>
-        <w:rPr>
-          <w:b/>
-          <w:color w:val="4A7FC1"/>
-        </w:rPr>
-        <w:t xml:space="preserve">#25  </w:t>
-      </w:r>
-      <w:r>
-        <w:rPr>
-          <w:b/>
-          <w:i w:val="0"/>
-        </w:rPr>
-        <w:t>17</w:t>
-      </w:r>
-    </w:p>
-    <w:p>
-      <w:r>
-        <w:rPr>
-          <w:b/>
-          <w:color w:val="4A7FC1"/>
-        </w:rPr>
-        <w:t xml:space="preserve">#26  </w:t>
-      </w:r>
-      <w:r>
-        <w:rPr>
-          <w:b/>
-          <w:i w:val="0"/>
-        </w:rPr>
-        <w:t>Bread and Water from Snow and Air</w:t>
-      </w:r>
-    </w:p>
-    <w:p>
-      <w:r>
-        <w:rPr>
-          <w:b/>
-          <w:color w:val="4A7FC1"/>
-        </w:rPr>
-        <w:t xml:space="preserve">#27  </w:t>
+        <w:t>Breakthrough 3 · Mount Aurora</w:t>
+      </w:r>
+    </w:p>
+    <w:p>
+      <w:r>
+        <w:rPr>
+          <w:b/>
+          <w:color w:val="4A7FC1"/>
+        </w:rPr>
+        <w:t xml:space="preserve">#31  </w:t>
+      </w:r>
+      <w:r>
+        <w:rPr>
+          <w:b/>
+          <w:i w:val="0"/>
+        </w:rPr>
+        <w:t>21</w:t>
+      </w:r>
+    </w:p>
+    <w:p>
+      <w:r>
+        <w:rPr>
+          <w:b/>
+          <w:color w:val="4A7FC1"/>
+        </w:rPr>
+        <w:t xml:space="preserve">#32  </w:t>
+      </w:r>
+      <w:r>
+        <w:rPr>
+          <w:b/>
+          <w:i w:val="0"/>
+        </w:rPr>
+        <w:t>Built by Us</w:t>
+      </w:r>
+    </w:p>
+    <w:p>
+      <w:r>
+        <w:rPr>
+          <w:b/>
+          <w:color w:val="4A7FC1"/>
+        </w:rPr>
+        <w:t xml:space="preserve">#33  </w:t>
       </w:r>
       <w:r>
         <w:rPr>
           <w:b w:val="0"/>
           <w:i w:val="0"/>
         </w:rPr>
-        <w:t>Breakthrough 2 · Snow-to-Food &amp; Water Plant</w:t>
-      </w:r>
-    </w:p>
-    <w:p>
-      <w:r>
-        <w:rPr>
-          <w:b/>
-          <w:color w:val="4A7FC1"/>
-        </w:rPr>
-        <w:t xml:space="preserve">#28  </w:t>
-      </w:r>
-      <w:r>
-        <w:rPr>
-          <w:b/>
-          <w:i w:val="0"/>
-        </w:rPr>
-        <w:t>19</w:t>
-      </w:r>
-    </w:p>
-    <w:p>
-      <w:r>
-        <w:rPr>
-          <w:b/>
-          <w:color w:val="4A7FC1"/>
-        </w:rPr>
-        <w:t xml:space="preserve">#29  </w:t>
-      </w:r>
-      <w:r>
-        <w:rPr>
-          <w:b/>
-          <w:i w:val="0"/>
-        </w:rPr>
-        <w:t>A Snow Mountain You Can Walk Inside</w:t>
-      </w:r>
-    </w:p>
-    <w:p>
-      <w:r>
-        <w:rPr>
-          <w:b/>
-          <w:color w:val="4A7FC1"/>
-        </w:rPr>
-        <w:t xml:space="preserve">#30  </w:t>
+        <w:t>Our Eco-Polis model, and how to explore it</w:t>
+      </w:r>
+    </w:p>
+    <w:p>
+      <w:r>
+        <w:rPr>
+          <w:b/>
+          <w:color w:val="4A7FC1"/>
+        </w:rPr>
+        <w:t xml:space="preserve">#34  </w:t>
+      </w:r>
+      <w:r>
+        <w:rPr>
+          <w:b/>
+          <w:i w:val="0"/>
+        </w:rPr>
+        <w:t>22</w:t>
+      </w:r>
+    </w:p>
+    <w:p>
+      <w:r>
+        <w:rPr>
+          <w:b/>
+          <w:color w:val="4A7FC1"/>
+        </w:rPr>
+        <w:t xml:space="preserve">#35  </w:t>
+      </w:r>
+      <w:r>
+        <w:rPr>
+          <w:b/>
+          <w:i w:val="0"/>
+        </w:rPr>
+        <w:t>Three Districts, One Loop</w:t>
+      </w:r>
+    </w:p>
+    <w:p>
+      <w:r>
+        <w:rPr>
+          <w:b/>
+          <w:color w:val="4A7FC1"/>
+        </w:rPr>
+        <w:t xml:space="preserve">#36  </w:t>
       </w:r>
       <w:r>
         <w:rPr>
           <w:b w:val="0"/>
           <w:i w:val="0"/>
         </w:rPr>
-        <w:t>Breakthrough 3 · Mount Aurora</w:t>
-      </w:r>
-    </w:p>
-    <w:p>
-      <w:r>
-        <w:rPr>
-          <w:b/>
-          <w:color w:val="4A7FC1"/>
-        </w:rPr>
-        <w:t xml:space="preserve">#31  </w:t>
+        <w:t>How heat, water, oxygen and waste go round</w:t>
+      </w:r>
+    </w:p>
+    <w:p>
+      <w:r>
+        <w:rPr>
+          <w:b/>
+          <w:color w:val="4A7FC1"/>
+        </w:rPr>
+        <w:t xml:space="preserve">#37  </w:t>
       </w:r>
       <w:r>
         <w:rPr>
@@ -745,39 +841,39 @@
           <w:b/>
           <w:color w:val="4A7FC1"/>
         </w:rPr>
-        <w:t xml:space="preserve">#32  </w:t>
-      </w:r>
-      <w:r>
-        <w:rPr>
-          <w:b/>
-          <w:i w:val="0"/>
-        </w:rPr>
-        <w:t>Built by Us</w:t>
-      </w:r>
-    </w:p>
-    <w:p>
-      <w:r>
-        <w:rPr>
-          <w:b/>
-          <w:color w:val="4A7FC1"/>
-        </w:rPr>
-        <w:t xml:space="preserve">#33  </w:t>
+        <w:t xml:space="preserve">#38  </w:t>
+      </w:r>
+      <w:r>
+        <w:rPr>
+          <w:b/>
+          <w:i w:val="0"/>
+        </w:rPr>
+        <w:t>A Livable City Every Day</w:t>
+      </w:r>
+    </w:p>
+    <w:p>
+      <w:r>
+        <w:rPr>
+          <w:b/>
+          <w:color w:val="4A7FC1"/>
+        </w:rPr>
+        <w:t xml:space="preserve">#39  </w:t>
       </w:r>
       <w:r>
         <w:rPr>
           <w:b w:val="0"/>
           <w:i w:val="0"/>
         </w:rPr>
-        <w:t>Our Eco-Polis model, and how to explore it</w:t>
-      </w:r>
-    </w:p>
-    <w:p>
-      <w:r>
-        <w:rPr>
-          <w:b/>
-          <w:color w:val="4A7FC1"/>
-        </w:rPr>
-        <w:t xml:space="preserve">#34  </w:t>
+        <w:t>Schools, health, shops and culture</w:t>
+      </w:r>
+    </w:p>
+    <w:p>
+      <w:r>
+        <w:rPr>
+          <w:b/>
+          <w:color w:val="4A7FC1"/>
+        </w:rPr>
+        <w:t xml:space="preserve">#40  </w:t>
       </w:r>
       <w:r>
         <w:rPr>
@@ -793,39 +889,39 @@
           <w:b/>
           <w:color w:val="4A7FC1"/>
         </w:rPr>
-        <w:t xml:space="preserve">#35  </w:t>
-      </w:r>
-      <w:r>
-        <w:rPr>
-          <w:b/>
-          <w:i w:val="0"/>
-        </w:rPr>
-        <w:t>Three Districts, One Loop</w:t>
-      </w:r>
-    </w:p>
-    <w:p>
-      <w:r>
-        <w:rPr>
-          <w:b/>
-          <w:color w:val="4A7FC1"/>
-        </w:rPr>
-        <w:t xml:space="preserve">#36  </w:t>
+        <w:t xml:space="preserve">#41  </w:t>
+      </w:r>
+      <w:r>
+        <w:rPr>
+          <w:b/>
+          <w:i w:val="0"/>
+        </w:rPr>
+        <w:t>Homes for the Polar Night</w:t>
+      </w:r>
+    </w:p>
+    <w:p>
+      <w:r>
+        <w:rPr>
+          <w:b/>
+          <w:color w:val="4A7FC1"/>
+        </w:rPr>
+        <w:t xml:space="preserve">#42  </w:t>
       </w:r>
       <w:r>
         <w:rPr>
           <w:b w:val="0"/>
           <w:i w:val="0"/>
         </w:rPr>
-        <w:t>How heat, water, oxygen and waste go round</w:t>
-      </w:r>
-    </w:p>
-    <w:p>
-      <w:r>
-        <w:rPr>
-          <w:b/>
-          <w:color w:val="4A7FC1"/>
-        </w:rPr>
-        <w:t xml:space="preserve">#37  </w:t>
+        <w:t>Housing for every age, built for −45 °C</w:t>
+      </w:r>
+    </w:p>
+    <w:p>
+      <w:r>
+        <w:rPr>
+          <w:b/>
+          <w:color w:val="4A7FC1"/>
+        </w:rPr>
+        <w:t xml:space="preserve">#43  </w:t>
       </w:r>
       <w:r>
         <w:rPr>
@@ -841,39 +937,39 @@
           <w:b/>
           <w:color w:val="4A7FC1"/>
         </w:rPr>
-        <w:t xml:space="preserve">#38  </w:t>
-      </w:r>
-      <w:r>
-        <w:rPr>
-          <w:b/>
-          <w:i w:val="0"/>
-        </w:rPr>
-        <w:t>A Livable City Every Day</w:t>
-      </w:r>
-    </w:p>
-    <w:p>
-      <w:r>
-        <w:rPr>
-          <w:b/>
-          <w:color w:val="4A7FC1"/>
-        </w:rPr>
-        <w:t xml:space="preserve">#39  </w:t>
+        <w:t xml:space="preserve">#44  </w:t>
+      </w:r>
+      <w:r>
+        <w:rPr>
+          <w:b/>
+          <w:i w:val="0"/>
+        </w:rPr>
+        <w:t>Energy for the Polar Night</w:t>
+      </w:r>
+    </w:p>
+    <w:p>
+      <w:r>
+        <w:rPr>
+          <w:b/>
+          <w:color w:val="4A7FC1"/>
+        </w:rPr>
+        <w:t xml:space="preserve">#45  </w:t>
       </w:r>
       <w:r>
         <w:rPr>
           <w:b w:val="0"/>
           <w:i w:val="0"/>
         </w:rPr>
-        <w:t>Schools, health, shops and culture</w:t>
-      </w:r>
-    </w:p>
-    <w:p>
-      <w:r>
-        <w:rPr>
-          <w:b/>
-          <w:color w:val="4A7FC1"/>
-        </w:rPr>
-        <w:t xml:space="preserve">#40  </w:t>
+        <w:t>Fusion, wind, sun, geothermal and storage</w:t>
+      </w:r>
+    </w:p>
+    <w:p>
+      <w:r>
+        <w:rPr>
+          <w:b/>
+          <w:color w:val="4A7FC1"/>
+        </w:rPr>
+        <w:t xml:space="preserve">#46  </w:t>
       </w:r>
       <w:r>
         <w:rPr>
@@ -889,39 +985,39 @@
           <w:b/>
           <w:color w:val="4A7FC1"/>
         </w:rPr>
-        <w:t xml:space="preserve">#41  </w:t>
-      </w:r>
-      <w:r>
-        <w:rPr>
-          <w:b/>
-          <w:i w:val="0"/>
-        </w:rPr>
-        <w:t>Homes for the Polar Night</w:t>
-      </w:r>
-    </w:p>
-    <w:p>
-      <w:r>
-        <w:rPr>
-          <w:b/>
-          <w:color w:val="4A7FC1"/>
-        </w:rPr>
-        <w:t xml:space="preserve">#42  </w:t>
+        <w:t xml:space="preserve">#47  </w:t>
+      </w:r>
+      <w:r>
+        <w:rPr>
+          <w:b/>
+          <w:i w:val="0"/>
+        </w:rPr>
+        <w:t>Nothing Is Wasted</w:t>
+      </w:r>
+    </w:p>
+    <w:p>
+      <w:r>
+        <w:rPr>
+          <w:b/>
+          <w:color w:val="4A7FC1"/>
+        </w:rPr>
+        <w:t xml:space="preserve">#48  </w:t>
       </w:r>
       <w:r>
         <w:rPr>
           <w:b w:val="0"/>
           <w:i w:val="0"/>
         </w:rPr>
-        <w:t>Housing for every age, built for −45 °C</w:t>
-      </w:r>
-    </w:p>
-    <w:p>
-      <w:r>
-        <w:rPr>
-          <w:b/>
-          <w:color w:val="4A7FC1"/>
-        </w:rPr>
-        <w:t xml:space="preserve">#43  </w:t>
+        <w:t>Water and waste in closed loops</w:t>
+      </w:r>
+    </w:p>
+    <w:p>
+      <w:r>
+        <w:rPr>
+          <w:b/>
+          <w:color w:val="4A7FC1"/>
+        </w:rPr>
+        <w:t xml:space="preserve">#49  </w:t>
       </w:r>
       <w:r>
         <w:rPr>
@@ -937,39 +1033,39 @@
           <w:b/>
           <w:color w:val="4A7FC1"/>
         </w:rPr>
-        <w:t xml:space="preserve">#44  </w:t>
-      </w:r>
-      <w:r>
-        <w:rPr>
-          <w:b/>
-          <w:i w:val="0"/>
-        </w:rPr>
-        <w:t>Energy for the Polar Night</w:t>
-      </w:r>
-    </w:p>
-    <w:p>
-      <w:r>
-        <w:rPr>
-          <w:b/>
-          <w:color w:val="4A7FC1"/>
-        </w:rPr>
-        <w:t xml:space="preserve">#45  </w:t>
+        <w:t xml:space="preserve">#50  </w:t>
+      </w:r>
+      <w:r>
+        <w:rPr>
+          <w:b/>
+          <w:i w:val="0"/>
+        </w:rPr>
+        <w:t>Wild Neighbours</w:t>
+      </w:r>
+    </w:p>
+    <w:p>
+      <w:r>
+        <w:rPr>
+          <w:b/>
+          <w:color w:val="4A7FC1"/>
+        </w:rPr>
+        <w:t xml:space="preserve">#51  </w:t>
       </w:r>
       <w:r>
         <w:rPr>
           <w:b w:val="0"/>
           <w:i w:val="0"/>
         </w:rPr>
-        <w:t>Fusion, wind, sun, geothermal and storage</w:t>
-      </w:r>
-    </w:p>
-    <w:p>
-      <w:r>
-        <w:rPr>
-          <w:b/>
-          <w:color w:val="4A7FC1"/>
-        </w:rPr>
-        <w:t xml:space="preserve">#46  </w:t>
+        <w:t>Our urban eco-system: plants and animals</w:t>
+      </w:r>
+    </w:p>
+    <w:p>
+      <w:r>
+        <w:rPr>
+          <w:b/>
+          <w:color w:val="4A7FC1"/>
+        </w:rPr>
+        <w:t xml:space="preserve">#52  </w:t>
       </w:r>
       <w:r>
         <w:rPr>
@@ -985,39 +1081,39 @@
           <w:b/>
           <w:color w:val="4A7FC1"/>
         </w:rPr>
-        <w:t xml:space="preserve">#47  </w:t>
-      </w:r>
-      <w:r>
-        <w:rPr>
-          <w:b/>
-          <w:i w:val="0"/>
-        </w:rPr>
-        <w:t>Nothing Is Wasted</w:t>
-      </w:r>
-    </w:p>
-    <w:p>
-      <w:r>
-        <w:rPr>
-          <w:b/>
-          <w:color w:val="4A7FC1"/>
-        </w:rPr>
-        <w:t xml:space="preserve">#48  </w:t>
+        <w:t xml:space="preserve">#53  </w:t>
+      </w:r>
+      <w:r>
+        <w:rPr>
+          <w:b/>
+          <w:i w:val="0"/>
+        </w:rPr>
+        <w:t>Getting Around Fossil-Free</w:t>
+      </w:r>
+    </w:p>
+    <w:p>
+      <w:r>
+        <w:rPr>
+          <w:b/>
+          <w:color w:val="4A7FC1"/>
+        </w:rPr>
+        <w:t xml:space="preserve">#54  </w:t>
       </w:r>
       <w:r>
         <w:rPr>
           <w:b w:val="0"/>
           <w:i w:val="0"/>
         </w:rPr>
-        <w:t>Water and waste in closed loops</w:t>
-      </w:r>
-    </w:p>
-    <w:p>
-      <w:r>
-        <w:rPr>
-          <w:b/>
-          <w:color w:val="4A7FC1"/>
-        </w:rPr>
-        <w:t xml:space="preserve">#49  </w:t>
+        <w:t>Routes, users, capacity, safety and energy</w:t>
+      </w:r>
+    </w:p>
+    <w:p>
+      <w:r>
+        <w:rPr>
+          <w:b/>
+          <w:color w:val="4A7FC1"/>
+        </w:rPr>
+        <w:t xml:space="preserve">#55  </w:t>
       </w:r>
       <w:r>
         <w:rPr>
@@ -1033,39 +1129,39 @@
           <w:b/>
           <w:color w:val="4A7FC1"/>
         </w:rPr>
-        <w:t xml:space="preserve">#50  </w:t>
-      </w:r>
-      <w:r>
-        <w:rPr>
-          <w:b/>
-          <w:i w:val="0"/>
-        </w:rPr>
-        <w:t>Wild Neighbours</w:t>
-      </w:r>
-    </w:p>
-    <w:p>
-      <w:r>
-        <w:rPr>
-          <w:b/>
-          <w:color w:val="4A7FC1"/>
-        </w:rPr>
-        <w:t xml:space="preserve">#51  </w:t>
+        <w:t xml:space="preserve">#56  </w:t>
+      </w:r>
+      <w:r>
+        <w:rPr>
+          <w:b/>
+          <w:i w:val="0"/>
+        </w:rPr>
+        <w:t>Salad Under the Northern Lights</w:t>
+      </w:r>
+    </w:p>
+    <w:p>
+      <w:r>
+        <w:rPr>
+          <w:b/>
+          <w:color w:val="4A7FC1"/>
+        </w:rPr>
+        <w:t xml:space="preserve">#57  </w:t>
       </w:r>
       <w:r>
         <w:rPr>
           <w:b w:val="0"/>
           <w:i w:val="0"/>
         </w:rPr>
-        <w:t>Our urban eco-system: plants and animals</w:t>
-      </w:r>
-    </w:p>
-    <w:p>
-      <w:r>
-        <w:rPr>
-          <w:b/>
-          <w:color w:val="4A7FC1"/>
-        </w:rPr>
-        <w:t xml:space="preserve">#52  </w:t>
+        <w:t>Inside the Evergreen Greenhouse Dome</w:t>
+      </w:r>
+    </w:p>
+    <w:p>
+      <w:r>
+        <w:rPr>
+          <w:b/>
+          <w:color w:val="4A7FC1"/>
+        </w:rPr>
+        <w:t xml:space="preserve">#58  </w:t>
       </w:r>
       <w:r>
         <w:rPr>
@@ -1081,39 +1177,39 @@
           <w:b/>
           <w:color w:val="4A7FC1"/>
         </w:rPr>
-        <w:t xml:space="preserve">#53  </w:t>
-      </w:r>
-      <w:r>
-        <w:rPr>
-          <w:b/>
-          <w:i w:val="0"/>
-        </w:rPr>
-        <w:t>Getting Around Fossil-Free</w:t>
-      </w:r>
-    </w:p>
-    <w:p>
-      <w:r>
-        <w:rPr>
-          <w:b/>
-          <w:color w:val="4A7FC1"/>
-        </w:rPr>
-        <w:t xml:space="preserve">#54  </w:t>
+        <w:t xml:space="preserve">#59  </w:t>
+      </w:r>
+      <w:r>
+        <w:rPr>
+          <w:b/>
+          <w:i w:val="0"/>
+        </w:rPr>
+        <w:t>Safe and Ready for Any Storm</w:t>
+      </w:r>
+    </w:p>
+    <w:p>
+      <w:r>
+        <w:rPr>
+          <w:b/>
+          <w:color w:val="4A7FC1"/>
+        </w:rPr>
+        <w:t xml:space="preserve">#60  </w:t>
       </w:r>
       <w:r>
         <w:rPr>
           <w:b w:val="0"/>
           <w:i w:val="0"/>
         </w:rPr>
-        <w:t>Routes, users, capacity, safety and energy</w:t>
-      </w:r>
-    </w:p>
-    <w:p>
-      <w:r>
-        <w:rPr>
-          <w:b/>
-          <w:color w:val="4A7FC1"/>
-        </w:rPr>
-        <w:t xml:space="preserve">#55  </w:t>
+        <w:t>Rescue, shelters and blizzard forecasts</w:t>
+      </w:r>
+    </w:p>
+    <w:p>
+      <w:r>
+        <w:rPr>
+          <w:b/>
+          <w:color w:val="4A7FC1"/>
+        </w:rPr>
+        <w:t xml:space="preserve">#61  </w:t>
       </w:r>
       <w:r>
         <w:rPr>
@@ -1129,39 +1225,39 @@
           <w:b/>
           <w:color w:val="4A7FC1"/>
         </w:rPr>
-        <w:t xml:space="preserve">#56  </w:t>
-      </w:r>
-      <w:r>
-        <w:rPr>
-          <w:b/>
-          <w:i w:val="0"/>
-        </w:rPr>
-        <w:t>Salad Under the Northern Lights</w:t>
-      </w:r>
-    </w:p>
-    <w:p>
-      <w:r>
-        <w:rPr>
-          <w:b/>
-          <w:color w:val="4A7FC1"/>
-        </w:rPr>
-        <w:t xml:space="preserve">#57  </w:t>
+        <w:t xml:space="preserve">#62  </w:t>
+      </w:r>
+      <w:r>
+        <w:rPr>
+          <w:b/>
+          <w:i w:val="0"/>
+        </w:rPr>
+        <w:t>Pros &amp; Cons</w:t>
+      </w:r>
+    </w:p>
+    <w:p>
+      <w:r>
+        <w:rPr>
+          <w:b/>
+          <w:color w:val="4A7FC1"/>
+        </w:rPr>
+        <w:t xml:space="preserve">#63  </w:t>
       </w:r>
       <w:r>
         <w:rPr>
           <w:b w:val="0"/>
           <w:i w:val="0"/>
         </w:rPr>
-        <w:t>Inside the Evergreen Greenhouse Dome</w:t>
-      </w:r>
-    </w:p>
-    <w:p>
-      <w:r>
-        <w:rPr>
-          <w:b/>
-          <w:color w:val="4A7FC1"/>
-        </w:rPr>
-        <w:t xml:space="preserve">#58  </w:t>
+        <w:t>Advantages, risks, costs and trade-offs</w:t>
+      </w:r>
+    </w:p>
+    <w:p>
+      <w:r>
+        <w:rPr>
+          <w:b/>
+          <w:color w:val="4A7FC1"/>
+        </w:rPr>
+        <w:t xml:space="preserve">#64  </w:t>
       </w:r>
       <w:r>
         <w:rPr>
@@ -1177,39 +1273,39 @@
           <w:b/>
           <w:color w:val="4A7FC1"/>
         </w:rPr>
-        <w:t xml:space="preserve">#59  </w:t>
-      </w:r>
-      <w:r>
-        <w:rPr>
-          <w:b/>
-          <w:i w:val="0"/>
-        </w:rPr>
-        <w:t>Safe and Ready for Any Storm</w:t>
-      </w:r>
-    </w:p>
-    <w:p>
-      <w:r>
-        <w:rPr>
-          <w:b/>
-          <w:color w:val="4A7FC1"/>
-        </w:rPr>
-        <w:t xml:space="preserve">#60  </w:t>
+        <w:t xml:space="preserve">#65  </w:t>
+      </w:r>
+      <w:r>
+        <w:rPr>
+          <w:b/>
+          <w:i w:val="0"/>
+        </w:rPr>
+        <w:t>Invest in Aurora Haven</w:t>
+      </w:r>
+    </w:p>
+    <w:p>
+      <w:r>
+        <w:rPr>
+          <w:b/>
+          <w:color w:val="4A7FC1"/>
+        </w:rPr>
+        <w:t xml:space="preserve">#66  </w:t>
       </w:r>
       <w:r>
         <w:rPr>
           <w:b w:val="0"/>
           <w:i w:val="0"/>
         </w:rPr>
-        <w:t>Rescue, shelters and blizzard forecasts</w:t>
-      </w:r>
-    </w:p>
-    <w:p>
-      <w:r>
-        <w:rPr>
-          <w:b/>
-          <w:color w:val="4A7FC1"/>
-        </w:rPr>
-        <w:t xml:space="preserve">#61  </w:t>
+        <w:t>Three ways to fund the city, stage by stage</w:t>
+      </w:r>
+    </w:p>
+    <w:p>
+      <w:r>
+        <w:rPr>
+          <w:b/>
+          <w:color w:val="4A7FC1"/>
+        </w:rPr>
+        <w:t xml:space="preserve">#67  </w:t>
       </w:r>
       <w:r>
         <w:rPr>
@@ -1225,39 +1321,39 @@
           <w:b/>
           <w:color w:val="4A7FC1"/>
         </w:rPr>
-        <w:t xml:space="preserve">#62  </w:t>
-      </w:r>
-      <w:r>
-        <w:rPr>
-          <w:b/>
-          <w:i w:val="0"/>
-        </w:rPr>
-        <w:t>Pros &amp; Cons</w:t>
-      </w:r>
-    </w:p>
-    <w:p>
-      <w:r>
-        <w:rPr>
-          <w:b/>
-          <w:color w:val="4A7FC1"/>
-        </w:rPr>
-        <w:t xml:space="preserve">#63  </w:t>
+        <w:t xml:space="preserve">#68  </w:t>
+      </w:r>
+      <w:r>
+        <w:rPr>
+          <w:b/>
+          <w:i w:val="0"/>
+        </w:rPr>
+        <w:t>Take the Tour</w:t>
+      </w:r>
+    </w:p>
+    <w:p>
+      <w:r>
+        <w:rPr>
+          <w:b/>
+          <w:color w:val="4A7FC1"/>
+        </w:rPr>
+        <w:t xml:space="preserve">#69  </w:t>
       </w:r>
       <w:r>
         <w:rPr>
           <w:b w:val="0"/>
           <w:i w:val="0"/>
         </w:rPr>
-        <w:t>Advantages, risks, costs and trade-offs</w:t>
-      </w:r>
-    </w:p>
-    <w:p>
-      <w:r>
-        <w:rPr>
-          <w:b/>
-          <w:color w:val="4A7FC1"/>
-        </w:rPr>
-        <w:t xml:space="preserve">#64  </w:t>
+        <w:t>Eight stops around the city</w:t>
+      </w:r>
+    </w:p>
+    <w:p>
+      <w:r>
+        <w:rPr>
+          <w:b/>
+          <w:color w:val="4A7FC1"/>
+        </w:rPr>
+        <w:t xml:space="preserve">#70  </w:t>
       </w:r>
       <w:r>
         <w:rPr>
@@ -1273,39 +1369,39 @@
           <w:b/>
           <w:color w:val="4A7FC1"/>
         </w:rPr>
-        <w:t xml:space="preserve">#65  </w:t>
-      </w:r>
-      <w:r>
-        <w:rPr>
-          <w:b/>
-          <w:i w:val="0"/>
-        </w:rPr>
-        <w:t>Invest in Aurora Haven</w:t>
-      </w:r>
-    </w:p>
-    <w:p>
-      <w:r>
-        <w:rPr>
-          <w:b/>
-          <w:color w:val="4A7FC1"/>
-        </w:rPr>
-        <w:t xml:space="preserve">#66  </w:t>
+        <w:t xml:space="preserve">#71  </w:t>
+      </w:r>
+      <w:r>
+        <w:rPr>
+          <w:b/>
+          <w:i w:val="0"/>
+        </w:rPr>
+        <w:t>Places to Visit</w:t>
+      </w:r>
+    </w:p>
+    <w:p>
+      <w:r>
+        <w:rPr>
+          <w:b/>
+          <w:color w:val="4A7FC1"/>
+        </w:rPr>
+        <w:t xml:space="preserve">#72  </w:t>
       </w:r>
       <w:r>
         <w:rPr>
           <w:b w:val="0"/>
           <w:i w:val="0"/>
         </w:rPr>
-        <w:t>Three ways to fund the city, stage by stage</w:t>
-      </w:r>
-    </w:p>
-    <w:p>
-      <w:r>
-        <w:rPr>
-          <w:b/>
-          <w:color w:val="4A7FC1"/>
-        </w:rPr>
-        <w:t xml:space="preserve">#67  </w:t>
+        <w:t>35 key places and what they do</w:t>
+      </w:r>
+    </w:p>
+    <w:p>
+      <w:r>
+        <w:rPr>
+          <w:b/>
+          <w:color w:val="4A7FC1"/>
+        </w:rPr>
+        <w:t xml:space="preserve">#73  </w:t>
       </w:r>
       <w:r>
         <w:rPr>
@@ -1321,39 +1417,39 @@
           <w:b/>
           <w:color w:val="4A7FC1"/>
         </w:rPr>
-        <w:t xml:space="preserve">#68  </w:t>
-      </w:r>
-      <w:r>
-        <w:rPr>
-          <w:b/>
-          <w:i w:val="0"/>
-        </w:rPr>
-        <w:t>Take the Tour</w:t>
-      </w:r>
-    </w:p>
-    <w:p>
-      <w:r>
-        <w:rPr>
-          <w:b/>
-          <w:color w:val="4A7FC1"/>
-        </w:rPr>
-        <w:t xml:space="preserve">#69  </w:t>
+        <w:t xml:space="preserve">#74  </w:t>
+      </w:r>
+      <w:r>
+        <w:rPr>
+          <w:b/>
+          <w:i w:val="0"/>
+        </w:rPr>
+        <w:t>Through a Resident’s Eyes</w:t>
+      </w:r>
+    </w:p>
+    <w:p>
+      <w:r>
+        <w:rPr>
+          <w:b/>
+          <w:color w:val="4A7FC1"/>
+        </w:rPr>
+        <w:t xml:space="preserve">#75  </w:t>
       </w:r>
       <w:r>
         <w:rPr>
           <w:b w:val="0"/>
           <w:i w:val="0"/>
         </w:rPr>
-        <w:t>Eight stops around the city</w:t>
-      </w:r>
-    </w:p>
-    <w:p>
-      <w:r>
-        <w:rPr>
-          <w:b/>
-          <w:color w:val="4A7FC1"/>
-        </w:rPr>
-        <w:t xml:space="preserve">#70  </w:t>
+        <w:t>An imagined day in the polar night</w:t>
+      </w:r>
+    </w:p>
+    <w:p>
+      <w:r>
+        <w:rPr>
+          <w:b/>
+          <w:color w:val="4A7FC1"/>
+        </w:rPr>
+        <w:t xml:space="preserve">#76  </w:t>
       </w:r>
       <w:r>
         <w:rPr>
@@ -1369,126 +1465,46 @@
           <w:b/>
           <w:color w:val="4A7FC1"/>
         </w:rPr>
-        <w:t xml:space="preserve">#71  </w:t>
-      </w:r>
-      <w:r>
-        <w:rPr>
-          <w:b/>
-          <w:i w:val="0"/>
-        </w:rPr>
-        <w:t>Places to Visit</w:t>
-      </w:r>
-    </w:p>
-    <w:p>
-      <w:r>
-        <w:rPr>
-          <w:b/>
-          <w:color w:val="4A7FC1"/>
-        </w:rPr>
-        <w:t xml:space="preserve">#72  </w:t>
+        <w:t xml:space="preserve">#77  </w:t>
+      </w:r>
+      <w:r>
+        <w:rPr>
+          <w:b/>
+          <w:i w:val="0"/>
+        </w:rPr>
+        <w:t>Sources &amp; Assumptions</w:t>
+      </w:r>
+    </w:p>
+    <w:p>
+      <w:r>
+        <w:rPr>
+          <w:b/>
+          <w:color w:val="4A7FC1"/>
+        </w:rPr>
+        <w:t xml:space="preserve">#78  </w:t>
       </w:r>
       <w:r>
         <w:rPr>
           <w:b w:val="0"/>
           <w:i w:val="0"/>
         </w:rPr>
-        <w:t>35 key places and what they do</w:t>
-      </w:r>
-    </w:p>
-    <w:p>
-      <w:r>
-        <w:rPr>
-          <w:b/>
-          <w:color w:val="4A7FC1"/>
-        </w:rPr>
-        <w:t xml:space="preserve">#73  </w:t>
-      </w:r>
-      <w:r>
-        <w:rPr>
-          <w:b/>
-          <w:i w:val="0"/>
-        </w:rPr>
-        <w:t>37</w:t>
-      </w:r>
-    </w:p>
-    <w:p>
-      <w:r>
-        <w:rPr>
-          <w:b/>
-          <w:color w:val="4A7FC1"/>
-        </w:rPr>
-        <w:t xml:space="preserve">#74  </w:t>
-      </w:r>
-      <w:r>
-        <w:rPr>
-          <w:b/>
-          <w:i w:val="0"/>
-        </w:rPr>
-        <w:t>Through a Resident’s Eyes</w:t>
-      </w:r>
-    </w:p>
-    <w:p>
-      <w:r>
-        <w:rPr>
-          <w:b/>
-          <w:color w:val="4A7FC1"/>
-        </w:rPr>
-        <w:t xml:space="preserve">#75  </w:t>
-      </w:r>
-      <w:r>
-        <w:rPr>
-          <w:b w:val="0"/>
-          <w:i w:val="0"/>
-        </w:rPr>
-        <w:t>An imagined day in the polar night</w:t>
-      </w:r>
-    </w:p>
-    <w:p>
-      <w:r>
-        <w:rPr>
-          <w:b/>
-          <w:color w:val="4A7FC1"/>
-        </w:rPr>
-        <w:t xml:space="preserve">#76  </w:t>
-      </w:r>
-      <w:r>
-        <w:rPr>
-          <w:b/>
-          <w:i w:val="0"/>
-        </w:rPr>
-        <w:t>38</w:t>
-      </w:r>
-    </w:p>
-    <w:p>
-      <w:r>
-        <w:rPr>
-          <w:b/>
-          <w:color w:val="4A7FC1"/>
-        </w:rPr>
-        <w:t xml:space="preserve">#77  </w:t>
-      </w:r>
-      <w:r>
-        <w:rPr>
-          <w:b/>
-          <w:i w:val="0"/>
-        </w:rPr>
-        <w:t>Sources &amp; Assumptions</w:t>
-      </w:r>
-    </w:p>
-    <w:p>
-      <w:r>
-        <w:rPr>
-          <w:b/>
-          <w:color w:val="4A7FC1"/>
-        </w:rPr>
-        <w:t xml:space="preserve">#78  </w:t>
-      </w:r>
-      <w:r>
-        <w:rPr>
-          <w:b w:val="0"/>
-          <w:i w:val="0"/>
-        </w:rPr>
         <w:t>Where our facts come from</w:t>
+      </w:r>
+    </w:p>
+    <w:p>
+      <w:r>
+        <w:rPr>
+          <w:b/>
+          <w:color w:val="4A7FC1"/>
+        </w:rPr>
+        <w:t xml:space="preserve">#79  </w:t>
+      </w:r>
+      <w:r>
+        <w:rPr>
+          <w:b/>
+          <w:i w:val="0"/>
+        </w:rPr>
+        <w:t>1</w:t>
       </w:r>
     </w:p>
     <w:p>
@@ -1651,6 +1667,22 @@
       </w:r>
     </w:p>
     <w:p>
+      <w:r>
+        <w:rPr>
+          <w:b/>
+          <w:color w:val="4A7FC1"/>
+        </w:rPr>
+        <w:t xml:space="preserve">#10  </w:t>
+      </w:r>
+      <w:r>
+        <w:rPr>
+          <w:b/>
+          <w:i w:val="0"/>
+        </w:rPr>
+        <w:t>2</w:t>
+      </w:r>
+    </w:p>
+    <w:p>
       <w:pPr>
         <w:pStyle w:val="Heading1"/>
       </w:pPr>
@@ -1974,6 +2006,22 @@
       </w:r>
     </w:p>
     <w:p>
+      <w:r>
+        <w:rPr>
+          <w:b/>
+          <w:color w:val="4A7FC1"/>
+        </w:rPr>
+        <w:t xml:space="preserve">#19  </w:t>
+      </w:r>
+      <w:r>
+        <w:rPr>
+          <w:b/>
+          <w:i w:val="0"/>
+        </w:rPr>
+        <w:t>3</w:t>
+      </w:r>
+    </w:p>
+    <w:p>
       <w:pPr>
         <w:pStyle w:val="Heading1"/>
       </w:pPr>
@@ -2087,6 +2135,22 @@
       </w:r>
     </w:p>
     <w:p>
+      <w:r>
+        <w:rPr>
+          <w:b/>
+          <w:color w:val="4A7FC1"/>
+        </w:rPr>
+        <w:t xml:space="preserve">#6  </w:t>
+      </w:r>
+      <w:r>
+        <w:rPr>
+          <w:b/>
+          <w:i w:val="0"/>
+        </w:rPr>
+        <w:t>4</w:t>
+      </w:r>
+    </w:p>
+    <w:p>
       <w:pPr>
         <w:pStyle w:val="Heading1"/>
       </w:pPr>
@@ -2264,6 +2328,22 @@
       </w:r>
     </w:p>
     <w:p>
+      <w:r>
+        <w:rPr>
+          <w:b/>
+          <w:color w:val="4A7FC1"/>
+        </w:rPr>
+        <w:t xml:space="preserve">#11  </w:t>
+      </w:r>
+      <w:r>
+        <w:rPr>
+          <w:b/>
+          <w:i w:val="0"/>
+        </w:rPr>
+        <w:t>5</w:t>
+      </w:r>
+    </w:p>
+    <w:p>
       <w:pPr>
         <w:pStyle w:val="Heading1"/>
       </w:pPr>
@@ -2514,6 +2594,22 @@
       </w:r>
     </w:p>
     <w:p>
+      <w:r>
+        <w:rPr>
+          <w:b/>
+          <w:color w:val="4A7FC1"/>
+        </w:rPr>
+        <w:t xml:space="preserve">#15  </w:t>
+      </w:r>
+      <w:r>
+        <w:rPr>
+          <w:b/>
+          <w:i w:val="0"/>
+        </w:rPr>
+        <w:t>6</w:t>
+      </w:r>
+    </w:p>
+    <w:p>
       <w:pPr>
         <w:pStyle w:val="Heading1"/>
       </w:pPr>
@@ -2941,6 +3037,22 @@
       </w:r>
     </w:p>
     <w:p>
+      <w:r>
+        <w:rPr>
+          <w:b/>
+          <w:color w:val="4A7FC1"/>
+        </w:rPr>
+        <w:t xml:space="preserve">#25  </w:t>
+      </w:r>
+      <w:r>
+        <w:rPr>
+          <w:b/>
+          <w:i w:val="0"/>
+        </w:rPr>
+        <w:t>7</w:t>
+      </w:r>
+    </w:p>
+    <w:p>
       <w:pPr>
         <w:pStyle w:val="Heading1"/>
       </w:pPr>
@@ -3022,6 +3134,22 @@
       </w:r>
     </w:p>
     <w:p>
+      <w:r>
+        <w:rPr>
+          <w:b/>
+          <w:color w:val="4A7FC1"/>
+        </w:rPr>
+        <w:t xml:space="preserve">#5  </w:t>
+      </w:r>
+      <w:r>
+        <w:rPr>
+          <w:b/>
+          <w:i w:val="0"/>
+        </w:rPr>
+        <w:t>8</w:t>
+      </w:r>
+    </w:p>
+    <w:p>
       <w:pPr>
         <w:pStyle w:val="Heading1"/>
       </w:pPr>
@@ -3046,6 +3174,22 @@
       </w:r>
     </w:p>
     <w:p>
+      <w:r>
+        <w:rPr>
+          <w:b/>
+          <w:color w:val="4A7FC1"/>
+        </w:rPr>
+        <w:t xml:space="preserve">#2  </w:t>
+      </w:r>
+      <w:r>
+        <w:rPr>
+          <w:b/>
+          <w:i w:val="0"/>
+        </w:rPr>
+        <w:t>9</w:t>
+      </w:r>
+    </w:p>
+    <w:p>
       <w:pPr>
         <w:pStyle w:val="Heading1"/>
       </w:pPr>
@@ -3098,7 +3242,7 @@
           <w:b w:val="0"/>
           <w:i/>
         </w:rPr>
-        <w:t>Aurora Haven – City Master Plan. North is up; one unit is one metre. Drawn from the 3D model; the numbers are the 35 places listed on page 36.</w:t>
+        <w:t>Aurora Haven – City Master Plan. North is up; one unit is one metre. Drawn from the 3D model; the numbers are the 35 places listed on page 34.</w:t>
       </w:r>
     </w:p>
     <w:p>
@@ -3259,6 +3403,22 @@
           <w:i w:val="0"/>
         </w:rPr>
         <w:t>Framed by Liberty Mall, Mount Aurora rises with its geothermal spa resort inside.</w:t>
+      </w:r>
+    </w:p>
+    <w:p>
+      <w:r>
+        <w:rPr>
+          <w:b/>
+          <w:color w:val="4A7FC1"/>
+        </w:rPr>
+        <w:t xml:space="preserve">#14  </w:t>
+      </w:r>
+      <w:r>
+        <w:rPr>
+          <w:b/>
+          <w:i w:val="0"/>
+        </w:rPr>
+        <w:t>10</w:t>
       </w:r>
     </w:p>
     <w:p>
@@ -3606,6 +3766,22 @@
       </w:r>
     </w:p>
     <w:p>
+      <w:r>
+        <w:rPr>
+          <w:b/>
+          <w:color w:val="4A7FC1"/>
+        </w:rPr>
+        <w:t xml:space="preserve">#22  </w:t>
+      </w:r>
+      <w:r>
+        <w:rPr>
+          <w:b/>
+          <w:i w:val="0"/>
+        </w:rPr>
+        <w:t>11</w:t>
+      </w:r>
+    </w:p>
+    <w:p>
       <w:pPr>
         <w:pStyle w:val="Heading1"/>
       </w:pPr>
@@ -3712,6 +3888,22 @@
       </w:r>
     </w:p>
     <w:p>
+      <w:r>
+        <w:rPr>
+          <w:b/>
+          <w:color w:val="4A7FC1"/>
+        </w:rPr>
+        <w:t xml:space="preserve">#6  </w:t>
+      </w:r>
+      <w:r>
+        <w:rPr>
+          <w:b/>
+          <w:i w:val="0"/>
+        </w:rPr>
+        <w:t>12</w:t>
+      </w:r>
+    </w:p>
+    <w:p>
       <w:pPr>
         <w:pStyle w:val="Heading1"/>
       </w:pPr>
@@ -3796,7 +3988,7 @@
           <w:b w:val="0"/>
           <w:i w:val="0"/>
         </w:rPr>
-        <w:t>A day at 800 MW needs about 0.2 kg of fuel, close to our 170 g design. Breeding tritium at scale is unproven [11] and ITER costs €18–22 billion [12], so the city starts on wind, sun and geothermal power (page 27).</w:t>
+        <w:t>A day at 800 MW needs about 0.2 kg of fuel, close to our 170 g design. Breeding tritium at scale is unproven [11] and ITER costs €18–22 billion [12], so the city starts on wind, sun and geothermal power (page 25).</w:t>
       </w:r>
     </w:p>
     <w:p>
@@ -3813,6 +4005,22 @@
           <w:i/>
         </w:rPr>
         <w:t>The Fusion Core, a compact D-T tokamak, glowing violet under the northern lights.</w:t>
+      </w:r>
+    </w:p>
+    <w:p>
+      <w:r>
+        <w:rPr>
+          <w:b/>
+          <w:color w:val="4A7FC1"/>
+        </w:rPr>
+        <w:t xml:space="preserve">#7  </w:t>
+      </w:r>
+      <w:r>
+        <w:rPr>
+          <w:b/>
+          <w:i w:val="0"/>
+        </w:rPr>
+        <w:t>13</w:t>
       </w:r>
     </w:p>
     <w:p>
@@ -4263,6 +4471,22 @@
       </w:r>
     </w:p>
     <w:p>
+      <w:r>
+        <w:rPr>
+          <w:b/>
+          <w:color w:val="4A7FC1"/>
+        </w:rPr>
+        <w:t xml:space="preserve">#24  </w:t>
+      </w:r>
+      <w:r>
+        <w:rPr>
+          <w:b/>
+          <w:i w:val="0"/>
+        </w:rPr>
+        <w:t>14</w:t>
+      </w:r>
+    </w:p>
+    <w:p>
       <w:pPr>
         <w:pStyle w:val="Heading1"/>
       </w:pPr>
@@ -4383,6 +4607,22 @@
       </w:r>
     </w:p>
     <w:p>
+      <w:r>
+        <w:rPr>
+          <w:b/>
+          <w:color w:val="4A7FC1"/>
+        </w:rPr>
+        <w:t xml:space="preserve">#8  </w:t>
+      </w:r>
+      <w:r>
+        <w:rPr>
+          <w:b/>
+          <w:i w:val="0"/>
+        </w:rPr>
+        <w:t>15</w:t>
+      </w:r>
+    </w:p>
+    <w:p>
       <w:pPr>
         <w:pStyle w:val="Heading1"/>
       </w:pPr>
@@ -4807,6 +5047,22 @@
       </w:r>
     </w:p>
     <w:p>
+      <w:r>
+        <w:rPr>
+          <w:b/>
+          <w:color w:val="4A7FC1"/>
+        </w:rPr>
+        <w:t xml:space="preserve">#27  </w:t>
+      </w:r>
+      <w:r>
+        <w:rPr>
+          <w:b/>
+          <w:i w:val="0"/>
+        </w:rPr>
+        <w:t>16</w:t>
+      </w:r>
+    </w:p>
+    <w:p>
       <w:pPr>
         <w:pStyle w:val="Heading1"/>
       </w:pPr>
@@ -4936,6 +5192,22 @@
       </w:r>
     </w:p>
     <w:p>
+      <w:r>
+        <w:rPr>
+          <w:b/>
+          <w:color w:val="4A7FC1"/>
+        </w:rPr>
+        <w:t xml:space="preserve">#8  </w:t>
+      </w:r>
+      <w:r>
+        <w:rPr>
+          <w:b/>
+          <w:i w:val="0"/>
+        </w:rPr>
+        <w:t>17</w:t>
+      </w:r>
+    </w:p>
+    <w:p>
       <w:pPr>
         <w:pStyle w:val="Heading1"/>
       </w:pPr>
@@ -5008,6 +5280,22 @@
       </w:r>
     </w:p>
     <w:p>
+      <w:r>
+        <w:rPr>
+          <w:b/>
+          <w:color w:val="4A7FC1"/>
+        </w:rPr>
+        <w:t xml:space="preserve">#5  </w:t>
+      </w:r>
+      <w:r>
+        <w:rPr>
+          <w:b/>
+          <w:i w:val="0"/>
+        </w:rPr>
+        <w:t>18</w:t>
+      </w:r>
+    </w:p>
+    <w:p>
       <w:pPr>
         <w:pStyle w:val="Heading1"/>
       </w:pPr>
@@ -5112,6 +5400,22 @@
       </w:r>
     </w:p>
     <w:p>
+      <w:r>
+        <w:rPr>
+          <w:b/>
+          <w:color w:val="4A7FC1"/>
+        </w:rPr>
+        <w:t xml:space="preserve">#7  </w:t>
+      </w:r>
+      <w:r>
+        <w:rPr>
+          <w:b/>
+          <w:i w:val="0"/>
+        </w:rPr>
+        <w:t>19</w:t>
+      </w:r>
+    </w:p>
+    <w:p>
       <w:pPr>
         <w:pStyle w:val="Heading1"/>
       </w:pPr>
@@ -5371,6 +5675,22 @@
       </w:r>
     </w:p>
     <w:p>
+      <w:r>
+        <w:rPr>
+          <w:b/>
+          <w:color w:val="4A7FC1"/>
+        </w:rPr>
+        <w:t xml:space="preserve">#14  </w:t>
+      </w:r>
+      <w:r>
+        <w:rPr>
+          <w:b/>
+          <w:i w:val="0"/>
+        </w:rPr>
+        <w:t>20</w:t>
+      </w:r>
+    </w:p>
+    <w:p>
       <w:pPr>
         <w:pStyle w:val="Heading1"/>
       </w:pPr>
@@ -5674,6 +5994,22 @@
       </w:r>
     </w:p>
     <w:p>
+      <w:r>
+        <w:rPr>
+          <w:b/>
+          <w:color w:val="4A7FC1"/>
+        </w:rPr>
+        <w:t xml:space="preserve">#15  </w:t>
+      </w:r>
+      <w:r>
+        <w:rPr>
+          <w:b/>
+          <w:i w:val="0"/>
+        </w:rPr>
+        <w:t>21</w:t>
+      </w:r>
+    </w:p>
+    <w:p>
       <w:pPr>
         <w:pStyle w:val="Heading1"/>
       </w:pPr>
@@ -6155,6 +6491,22 @@
       </w:r>
     </w:p>
     <w:p>
+      <w:r>
+        <w:rPr>
+          <w:b/>
+          <w:color w:val="4A7FC1"/>
+        </w:rPr>
+        <w:t xml:space="preserve">#30  </w:t>
+      </w:r>
+      <w:r>
+        <w:rPr>
+          <w:b/>
+          <w:i w:val="0"/>
+        </w:rPr>
+        <w:t>22</w:t>
+      </w:r>
+    </w:p>
+    <w:p>
       <w:pPr>
         <w:pStyle w:val="Heading1"/>
       </w:pPr>
@@ -6451,6 +6803,22 @@
       </w:r>
     </w:p>
     <w:p>
+      <w:r>
+        <w:rPr>
+          <w:b/>
+          <w:color w:val="4A7FC1"/>
+        </w:rPr>
+        <w:t xml:space="preserve">#19  </w:t>
+      </w:r>
+      <w:r>
+        <w:rPr>
+          <w:b/>
+          <w:i w:val="0"/>
+        </w:rPr>
+        <w:t>23</w:t>
+      </w:r>
+    </w:p>
+    <w:p>
       <w:pPr>
         <w:pStyle w:val="Heading1"/>
       </w:pPr>
@@ -6923,6 +7291,22 @@
       </w:r>
     </w:p>
     <w:p>
+      <w:r>
+        <w:rPr>
+          <w:b/>
+          <w:color w:val="4A7FC1"/>
+        </w:rPr>
+        <w:t xml:space="preserve">#30  </w:t>
+      </w:r>
+      <w:r>
+        <w:rPr>
+          <w:b/>
+          <w:i w:val="0"/>
+        </w:rPr>
+        <w:t>24</w:t>
+      </w:r>
+    </w:p>
+    <w:p>
       <w:pPr>
         <w:pStyle w:val="Heading1"/>
       </w:pPr>
@@ -7139,6 +7523,22 @@
       </w:r>
     </w:p>
     <w:p>
+      <w:r>
+        <w:rPr>
+          <w:b/>
+          <w:color w:val="4A7FC1"/>
+        </w:rPr>
+        <w:t xml:space="preserve">#14  </w:t>
+      </w:r>
+      <w:r>
+        <w:rPr>
+          <w:b/>
+          <w:i w:val="0"/>
+        </w:rPr>
+        <w:t>25</w:t>
+      </w:r>
+    </w:p>
+    <w:p>
       <w:pPr>
         <w:pStyle w:val="Heading1"/>
       </w:pPr>
@@ -7549,6 +7949,22 @@
       </w:r>
     </w:p>
     <w:p>
+      <w:r>
+        <w:rPr>
+          <w:b/>
+          <w:color w:val="4A7FC1"/>
+        </w:rPr>
+        <w:t xml:space="preserve">#25  </w:t>
+      </w:r>
+      <w:r>
+        <w:rPr>
+          <w:b/>
+          <w:i w:val="0"/>
+        </w:rPr>
+        <w:t>26</w:t>
+      </w:r>
+    </w:p>
+    <w:p>
       <w:pPr>
         <w:pStyle w:val="Heading1"/>
       </w:pPr>
@@ -7818,6 +8234,22 @@
       </w:r>
     </w:p>
     <w:p>
+      <w:r>
+        <w:rPr>
+          <w:b/>
+          <w:color w:val="4A7FC1"/>
+        </w:rPr>
+        <w:t xml:space="preserve">#10  </w:t>
+      </w:r>
+      <w:r>
+        <w:rPr>
+          <w:b/>
+          <w:i w:val="0"/>
+        </w:rPr>
+        <w:t>27</w:t>
+      </w:r>
+    </w:p>
+    <w:p>
       <w:pPr>
         <w:pStyle w:val="Heading1"/>
       </w:pPr>
@@ -8198,6 +8630,22 @@
       </w:r>
     </w:p>
     <w:p>
+      <w:r>
+        <w:rPr>
+          <w:b/>
+          <w:color w:val="4A7FC1"/>
+        </w:rPr>
+        <w:t xml:space="preserve">#22  </w:t>
+      </w:r>
+      <w:r>
+        <w:rPr>
+          <w:b/>
+          <w:i w:val="0"/>
+        </w:rPr>
+        <w:t>28</w:t>
+      </w:r>
+    </w:p>
+    <w:p>
       <w:pPr>
         <w:pStyle w:val="Heading1"/>
       </w:pPr>
@@ -8350,6 +8798,22 @@
       </w:r>
     </w:p>
     <w:p>
+      <w:r>
+        <w:rPr>
+          <w:b/>
+          <w:color w:val="4A7FC1"/>
+        </w:rPr>
+        <w:t xml:space="preserve">#10  </w:t>
+      </w:r>
+      <w:r>
+        <w:rPr>
+          <w:b/>
+          <w:i w:val="0"/>
+        </w:rPr>
+        <w:t>29</w:t>
+      </w:r>
+    </w:p>
+    <w:p>
       <w:pPr>
         <w:pStyle w:val="Heading1"/>
       </w:pPr>
@@ -8552,6 +9016,22 @@
       </w:r>
     </w:p>
     <w:p>
+      <w:r>
+        <w:rPr>
+          <w:b/>
+          <w:color w:val="4A7FC1"/>
+        </w:rPr>
+        <w:t xml:space="preserve">#12  </w:t>
+      </w:r>
+      <w:r>
+        <w:rPr>
+          <w:b/>
+          <w:i w:val="0"/>
+        </w:rPr>
+        <w:t>30</w:t>
+      </w:r>
+    </w:p>
+    <w:p>
       <w:pPr>
         <w:pStyle w:val="Heading1"/>
       </w:pPr>
@@ -9141,6 +9621,22 @@
       </w:r>
     </w:p>
     <w:p>
+      <w:r>
+        <w:rPr>
+          <w:b/>
+          <w:color w:val="4A7FC1"/>
+        </w:rPr>
+        <w:t xml:space="preserve">#28  </w:t>
+      </w:r>
+      <w:r>
+        <w:rPr>
+          <w:b/>
+          <w:i w:val="0"/>
+        </w:rPr>
+        <w:t>31</w:t>
+      </w:r>
+    </w:p>
+    <w:p>
       <w:pPr>
         <w:pStyle w:val="Heading1"/>
       </w:pPr>
@@ -9598,7 +10094,7 @@
           <w:b w:val="0"/>
           <w:i/>
         </w:rPr>
-        <w:t>Please note: these are future concepts, not tested projects. Costs and returns still have to be worked out in a full business plan, and no return is guaranteed. The risks are on page 33.</w:t>
+        <w:t>Please note: these are future concepts, not tested projects. Costs and returns still have to be worked out in a full business plan, and no return is guaranteed. The risks are on page 31.</w:t>
       </w:r>
     </w:p>
     <w:p>
@@ -9621,7 +10117,23 @@
           <w:b w:val="0"/>
           <w:i w:val="0"/>
         </w:rPr>
-        <w:t>Visit the Aurora Green Finance Hall in the Financial District, or meet our team on page 5.</w:t>
+        <w:t>Visit the Aurora Green Finance Hall in the Financial District, or meet our team on page 3.</w:t>
+      </w:r>
+    </w:p>
+    <w:p>
+      <w:r>
+        <w:rPr>
+          <w:b/>
+          <w:color w:val="4A7FC1"/>
+        </w:rPr>
+        <w:t xml:space="preserve">#29  </w:t>
+      </w:r>
+      <w:r>
+        <w:rPr>
+          <w:b/>
+          <w:i w:val="0"/>
+        </w:rPr>
+        <w:t>32</w:t>
       </w:r>
     </w:p>
     <w:p>
@@ -10121,6 +10633,22 @@
       </w:r>
     </w:p>
     <w:p>
+      <w:r>
+        <w:rPr>
+          <w:b/>
+          <w:color w:val="4A7FC1"/>
+        </w:rPr>
+        <w:t xml:space="preserve">#27  </w:t>
+      </w:r>
+      <w:r>
+        <w:rPr>
+          <w:b/>
+          <w:i w:val="0"/>
+        </w:rPr>
+        <w:t>33</w:t>
+      </w:r>
+    </w:p>
+    <w:p>
       <w:pPr>
         <w:pStyle w:val="Heading1"/>
       </w:pPr>
@@ -10173,7 +10701,7 @@
           <w:b w:val="0"/>
           <w:i/>
         </w:rPr>
-        <w:t>The numbers match the markers on the city master plan on page 12.</w:t>
+        <w:t>The numbers match the markers on the city master plan on page 10.</w:t>
       </w:r>
     </w:p>
     <w:p>
@@ -11854,6 +12382,22 @@
           <w:i w:val="0"/>
         </w:rPr>
         <w:t>About 8,000 seats for snow sports, school sports days and the Midwinter Aurora Festival.</w:t>
+      </w:r>
+    </w:p>
+    <w:p>
+      <w:r>
+        <w:rPr>
+          <w:b/>
+          <w:color w:val="4A7FC1"/>
+        </w:rPr>
+        <w:t xml:space="preserve">#109  </w:t>
+      </w:r>
+      <w:r>
+        <w:rPr>
+          <w:b/>
+          <w:i w:val="0"/>
+        </w:rPr>
+        <w:t>34</w:t>
       </w:r>
     </w:p>
     <w:p>
@@ -12032,6 +12576,22 @@
       </w:r>
     </w:p>
     <w:p>
+      <w:r>
+        <w:rPr>
+          <w:b/>
+          <w:color w:val="4A7FC1"/>
+        </w:rPr>
+        <w:t xml:space="preserve">#7  </w:t>
+      </w:r>
+      <w:r>
+        <w:rPr>
+          <w:b/>
+          <w:i w:val="0"/>
+        </w:rPr>
+        <w:t>35</w:t>
+      </w:r>
+    </w:p>
+    <w:p>
       <w:pPr>
         <w:pStyle w:val="Heading1"/>
       </w:pPr>
@@ -12570,6 +13130,22 @@
           <w:i w:val="0"/>
         </w:rPr>
         <w:t>We used AI tools to help us build the 3D model of the city and make the pictures, plans and diagrams in this magazine, and to check our spelling and fix logic errors in the text.</w:t>
+      </w:r>
+    </w:p>
+    <w:p>
+      <w:r>
+        <w:rPr>
+          <w:b/>
+          <w:color w:val="4A7FC1"/>
+        </w:rPr>
+        <w:t xml:space="preserve">#14  </w:t>
+      </w:r>
+      <w:r>
+        <w:rPr>
+          <w:b/>
+          <w:i w:val="0"/>
+        </w:rPr>
+        <w:t>36</w:t>
       </w:r>
     </w:p>
     <w:p>

--- a/output/Aurora_Haven_Magazine_text.docx
+++ b/output/Aurora_Haven_Magazine_text.docx
@@ -2145,6 +2145,22 @@
       <w:r>
         <w:rPr>
           <w:b/>
+          <w:i/>
+        </w:rPr>
+        <w:t>“Three ideas work as one closed loop that keeps the city powered, fed and happy in one of the harshest places on Earth.”</w:t>
+      </w:r>
+    </w:p>
+    <w:p>
+      <w:r>
+        <w:rPr>
+          <w:b/>
+          <w:color w:val="4A7FC1"/>
+        </w:rPr>
+        <w:t xml:space="preserve">#7  </w:t>
+      </w:r>
+      <w:r>
+        <w:rPr>
+          <w:b/>
           <w:i w:val="0"/>
         </w:rPr>
         <w:t>4</w:t>
@@ -2184,156 +2200,211 @@
       </w:r>
       <w:r>
         <w:rPr>
+          <w:b/>
+          <w:i w:val="0"/>
+        </w:rPr>
+        <w:t>THREE THINGS ONLY AURORA HAVEN HAS</w:t>
+      </w:r>
+    </w:p>
+    <w:p>
+      <w:r>
+        <w:rPr>
+          <w:b/>
+          <w:color w:val="4A7FC1"/>
+        </w:rPr>
+        <w:t xml:space="preserve">#3  </w:t>
+      </w:r>
+      <w:r>
+        <w:rPr>
+          <w:b/>
+          <w:i w:val="0"/>
+        </w:rPr>
+        <w:t>1</w:t>
+      </w:r>
+    </w:p>
+    <w:p>
+      <w:r>
+        <w:rPr>
+          <w:b/>
+          <w:color w:val="4A7FC1"/>
+        </w:rPr>
+        <w:t xml:space="preserve">#4  </w:t>
+      </w:r>
+      <w:r>
+        <w:rPr>
+          <w:b/>
+          <w:i w:val="0"/>
+        </w:rPr>
+        <w:t>The City’s Own Sun</w:t>
+      </w:r>
+    </w:p>
+    <w:p>
+      <w:r>
+        <w:rPr>
+          <w:b/>
+          <w:color w:val="4A7FC1"/>
+        </w:rPr>
+        <w:t xml:space="preserve">#5  </w:t>
+      </w:r>
+      <w:r>
+        <w:rPr>
           <w:b w:val="0"/>
           <w:i w:val="0"/>
         </w:rPr>
-        <w:t>What makes Aurora Haven special is its three signature districts. A fusion power station acts as the city’s own sun, giving steady power and heat even through the polar night. A Snow-to-Food &amp; Water Plant turns snow and air into clean drinking water and food, so the city can feed itself without farmland.</w:t>
-      </w:r>
-    </w:p>
-    <w:p>
+        <w:t>A compact fusion reactor inside the city lights every home, heats every street and melts the snow we drink.</w:t>
+      </w:r>
+    </w:p>
+    <w:p>
+      <w:r>
+        <w:rPr>
+          <w:b/>
+          <w:color w:val="4A7FC1"/>
+        </w:rPr>
+        <w:t xml:space="preserve">#6  </w:t>
+      </w:r>
+      <w:r>
+        <w:rPr>
+          <w:b/>
+          <w:i w:val="0"/>
+        </w:rPr>
+        <w:t>PAGE 12</w:t>
+      </w:r>
+    </w:p>
+    <w:p>
+      <w:r>
+        <w:rPr>
+          <w:b/>
+          <w:color w:val="4A7FC1"/>
+        </w:rPr>
+        <w:t xml:space="preserve">#7  </w:t>
+      </w:r>
+      <w:r>
+        <w:rPr>
+          <w:b/>
+          <w:i w:val="0"/>
+        </w:rPr>
+        <w:t>2</w:t>
+      </w:r>
+    </w:p>
+    <w:p>
+      <w:r>
+        <w:rPr>
+          <w:b/>
+          <w:color w:val="4A7FC1"/>
+        </w:rPr>
+        <w:t xml:space="preserve">#8  </w:t>
+      </w:r>
+      <w:r>
+        <w:rPr>
+          <w:b/>
+          <w:i w:val="0"/>
+        </w:rPr>
+        <w:t>Bread and Water from Snow and Air</w:t>
+      </w:r>
+    </w:p>
+    <w:p>
+      <w:r>
+        <w:rPr>
+          <w:b/>
+          <w:color w:val="4A7FC1"/>
+        </w:rPr>
+        <w:t xml:space="preserve">#9  </w:t>
+      </w:r>
       <w:r>
         <w:rPr>
           <w:b w:val="0"/>
           <w:i w:val="0"/>
         </w:rPr>
-        <w:t>And inside Mount Aurora, a geothermal spa resort offers warmth, rest and a view of the northern lights. Together they form one closed loop that keeps the city powered, fed and happy in one of the harshest places on Earth.</w:t>
-      </w:r>
-    </w:p>
-    <w:p>
-      <w:r>
-        <w:rPr>
-          <w:b/>
-          <w:color w:val="4A7FC1"/>
-        </w:rPr>
-        <w:t xml:space="preserve">#3  </w:t>
-      </w:r>
-      <w:r>
-        <w:rPr>
-          <w:b/>
-          <w:i w:val="0"/>
-        </w:rPr>
-        <w:t>45,000</w:t>
-      </w:r>
-    </w:p>
-    <w:p>
-      <w:r>
-        <w:rPr>
-          <w:b/>
-          <w:color w:val="4A7FC1"/>
-        </w:rPr>
-        <w:t xml:space="preserve">#4  </w:t>
+        <w:t>A factory turns snow and air into drinking water, bread and protein, so a city with no farmland can feed itself.</w:t>
+      </w:r>
+    </w:p>
+    <w:p>
+      <w:r>
+        <w:rPr>
+          <w:b/>
+          <w:color w:val="4A7FC1"/>
+        </w:rPr>
+        <w:t xml:space="preserve">#10  </w:t>
+      </w:r>
+      <w:r>
+        <w:rPr>
+          <w:b/>
+          <w:i w:val="0"/>
+        </w:rPr>
+        <w:t>PAGE 15</w:t>
+      </w:r>
+    </w:p>
+    <w:p>
+      <w:r>
+        <w:rPr>
+          <w:b/>
+          <w:color w:val="4A7FC1"/>
+        </w:rPr>
+        <w:t xml:space="preserve">#11  </w:t>
+      </w:r>
+      <w:r>
+        <w:rPr>
+          <w:b/>
+          <w:i w:val="0"/>
+        </w:rPr>
+        <w:t>3</w:t>
+      </w:r>
+    </w:p>
+    <w:p>
+      <w:r>
+        <w:rPr>
+          <w:b/>
+          <w:color w:val="4A7FC1"/>
+        </w:rPr>
+        <w:t xml:space="preserve">#12  </w:t>
+      </w:r>
+      <w:r>
+        <w:rPr>
+          <w:b/>
+          <w:i w:val="0"/>
+        </w:rPr>
+        <w:t>A Snow Mountain You Can Walk Inside</w:t>
+      </w:r>
+    </w:p>
+    <w:p>
+      <w:r>
+        <w:rPr>
+          <w:b/>
+          <w:color w:val="4A7FC1"/>
+        </w:rPr>
+        <w:t xml:space="preserve">#13  </w:t>
       </w:r>
       <w:r>
         <w:rPr>
           <w:b w:val="0"/>
           <w:i w:val="0"/>
         </w:rPr>
-        <w:t>residents</w:t>
-      </w:r>
-    </w:p>
-    <w:p>
-      <w:r>
-        <w:rPr>
-          <w:b/>
-          <w:color w:val="4A7FC1"/>
-        </w:rPr>
-        <w:t xml:space="preserve">#5  </w:t>
-      </w:r>
-      <w:r>
-        <w:rPr>
-          <w:b/>
-          <w:i w:val="0"/>
-        </w:rPr>
-        <w:t>−45 °C</w:t>
-      </w:r>
-    </w:p>
-    <w:p>
-      <w:r>
-        <w:rPr>
-          <w:b/>
-          <w:color w:val="4A7FC1"/>
-        </w:rPr>
-        <w:t xml:space="preserve">#6  </w:t>
-      </w:r>
-      <w:r>
-        <w:rPr>
-          <w:b w:val="0"/>
-          <w:i w:val="0"/>
-        </w:rPr>
-        <w:t>winter lows</w:t>
-      </w:r>
-    </w:p>
-    <w:p>
-      <w:r>
-        <w:rPr>
-          <w:b/>
-          <w:color w:val="4A7FC1"/>
-        </w:rPr>
-        <w:t xml:space="preserve">#7  </w:t>
-      </w:r>
-      <w:r>
-        <w:rPr>
-          <w:b/>
-          <w:i w:val="0"/>
-        </w:rPr>
-        <w:t>35 m</w:t>
-      </w:r>
-    </w:p>
-    <w:p>
-      <w:r>
-        <w:rPr>
-          <w:b/>
-          <w:color w:val="4A7FC1"/>
-        </w:rPr>
-        <w:t xml:space="preserve">#8  </w:t>
-      </w:r>
-      <w:r>
-        <w:rPr>
-          <w:b w:val="0"/>
-          <w:i w:val="0"/>
-        </w:rPr>
-        <w:t>Mount Aurora, the snow peak</w:t>
-      </w:r>
-    </w:p>
-    <w:p>
-      <w:r>
-        <w:rPr>
-          <w:b/>
-          <w:color w:val="4A7FC1"/>
-        </w:rPr>
-        <w:t xml:space="preserve">#9  </w:t>
-      </w:r>
-      <w:r>
-        <w:rPr>
-          <w:b/>
-          <w:i w:val="0"/>
-        </w:rPr>
-        <w:t>10 min</w:t>
-      </w:r>
-    </w:p>
-    <w:p>
-      <w:r>
-        <w:rPr>
-          <w:b/>
-          <w:color w:val="4A7FC1"/>
-        </w:rPr>
-        <w:t xml:space="preserve">#10  </w:t>
-      </w:r>
-      <w:r>
-        <w:rPr>
-          <w:b w:val="0"/>
-          <w:i w:val="0"/>
-        </w:rPr>
-        <w:t>walk to daily needs</w:t>
-      </w:r>
-    </w:p>
-    <w:p>
-      <w:r>
-        <w:rPr>
-          <w:b/>
-          <w:color w:val="4A7FC1"/>
-        </w:rPr>
-        <w:t xml:space="preserve">#11  </w:t>
+        <w:t>Mineral lakes, mud pools and saunas stay at 28 °C inside a 35-metre snow peak, all winter long.</w:t>
+      </w:r>
+    </w:p>
+    <w:p>
+      <w:r>
+        <w:rPr>
+          <w:b/>
+          <w:color w:val="4A7FC1"/>
+        </w:rPr>
+        <w:t xml:space="preserve">#14  </w:t>
+      </w:r>
+      <w:r>
+        <w:rPr>
+          <w:b/>
+          <w:i w:val="0"/>
+        </w:rPr>
+        <w:t>PAGE 17</w:t>
+      </w:r>
+    </w:p>
+    <w:p>
+      <w:r>
+        <w:rPr>
+          <w:b/>
+          <w:color w:val="4A7FC1"/>
+        </w:rPr>
+        <w:t xml:space="preserve">#15  </w:t>
       </w:r>
       <w:r>
         <w:rPr>

--- a/output/Aurora_Haven_Magazine_text.docx
+++ b/output/Aurora_Haven_Magazine_text.docx
@@ -39,7 +39,7 @@
           <w:b/>
           <w:i w:val="0"/>
         </w:rPr>
-        <w:t>ISSUE 01   ·   POLAR / ICE CITY   ·   A CITY BUILT IN 3D</w:t>
+        <w:t>THE IDEAL CITY OF THE FUTURE</w:t>
       </w:r>
     </w:p>
     <w:p>
@@ -55,6 +55,22 @@
           <w:b/>
           <w:i w:val="0"/>
         </w:rPr>
+        <w:t>ISSUE 01  ·  2026</w:t>
+      </w:r>
+    </w:p>
+    <w:p>
+      <w:r>
+        <w:rPr>
+          <w:b/>
+          <w:color w:val="4A7FC1"/>
+        </w:rPr>
+        <w:t xml:space="preserve">#3  </w:t>
+      </w:r>
+      <w:r>
+        <w:rPr>
+          <w:b/>
+          <w:i w:val="0"/>
+        </w:rPr>
         <w:t>AURORA HAVEN</w:t>
       </w:r>
     </w:p>
@@ -64,159 +80,217 @@
           <w:b/>
           <w:color w:val="4A7FC1"/>
         </w:rPr>
-        <w:t xml:space="preserve">#3  </w:t>
-      </w:r>
+        <w:t xml:space="preserve">#4  </w:t>
+      </w:r>
+      <w:r>
+        <w:rPr>
+          <w:b/>
+          <w:i w:val="0"/>
+        </w:rPr>
+        <w:t>A POLAR CITY THAT THRIVES</w:t>
+      </w:r>
+    </w:p>
+    <w:p>
+      <w:r>
+        <w:rPr>
+          <w:b/>
+          <w:color w:val="4A7FC1"/>
+        </w:rPr>
+        <w:t xml:space="preserve">#5  </w:t>
+      </w:r>
+      <w:r>
+        <w:rPr>
+          <w:b/>
+          <w:i w:val="0"/>
+        </w:rPr>
+        <w:t>1</w:t>
+      </w:r>
+    </w:p>
+    <w:p>
+      <w:r>
+        <w:rPr>
+          <w:b/>
+          <w:color w:val="4A7FC1"/>
+        </w:rPr>
+        <w:t xml:space="preserve">#6  </w:t>
+      </w:r>
+      <w:r>
+        <w:rPr>
+          <w:b/>
+          <w:i w:val="0"/>
+        </w:rPr>
+        <w:t>FUSION CORE</w:t>
+      </w:r>
+    </w:p>
+    <w:p>
       <w:r>
         <w:rPr>
           <w:b w:val="0"/>
           <w:i/>
         </w:rPr>
-        <w:t>A polar city that thrives</w:t>
-      </w:r>
-    </w:p>
-    <w:p>
-      <w:r>
-        <w:rPr>
-          <w:b/>
-          <w:color w:val="4A7FC1"/>
-        </w:rPr>
-        <w:t xml:space="preserve">#4  </w:t>
-      </w:r>
-      <w:r>
-        <w:rPr>
-          <w:b/>
-          <w:i w:val="0"/>
-        </w:rPr>
-        <w:t>The city's own sun</w:t>
+        <w:t>The city’s own sun  ·  P. 12</w:t>
+      </w:r>
+    </w:p>
+    <w:p>
+      <w:r>
+        <w:rPr>
+          <w:b/>
+          <w:color w:val="4A7FC1"/>
+        </w:rPr>
+        <w:t xml:space="preserve">#7  </w:t>
+      </w:r>
+      <w:r>
+        <w:rPr>
+          <w:b/>
+          <w:i w:val="0"/>
+        </w:rPr>
+        <w:t>2</w:t>
+      </w:r>
+    </w:p>
+    <w:p>
+      <w:r>
+        <w:rPr>
+          <w:b/>
+          <w:color w:val="4A7FC1"/>
+        </w:rPr>
+        <w:t xml:space="preserve">#8  </w:t>
+      </w:r>
+      <w:r>
+        <w:rPr>
+          <w:b/>
+          <w:i w:val="0"/>
+        </w:rPr>
+        <w:t>SNOW-TO-FOOD PLANT</w:t>
       </w:r>
     </w:p>
     <w:p>
       <w:r>
         <w:rPr>
           <w:b w:val="0"/>
-          <w:i w:val="0"/>
-        </w:rPr>
-        <w:t>A compact fusion station keeps 45,000 people warm through the polar night</w:t>
-      </w:r>
-    </w:p>
-    <w:p>
-      <w:r>
-        <w:rPr>
-          <w:b/>
-          <w:i w:val="0"/>
-        </w:rPr>
-        <w:t>PAGE 12</w:t>
-      </w:r>
-    </w:p>
-    <w:p>
-      <w:r>
-        <w:rPr>
-          <w:b/>
-          <w:color w:val="4A7FC1"/>
-        </w:rPr>
-        <w:t xml:space="preserve">#5  </w:t>
-      </w:r>
-      <w:r>
-        <w:rPr>
-          <w:b/>
-          <w:i w:val="0"/>
-        </w:rPr>
-        <w:t>A snow mountain</w:t>
-      </w:r>
-    </w:p>
-    <w:p>
-      <w:r>
-        <w:rPr>
-          <w:b/>
-          <w:i w:val="0"/>
-        </w:rPr>
-        <w:t>you can walk inside</w:t>
+          <w:i/>
+        </w:rPr>
+        <w:t>Bread and water from snow  ·  P. 15</w:t>
+      </w:r>
+    </w:p>
+    <w:p>
+      <w:r>
+        <w:rPr>
+          <w:b/>
+          <w:color w:val="4A7FC1"/>
+        </w:rPr>
+        <w:t xml:space="preserve">#9  </w:t>
+      </w:r>
+      <w:r>
+        <w:rPr>
+          <w:b/>
+          <w:i w:val="0"/>
+        </w:rPr>
+        <w:t>3</w:t>
+      </w:r>
+    </w:p>
+    <w:p>
+      <w:r>
+        <w:rPr>
+          <w:b/>
+          <w:color w:val="4A7FC1"/>
+        </w:rPr>
+        <w:t xml:space="preserve">#10  </w:t>
+      </w:r>
+      <w:r>
+        <w:rPr>
+          <w:b/>
+          <w:i w:val="0"/>
+        </w:rPr>
+        <w:t>MOUNT AURORA</w:t>
       </w:r>
     </w:p>
     <w:p>
       <w:r>
         <w:rPr>
           <w:b w:val="0"/>
-          <w:i w:val="0"/>
-        </w:rPr>
-        <w:t>A whole leisure world inside a 35-metre snow peak</w:t>
-      </w:r>
-    </w:p>
-    <w:p>
-      <w:r>
-        <w:rPr>
-          <w:b/>
-          <w:i w:val="0"/>
-        </w:rPr>
-        <w:t>PAGE 17</w:t>
-      </w:r>
-    </w:p>
-    <w:p>
-      <w:r>
-        <w:rPr>
-          <w:b/>
-          <w:color w:val="4A7FC1"/>
-        </w:rPr>
-        <w:t xml:space="preserve">#6  </w:t>
-      </w:r>
-      <w:r>
-        <w:rPr>
-          <w:b/>
-          <w:i w:val="0"/>
-        </w:rPr>
-        <w:t>Bread and water from snow and air</w:t>
-      </w:r>
-    </w:p>
-    <w:p>
+          <w:i/>
+        </w:rPr>
+        <w:t>A snow mountain you can walk inside  ·  P. 17</w:t>
+      </w:r>
+    </w:p>
+    <w:p>
+      <w:r>
+        <w:rPr>
+          <w:b/>
+          <w:color w:val="4A7FC1"/>
+        </w:rPr>
+        <w:t xml:space="preserve">#11  </w:t>
+      </w:r>
+      <w:r>
+        <w:rPr>
+          <w:b/>
+          <w:i w:val="0"/>
+        </w:rPr>
+        <w:t>Its own sun. Its own food.</w:t>
+      </w:r>
+    </w:p>
+    <w:p>
+      <w:r>
+        <w:rPr>
+          <w:b/>
+          <w:i w:val="0"/>
+        </w:rPr>
+        <w:t>A mountain you can walk inside.</w:t>
+      </w:r>
+    </w:p>
+    <w:p>
+      <w:r>
+        <w:rPr>
+          <w:b/>
+          <w:color w:val="4A7FC1"/>
+        </w:rPr>
+        <w:t xml:space="preserve">#12  </w:t>
+      </w:r>
+      <w:r>
+        <w:rPr>
+          <w:b/>
+          <w:i w:val="0"/>
+        </w:rPr>
+        <w:t xml:space="preserve">INSIDE   </w:t>
+      </w:r>
       <w:r>
         <w:rPr>
           <w:b w:val="0"/>
           <w:i w:val="0"/>
         </w:rPr>
-        <w:t>Inside the plant that feeds a city with no farmland</w:t>
-      </w:r>
-    </w:p>
-    <w:p>
-      <w:r>
-        <w:rPr>
-          <w:b/>
-          <w:i w:val="0"/>
-        </w:rPr>
-        <w:t>PAGE 15</w:t>
-      </w:r>
-    </w:p>
-    <w:p>
-      <w:r>
-        <w:rPr>
-          <w:b/>
-          <w:color w:val="4A7FC1"/>
-        </w:rPr>
-        <w:t xml:space="preserve">#7  </w:t>
-      </w:r>
-      <w:r>
-        <w:rPr>
-          <w:b/>
-          <w:i w:val="0"/>
-        </w:rPr>
-        <w:t>−45 °C. 120 km/h. No sun.</w:t>
-      </w:r>
-    </w:p>
-    <w:p>
-      <w:r>
-        <w:rPr>
-          <w:b w:val="0"/>
-          <w:i w:val="0"/>
-        </w:rPr>
-        <w:t>The polar challenge, and the five ideas that answer it</w:t>
-      </w:r>
-    </w:p>
-    <w:p>
-      <w:r>
-        <w:rPr>
-          <w:b/>
-          <w:i w:val="0"/>
-        </w:rPr>
-        <w:t>PAGE 6</w:t>
+        <w:t>−45 °C and no sun: the polar challenge  p. 6   ·   Explore our 3D city  p. 21   ·   Invest in Aurora Haven  p. 32</w:t>
+      </w:r>
+    </w:p>
+    <w:p>
+      <w:r>
+        <w:rPr>
+          <w:b/>
+          <w:color w:val="4A7FC1"/>
+        </w:rPr>
+        <w:t xml:space="preserve">#13  </w:t>
+      </w:r>
+      <w:r>
+        <w:rPr>
+          <w:b/>
+          <w:i w:val="0"/>
+        </w:rPr>
+        <w:t>POLAR CITY  ·  CLASS 11A4  ·  LÊ QUÝ ĐÔN HIGH SCHOOL</w:t>
+      </w:r>
+    </w:p>
+    <w:p>
+      <w:r>
+        <w:rPr>
+          <w:b/>
+          <w:color w:val="4A7FC1"/>
+        </w:rPr>
+        <w:t xml:space="preserve">#14  </w:t>
+      </w:r>
+      <w:r>
+        <w:rPr>
+          <w:b/>
+          <w:i w:val="0"/>
+        </w:rPr>
+        <w:t>A CONCEPT MAGAZINE</w:t>
       </w:r>
     </w:p>
     <w:p>
@@ -285,499 +359,611 @@
       </w:r>
       <w:r>
         <w:rPr>
+          <w:b/>
+          <w:i w:val="0"/>
+        </w:rPr>
+        <w:t>WELCOME</w:t>
+      </w:r>
+    </w:p>
+    <w:p>
+      <w:r>
+        <w:rPr>
+          <w:b/>
+          <w:color w:val="4A7FC1"/>
+        </w:rPr>
+        <w:t xml:space="preserve">#4  </w:t>
+      </w:r>
+      <w:r>
+        <w:rPr>
+          <w:b/>
+          <w:i w:val="0"/>
+        </w:rPr>
+        <w:t>2</w:t>
+      </w:r>
+    </w:p>
+    <w:p>
+      <w:r>
+        <w:rPr>
+          <w:b/>
+          <w:color w:val="4A7FC1"/>
+        </w:rPr>
+        <w:t xml:space="preserve">#5  </w:t>
+      </w:r>
+      <w:r>
+        <w:rPr>
+          <w:b/>
+          <w:i w:val="0"/>
+        </w:rPr>
+        <w:t>Letter from the Founders</w:t>
+      </w:r>
+    </w:p>
+    <w:p>
+      <w:r>
+        <w:rPr>
+          <w:b/>
+          <w:color w:val="4A7FC1"/>
+        </w:rPr>
+        <w:t xml:space="preserve">#6  </w:t>
+      </w:r>
+      <w:r>
+        <w:rPr>
           <w:b w:val="0"/>
-          <w:i/>
-        </w:rPr>
-        <w:t>Shops and cafés on a downtown street at dusk. The streets are warmed from below, so they stay clear of ice without salt.</w:t>
-      </w:r>
-    </w:p>
-    <w:p>
-      <w:r>
-        <w:rPr>
-          <w:b/>
-          <w:color w:val="4A7FC1"/>
-        </w:rPr>
-        <w:t xml:space="preserve">#4  </w:t>
-      </w:r>
-      <w:r>
-        <w:rPr>
-          <w:b/>
-          <w:i w:val="0"/>
-        </w:rPr>
-        <w:t>2</w:t>
-      </w:r>
-    </w:p>
-    <w:p>
-      <w:r>
-        <w:rPr>
-          <w:b/>
-          <w:color w:val="4A7FC1"/>
-        </w:rPr>
-        <w:t xml:space="preserve">#5  </w:t>
-      </w:r>
-      <w:r>
-        <w:rPr>
-          <w:b/>
-          <w:i w:val="0"/>
-        </w:rPr>
-        <w:t>Letter from the Founders</w:t>
-      </w:r>
-    </w:p>
-    <w:p>
-      <w:r>
-        <w:rPr>
-          <w:b/>
-          <w:color w:val="4A7FC1"/>
-        </w:rPr>
-        <w:t xml:space="preserve">#6  </w:t>
+          <w:i w:val="0"/>
+        </w:rPr>
+        <w:t>Who we are and why we built Aurora Haven</w:t>
+      </w:r>
+    </w:p>
+    <w:p>
+      <w:r>
+        <w:rPr>
+          <w:b/>
+          <w:color w:val="4A7FC1"/>
+        </w:rPr>
+        <w:t xml:space="preserve">#7  </w:t>
+      </w:r>
+      <w:r>
+        <w:rPr>
+          <w:b/>
+          <w:i w:val="0"/>
+        </w:rPr>
+        <w:t>4</w:t>
+      </w:r>
+    </w:p>
+    <w:p>
+      <w:r>
+        <w:rPr>
+          <w:b/>
+          <w:color w:val="4A7FC1"/>
+        </w:rPr>
+        <w:t xml:space="preserve">#8  </w:t>
+      </w:r>
+      <w:r>
+        <w:rPr>
+          <w:b/>
+          <w:i w:val="0"/>
+        </w:rPr>
+        <w:t>Welcome to Aurora Haven</w:t>
+      </w:r>
+    </w:p>
+    <w:p>
+      <w:r>
+        <w:rPr>
+          <w:b/>
+          <w:color w:val="4A7FC1"/>
+        </w:rPr>
+        <w:t xml:space="preserve">#9  </w:t>
       </w:r>
       <w:r>
         <w:rPr>
           <w:b w:val="0"/>
           <w:i w:val="0"/>
         </w:rPr>
-        <w:t>Who we are, our team and why we built Aurora Haven</w:t>
-      </w:r>
-    </w:p>
-    <w:p>
-      <w:r>
-        <w:rPr>
-          <w:b/>
-          <w:color w:val="4A7FC1"/>
-        </w:rPr>
-        <w:t xml:space="preserve">#7  </w:t>
-      </w:r>
-      <w:r>
-        <w:rPr>
-          <w:b/>
-          <w:i w:val="0"/>
-        </w:rPr>
-        <w:t>4</w:t>
-      </w:r>
-    </w:p>
-    <w:p>
-      <w:r>
-        <w:rPr>
-          <w:b/>
-          <w:color w:val="4A7FC1"/>
-        </w:rPr>
-        <w:t xml:space="preserve">#8  </w:t>
-      </w:r>
-      <w:r>
-        <w:rPr>
-          <w:b/>
-          <w:i w:val="0"/>
-        </w:rPr>
-        <w:t>Welcome to Aurora Haven</w:t>
-      </w:r>
-    </w:p>
-    <w:p>
-      <w:r>
-        <w:rPr>
-          <w:b/>
-          <w:color w:val="4A7FC1"/>
-        </w:rPr>
-        <w:t xml:space="preserve">#9  </w:t>
+        <w:t>A compact city of 45,000 under a snow peak</w:t>
+      </w:r>
+    </w:p>
+    <w:p>
+      <w:r>
+        <w:rPr>
+          <w:b/>
+          <w:color w:val="4A7FC1"/>
+        </w:rPr>
+        <w:t xml:space="preserve">#10  </w:t>
+      </w:r>
+      <w:r>
+        <w:rPr>
+          <w:b/>
+          <w:i w:val="0"/>
+        </w:rPr>
+        <w:t>6</w:t>
+      </w:r>
+    </w:p>
+    <w:p>
+      <w:r>
+        <w:rPr>
+          <w:b/>
+          <w:color w:val="4A7FC1"/>
+        </w:rPr>
+        <w:t xml:space="preserve">#11  </w:t>
+      </w:r>
+      <w:r>
+        <w:rPr>
+          <w:b/>
+          <w:i w:val="0"/>
+        </w:rPr>
+        <w:t>The Polar Challenge</w:t>
+      </w:r>
+    </w:p>
+    <w:p>
+      <w:r>
+        <w:rPr>
+          <w:b/>
+          <w:color w:val="4A7FC1"/>
+        </w:rPr>
+        <w:t xml:space="preserve">#12  </w:t>
       </w:r>
       <w:r>
         <w:rPr>
           <w:b w:val="0"/>
           <w:i w:val="0"/>
         </w:rPr>
-        <w:t>A compact city of 45,000 under a snow peak</w:t>
-      </w:r>
-    </w:p>
-    <w:p>
-      <w:r>
-        <w:rPr>
-          <w:b/>
-          <w:color w:val="4A7FC1"/>
-        </w:rPr>
-        <w:t xml:space="preserve">#10  </w:t>
-      </w:r>
-      <w:r>
-        <w:rPr>
-          <w:b/>
-          <w:i w:val="0"/>
-        </w:rPr>
-        <w:t>6</w:t>
-      </w:r>
-    </w:p>
-    <w:p>
-      <w:r>
-        <w:rPr>
-          <w:b/>
-          <w:color w:val="4A7FC1"/>
-        </w:rPr>
-        <w:t xml:space="preserve">#11  </w:t>
-      </w:r>
-      <w:r>
-        <w:rPr>
-          <w:b/>
-          <w:i w:val="0"/>
-        </w:rPr>
-        <w:t>The Polar Challenge</w:t>
-      </w:r>
-    </w:p>
-    <w:p>
-      <w:r>
-        <w:rPr>
-          <w:b/>
-          <w:color w:val="4A7FC1"/>
-        </w:rPr>
-        <w:t xml:space="preserve">#12  </w:t>
+        <w:t>Cold, darkness, wind and thawing ground</w:t>
+      </w:r>
+    </w:p>
+    <w:p>
+      <w:r>
+        <w:rPr>
+          <w:b/>
+          <w:color w:val="4A7FC1"/>
+        </w:rPr>
+        <w:t xml:space="preserve">#13  </w:t>
+      </w:r>
+      <w:r>
+        <w:rPr>
+          <w:b/>
+          <w:i w:val="0"/>
+        </w:rPr>
+        <w:t>7</w:t>
+      </w:r>
+    </w:p>
+    <w:p>
+      <w:r>
+        <w:rPr>
+          <w:b/>
+          <w:color w:val="4A7FC1"/>
+        </w:rPr>
+        <w:t xml:space="preserve">#14  </w:t>
+      </w:r>
+      <w:r>
+        <w:rPr>
+          <w:b/>
+          <w:i w:val="0"/>
+        </w:rPr>
+        <w:t>Our Vision &amp; Mission</w:t>
+      </w:r>
+    </w:p>
+    <w:p>
+      <w:r>
+        <w:rPr>
+          <w:b/>
+          <w:color w:val="4A7FC1"/>
+        </w:rPr>
+        <w:t xml:space="preserve">#15  </w:t>
       </w:r>
       <w:r>
         <w:rPr>
           <w:b w:val="0"/>
           <w:i w:val="0"/>
         </w:rPr>
-        <w:t>Cold, darkness, wind and thawing ground</w:t>
-      </w:r>
-    </w:p>
-    <w:p>
-      <w:r>
-        <w:rPr>
-          <w:b/>
-          <w:color w:val="4A7FC1"/>
-        </w:rPr>
-        <w:t xml:space="preserve">#13  </w:t>
-      </w:r>
-      <w:r>
-        <w:rPr>
-          <w:b/>
-          <w:i w:val="0"/>
-        </w:rPr>
-        <w:t>7</w:t>
-      </w:r>
-    </w:p>
-    <w:p>
-      <w:r>
-        <w:rPr>
-          <w:b/>
-          <w:color w:val="4A7FC1"/>
-        </w:rPr>
-        <w:t xml:space="preserve">#14  </w:t>
-      </w:r>
-      <w:r>
-        <w:rPr>
-          <w:b/>
-          <w:i w:val="0"/>
-        </w:rPr>
-        <w:t>Our Vision &amp; Mission</w:t>
-      </w:r>
-    </w:p>
-    <w:p>
-      <w:r>
-        <w:rPr>
-          <w:b/>
-          <w:color w:val="4A7FC1"/>
-        </w:rPr>
-        <w:t xml:space="preserve">#15  </w:t>
+        <w:t>Who is affected, and the five ideas that answer it</w:t>
+      </w:r>
+    </w:p>
+    <w:p>
+      <w:r>
+        <w:rPr>
+          <w:b/>
+          <w:color w:val="4A7FC1"/>
+        </w:rPr>
+        <w:t xml:space="preserve">#16  </w:t>
+      </w:r>
+      <w:r>
+        <w:rPr>
+          <w:b/>
+          <w:i w:val="0"/>
+        </w:rPr>
+        <w:t>THE CITY</w:t>
+      </w:r>
+    </w:p>
+    <w:p>
+      <w:r>
+        <w:rPr>
+          <w:b/>
+          <w:color w:val="4A7FC1"/>
+        </w:rPr>
+        <w:t xml:space="preserve">#17  </w:t>
+      </w:r>
+      <w:r>
+        <w:rPr>
+          <w:b/>
+          <w:i w:val="0"/>
+        </w:rPr>
+        <w:t>8</w:t>
+      </w:r>
+    </w:p>
+    <w:p>
+      <w:r>
+        <w:rPr>
+          <w:b/>
+          <w:color w:val="4A7FC1"/>
+        </w:rPr>
+        <w:t xml:space="preserve">#18  </w:t>
+      </w:r>
+      <w:r>
+        <w:rPr>
+          <w:b/>
+          <w:i w:val="0"/>
+        </w:rPr>
+        <w:t>Nine Blocks, One Short Walk</w:t>
+      </w:r>
+    </w:p>
+    <w:p>
+      <w:r>
+        <w:rPr>
+          <w:b/>
+          <w:color w:val="4A7FC1"/>
+        </w:rPr>
+        <w:t xml:space="preserve">#19  </w:t>
       </w:r>
       <w:r>
         <w:rPr>
           <w:b w:val="0"/>
           <w:i w:val="0"/>
         </w:rPr>
-        <w:t>Who is affected, and the five ideas that answer it</w:t>
-      </w:r>
-    </w:p>
-    <w:p>
-      <w:r>
-        <w:rPr>
-          <w:b/>
-          <w:color w:val="4A7FC1"/>
-        </w:rPr>
-        <w:t xml:space="preserve">#16  </w:t>
-      </w:r>
-      <w:r>
-        <w:rPr>
-          <w:b/>
-          <w:i w:val="0"/>
-        </w:rPr>
-        <w:t>8</w:t>
-      </w:r>
-    </w:p>
-    <w:p>
-      <w:r>
-        <w:rPr>
-          <w:b/>
-          <w:color w:val="4A7FC1"/>
-        </w:rPr>
-        <w:t xml:space="preserve">#17  </w:t>
-      </w:r>
-      <w:r>
-        <w:rPr>
-          <w:b/>
-          <w:i w:val="0"/>
-        </w:rPr>
-        <w:t>Nine Blocks, One Short Walk</w:t>
-      </w:r>
-    </w:p>
-    <w:p>
-      <w:r>
-        <w:rPr>
-          <w:b/>
-          <w:color w:val="4A7FC1"/>
-        </w:rPr>
-        <w:t xml:space="preserve">#18  </w:t>
+        <w:t>Downtown around the Aurora Roundabout</w:t>
+      </w:r>
+    </w:p>
+    <w:p>
+      <w:r>
+        <w:rPr>
+          <w:b/>
+          <w:color w:val="4A7FC1"/>
+        </w:rPr>
+        <w:t xml:space="preserve">#20  </w:t>
+      </w:r>
+      <w:r>
+        <w:rPr>
+          <w:b/>
+          <w:i w:val="0"/>
+        </w:rPr>
+        <w:t>10</w:t>
+      </w:r>
+    </w:p>
+    <w:p>
+      <w:r>
+        <w:rPr>
+          <w:b/>
+          <w:color w:val="4A7FC1"/>
+        </w:rPr>
+        <w:t xml:space="preserve">#21  </w:t>
+      </w:r>
+      <w:r>
+        <w:rPr>
+          <w:b/>
+          <w:i w:val="0"/>
+        </w:rPr>
+        <w:t>The Whole City Plan</w:t>
+      </w:r>
+    </w:p>
+    <w:p>
+      <w:r>
+        <w:rPr>
+          <w:b/>
+          <w:color w:val="4A7FC1"/>
+        </w:rPr>
+        <w:t xml:space="preserve">#22  </w:t>
       </w:r>
       <w:r>
         <w:rPr>
           <w:b w:val="0"/>
           <w:i w:val="0"/>
         </w:rPr>
-        <w:t>Downtown around the Aurora Roundabout</w:t>
-      </w:r>
-    </w:p>
-    <w:p>
-      <w:r>
-        <w:rPr>
-          <w:b/>
-          <w:color w:val="4A7FC1"/>
-        </w:rPr>
-        <w:t xml:space="preserve">#19  </w:t>
-      </w:r>
-      <w:r>
-        <w:rPr>
-          <w:b/>
-          <w:i w:val="0"/>
-        </w:rPr>
-        <w:t>10</w:t>
-      </w:r>
-    </w:p>
-    <w:p>
-      <w:r>
-        <w:rPr>
-          <w:b/>
-          <w:color w:val="4A7FC1"/>
-        </w:rPr>
-        <w:t xml:space="preserve">#20  </w:t>
-      </w:r>
-      <w:r>
-        <w:rPr>
-          <w:b/>
-          <w:i w:val="0"/>
-        </w:rPr>
-        <w:t>The Whole City Plan</w:t>
-      </w:r>
-    </w:p>
-    <w:p>
-      <w:r>
-        <w:rPr>
-          <w:b/>
-          <w:color w:val="4A7FC1"/>
-        </w:rPr>
-        <w:t xml:space="preserve">#21  </w:t>
+        <w:t>From the wind farm to Mount Aurora</w:t>
+      </w:r>
+    </w:p>
+    <w:p>
+      <w:r>
+        <w:rPr>
+          <w:b/>
+          <w:color w:val="4A7FC1"/>
+        </w:rPr>
+        <w:t xml:space="preserve">#23  </w:t>
+      </w:r>
+      <w:r>
+        <w:rPr>
+          <w:b/>
+          <w:i w:val="0"/>
+        </w:rPr>
+        <w:t>THE BREAKTHROUGHS</w:t>
+      </w:r>
+    </w:p>
+    <w:p>
+      <w:r>
+        <w:rPr>
+          <w:b/>
+          <w:color w:val="4A7FC1"/>
+        </w:rPr>
+        <w:t xml:space="preserve">#24  </w:t>
+      </w:r>
+      <w:r>
+        <w:rPr>
+          <w:b/>
+          <w:i w:val="0"/>
+        </w:rPr>
+        <w:t>12</w:t>
+      </w:r>
+    </w:p>
+    <w:p>
+      <w:r>
+        <w:rPr>
+          <w:b/>
+          <w:color w:val="4A7FC1"/>
+        </w:rPr>
+        <w:t xml:space="preserve">#25  </w:t>
+      </w:r>
+      <w:r>
+        <w:rPr>
+          <w:b/>
+          <w:i w:val="0"/>
+        </w:rPr>
+        <w:t>The City's Own Sun</w:t>
+      </w:r>
+    </w:p>
+    <w:p>
+      <w:r>
+        <w:rPr>
+          <w:b/>
+          <w:color w:val="4A7FC1"/>
+        </w:rPr>
+        <w:t xml:space="preserve">#26  </w:t>
       </w:r>
       <w:r>
         <w:rPr>
           <w:b w:val="0"/>
           <w:i w:val="0"/>
         </w:rPr>
-        <w:t>From the wind farm to Mount Aurora</w:t>
-      </w:r>
-    </w:p>
-    <w:p>
-      <w:r>
-        <w:rPr>
-          <w:b/>
-          <w:color w:val="4A7FC1"/>
-        </w:rPr>
-        <w:t xml:space="preserve">#22  </w:t>
-      </w:r>
-      <w:r>
-        <w:rPr>
-          <w:b/>
-          <w:i w:val="0"/>
-        </w:rPr>
-        <w:t>12</w:t>
-      </w:r>
-    </w:p>
-    <w:p>
-      <w:r>
-        <w:rPr>
-          <w:b/>
-          <w:color w:val="4A7FC1"/>
-        </w:rPr>
-        <w:t xml:space="preserve">#23  </w:t>
-      </w:r>
-      <w:r>
-        <w:rPr>
-          <w:b/>
-          <w:i w:val="0"/>
-        </w:rPr>
-        <w:t>The City's Own Sun</w:t>
-      </w:r>
-    </w:p>
-    <w:p>
-      <w:r>
-        <w:rPr>
-          <w:b/>
-          <w:color w:val="4A7FC1"/>
-        </w:rPr>
-        <w:t xml:space="preserve">#24  </w:t>
+        <w:t>Breakthrough 1 · Fusion Power Station</w:t>
+      </w:r>
+    </w:p>
+    <w:p>
+      <w:r>
+        <w:rPr>
+          <w:b/>
+          <w:color w:val="4A7FC1"/>
+        </w:rPr>
+        <w:t xml:space="preserve">#27  </w:t>
+      </w:r>
+      <w:r>
+        <w:rPr>
+          <w:b/>
+          <w:i w:val="0"/>
+        </w:rPr>
+        <w:t>15</w:t>
+      </w:r>
+    </w:p>
+    <w:p>
+      <w:r>
+        <w:rPr>
+          <w:b/>
+          <w:color w:val="4A7FC1"/>
+        </w:rPr>
+        <w:t xml:space="preserve">#28  </w:t>
+      </w:r>
+      <w:r>
+        <w:rPr>
+          <w:b/>
+          <w:i w:val="0"/>
+        </w:rPr>
+        <w:t>Bread and Water from Snow and Air</w:t>
+      </w:r>
+    </w:p>
+    <w:p>
+      <w:r>
+        <w:rPr>
+          <w:b/>
+          <w:color w:val="4A7FC1"/>
+        </w:rPr>
+        <w:t xml:space="preserve">#29  </w:t>
       </w:r>
       <w:r>
         <w:rPr>
           <w:b w:val="0"/>
           <w:i w:val="0"/>
         </w:rPr>
-        <w:t>Breakthrough 1 · Fusion Power Station</w:t>
-      </w:r>
-    </w:p>
-    <w:p>
-      <w:r>
-        <w:rPr>
-          <w:b/>
-          <w:color w:val="4A7FC1"/>
-        </w:rPr>
-        <w:t xml:space="preserve">#25  </w:t>
-      </w:r>
-      <w:r>
-        <w:rPr>
-          <w:b/>
-          <w:i w:val="0"/>
-        </w:rPr>
-        <w:t>15</w:t>
-      </w:r>
-    </w:p>
-    <w:p>
-      <w:r>
-        <w:rPr>
-          <w:b/>
-          <w:color w:val="4A7FC1"/>
-        </w:rPr>
-        <w:t xml:space="preserve">#26  </w:t>
-      </w:r>
-      <w:r>
-        <w:rPr>
-          <w:b/>
-          <w:i w:val="0"/>
-        </w:rPr>
-        <w:t>Bread and Water from Snow and Air</w:t>
-      </w:r>
-    </w:p>
-    <w:p>
-      <w:r>
-        <w:rPr>
-          <w:b/>
-          <w:color w:val="4A7FC1"/>
-        </w:rPr>
-        <w:t xml:space="preserve">#27  </w:t>
+        <w:t>Breakthrough 2 · Snow-to-Food &amp; Water Plant</w:t>
+      </w:r>
+    </w:p>
+    <w:p>
+      <w:r>
+        <w:rPr>
+          <w:b/>
+          <w:color w:val="4A7FC1"/>
+        </w:rPr>
+        <w:t xml:space="preserve">#30  </w:t>
+      </w:r>
+      <w:r>
+        <w:rPr>
+          <w:b/>
+          <w:i w:val="0"/>
+        </w:rPr>
+        <w:t>17</w:t>
+      </w:r>
+    </w:p>
+    <w:p>
+      <w:r>
+        <w:rPr>
+          <w:b/>
+          <w:color w:val="4A7FC1"/>
+        </w:rPr>
+        <w:t xml:space="preserve">#31  </w:t>
+      </w:r>
+      <w:r>
+        <w:rPr>
+          <w:b/>
+          <w:i w:val="0"/>
+        </w:rPr>
+        <w:t>A Snow Mountain You Can Walk Inside</w:t>
+      </w:r>
+    </w:p>
+    <w:p>
+      <w:r>
+        <w:rPr>
+          <w:b/>
+          <w:color w:val="4A7FC1"/>
+        </w:rPr>
+        <w:t xml:space="preserve">#32  </w:t>
       </w:r>
       <w:r>
         <w:rPr>
           <w:b w:val="0"/>
           <w:i w:val="0"/>
         </w:rPr>
-        <w:t>Breakthrough 2 · Snow-to-Food &amp; Water Plant</w:t>
-      </w:r>
-    </w:p>
-    <w:p>
-      <w:r>
-        <w:rPr>
-          <w:b/>
-          <w:color w:val="4A7FC1"/>
-        </w:rPr>
-        <w:t xml:space="preserve">#28  </w:t>
-      </w:r>
-      <w:r>
-        <w:rPr>
-          <w:b/>
-          <w:i w:val="0"/>
-        </w:rPr>
-        <w:t>17</w:t>
-      </w:r>
-    </w:p>
-    <w:p>
-      <w:r>
-        <w:rPr>
-          <w:b/>
-          <w:color w:val="4A7FC1"/>
-        </w:rPr>
-        <w:t xml:space="preserve">#29  </w:t>
-      </w:r>
-      <w:r>
-        <w:rPr>
-          <w:b/>
-          <w:i w:val="0"/>
-        </w:rPr>
-        <w:t>A Snow Mountain You Can Walk Inside</w:t>
-      </w:r>
-    </w:p>
-    <w:p>
-      <w:r>
-        <w:rPr>
-          <w:b/>
-          <w:color w:val="4A7FC1"/>
-        </w:rPr>
-        <w:t xml:space="preserve">#30  </w:t>
+        <w:t>Breakthrough 3 · Mount Aurora</w:t>
+      </w:r>
+    </w:p>
+    <w:p>
+      <w:r>
+        <w:rPr>
+          <w:b/>
+          <w:color w:val="4A7FC1"/>
+        </w:rPr>
+        <w:t xml:space="preserve">#33  </w:t>
+      </w:r>
+      <w:r>
+        <w:rPr>
+          <w:b/>
+          <w:i w:val="0"/>
+        </w:rPr>
+        <w:t>21</w:t>
+      </w:r>
+    </w:p>
+    <w:p>
+      <w:r>
+        <w:rPr>
+          <w:b/>
+          <w:color w:val="4A7FC1"/>
+        </w:rPr>
+        <w:t xml:space="preserve">#34  </w:t>
+      </w:r>
+      <w:r>
+        <w:rPr>
+          <w:b/>
+          <w:i w:val="0"/>
+        </w:rPr>
+        <w:t>Built by Us</w:t>
+      </w:r>
+    </w:p>
+    <w:p>
+      <w:r>
+        <w:rPr>
+          <w:b/>
+          <w:color w:val="4A7FC1"/>
+        </w:rPr>
+        <w:t xml:space="preserve">#35  </w:t>
       </w:r>
       <w:r>
         <w:rPr>
           <w:b w:val="0"/>
           <w:i w:val="0"/>
         </w:rPr>
-        <w:t>Breakthrough 3 · Mount Aurora</w:t>
-      </w:r>
-    </w:p>
-    <w:p>
-      <w:r>
-        <w:rPr>
-          <w:b/>
-          <w:color w:val="4A7FC1"/>
-        </w:rPr>
-        <w:t xml:space="preserve">#31  </w:t>
-      </w:r>
-      <w:r>
-        <w:rPr>
-          <w:b/>
-          <w:i w:val="0"/>
-        </w:rPr>
-        <w:t>21</w:t>
-      </w:r>
-    </w:p>
-    <w:p>
-      <w:r>
-        <w:rPr>
-          <w:b/>
-          <w:color w:val="4A7FC1"/>
-        </w:rPr>
-        <w:t xml:space="preserve">#32  </w:t>
-      </w:r>
-      <w:r>
-        <w:rPr>
-          <w:b/>
-          <w:i w:val="0"/>
-        </w:rPr>
-        <w:t>Built by Us</w:t>
-      </w:r>
-    </w:p>
-    <w:p>
-      <w:r>
-        <w:rPr>
-          <w:b/>
-          <w:color w:val="4A7FC1"/>
-        </w:rPr>
-        <w:t xml:space="preserve">#33  </w:t>
+        <w:t>Our Eco-Polis model, and how to explore it</w:t>
+      </w:r>
+    </w:p>
+    <w:p>
+      <w:r>
+        <w:rPr>
+          <w:b/>
+          <w:color w:val="4A7FC1"/>
+        </w:rPr>
+        <w:t xml:space="preserve">#36  </w:t>
+      </w:r>
+      <w:r>
+        <w:rPr>
+          <w:b/>
+          <w:i w:val="0"/>
+        </w:rPr>
+        <w:t>INVEST</w:t>
+      </w:r>
+    </w:p>
+    <w:p>
+      <w:r>
+        <w:rPr>
+          <w:b/>
+          <w:color w:val="4A7FC1"/>
+        </w:rPr>
+        <w:t xml:space="preserve">#37  </w:t>
+      </w:r>
+      <w:r>
+        <w:rPr>
+          <w:b/>
+          <w:i w:val="0"/>
+        </w:rPr>
+        <w:t>32</w:t>
+      </w:r>
+    </w:p>
+    <w:p>
+      <w:r>
+        <w:rPr>
+          <w:b/>
+          <w:color w:val="4A7FC1"/>
+        </w:rPr>
+        <w:t xml:space="preserve">#38  </w:t>
+      </w:r>
+      <w:r>
+        <w:rPr>
+          <w:b/>
+          <w:i w:val="0"/>
+        </w:rPr>
+        <w:t>Invest in Aurora Haven</w:t>
+      </w:r>
+    </w:p>
+    <w:p>
+      <w:r>
+        <w:rPr>
+          <w:b/>
+          <w:color w:val="4A7FC1"/>
+        </w:rPr>
+        <w:t xml:space="preserve">#39  </w:t>
       </w:r>
       <w:r>
         <w:rPr>
           <w:b w:val="0"/>
           <w:i w:val="0"/>
         </w:rPr>
-        <w:t>Our Eco-Polis model, and how to explore it</w:t>
-      </w:r>
-    </w:p>
-    <w:p>
-      <w:r>
-        <w:rPr>
-          <w:b/>
-          <w:color w:val="4A7FC1"/>
-        </w:rPr>
-        <w:t xml:space="preserve">#34  </w:t>
+        <w:t>Three ways to fund the city, stage by stage</w:t>
+      </w:r>
+    </w:p>
+    <w:p>
+      <w:r>
+        <w:rPr>
+          <w:b/>
+          <w:color w:val="4A7FC1"/>
+        </w:rPr>
+        <w:t xml:space="preserve">#40  </w:t>
+      </w:r>
+      <w:r>
+        <w:rPr>
+          <w:b/>
+          <w:i w:val="0"/>
+        </w:rPr>
+        <w:t>SYSTEMS &amp; LIFE</w:t>
+      </w:r>
+    </w:p>
+    <w:p>
+      <w:r>
+        <w:rPr>
+          <w:b/>
+          <w:color w:val="4A7FC1"/>
+        </w:rPr>
+        <w:t xml:space="preserve">#41  </w:t>
       </w:r>
       <w:r>
         <w:rPr>
@@ -793,7 +979,7 @@
           <w:b/>
           <w:color w:val="4A7FC1"/>
         </w:rPr>
-        <w:t xml:space="preserve">#35  </w:t>
+        <w:t xml:space="preserve">#42  </w:t>
       </w:r>
       <w:r>
         <w:rPr>
@@ -809,7 +995,7 @@
           <w:b/>
           <w:color w:val="4A7FC1"/>
         </w:rPr>
-        <w:t xml:space="preserve">#36  </w:t>
+        <w:t xml:space="preserve">#43  </w:t>
       </w:r>
       <w:r>
         <w:rPr>
@@ -825,7 +1011,7 @@
           <w:b/>
           <w:color w:val="4A7FC1"/>
         </w:rPr>
-        <w:t xml:space="preserve">#37  </w:t>
+        <w:t xml:space="preserve">#44  </w:t>
       </w:r>
       <w:r>
         <w:rPr>
@@ -841,7 +1027,7 @@
           <w:b/>
           <w:color w:val="4A7FC1"/>
         </w:rPr>
-        <w:t xml:space="preserve">#38  </w:t>
+        <w:t xml:space="preserve">#45  </w:t>
       </w:r>
       <w:r>
         <w:rPr>
@@ -857,7 +1043,7 @@
           <w:b/>
           <w:color w:val="4A7FC1"/>
         </w:rPr>
-        <w:t xml:space="preserve">#39  </w:t>
+        <w:t xml:space="preserve">#46  </w:t>
       </w:r>
       <w:r>
         <w:rPr>
@@ -873,7 +1059,7 @@
           <w:b/>
           <w:color w:val="4A7FC1"/>
         </w:rPr>
-        <w:t xml:space="preserve">#40  </w:t>
+        <w:t xml:space="preserve">#47  </w:t>
       </w:r>
       <w:r>
         <w:rPr>
@@ -889,7 +1075,7 @@
           <w:b/>
           <w:color w:val="4A7FC1"/>
         </w:rPr>
-        <w:t xml:space="preserve">#41  </w:t>
+        <w:t xml:space="preserve">#48  </w:t>
       </w:r>
       <w:r>
         <w:rPr>
@@ -905,7 +1091,7 @@
           <w:b/>
           <w:color w:val="4A7FC1"/>
         </w:rPr>
-        <w:t xml:space="preserve">#42  </w:t>
+        <w:t xml:space="preserve">#49  </w:t>
       </w:r>
       <w:r>
         <w:rPr>
@@ -921,7 +1107,7 @@
           <w:b/>
           <w:color w:val="4A7FC1"/>
         </w:rPr>
-        <w:t xml:space="preserve">#43  </w:t>
+        <w:t xml:space="preserve">#50  </w:t>
       </w:r>
       <w:r>
         <w:rPr>
@@ -937,7 +1123,7 @@
           <w:b/>
           <w:color w:val="4A7FC1"/>
         </w:rPr>
-        <w:t xml:space="preserve">#44  </w:t>
+        <w:t xml:space="preserve">#51  </w:t>
       </w:r>
       <w:r>
         <w:rPr>
@@ -953,7 +1139,7 @@
           <w:b/>
           <w:color w:val="4A7FC1"/>
         </w:rPr>
-        <w:t xml:space="preserve">#45  </w:t>
+        <w:t xml:space="preserve">#52  </w:t>
       </w:r>
       <w:r>
         <w:rPr>
@@ -969,7 +1155,7 @@
           <w:b/>
           <w:color w:val="4A7FC1"/>
         </w:rPr>
-        <w:t xml:space="preserve">#46  </w:t>
+        <w:t xml:space="preserve">#53  </w:t>
       </w:r>
       <w:r>
         <w:rPr>
@@ -985,7 +1171,7 @@
           <w:b/>
           <w:color w:val="4A7FC1"/>
         </w:rPr>
-        <w:t xml:space="preserve">#47  </w:t>
+        <w:t xml:space="preserve">#54  </w:t>
       </w:r>
       <w:r>
         <w:rPr>
@@ -1001,7 +1187,7 @@
           <w:b/>
           <w:color w:val="4A7FC1"/>
         </w:rPr>
-        <w:t xml:space="preserve">#48  </w:t>
+        <w:t xml:space="preserve">#55  </w:t>
       </w:r>
       <w:r>
         <w:rPr>
@@ -1017,7 +1203,7 @@
           <w:b/>
           <w:color w:val="4A7FC1"/>
         </w:rPr>
-        <w:t xml:space="preserve">#49  </w:t>
+        <w:t xml:space="preserve">#56  </w:t>
       </w:r>
       <w:r>
         <w:rPr>
@@ -1033,7 +1219,7 @@
           <w:b/>
           <w:color w:val="4A7FC1"/>
         </w:rPr>
-        <w:t xml:space="preserve">#50  </w:t>
+        <w:t xml:space="preserve">#57  </w:t>
       </w:r>
       <w:r>
         <w:rPr>
@@ -1049,7 +1235,7 @@
           <w:b/>
           <w:color w:val="4A7FC1"/>
         </w:rPr>
-        <w:t xml:space="preserve">#51  </w:t>
+        <w:t xml:space="preserve">#58  </w:t>
       </w:r>
       <w:r>
         <w:rPr>
@@ -1065,7 +1251,7 @@
           <w:b/>
           <w:color w:val="4A7FC1"/>
         </w:rPr>
-        <w:t xml:space="preserve">#52  </w:t>
+        <w:t xml:space="preserve">#59  </w:t>
       </w:r>
       <w:r>
         <w:rPr>
@@ -1081,7 +1267,7 @@
           <w:b/>
           <w:color w:val="4A7FC1"/>
         </w:rPr>
-        <w:t xml:space="preserve">#53  </w:t>
+        <w:t xml:space="preserve">#60  </w:t>
       </w:r>
       <w:r>
         <w:rPr>
@@ -1097,7 +1283,7 @@
           <w:b/>
           <w:color w:val="4A7FC1"/>
         </w:rPr>
-        <w:t xml:space="preserve">#54  </w:t>
+        <w:t xml:space="preserve">#61  </w:t>
       </w:r>
       <w:r>
         <w:rPr>
@@ -1113,7 +1299,7 @@
           <w:b/>
           <w:color w:val="4A7FC1"/>
         </w:rPr>
-        <w:t xml:space="preserve">#55  </w:t>
+        <w:t xml:space="preserve">#62  </w:t>
       </w:r>
       <w:r>
         <w:rPr>
@@ -1129,7 +1315,7 @@
           <w:b/>
           <w:color w:val="4A7FC1"/>
         </w:rPr>
-        <w:t xml:space="preserve">#56  </w:t>
+        <w:t xml:space="preserve">#63  </w:t>
       </w:r>
       <w:r>
         <w:rPr>
@@ -1145,7 +1331,7 @@
           <w:b/>
           <w:color w:val="4A7FC1"/>
         </w:rPr>
-        <w:t xml:space="preserve">#57  </w:t>
+        <w:t xml:space="preserve">#64  </w:t>
       </w:r>
       <w:r>
         <w:rPr>
@@ -1161,7 +1347,7 @@
           <w:b/>
           <w:color w:val="4A7FC1"/>
         </w:rPr>
-        <w:t xml:space="preserve">#58  </w:t>
+        <w:t xml:space="preserve">#65  </w:t>
       </w:r>
       <w:r>
         <w:rPr>
@@ -1177,7 +1363,7 @@
           <w:b/>
           <w:color w:val="4A7FC1"/>
         </w:rPr>
-        <w:t xml:space="preserve">#59  </w:t>
+        <w:t xml:space="preserve">#66  </w:t>
       </w:r>
       <w:r>
         <w:rPr>
@@ -1193,7 +1379,7 @@
           <w:b/>
           <w:color w:val="4A7FC1"/>
         </w:rPr>
-        <w:t xml:space="preserve">#60  </w:t>
+        <w:t xml:space="preserve">#67  </w:t>
       </w:r>
       <w:r>
         <w:rPr>
@@ -1209,7 +1395,7 @@
           <w:b/>
           <w:color w:val="4A7FC1"/>
         </w:rPr>
-        <w:t xml:space="preserve">#61  </w:t>
+        <w:t xml:space="preserve">#68  </w:t>
       </w:r>
       <w:r>
         <w:rPr>
@@ -1225,7 +1411,7 @@
           <w:b/>
           <w:color w:val="4A7FC1"/>
         </w:rPr>
-        <w:t xml:space="preserve">#62  </w:t>
+        <w:t xml:space="preserve">#69  </w:t>
       </w:r>
       <w:r>
         <w:rPr>
@@ -1241,7 +1427,7 @@
           <w:b/>
           <w:color w:val="4A7FC1"/>
         </w:rPr>
-        <w:t xml:space="preserve">#63  </w:t>
+        <w:t xml:space="preserve">#70  </w:t>
       </w:r>
       <w:r>
         <w:rPr>
@@ -1257,237 +1443,205 @@
           <w:b/>
           <w:color w:val="4A7FC1"/>
         </w:rPr>
-        <w:t xml:space="preserve">#64  </w:t>
-      </w:r>
-      <w:r>
-        <w:rPr>
-          <w:b/>
-          <w:i w:val="0"/>
-        </w:rPr>
-        <w:t>32</w:t>
-      </w:r>
-    </w:p>
-    <w:p>
-      <w:r>
-        <w:rPr>
-          <w:b/>
-          <w:color w:val="4A7FC1"/>
-        </w:rPr>
-        <w:t xml:space="preserve">#65  </w:t>
-      </w:r>
-      <w:r>
-        <w:rPr>
-          <w:b/>
-          <w:i w:val="0"/>
-        </w:rPr>
-        <w:t>Invest in Aurora Haven</w:t>
-      </w:r>
-    </w:p>
-    <w:p>
-      <w:r>
-        <w:rPr>
-          <w:b/>
-          <w:color w:val="4A7FC1"/>
-        </w:rPr>
-        <w:t xml:space="preserve">#66  </w:t>
+        <w:t xml:space="preserve">#71  </w:t>
+      </w:r>
+      <w:r>
+        <w:rPr>
+          <w:b/>
+          <w:i w:val="0"/>
+        </w:rPr>
+        <w:t>THE GUIDE</w:t>
+      </w:r>
+    </w:p>
+    <w:p>
+      <w:r>
+        <w:rPr>
+          <w:b/>
+          <w:color w:val="4A7FC1"/>
+        </w:rPr>
+        <w:t xml:space="preserve">#72  </w:t>
+      </w:r>
+      <w:r>
+        <w:rPr>
+          <w:b/>
+          <w:i w:val="0"/>
+        </w:rPr>
+        <w:t>33</w:t>
+      </w:r>
+    </w:p>
+    <w:p>
+      <w:r>
+        <w:rPr>
+          <w:b/>
+          <w:color w:val="4A7FC1"/>
+        </w:rPr>
+        <w:t xml:space="preserve">#73  </w:t>
+      </w:r>
+      <w:r>
+        <w:rPr>
+          <w:b/>
+          <w:i w:val="0"/>
+        </w:rPr>
+        <w:t>Take the Tour</w:t>
+      </w:r>
+    </w:p>
+    <w:p>
+      <w:r>
+        <w:rPr>
+          <w:b/>
+          <w:color w:val="4A7FC1"/>
+        </w:rPr>
+        <w:t xml:space="preserve">#74  </w:t>
       </w:r>
       <w:r>
         <w:rPr>
           <w:b w:val="0"/>
           <w:i w:val="0"/>
         </w:rPr>
-        <w:t>Three ways to fund the city, stage by stage</w:t>
-      </w:r>
-    </w:p>
-    <w:p>
-      <w:r>
-        <w:rPr>
-          <w:b/>
-          <w:color w:val="4A7FC1"/>
-        </w:rPr>
-        <w:t xml:space="preserve">#67  </w:t>
-      </w:r>
-      <w:r>
-        <w:rPr>
-          <w:b/>
-          <w:i w:val="0"/>
-        </w:rPr>
-        <w:t>33</w:t>
-      </w:r>
-    </w:p>
-    <w:p>
-      <w:r>
-        <w:rPr>
-          <w:b/>
-          <w:color w:val="4A7FC1"/>
-        </w:rPr>
-        <w:t xml:space="preserve">#68  </w:t>
-      </w:r>
-      <w:r>
-        <w:rPr>
-          <w:b/>
-          <w:i w:val="0"/>
-        </w:rPr>
-        <w:t>Take the Tour</w:t>
-      </w:r>
-    </w:p>
-    <w:p>
-      <w:r>
-        <w:rPr>
-          <w:b/>
-          <w:color w:val="4A7FC1"/>
-        </w:rPr>
-        <w:t xml:space="preserve">#69  </w:t>
+        <w:t>Eight stops around the city</w:t>
+      </w:r>
+    </w:p>
+    <w:p>
+      <w:r>
+        <w:rPr>
+          <w:b/>
+          <w:color w:val="4A7FC1"/>
+        </w:rPr>
+        <w:t xml:space="preserve">#75  </w:t>
+      </w:r>
+      <w:r>
+        <w:rPr>
+          <w:b/>
+          <w:i w:val="0"/>
+        </w:rPr>
+        <w:t>34</w:t>
+      </w:r>
+    </w:p>
+    <w:p>
+      <w:r>
+        <w:rPr>
+          <w:b/>
+          <w:color w:val="4A7FC1"/>
+        </w:rPr>
+        <w:t xml:space="preserve">#76  </w:t>
+      </w:r>
+      <w:r>
+        <w:rPr>
+          <w:b/>
+          <w:i w:val="0"/>
+        </w:rPr>
+        <w:t>Places to Visit</w:t>
+      </w:r>
+    </w:p>
+    <w:p>
+      <w:r>
+        <w:rPr>
+          <w:b/>
+          <w:color w:val="4A7FC1"/>
+        </w:rPr>
+        <w:t xml:space="preserve">#77  </w:t>
       </w:r>
       <w:r>
         <w:rPr>
           <w:b w:val="0"/>
           <w:i w:val="0"/>
         </w:rPr>
-        <w:t>Eight stops around the city</w:t>
-      </w:r>
-    </w:p>
-    <w:p>
-      <w:r>
-        <w:rPr>
-          <w:b/>
-          <w:color w:val="4A7FC1"/>
-        </w:rPr>
-        <w:t xml:space="preserve">#70  </w:t>
-      </w:r>
-      <w:r>
-        <w:rPr>
-          <w:b/>
-          <w:i w:val="0"/>
-        </w:rPr>
-        <w:t>34</w:t>
-      </w:r>
-    </w:p>
-    <w:p>
-      <w:r>
-        <w:rPr>
-          <w:b/>
-          <w:color w:val="4A7FC1"/>
-        </w:rPr>
-        <w:t xml:space="preserve">#71  </w:t>
-      </w:r>
-      <w:r>
-        <w:rPr>
-          <w:b/>
-          <w:i w:val="0"/>
-        </w:rPr>
-        <w:t>Places to Visit</w:t>
-      </w:r>
-    </w:p>
-    <w:p>
-      <w:r>
-        <w:rPr>
-          <w:b/>
-          <w:color w:val="4A7FC1"/>
-        </w:rPr>
-        <w:t xml:space="preserve">#72  </w:t>
+        <w:t>35 key places and what they do</w:t>
+      </w:r>
+    </w:p>
+    <w:p>
+      <w:r>
+        <w:rPr>
+          <w:b/>
+          <w:color w:val="4A7FC1"/>
+        </w:rPr>
+        <w:t xml:space="preserve">#78  </w:t>
+      </w:r>
+      <w:r>
+        <w:rPr>
+          <w:b/>
+          <w:i w:val="0"/>
+        </w:rPr>
+        <w:t>35</w:t>
+      </w:r>
+    </w:p>
+    <w:p>
+      <w:r>
+        <w:rPr>
+          <w:b/>
+          <w:color w:val="4A7FC1"/>
+        </w:rPr>
+        <w:t xml:space="preserve">#79  </w:t>
+      </w:r>
+      <w:r>
+        <w:rPr>
+          <w:b/>
+          <w:i w:val="0"/>
+        </w:rPr>
+        <w:t>Through a Resident’s Eyes</w:t>
+      </w:r>
+    </w:p>
+    <w:p>
+      <w:r>
+        <w:rPr>
+          <w:b/>
+          <w:color w:val="4A7FC1"/>
+        </w:rPr>
+        <w:t xml:space="preserve">#80  </w:t>
       </w:r>
       <w:r>
         <w:rPr>
           <w:b w:val="0"/>
           <w:i w:val="0"/>
         </w:rPr>
-        <w:t>35 key places and what they do</w:t>
-      </w:r>
-    </w:p>
-    <w:p>
-      <w:r>
-        <w:rPr>
-          <w:b/>
-          <w:color w:val="4A7FC1"/>
-        </w:rPr>
-        <w:t xml:space="preserve">#73  </w:t>
-      </w:r>
-      <w:r>
-        <w:rPr>
-          <w:b/>
-          <w:i w:val="0"/>
-        </w:rPr>
-        <w:t>35</w:t>
-      </w:r>
-    </w:p>
-    <w:p>
-      <w:r>
-        <w:rPr>
-          <w:b/>
-          <w:color w:val="4A7FC1"/>
-        </w:rPr>
-        <w:t xml:space="preserve">#74  </w:t>
-      </w:r>
-      <w:r>
-        <w:rPr>
-          <w:b/>
-          <w:i w:val="0"/>
-        </w:rPr>
-        <w:t>Through a Resident’s Eyes</w:t>
-      </w:r>
-    </w:p>
-    <w:p>
-      <w:r>
-        <w:rPr>
-          <w:b/>
-          <w:color w:val="4A7FC1"/>
-        </w:rPr>
-        <w:t xml:space="preserve">#75  </w:t>
+        <w:t>An imagined day in the polar night</w:t>
+      </w:r>
+    </w:p>
+    <w:p>
+      <w:r>
+        <w:rPr>
+          <w:b/>
+          <w:color w:val="4A7FC1"/>
+        </w:rPr>
+        <w:t xml:space="preserve">#81  </w:t>
+      </w:r>
+      <w:r>
+        <w:rPr>
+          <w:b/>
+          <w:i w:val="0"/>
+        </w:rPr>
+        <w:t>36</w:t>
+      </w:r>
+    </w:p>
+    <w:p>
+      <w:r>
+        <w:rPr>
+          <w:b/>
+          <w:color w:val="4A7FC1"/>
+        </w:rPr>
+        <w:t xml:space="preserve">#82  </w:t>
+      </w:r>
+      <w:r>
+        <w:rPr>
+          <w:b/>
+          <w:i w:val="0"/>
+        </w:rPr>
+        <w:t>Sources &amp; Assumptions</w:t>
+      </w:r>
+    </w:p>
+    <w:p>
+      <w:r>
+        <w:rPr>
+          <w:b/>
+          <w:color w:val="4A7FC1"/>
+        </w:rPr>
+        <w:t xml:space="preserve">#83  </w:t>
       </w:r>
       <w:r>
         <w:rPr>
           <w:b w:val="0"/>
           <w:i w:val="0"/>
         </w:rPr>
-        <w:t>An imagined day in the polar night</w:t>
-      </w:r>
-    </w:p>
-    <w:p>
-      <w:r>
-        <w:rPr>
-          <w:b/>
-          <w:color w:val="4A7FC1"/>
-        </w:rPr>
-        <w:t xml:space="preserve">#76  </w:t>
-      </w:r>
-      <w:r>
-        <w:rPr>
-          <w:b/>
-          <w:i w:val="0"/>
-        </w:rPr>
-        <w:t>36</w:t>
-      </w:r>
-    </w:p>
-    <w:p>
-      <w:r>
-        <w:rPr>
-          <w:b/>
-          <w:color w:val="4A7FC1"/>
-        </w:rPr>
-        <w:t xml:space="preserve">#77  </w:t>
-      </w:r>
-      <w:r>
-        <w:rPr>
-          <w:b/>
-          <w:i w:val="0"/>
-        </w:rPr>
-        <w:t>Sources &amp; Assumptions</w:t>
-      </w:r>
-    </w:p>
-    <w:p>
-      <w:r>
-        <w:rPr>
-          <w:b/>
-          <w:color w:val="4A7FC1"/>
-        </w:rPr>
-        <w:t xml:space="preserve">#78  </w:t>
-      </w:r>
-      <w:r>
-        <w:rPr>
-          <w:b w:val="0"/>
-          <w:i w:val="0"/>
-        </w:rPr>
         <w:t>Where our facts come from</w:t>
       </w:r>
     </w:p>
@@ -1497,7 +1651,7 @@
           <w:b/>
           <w:color w:val="4A7FC1"/>
         </w:rPr>
-        <w:t xml:space="preserve">#79  </w:t>
+        <w:t xml:space="preserve">#84  </w:t>
       </w:r>
       <w:r>
         <w:rPr>
@@ -1505,6 +1659,29 @@
           <w:i w:val="0"/>
         </w:rPr>
         <w:t>1</w:t>
+      </w:r>
+    </w:p>
+    <w:p>
+      <w:r>
+        <w:rPr>
+          <w:b/>
+          <w:color w:val="4A7FC1"/>
+        </w:rPr>
+        <w:t xml:space="preserve">#85  </w:t>
+      </w:r>
+      <w:r>
+        <w:rPr>
+          <w:b/>
+          <w:i w:val="0"/>
+        </w:rPr>
+        <w:t xml:space="preserve">AURORA HAVEN  ·  ISSUE 01  ·  </w:t>
+      </w:r>
+      <w:r>
+        <w:rPr>
+          <w:b/>
+          <w:i w:val="0"/>
+        </w:rPr>
+        <w:t>WELCOME</w:t>
       </w:r>
     </w:p>
     <w:p>
@@ -1683,6 +1860,29 @@
       </w:r>
     </w:p>
     <w:p>
+      <w:r>
+        <w:rPr>
+          <w:b/>
+          <w:color w:val="4A7FC1"/>
+        </w:rPr>
+        <w:t xml:space="preserve">#11  </w:t>
+      </w:r>
+      <w:r>
+        <w:rPr>
+          <w:b/>
+          <w:i w:val="0"/>
+        </w:rPr>
+        <w:t xml:space="preserve">AURORA HAVEN  ·  ISSUE 01  ·  </w:t>
+      </w:r>
+      <w:r>
+        <w:rPr>
+          <w:b/>
+          <w:i w:val="0"/>
+        </w:rPr>
+        <w:t>WELCOME</w:t>
+      </w:r>
+    </w:p>
+    <w:p>
       <w:pPr>
         <w:pStyle w:val="Heading1"/>
       </w:pPr>
@@ -2022,6 +2222,29 @@
       </w:r>
     </w:p>
     <w:p>
+      <w:r>
+        <w:rPr>
+          <w:b/>
+          <w:color w:val="4A7FC1"/>
+        </w:rPr>
+        <w:t xml:space="preserve">#20  </w:t>
+      </w:r>
+      <w:r>
+        <w:rPr>
+          <w:b/>
+          <w:i w:val="0"/>
+        </w:rPr>
+        <w:t xml:space="preserve">AURORA HAVEN  ·  ISSUE 01  ·  </w:t>
+      </w:r>
+      <w:r>
+        <w:rPr>
+          <w:b/>
+          <w:i w:val="0"/>
+        </w:rPr>
+        <w:t>WELCOME</w:t>
+      </w:r>
+    </w:p>
+    <w:p>
       <w:pPr>
         <w:pStyle w:val="Heading1"/>
       </w:pPr>
@@ -2167,6 +2390,29 @@
       </w:r>
     </w:p>
     <w:p>
+      <w:r>
+        <w:rPr>
+          <w:b/>
+          <w:color w:val="4A7FC1"/>
+        </w:rPr>
+        <w:t xml:space="preserve">#8  </w:t>
+      </w:r>
+      <w:r>
+        <w:rPr>
+          <w:b/>
+          <w:i w:val="0"/>
+        </w:rPr>
+        <w:t xml:space="preserve">AURORA HAVEN  ·  ISSUE 01  ·  </w:t>
+      </w:r>
+      <w:r>
+        <w:rPr>
+          <w:b/>
+          <w:i w:val="0"/>
+        </w:rPr>
+        <w:t>WELCOME</w:t>
+      </w:r>
+    </w:p>
+    <w:p>
       <w:pPr>
         <w:pStyle w:val="Heading1"/>
       </w:pPr>
@@ -2415,6 +2661,29 @@
       </w:r>
     </w:p>
     <w:p>
+      <w:r>
+        <w:rPr>
+          <w:b/>
+          <w:color w:val="4A7FC1"/>
+        </w:rPr>
+        <w:t xml:space="preserve">#16  </w:t>
+      </w:r>
+      <w:r>
+        <w:rPr>
+          <w:b/>
+          <w:i w:val="0"/>
+        </w:rPr>
+        <w:t xml:space="preserve">AURORA HAVEN  ·  ISSUE 01  ·  </w:t>
+      </w:r>
+      <w:r>
+        <w:rPr>
+          <w:b/>
+          <w:i w:val="0"/>
+        </w:rPr>
+        <w:t>WELCOME</w:t>
+      </w:r>
+    </w:p>
+    <w:p>
       <w:pPr>
         <w:pStyle w:val="Heading1"/>
       </w:pPr>
@@ -2681,6 +2950,29 @@
       </w:r>
     </w:p>
     <w:p>
+      <w:r>
+        <w:rPr>
+          <w:b/>
+          <w:color w:val="4A7FC1"/>
+        </w:rPr>
+        <w:t xml:space="preserve">#16  </w:t>
+      </w:r>
+      <w:r>
+        <w:rPr>
+          <w:b/>
+          <w:i w:val="0"/>
+        </w:rPr>
+        <w:t xml:space="preserve">AURORA HAVEN  ·  ISSUE 01  ·  </w:t>
+      </w:r>
+      <w:r>
+        <w:rPr>
+          <w:b/>
+          <w:i w:val="0"/>
+        </w:rPr>
+        <w:t>THE CITY</w:t>
+      </w:r>
+    </w:p>
+    <w:p>
       <w:pPr>
         <w:pStyle w:val="Heading1"/>
       </w:pPr>
@@ -3124,6 +3416,29 @@
       </w:r>
     </w:p>
     <w:p>
+      <w:r>
+        <w:rPr>
+          <w:b/>
+          <w:color w:val="4A7FC1"/>
+        </w:rPr>
+        <w:t xml:space="preserve">#26  </w:t>
+      </w:r>
+      <w:r>
+        <w:rPr>
+          <w:b/>
+          <w:i w:val="0"/>
+        </w:rPr>
+        <w:t xml:space="preserve">AURORA HAVEN  ·  ISSUE 01  ·  </w:t>
+      </w:r>
+      <w:r>
+        <w:rPr>
+          <w:b/>
+          <w:i w:val="0"/>
+        </w:rPr>
+        <w:t>THE CITY</w:t>
+      </w:r>
+    </w:p>
+    <w:p>
       <w:pPr>
         <w:pStyle w:val="Heading1"/>
       </w:pPr>
@@ -3221,6 +3536,29 @@
       </w:r>
     </w:p>
     <w:p>
+      <w:r>
+        <w:rPr>
+          <w:b/>
+          <w:color w:val="4A7FC1"/>
+        </w:rPr>
+        <w:t xml:space="preserve">#6  </w:t>
+      </w:r>
+      <w:r>
+        <w:rPr>
+          <w:b/>
+          <w:i w:val="0"/>
+        </w:rPr>
+        <w:t xml:space="preserve">AURORA HAVEN  ·  ISSUE 01  ·  </w:t>
+      </w:r>
+      <w:r>
+        <w:rPr>
+          <w:b/>
+          <w:i w:val="0"/>
+        </w:rPr>
+        <w:t>THE CITY</w:t>
+      </w:r>
+    </w:p>
+    <w:p>
       <w:pPr>
         <w:pStyle w:val="Heading1"/>
       </w:pPr>
@@ -3261,6 +3599,29 @@
       </w:r>
     </w:p>
     <w:p>
+      <w:r>
+        <w:rPr>
+          <w:b/>
+          <w:color w:val="4A7FC1"/>
+        </w:rPr>
+        <w:t xml:space="preserve">#3  </w:t>
+      </w:r>
+      <w:r>
+        <w:rPr>
+          <w:b/>
+          <w:i w:val="0"/>
+        </w:rPr>
+        <w:t xml:space="preserve">AURORA HAVEN  ·  ISSUE 01  ·  </w:t>
+      </w:r>
+      <w:r>
+        <w:rPr>
+          <w:b/>
+          <w:i w:val="0"/>
+        </w:rPr>
+        <w:t>THE CITY</w:t>
+      </w:r>
+    </w:p>
+    <w:p>
       <w:pPr>
         <w:pStyle w:val="Heading1"/>
       </w:pPr>
@@ -3493,6 +3854,29 @@
       </w:r>
     </w:p>
     <w:p>
+      <w:r>
+        <w:rPr>
+          <w:b/>
+          <w:color w:val="4A7FC1"/>
+        </w:rPr>
+        <w:t xml:space="preserve">#15  </w:t>
+      </w:r>
+      <w:r>
+        <w:rPr>
+          <w:b/>
+          <w:i w:val="0"/>
+        </w:rPr>
+        <w:t xml:space="preserve">AURORA HAVEN  ·  ISSUE 01  ·  </w:t>
+      </w:r>
+      <w:r>
+        <w:rPr>
+          <w:b/>
+          <w:i w:val="0"/>
+        </w:rPr>
+        <w:t>THE CITY</w:t>
+      </w:r>
+    </w:p>
+    <w:p>
       <w:pPr>
         <w:pStyle w:val="Heading1"/>
       </w:pPr>
@@ -3853,6 +4237,29 @@
       </w:r>
     </w:p>
     <w:p>
+      <w:r>
+        <w:rPr>
+          <w:b/>
+          <w:color w:val="4A7FC1"/>
+        </w:rPr>
+        <w:t xml:space="preserve">#23  </w:t>
+      </w:r>
+      <w:r>
+        <w:rPr>
+          <w:b/>
+          <w:i w:val="0"/>
+        </w:rPr>
+        <w:t xml:space="preserve">AURORA HAVEN  ·  ISSUE 01  ·  </w:t>
+      </w:r>
+      <w:r>
+        <w:rPr>
+          <w:b/>
+          <w:i w:val="0"/>
+        </w:rPr>
+        <w:t>THE CITY</w:t>
+      </w:r>
+    </w:p>
+    <w:p>
       <w:pPr>
         <w:pStyle w:val="Heading1"/>
       </w:pPr>
@@ -3934,37 +4341,147 @@
       </w:r>
       <w:r>
         <w:rPr>
+          <w:b/>
+          <w:i w:val="0"/>
+        </w:rPr>
+        <w:t>IN BRIEF</w:t>
+      </w:r>
+    </w:p>
+    <w:p>
+      <w:r>
+        <w:rPr>
+          <w:b/>
+          <w:color w:val="4A7FC1"/>
+        </w:rPr>
+        <w:t xml:space="preserve">#6  </w:t>
+      </w:r>
+      <w:r>
+        <w:rPr>
+          <w:b/>
+          <w:i w:val="0"/>
+        </w:rPr>
+        <w:t>THE PROBLEM</w:t>
+      </w:r>
+    </w:p>
+    <w:p>
+      <w:r>
+        <w:rPr>
+          <w:b/>
+          <w:color w:val="4A7FC1"/>
+        </w:rPr>
+        <w:t xml:space="preserve">#7  </w:t>
+      </w:r>
+      <w:r>
+        <w:rPr>
           <w:b w:val="0"/>
           <w:i w:val="0"/>
         </w:rPr>
-        <w:t>Our first signature district is the city’s own sun. Stage 1 takes deuterium from snowmelt water, so the fuel literally falls from the sky as snow. Stage 2 breeds tritium in a lithium blanket, so none is imported.</w:t>
-      </w:r>
-    </w:p>
-    <w:p>
+        <w:t>Two months of polar night at −45 °C. The city needs heat and power that never stop, even when supply flights cannot land.</w:t>
+      </w:r>
+    </w:p>
+    <w:p>
+      <w:r>
+        <w:rPr>
+          <w:b/>
+          <w:color w:val="4A7FC1"/>
+        </w:rPr>
+        <w:t xml:space="preserve">#8  </w:t>
+      </w:r>
+      <w:r>
+        <w:rPr>
+          <w:b/>
+          <w:i w:val="0"/>
+        </w:rPr>
+        <w:t>THE IDEA</w:t>
+      </w:r>
+    </w:p>
+    <w:p>
+      <w:r>
+        <w:rPr>
+          <w:b/>
+          <w:color w:val="4A7FC1"/>
+        </w:rPr>
+        <w:t xml:space="preserve">#9  </w:t>
+      </w:r>
       <w:r>
         <w:rPr>
           <w:b w:val="0"/>
           <w:i w:val="0"/>
         </w:rPr>
-        <w:t>Stage 3 is the tokamak, where superconducting magnets hold a 150-million-degree plasma that makes about 800 megawatts of heat. Stage 4 turns that heat into about 300 megawatts of electricity and sends 450 megawatts into the district-heating loop.</w:t>
-      </w:r>
-    </w:p>
-    <w:p>
+        <w:t>A compact tokamak inside the city burns about 170 g of fuel a day and gives 300 MW of electricity and 450 MW of heat.</w:t>
+      </w:r>
+    </w:p>
+    <w:p>
+      <w:r>
+        <w:rPr>
+          <w:b/>
+          <w:color w:val="4A7FC1"/>
+        </w:rPr>
+        <w:t xml:space="preserve">#10  </w:t>
+      </w:r>
+      <w:r>
+        <w:rPr>
+          <w:b/>
+          <w:i w:val="0"/>
+        </w:rPr>
+        <w:t>WHAT’S NEW</w:t>
+      </w:r>
+    </w:p>
+    <w:p>
+      <w:r>
+        <w:rPr>
+          <w:b/>
+          <w:color w:val="4A7FC1"/>
+        </w:rPr>
+        <w:t xml:space="preserve">#11  </w:t>
+      </w:r>
       <w:r>
         <w:rPr>
           <w:b w:val="0"/>
           <w:i w:val="0"/>
         </w:rPr>
-        <w:t>The reactor runs on about 170 grams of fuel a day. If anything fails, the plasma simply goes out in a split second, so it cannot melt down or run away.</w:t>
-      </w:r>
-    </w:p>
-    <w:p>
-      <w:r>
-        <w:rPr>
-          <w:b/>
-          <w:color w:val="4A7FC1"/>
-        </w:rPr>
-        <w:t xml:space="preserve">#6  </w:t>
+        <w:t>No fusion plant sells power yet (page 13). We build a whole city around one, with fuel from snowmelt and tritium bred on site.</w:t>
+      </w:r>
+    </w:p>
+    <w:p>
+      <w:r>
+        <w:rPr>
+          <w:b/>
+          <w:color w:val="4A7FC1"/>
+        </w:rPr>
+        <w:t xml:space="preserve">#12  </w:t>
+      </w:r>
+      <w:r>
+        <w:rPr>
+          <w:b/>
+          <w:i w:val="0"/>
+        </w:rPr>
+        <w:t>THE IMPACT</w:t>
+      </w:r>
+    </w:p>
+    <w:p>
+      <w:r>
+        <w:rPr>
+          <w:b/>
+          <w:color w:val="4A7FC1"/>
+        </w:rPr>
+        <w:t xml:space="preserve">#13  </w:t>
+      </w:r>
+      <w:r>
+        <w:rPr>
+          <w:b w:val="0"/>
+          <w:i w:val="0"/>
+        </w:rPr>
+        <w:t>No fuel to ship in and no CO₂. If anything fails, the plasma simply goes out, so it cannot melt down.</w:t>
+      </w:r>
+    </w:p>
+    <w:p>
+      <w:r>
+        <w:rPr>
+          <w:b/>
+          <w:color w:val="4A7FC1"/>
+        </w:rPr>
+        <w:t xml:space="preserve">#14  </w:t>
       </w:r>
       <w:r>
         <w:rPr>
@@ -3972,6 +4489,29 @@
           <w:i w:val="0"/>
         </w:rPr>
         <w:t>12</w:t>
+      </w:r>
+    </w:p>
+    <w:p>
+      <w:r>
+        <w:rPr>
+          <w:b/>
+          <w:color w:val="4A7FC1"/>
+        </w:rPr>
+        <w:t xml:space="preserve">#15  </w:t>
+      </w:r>
+      <w:r>
+        <w:rPr>
+          <w:b/>
+          <w:i w:val="0"/>
+        </w:rPr>
+        <w:t xml:space="preserve">AURORA HAVEN  ·  ISSUE 01  ·  </w:t>
+      </w:r>
+      <w:r>
+        <w:rPr>
+          <w:b/>
+          <w:i w:val="0"/>
+        </w:rPr>
+        <w:t>THE BREAKTHROUGHS</w:t>
       </w:r>
     </w:p>
     <w:p>
@@ -4095,6 +4635,29 @@
       </w:r>
     </w:p>
     <w:p>
+      <w:r>
+        <w:rPr>
+          <w:b/>
+          <w:color w:val="4A7FC1"/>
+        </w:rPr>
+        <w:t xml:space="preserve">#8  </w:t>
+      </w:r>
+      <w:r>
+        <w:rPr>
+          <w:b/>
+          <w:i w:val="0"/>
+        </w:rPr>
+        <w:t xml:space="preserve">AURORA HAVEN  ·  ISSUE 01  ·  </w:t>
+      </w:r>
+      <w:r>
+        <w:rPr>
+          <w:b/>
+          <w:i w:val="0"/>
+        </w:rPr>
+        <w:t>THE BREAKTHROUGHS</w:t>
+      </w:r>
+    </w:p>
+    <w:p>
       <w:pPr>
         <w:pStyle w:val="Heading1"/>
       </w:pPr>
@@ -4558,6 +5121,29 @@
       </w:r>
     </w:p>
     <w:p>
+      <w:r>
+        <w:rPr>
+          <w:b/>
+          <w:color w:val="4A7FC1"/>
+        </w:rPr>
+        <w:t xml:space="preserve">#25  </w:t>
+      </w:r>
+      <w:r>
+        <w:rPr>
+          <w:b/>
+          <w:i w:val="0"/>
+        </w:rPr>
+        <w:t xml:space="preserve">AURORA HAVEN  ·  ISSUE 01  ·  </w:t>
+      </w:r>
+      <w:r>
+        <w:rPr>
+          <w:b/>
+          <w:i w:val="0"/>
+        </w:rPr>
+        <w:t>THE BREAKTHROUGHS</w:t>
+      </w:r>
+    </w:p>
+    <w:p>
       <w:pPr>
         <w:pStyle w:val="Heading1"/>
       </w:pPr>
@@ -4640,9 +5226,9 @@
       <w:r>
         <w:rPr>
           <w:b w:val="0"/>
-          <w:i w:val="0"/>
-        </w:rPr>
-        <w:t>What do you eat where nothing grows? Stage 1 melts about 3,000 tonnes of clean tundra snow a day with spare heat from the fusion station, so the snow does the job of a cooling tower. Stage 2 turns the meltwater into all the city’s drinking water.</w:t>
+          <w:i/>
+        </w:rPr>
+        <w:t>The six Bioreactor Silos in the low sun.</w:t>
       </w:r>
     </w:p>
     <w:p>
@@ -4655,35 +5241,147 @@
       </w:r>
       <w:r>
         <w:rPr>
+          <w:b/>
+          <w:i w:val="0"/>
+        </w:rPr>
+        <w:t>IN BRIEF</w:t>
+      </w:r>
+    </w:p>
+    <w:p>
+      <w:r>
+        <w:rPr>
+          <w:b/>
+          <w:color w:val="4A7FC1"/>
+        </w:rPr>
+        <w:t xml:space="preserve">#7  </w:t>
+      </w:r>
+      <w:r>
+        <w:rPr>
+          <w:b/>
+          <w:i w:val="0"/>
+        </w:rPr>
+        <w:t>THE PROBLEM</w:t>
+      </w:r>
+    </w:p>
+    <w:p>
+      <w:r>
+        <w:rPr>
+          <w:b/>
+          <w:color w:val="4A7FC1"/>
+        </w:rPr>
+        <w:t xml:space="preserve">#8  </w:t>
+      </w:r>
+      <w:r>
+        <w:rPr>
           <w:b w:val="0"/>
           <w:i w:val="0"/>
         </w:rPr>
-        <w:t>Stage 3 splits water into hydrogen and oxygen and captures CO₂ from the air; Stage 4 turns them into starch and fats. In Stage 5, microbes in six silos make about 2.5 tonnes of protein flour a day. Stage 6 cooks bread, noodles and drinks for the city.</w:t>
-      </w:r>
-    </w:p>
-    <w:p>
-      <w:r>
-        <w:rPr>
-          <w:b/>
-          <w:color w:val="4A7FC1"/>
-        </w:rPr>
-        <w:t xml:space="preserve">#7  </w:t>
+        <w:t>Almost nothing grows at −45 °C, and in deep winter food can only arrive by air.</w:t>
+      </w:r>
+    </w:p>
+    <w:p>
+      <w:r>
+        <w:rPr>
+          <w:b/>
+          <w:color w:val="4A7FC1"/>
+        </w:rPr>
+        <w:t xml:space="preserve">#9  </w:t>
+      </w:r>
+      <w:r>
+        <w:rPr>
+          <w:b/>
+          <w:i w:val="0"/>
+        </w:rPr>
+        <w:t>THE IDEA</w:t>
+      </w:r>
+    </w:p>
+    <w:p>
+      <w:r>
+        <w:rPr>
+          <w:b/>
+          <w:color w:val="4A7FC1"/>
+        </w:rPr>
+        <w:t xml:space="preserve">#10  </w:t>
       </w:r>
       <w:r>
         <w:rPr>
           <w:b w:val="0"/>
-          <w:i/>
-        </w:rPr>
-        <w:t>The six Bioreactor Silos in the low sun.</w:t>
-      </w:r>
-    </w:p>
-    <w:p>
-      <w:r>
-        <w:rPr>
-          <w:b/>
-          <w:color w:val="4A7FC1"/>
-        </w:rPr>
-        <w:t xml:space="preserve">#8  </w:t>
+          <w:i w:val="0"/>
+        </w:rPr>
+        <w:t>Spare fusion heat melts 3,000 tonnes of snow a day for drinking water; microbes turn water and CO₂ into about 2.5 tonnes of protein a day.</w:t>
+      </w:r>
+    </w:p>
+    <w:p>
+      <w:r>
+        <w:rPr>
+          <w:b/>
+          <w:color w:val="4A7FC1"/>
+        </w:rPr>
+        <w:t xml:space="preserve">#11  </w:t>
+      </w:r>
+      <w:r>
+        <w:rPr>
+          <w:b/>
+          <w:i w:val="0"/>
+        </w:rPr>
+        <w:t>WHAT’S NEW</w:t>
+      </w:r>
+    </w:p>
+    <w:p>
+      <w:r>
+        <w:rPr>
+          <w:b/>
+          <w:color w:val="4A7FC1"/>
+        </w:rPr>
+        <w:t xml:space="preserve">#12  </w:t>
+      </w:r>
+      <w:r>
+        <w:rPr>
+          <w:b w:val="0"/>
+          <w:i w:val="0"/>
+        </w:rPr>
+        <w:t>Each step exists today, but apart (page 16). We link them in one plant that also cools the fusion station.</w:t>
+      </w:r>
+    </w:p>
+    <w:p>
+      <w:r>
+        <w:rPr>
+          <w:b/>
+          <w:color w:val="4A7FC1"/>
+        </w:rPr>
+        <w:t xml:space="preserve">#13  </w:t>
+      </w:r>
+      <w:r>
+        <w:rPr>
+          <w:b/>
+          <w:i w:val="0"/>
+        </w:rPr>
+        <w:t>THE IMPACT</w:t>
+      </w:r>
+    </w:p>
+    <w:p>
+      <w:r>
+        <w:rPr>
+          <w:b/>
+          <w:color w:val="4A7FC1"/>
+        </w:rPr>
+        <w:t xml:space="preserve">#14  </w:t>
+      </w:r>
+      <w:r>
+        <w:rPr>
+          <w:b w:val="0"/>
+          <w:i w:val="0"/>
+        </w:rPr>
+        <w:t>Bread, noodles and drinks made in the city all year, with no farmland and fewer supply flights.</w:t>
+      </w:r>
+    </w:p>
+    <w:p>
+      <w:r>
+        <w:rPr>
+          <w:b/>
+          <w:color w:val="4A7FC1"/>
+        </w:rPr>
+        <w:t xml:space="preserve">#15  </w:t>
       </w:r>
       <w:r>
         <w:rPr>
@@ -4691,6 +5389,29 @@
           <w:i w:val="0"/>
         </w:rPr>
         <w:t>15</w:t>
+      </w:r>
+    </w:p>
+    <w:p>
+      <w:r>
+        <w:rPr>
+          <w:b/>
+          <w:color w:val="4A7FC1"/>
+        </w:rPr>
+        <w:t xml:space="preserve">#16  </w:t>
+      </w:r>
+      <w:r>
+        <w:rPr>
+          <w:b/>
+          <w:i w:val="0"/>
+        </w:rPr>
+        <w:t xml:space="preserve">AURORA HAVEN  ·  ISSUE 01  ·  </w:t>
+      </w:r>
+      <w:r>
+        <w:rPr>
+          <w:b/>
+          <w:i w:val="0"/>
+        </w:rPr>
+        <w:t>THE BREAKTHROUGHS</w:t>
       </w:r>
     </w:p>
     <w:p>
@@ -5134,6 +5855,29 @@
       </w:r>
     </w:p>
     <w:p>
+      <w:r>
+        <w:rPr>
+          <w:b/>
+          <w:color w:val="4A7FC1"/>
+        </w:rPr>
+        <w:t xml:space="preserve">#28  </w:t>
+      </w:r>
+      <w:r>
+        <w:rPr>
+          <w:b/>
+          <w:i w:val="0"/>
+        </w:rPr>
+        <w:t xml:space="preserve">AURORA HAVEN  ·  ISSUE 01  ·  </w:t>
+      </w:r>
+      <w:r>
+        <w:rPr>
+          <w:b/>
+          <w:i w:val="0"/>
+        </w:rPr>
+        <w:t>THE BREAKTHROUGHS</w:t>
+      </w:r>
+    </w:p>
+    <w:p>
       <w:pPr>
         <w:pStyle w:val="Heading1"/>
       </w:pPr>
@@ -5225,9 +5969,9 @@
       <w:r>
         <w:rPr>
           <w:b w:val="0"/>
-          <w:i w:val="0"/>
-        </w:rPr>
-        <w:t>Guests enter through the North Portal, where a thermal revolving door and an air curtain keep the −45 °C air out. The peak’s deep snow works as a blanket that holds in the geothermal heat, and sensors release the snow load safely before an avalanche can build.</w:t>
+          <w:i/>
+        </w:rPr>
+        <w:t>The four spa levels step out of the north face, crowned by the glass Aurora Eye.</w:t>
       </w:r>
     </w:p>
     <w:p>
@@ -5240,35 +5984,147 @@
       </w:r>
       <w:r>
         <w:rPr>
+          <w:b/>
+          <w:i w:val="0"/>
+        </w:rPr>
+        <w:t>IN BRIEF</w:t>
+      </w:r>
+    </w:p>
+    <w:p>
+      <w:r>
+        <w:rPr>
+          <w:b/>
+          <w:color w:val="4A7FC1"/>
+        </w:rPr>
+        <w:t xml:space="preserve">#7  </w:t>
+      </w:r>
+      <w:r>
+        <w:rPr>
+          <w:b/>
+          <w:i w:val="0"/>
+        </w:rPr>
+        <w:t>THE PROBLEM</w:t>
+      </w:r>
+    </w:p>
+    <w:p>
+      <w:r>
+        <w:rPr>
+          <w:b/>
+          <w:color w:val="4A7FC1"/>
+        </w:rPr>
+        <w:t xml:space="preserve">#8  </w:t>
+      </w:r>
+      <w:r>
+        <w:rPr>
           <w:b w:val="0"/>
           <w:i w:val="0"/>
         </w:rPr>
-        <w:t>Outside is the Aurora Lagoon, a 38-degree mineral pool for bathing under the northern lights. The spa fights the winter blues, brings tourists and income, and in an emergency can shelter up to 1,000 people.</w:t>
-      </w:r>
-    </w:p>
-    <w:p>
-      <w:r>
-        <w:rPr>
-          <w:b/>
-          <w:color w:val="4A7FC1"/>
-        </w:rPr>
-        <w:t xml:space="preserve">#7  </w:t>
+        <w:t>Months of darkness bring winter blues, and the city needs a warm place to meet and to shelter in a disaster.</w:t>
+      </w:r>
+    </w:p>
+    <w:p>
+      <w:r>
+        <w:rPr>
+          <w:b/>
+          <w:color w:val="4A7FC1"/>
+        </w:rPr>
+        <w:t xml:space="preserve">#9  </w:t>
+      </w:r>
+      <w:r>
+        <w:rPr>
+          <w:b/>
+          <w:i w:val="0"/>
+        </w:rPr>
+        <w:t>THE IDEA</w:t>
+      </w:r>
+    </w:p>
+    <w:p>
+      <w:r>
+        <w:rPr>
+          <w:b/>
+          <w:color w:val="4A7FC1"/>
+        </w:rPr>
+        <w:t xml:space="preserve">#10  </w:t>
       </w:r>
       <w:r>
         <w:rPr>
           <w:b w:val="0"/>
-          <w:i/>
-        </w:rPr>
-        <w:t>The four spa levels step out of the north face; the forecourt is warmed by the spa’s used hot water, so guests walk ice-free from the shuttle to the door.</w:t>
-      </w:r>
-    </w:p>
-    <w:p>
-      <w:r>
-        <w:rPr>
-          <w:b/>
-          <w:color w:val="4A7FC1"/>
-        </w:rPr>
-        <w:t xml:space="preserve">#8  </w:t>
+          <w:i w:val="0"/>
+        </w:rPr>
+        <w:t>The mountain is the building: a 35-metre snow peak wraps four spa levels, kept at 28 °C by a geothermal spring.</w:t>
+      </w:r>
+    </w:p>
+    <w:p>
+      <w:r>
+        <w:rPr>
+          <w:b/>
+          <w:color w:val="4A7FC1"/>
+        </w:rPr>
+        <w:t xml:space="preserve">#11  </w:t>
+      </w:r>
+      <w:r>
+        <w:rPr>
+          <w:b/>
+          <w:i w:val="0"/>
+        </w:rPr>
+        <w:t>WHAT’S NEW</w:t>
+      </w:r>
+    </w:p>
+    <w:p>
+      <w:r>
+        <w:rPr>
+          <w:b/>
+          <w:color w:val="4A7FC1"/>
+        </w:rPr>
+        <w:t xml:space="preserve">#12  </w:t>
+      </w:r>
+      <w:r>
+        <w:rPr>
+          <w:b w:val="0"/>
+          <w:i w:val="0"/>
+        </w:rPr>
+        <w:t>Spas like Iceland’s Blue Lagoon use geothermal water (page 19). We turn a whole snow peak into an insulated leisure world.</w:t>
+      </w:r>
+    </w:p>
+    <w:p>
+      <w:r>
+        <w:rPr>
+          <w:b/>
+          <w:color w:val="4A7FC1"/>
+        </w:rPr>
+        <w:t xml:space="preserve">#13  </w:t>
+      </w:r>
+      <w:r>
+        <w:rPr>
+          <w:b/>
+          <w:i w:val="0"/>
+        </w:rPr>
+        <w:t>THE IMPACT</w:t>
+      </w:r>
+    </w:p>
+    <w:p>
+      <w:r>
+        <w:rPr>
+          <w:b/>
+          <w:color w:val="4A7FC1"/>
+        </w:rPr>
+        <w:t xml:space="preserve">#14  </w:t>
+      </w:r>
+      <w:r>
+        <w:rPr>
+          <w:b w:val="0"/>
+          <w:i w:val="0"/>
+        </w:rPr>
+        <w:t>Rest and health for residents, tourists and income for the city, and shelter for up to 1,000 people.</w:t>
+      </w:r>
+    </w:p>
+    <w:p>
+      <w:r>
+        <w:rPr>
+          <w:b/>
+          <w:color w:val="4A7FC1"/>
+        </w:rPr>
+        <w:t xml:space="preserve">#15  </w:t>
       </w:r>
       <w:r>
         <w:rPr>
@@ -5276,6 +6132,29 @@
           <w:i w:val="0"/>
         </w:rPr>
         <w:t>17</w:t>
+      </w:r>
+    </w:p>
+    <w:p>
+      <w:r>
+        <w:rPr>
+          <w:b/>
+          <w:color w:val="4A7FC1"/>
+        </w:rPr>
+        <w:t xml:space="preserve">#16  </w:t>
+      </w:r>
+      <w:r>
+        <w:rPr>
+          <w:b/>
+          <w:i w:val="0"/>
+        </w:rPr>
+        <w:t xml:space="preserve">AURORA HAVEN  ·  ISSUE 01  ·  </w:t>
+      </w:r>
+      <w:r>
+        <w:rPr>
+          <w:b/>
+          <w:i w:val="0"/>
+        </w:rPr>
+        <w:t>THE BREAKTHROUGHS</w:t>
       </w:r>
     </w:p>
     <w:p>
@@ -5367,6 +6246,29 @@
       </w:r>
     </w:p>
     <w:p>
+      <w:r>
+        <w:rPr>
+          <w:b/>
+          <w:color w:val="4A7FC1"/>
+        </w:rPr>
+        <w:t xml:space="preserve">#6  </w:t>
+      </w:r>
+      <w:r>
+        <w:rPr>
+          <w:b/>
+          <w:i w:val="0"/>
+        </w:rPr>
+        <w:t xml:space="preserve">AURORA HAVEN  ·  ISSUE 01  ·  </w:t>
+      </w:r>
+      <w:r>
+        <w:rPr>
+          <w:b/>
+          <w:i w:val="0"/>
+        </w:rPr>
+        <w:t>THE BREAKTHROUGHS</w:t>
+      </w:r>
+    </w:p>
+    <w:p>
       <w:pPr>
         <w:pStyle w:val="Heading1"/>
       </w:pPr>
@@ -5487,6 +6389,29 @@
       </w:r>
     </w:p>
     <w:p>
+      <w:r>
+        <w:rPr>
+          <w:b/>
+          <w:color w:val="4A7FC1"/>
+        </w:rPr>
+        <w:t xml:space="preserve">#8  </w:t>
+      </w:r>
+      <w:r>
+        <w:rPr>
+          <w:b/>
+          <w:i w:val="0"/>
+        </w:rPr>
+        <w:t xml:space="preserve">AURORA HAVEN  ·  ISSUE 01  ·  </w:t>
+      </w:r>
+      <w:r>
+        <w:rPr>
+          <w:b/>
+          <w:i w:val="0"/>
+        </w:rPr>
+        <w:t>THE BREAKTHROUGHS</w:t>
+      </w:r>
+    </w:p>
+    <w:p>
       <w:pPr>
         <w:pStyle w:val="Heading1"/>
       </w:pPr>
@@ -5762,6 +6687,29 @@
       </w:r>
     </w:p>
     <w:p>
+      <w:r>
+        <w:rPr>
+          <w:b/>
+          <w:color w:val="4A7FC1"/>
+        </w:rPr>
+        <w:t xml:space="preserve">#15  </w:t>
+      </w:r>
+      <w:r>
+        <w:rPr>
+          <w:b/>
+          <w:i w:val="0"/>
+        </w:rPr>
+        <w:t xml:space="preserve">AURORA HAVEN  ·  ISSUE 01  ·  </w:t>
+      </w:r>
+      <w:r>
+        <w:rPr>
+          <w:b/>
+          <w:i w:val="0"/>
+        </w:rPr>
+        <w:t>THE BREAKTHROUGHS</w:t>
+      </w:r>
+    </w:p>
+    <w:p>
       <w:pPr>
         <w:pStyle w:val="Heading1"/>
       </w:pPr>
@@ -6081,6 +7029,29 @@
       </w:r>
     </w:p>
     <w:p>
+      <w:r>
+        <w:rPr>
+          <w:b/>
+          <w:color w:val="4A7FC1"/>
+        </w:rPr>
+        <w:t xml:space="preserve">#16  </w:t>
+      </w:r>
+      <w:r>
+        <w:rPr>
+          <w:b/>
+          <w:i w:val="0"/>
+        </w:rPr>
+        <w:t xml:space="preserve">AURORA HAVEN  ·  ISSUE 01  ·  </w:t>
+      </w:r>
+      <w:r>
+        <w:rPr>
+          <w:b/>
+          <w:i w:val="0"/>
+        </w:rPr>
+        <w:t>THE BREAKTHROUGHS</w:t>
+      </w:r>
+    </w:p>
+    <w:p>
       <w:pPr>
         <w:pStyle w:val="Heading1"/>
       </w:pPr>
@@ -6578,6 +7549,29 @@
       </w:r>
     </w:p>
     <w:p>
+      <w:r>
+        <w:rPr>
+          <w:b/>
+          <w:color w:val="4A7FC1"/>
+        </w:rPr>
+        <w:t xml:space="preserve">#31  </w:t>
+      </w:r>
+      <w:r>
+        <w:rPr>
+          <w:b/>
+          <w:i w:val="0"/>
+        </w:rPr>
+        <w:t xml:space="preserve">AURORA HAVEN  ·  ISSUE 01  ·  </w:t>
+      </w:r>
+      <w:r>
+        <w:rPr>
+          <w:b/>
+          <w:i w:val="0"/>
+        </w:rPr>
+        <w:t>THE BREAKTHROUGHS</w:t>
+      </w:r>
+    </w:p>
+    <w:p>
       <w:pPr>
         <w:pStyle w:val="Heading1"/>
       </w:pPr>
@@ -6890,6 +7884,29 @@
       </w:r>
     </w:p>
     <w:p>
+      <w:r>
+        <w:rPr>
+          <w:b/>
+          <w:color w:val="4A7FC1"/>
+        </w:rPr>
+        <w:t xml:space="preserve">#20  </w:t>
+      </w:r>
+      <w:r>
+        <w:rPr>
+          <w:b/>
+          <w:i w:val="0"/>
+        </w:rPr>
+        <w:t xml:space="preserve">AURORA HAVEN  ·  ISSUE 01  ·  </w:t>
+      </w:r>
+      <w:r>
+        <w:rPr>
+          <w:b/>
+          <w:i w:val="0"/>
+        </w:rPr>
+        <w:t>SYSTEMS &amp; LIFE</w:t>
+      </w:r>
+    </w:p>
+    <w:p>
       <w:pPr>
         <w:pStyle w:val="Heading1"/>
       </w:pPr>
@@ -7378,6 +8395,29 @@
       </w:r>
     </w:p>
     <w:p>
+      <w:r>
+        <w:rPr>
+          <w:b/>
+          <w:color w:val="4A7FC1"/>
+        </w:rPr>
+        <w:t xml:space="preserve">#31  </w:t>
+      </w:r>
+      <w:r>
+        <w:rPr>
+          <w:b/>
+          <w:i w:val="0"/>
+        </w:rPr>
+        <w:t xml:space="preserve">AURORA HAVEN  ·  ISSUE 01  ·  </w:t>
+      </w:r>
+      <w:r>
+        <w:rPr>
+          <w:b/>
+          <w:i w:val="0"/>
+        </w:rPr>
+        <w:t>SYSTEMS &amp; LIFE</w:t>
+      </w:r>
+    </w:p>
+    <w:p>
       <w:pPr>
         <w:pStyle w:val="Heading1"/>
       </w:pPr>
@@ -7610,6 +8650,29 @@
       </w:r>
     </w:p>
     <w:p>
+      <w:r>
+        <w:rPr>
+          <w:b/>
+          <w:color w:val="4A7FC1"/>
+        </w:rPr>
+        <w:t xml:space="preserve">#15  </w:t>
+      </w:r>
+      <w:r>
+        <w:rPr>
+          <w:b/>
+          <w:i w:val="0"/>
+        </w:rPr>
+        <w:t xml:space="preserve">AURORA HAVEN  ·  ISSUE 01  ·  </w:t>
+      </w:r>
+      <w:r>
+        <w:rPr>
+          <w:b/>
+          <w:i w:val="0"/>
+        </w:rPr>
+        <w:t>SYSTEMS &amp; LIFE</w:t>
+      </w:r>
+    </w:p>
+    <w:p>
       <w:pPr>
         <w:pStyle w:val="Heading1"/>
       </w:pPr>
@@ -8036,6 +9099,29 @@
       </w:r>
     </w:p>
     <w:p>
+      <w:r>
+        <w:rPr>
+          <w:b/>
+          <w:color w:val="4A7FC1"/>
+        </w:rPr>
+        <w:t xml:space="preserve">#26  </w:t>
+      </w:r>
+      <w:r>
+        <w:rPr>
+          <w:b/>
+          <w:i w:val="0"/>
+        </w:rPr>
+        <w:t xml:space="preserve">AURORA HAVEN  ·  ISSUE 01  ·  </w:t>
+      </w:r>
+      <w:r>
+        <w:rPr>
+          <w:b/>
+          <w:i w:val="0"/>
+        </w:rPr>
+        <w:t>SYSTEMS &amp; LIFE</w:t>
+      </w:r>
+    </w:p>
+    <w:p>
       <w:pPr>
         <w:pStyle w:val="Heading1"/>
       </w:pPr>
@@ -8143,7 +9229,7 @@
           <w:b w:val="0"/>
           <w:i w:val="0"/>
         </w:rPr>
-        <w:t>Snow-laden trees on the eastern and western edges give snow buntings, ptarmigans, arctic foxes and hares cover between the open tundra and the parks. Roads beside them have dimmed lights and wildlife underpasses.</w:t>
+        <w:t>Snowy tree belts on the east and west edges link the tundra to the parks for foxes, hares and ptarmigans; the roads beside them have dim lights and underpasses.</w:t>
       </w:r>
     </w:p>
     <w:p>
@@ -8159,7 +9245,7 @@
           <w:b w:val="0"/>
           <w:i w:val="0"/>
         </w:rPr>
-        <w:t>Park fences have open rails, so drifting snow blows through, and gaps at ground level, so foxes and hares pass freely.</w:t>
+        <w:t>Open rails let drifting snow blow through, and gaps at ground level let foxes and hares pass.</w:t>
       </w:r>
     </w:p>
     <w:p>
@@ -8175,7 +9261,7 @@
           <w:b w:val="0"/>
           <w:i w:val="0"/>
         </w:rPr>
-        <w:t>The eco-tour herd is cared for by herders who follow Sámi traditions. Rides last only a few hours a day, and GPS collars help find animals grazing on the tundra.</w:t>
+        <w:t>Herders who follow Sámi traditions care for the eco-tour herd; rides are short, and GPS collars track the animals on the tundra.</w:t>
       </w:r>
     </w:p>
     <w:p>
@@ -8191,7 +9277,7 @@
           <w:b w:val="0"/>
           <w:i w:val="0"/>
         </w:rPr>
-        <w:t>Fibre-optic sensors in the air base fence alert a wildlife team when a bear comes close, so people and bears stay apart safely.</w:t>
+        <w:t>Fibre-optic sensors in the air base fence call a wildlife team when a bear comes close.</w:t>
       </w:r>
     </w:p>
     <w:p>
@@ -8230,7 +9316,7 @@
           <w:b w:val="0"/>
           <w:i w:val="0"/>
         </w:rPr>
-        <w:t>Belts of snow spruces and arctic pines trap drifting snow before it reaches the streets; the clean snow is collected for the food plant.</w:t>
+        <w:t>Belts of spruce and pine trap drifting snow before it reaches the streets; the clean snow goes to the food plant.</w:t>
       </w:r>
     </w:p>
     <w:p>
@@ -8246,7 +9332,7 @@
           <w:b w:val="0"/>
           <w:i w:val="0"/>
         </w:rPr>
-        <w:t>Snow lindens line Liberty Mall, and dwarf pines in heated planters on the Aurora 81 Sky Garden give birds a stepping stone across the city.</w:t>
+        <w:t>Snow lindens on Liberty Mall and heated planters on the Aurora 81 Sky Garden give birds stepping stones across the city.</w:t>
       </w:r>
     </w:p>
     <w:p>
@@ -8262,7 +9348,7 @@
           <w:b w:val="0"/>
           <w:i w:val="0"/>
         </w:rPr>
-        <w:t>In the Evergreen Aquaponics Dome, Arctic char and rainbow trout feed beds of lettuce, herbs and strawberries; the loop loses under 2% of its water a day.</w:t>
+        <w:t>In the Evergreen Aquaponics Dome, Arctic char and trout feed lettuce, herbs and strawberries; the loop loses under 2% of its water a day.</w:t>
       </w:r>
     </w:p>
     <w:p>
@@ -8278,7 +9364,7 @@
           <w:b w:val="0"/>
           <w:i w:val="0"/>
         </w:rPr>
-        <w:t>Rock gardens and boulders shelter ptarmigans and hares; nest boxes and a camera let schoolchildren count visitors with the Polar Climate &amp; Ice Research Institute.</w:t>
+        <w:t>Rock gardens shelter ptarmigans and hares, and nest-box cameras let schoolchildren count them.</w:t>
       </w:r>
     </w:p>
     <w:p>
@@ -8318,6 +9404,29 @@
           <w:i w:val="0"/>
         </w:rPr>
         <w:t>27</w:t>
+      </w:r>
+    </w:p>
+    <w:p>
+      <w:r>
+        <w:rPr>
+          <w:b/>
+          <w:color w:val="4A7FC1"/>
+        </w:rPr>
+        <w:t xml:space="preserve">#11  </w:t>
+      </w:r>
+      <w:r>
+        <w:rPr>
+          <w:b/>
+          <w:i w:val="0"/>
+        </w:rPr>
+        <w:t xml:space="preserve">AURORA HAVEN  ·  ISSUE 01  ·  </w:t>
+      </w:r>
+      <w:r>
+        <w:rPr>
+          <w:b/>
+          <w:i w:val="0"/>
+        </w:rPr>
+        <w:t>SYSTEMS &amp; LIFE</w:t>
       </w:r>
     </w:p>
     <w:p>
@@ -8389,7 +9498,7 @@
           <w:b w:val="0"/>
           <w:i w:val="0"/>
         </w:rPr>
-        <w:t>Transport in Aurora Haven is electric and built for the cold. The heart of it is the metro: the north–south Aurora Line and the deep east–west Glacier Line meet at the Central Interchange Station under Liberty Mall. The driverless four-car trains run underground, so blizzards never stop them.</w:t>
+        <w:t>Everything that moves in Aurora Haven is electric and built for the cold. Two driverless metro lines, the north–south Aurora Line and the east–west Glacier Line, run deep underground and meet under Liberty Mall, so blizzards never stop them.</w:t>
       </w:r>
     </w:p>
     <w:p>
@@ -8398,7 +9507,7 @@
           <w:b w:val="0"/>
           <w:i w:val="0"/>
         </w:rPr>
-        <w:t>On the streets there are electric trams, buses and shared robotaxis, and people wait in heated bus shelters. The roads are warmed from below, so no salt is needed, as in Reykjavík, where water returning from home heating melts the snow under streets [18].</w:t>
+        <w:t>Above ground, electric trams, buses and shared robotaxis stop at heated shelters. Streets are warmed from below, as in Reykjavík, where water returning from home heating melts the snow [18].</w:t>
       </w:r>
     </w:p>
     <w:p>
@@ -8617,7 +9726,7 @@
           <w:b/>
           <w:i w:val="0"/>
         </w:rPr>
-        <w:t>3 min</w:t>
+        <w:t>28</w:t>
       </w:r>
     </w:p>
     <w:p>
@@ -8630,90 +9739,17 @@
       </w:r>
       <w:r>
         <w:rPr>
-          <w:b w:val="0"/>
-          <w:i w:val="0"/>
-        </w:rPr>
-        <w:t>between trains at rush hour</w:t>
-      </w:r>
-    </w:p>
-    <w:p>
-      <w:r>
-        <w:rPr>
-          <w:b/>
-          <w:color w:val="4A7FC1"/>
-        </w:rPr>
-        <w:t xml:space="preserve">#18  </w:t>
-      </w:r>
-      <w:r>
-        <w:rPr>
-          <w:b/>
-          <w:i w:val="0"/>
-        </w:rPr>
-        <w:t>30%</w:t>
-      </w:r>
-    </w:p>
-    <w:p>
-      <w:r>
-        <w:rPr>
-          <w:b/>
-          <w:color w:val="4A7FC1"/>
-        </w:rPr>
-        <w:t xml:space="preserve">#19  </w:t>
-      </w:r>
-      <w:r>
-        <w:rPr>
-          <w:b w:val="0"/>
-          <w:i w:val="0"/>
-        </w:rPr>
-        <w:t>of train energy returned by braking</w:t>
-      </w:r>
-    </w:p>
-    <w:p>
-      <w:r>
-        <w:rPr>
-          <w:b/>
-          <w:color w:val="4A7FC1"/>
-        </w:rPr>
-        <w:t xml:space="preserve">#20  </w:t>
-      </w:r>
-      <w:r>
-        <w:rPr>
-          <w:b/>
-          <w:i w:val="0"/>
-        </w:rPr>
-        <w:t>2,800 m</w:t>
-      </w:r>
-    </w:p>
-    <w:p>
-      <w:r>
-        <w:rPr>
-          <w:b/>
-          <w:color w:val="4A7FC1"/>
-        </w:rPr>
-        <w:t xml:space="preserve">#21  </w:t>
-      </w:r>
-      <w:r>
-        <w:rPr>
-          <w:b w:val="0"/>
-          <w:i w:val="0"/>
-        </w:rPr>
-        <w:t>heated airport runway</w:t>
-      </w:r>
-    </w:p>
-    <w:p>
-      <w:r>
-        <w:rPr>
-          <w:b/>
-          <w:color w:val="4A7FC1"/>
-        </w:rPr>
-        <w:t xml:space="preserve">#22  </w:t>
-      </w:r>
-      <w:r>
-        <w:rPr>
-          <w:b/>
-          <w:i w:val="0"/>
-        </w:rPr>
-        <w:t>28</w:t>
+          <w:b/>
+          <w:i w:val="0"/>
+        </w:rPr>
+        <w:t xml:space="preserve">AURORA HAVEN  ·  ISSUE 01  ·  </w:t>
+      </w:r>
+      <w:r>
+        <w:rPr>
+          <w:b/>
+          <w:i w:val="0"/>
+        </w:rPr>
+        <w:t>SYSTEMS &amp; LIFE</w:t>
       </w:r>
     </w:p>
     <w:p>
@@ -8885,6 +9921,29 @@
       </w:r>
     </w:p>
     <w:p>
+      <w:r>
+        <w:rPr>
+          <w:b/>
+          <w:color w:val="4A7FC1"/>
+        </w:rPr>
+        <w:t xml:space="preserve">#11  </w:t>
+      </w:r>
+      <w:r>
+        <w:rPr>
+          <w:b/>
+          <w:i w:val="0"/>
+        </w:rPr>
+        <w:t xml:space="preserve">AURORA HAVEN  ·  ISSUE 01  ·  </w:t>
+      </w:r>
+      <w:r>
+        <w:rPr>
+          <w:b/>
+          <w:i w:val="0"/>
+        </w:rPr>
+        <w:t>SYSTEMS &amp; LIFE</w:t>
+      </w:r>
+    </w:p>
+    <w:p>
       <w:pPr>
         <w:pStyle w:val="Heading1"/>
       </w:pPr>
@@ -9103,6 +10162,29 @@
       </w:r>
     </w:p>
     <w:p>
+      <w:r>
+        <w:rPr>
+          <w:b/>
+          <w:color w:val="4A7FC1"/>
+        </w:rPr>
+        <w:t xml:space="preserve">#13  </w:t>
+      </w:r>
+      <w:r>
+        <w:rPr>
+          <w:b/>
+          <w:i w:val="0"/>
+        </w:rPr>
+        <w:t xml:space="preserve">AURORA HAVEN  ·  ISSUE 01  ·  </w:t>
+      </w:r>
+      <w:r>
+        <w:rPr>
+          <w:b/>
+          <w:i w:val="0"/>
+        </w:rPr>
+        <w:t>SYSTEMS &amp; LIFE</w:t>
+      </w:r>
+    </w:p>
+    <w:p>
       <w:pPr>
         <w:pStyle w:val="Heading1"/>
       </w:pPr>
@@ -9708,6 +10790,29 @@
       </w:r>
     </w:p>
     <w:p>
+      <w:r>
+        <w:rPr>
+          <w:b/>
+          <w:color w:val="4A7FC1"/>
+        </w:rPr>
+        <w:t xml:space="preserve">#29  </w:t>
+      </w:r>
+      <w:r>
+        <w:rPr>
+          <w:b/>
+          <w:i w:val="0"/>
+        </w:rPr>
+        <w:t xml:space="preserve">AURORA HAVEN  ·  ISSUE 01  ·  </w:t>
+      </w:r>
+      <w:r>
+        <w:rPr>
+          <w:b/>
+          <w:i w:val="0"/>
+        </w:rPr>
+        <w:t>SYSTEMS &amp; LIFE</w:t>
+      </w:r>
+    </w:p>
+    <w:p>
       <w:pPr>
         <w:pStyle w:val="Heading1"/>
       </w:pPr>
@@ -10208,6 +11313,29 @@
       </w:r>
     </w:p>
     <w:p>
+      <w:r>
+        <w:rPr>
+          <w:b/>
+          <w:color w:val="4A7FC1"/>
+        </w:rPr>
+        <w:t xml:space="preserve">#30  </w:t>
+      </w:r>
+      <w:r>
+        <w:rPr>
+          <w:b/>
+          <w:i w:val="0"/>
+        </w:rPr>
+        <w:t xml:space="preserve">AURORA HAVEN  ·  ISSUE 01  ·  </w:t>
+      </w:r>
+      <w:r>
+        <w:rPr>
+          <w:b/>
+          <w:i w:val="0"/>
+        </w:rPr>
+        <w:t>INVEST</w:t>
+      </w:r>
+    </w:p>
+    <w:p>
       <w:pPr>
         <w:pStyle w:val="Heading1"/>
       </w:pPr>
@@ -10720,6 +11848,29 @@
       </w:r>
     </w:p>
     <w:p>
+      <w:r>
+        <w:rPr>
+          <w:b/>
+          <w:color w:val="4A7FC1"/>
+        </w:rPr>
+        <w:t xml:space="preserve">#28  </w:t>
+      </w:r>
+      <w:r>
+        <w:rPr>
+          <w:b/>
+          <w:i w:val="0"/>
+        </w:rPr>
+        <w:t xml:space="preserve">AURORA HAVEN  ·  ISSUE 01  ·  </w:t>
+      </w:r>
+      <w:r>
+        <w:rPr>
+          <w:b/>
+          <w:i w:val="0"/>
+        </w:rPr>
+        <w:t>THE GUIDE</w:t>
+      </w:r>
+    </w:p>
+    <w:p>
       <w:pPr>
         <w:pStyle w:val="Heading1"/>
       </w:pPr>
@@ -12472,6 +13623,29 @@
       </w:r>
     </w:p>
     <w:p>
+      <w:r>
+        <w:rPr>
+          <w:b/>
+          <w:color w:val="4A7FC1"/>
+        </w:rPr>
+        <w:t xml:space="preserve">#110  </w:t>
+      </w:r>
+      <w:r>
+        <w:rPr>
+          <w:b/>
+          <w:i w:val="0"/>
+        </w:rPr>
+        <w:t xml:space="preserve">AURORA HAVEN  ·  ISSUE 01  ·  </w:t>
+      </w:r>
+      <w:r>
+        <w:rPr>
+          <w:b/>
+          <w:i w:val="0"/>
+        </w:rPr>
+        <w:t>THE GUIDE</w:t>
+      </w:r>
+    </w:p>
+    <w:p>
       <w:pPr>
         <w:pStyle w:val="Heading1"/>
       </w:pPr>
@@ -12663,6 +13837,29 @@
       </w:r>
     </w:p>
     <w:p>
+      <w:r>
+        <w:rPr>
+          <w:b/>
+          <w:color w:val="4A7FC1"/>
+        </w:rPr>
+        <w:t xml:space="preserve">#8  </w:t>
+      </w:r>
+      <w:r>
+        <w:rPr>
+          <w:b/>
+          <w:i w:val="0"/>
+        </w:rPr>
+        <w:t xml:space="preserve">AURORA HAVEN  ·  ISSUE 01  ·  </w:t>
+      </w:r>
+      <w:r>
+        <w:rPr>
+          <w:b/>
+          <w:i w:val="0"/>
+        </w:rPr>
+        <w:t>THE GUIDE</w:t>
+      </w:r>
+    </w:p>
+    <w:p>
       <w:pPr>
         <w:pStyle w:val="Heading1"/>
       </w:pPr>
@@ -13184,7 +14381,7 @@
           <w:b w:val="0"/>
           <w:i w:val="0"/>
         </w:rPr>
-        <w:t>Every picture, plan and diagram in this magazine was made from our own 3D model of Aurora Haven (built with three.js). Text facts about the city come from our city plan and its place cards.</w:t>
+        <w:t>Every picture, plan and diagram in this magazine was made from our own 3D model of Aurora Haven (built with three.js). The cover photo is a render of that model made photo-realistic with an AI image tool (Nano Banana Pro), keeping its layout. Text facts about the city come from our city plan and its place cards.</w:t>
       </w:r>
     </w:p>
     <w:p>
@@ -13217,6 +14414,29 @@
           <w:i w:val="0"/>
         </w:rPr>
         <w:t>36</w:t>
+      </w:r>
+    </w:p>
+    <w:p>
+      <w:r>
+        <w:rPr>
+          <w:b/>
+          <w:color w:val="4A7FC1"/>
+        </w:rPr>
+        <w:t xml:space="preserve">#15  </w:t>
+      </w:r>
+      <w:r>
+        <w:rPr>
+          <w:b/>
+          <w:i w:val="0"/>
+        </w:rPr>
+        <w:t xml:space="preserve">AURORA HAVEN  ·  ISSUE 01  ·  </w:t>
+      </w:r>
+      <w:r>
+        <w:rPr>
+          <w:b/>
+          <w:i w:val="0"/>
+        </w:rPr>
+        <w:t>THE GUIDE</w:t>
       </w:r>
     </w:p>
     <w:p>

--- a/output/Aurora_Haven_Magazine_text.docx
+++ b/output/Aurora_Haven_Magazine_text.docx
@@ -1840,7 +1840,7 @@
           <w:b w:val="0"/>
           <w:i w:val="0"/>
         </w:rPr>
-        <w:t>Aurora 81 – Polar Landmark Tower, named in honour of Landmark 81 in Ho Chi Minh City, beside the street that leads to the glowing terraces of the Mount Aurora spa, under the northern lights. Its nine bundled glass tubes step back like bamboo stalks and cut blizzard wind load by about 25%.</w:t>
+        <w:t>Aurora Haven on a polar night, seen from the east: the Fusion Core and its violet rings in front, Mount Aurora and its glass dome on the left, and on the right Aurora 81, the Polar Landmark Tower named in honour of Landmark 81 in Ho Chi Minh City.</w:t>
       </w:r>
     </w:p>
     <w:p>

--- a/output/Aurora_Haven_Magazine_text.docx
+++ b/output/Aurora_Haven_Magazine_text.docx
@@ -103,7 +103,16 @@
           <w:b/>
           <w:i w:val="0"/>
         </w:rPr>
-        <w:t>1</w:t>
+        <w:t>Its own sun. Its own food.</w:t>
+      </w:r>
+    </w:p>
+    <w:p>
+      <w:r>
+        <w:rPr>
+          <w:b/>
+          <w:i w:val="0"/>
+        </w:rPr>
+        <w:t>A mountain you can walk inside.</w:t>
       </w:r>
     </w:p>
     <w:p>
@@ -119,16 +128,14 @@
           <w:b/>
           <w:i w:val="0"/>
         </w:rPr>
-        <w:t>FUSION CORE</w:t>
-      </w:r>
-    </w:p>
-    <w:p>
+        <w:t xml:space="preserve">INSIDE   </w:t>
+      </w:r>
       <w:r>
         <w:rPr>
           <w:b w:val="0"/>
-          <w:i/>
-        </w:rPr>
-        <w:t>The city’s own sun  ·  P. 12</w:t>
+          <w:i w:val="0"/>
+        </w:rPr>
+        <w:t>−45 °C and no sun: the polar challenge  p. 6   ·   Explore our 3D city  p. 21   ·   Invest in Aurora Haven  p. 32</w:t>
       </w:r>
     </w:p>
     <w:p>
@@ -144,7 +151,7 @@
           <w:b/>
           <w:i w:val="0"/>
         </w:rPr>
-        <w:t>2</w:t>
+        <w:t>POLAR CITY  ·  CLASS 11A4  ·  LÊ QUÝ ĐÔN HIGH SCHOOL</w:t>
       </w:r>
     </w:p>
     <w:p>
@@ -154,136 +161,6 @@
           <w:color w:val="4A7FC1"/>
         </w:rPr>
         <w:t xml:space="preserve">#8  </w:t>
-      </w:r>
-      <w:r>
-        <w:rPr>
-          <w:b/>
-          <w:i w:val="0"/>
-        </w:rPr>
-        <w:t>SNOW-TO-FOOD PLANT</w:t>
-      </w:r>
-    </w:p>
-    <w:p>
-      <w:r>
-        <w:rPr>
-          <w:b w:val="0"/>
-          <w:i/>
-        </w:rPr>
-        <w:t>Bread and water from snow  ·  P. 15</w:t>
-      </w:r>
-    </w:p>
-    <w:p>
-      <w:r>
-        <w:rPr>
-          <w:b/>
-          <w:color w:val="4A7FC1"/>
-        </w:rPr>
-        <w:t xml:space="preserve">#9  </w:t>
-      </w:r>
-      <w:r>
-        <w:rPr>
-          <w:b/>
-          <w:i w:val="0"/>
-        </w:rPr>
-        <w:t>3</w:t>
-      </w:r>
-    </w:p>
-    <w:p>
-      <w:r>
-        <w:rPr>
-          <w:b/>
-          <w:color w:val="4A7FC1"/>
-        </w:rPr>
-        <w:t xml:space="preserve">#10  </w:t>
-      </w:r>
-      <w:r>
-        <w:rPr>
-          <w:b/>
-          <w:i w:val="0"/>
-        </w:rPr>
-        <w:t>MOUNT AURORA</w:t>
-      </w:r>
-    </w:p>
-    <w:p>
-      <w:r>
-        <w:rPr>
-          <w:b w:val="0"/>
-          <w:i/>
-        </w:rPr>
-        <w:t>A snow mountain you can walk inside  ·  P. 17</w:t>
-      </w:r>
-    </w:p>
-    <w:p>
-      <w:r>
-        <w:rPr>
-          <w:b/>
-          <w:color w:val="4A7FC1"/>
-        </w:rPr>
-        <w:t xml:space="preserve">#11  </w:t>
-      </w:r>
-      <w:r>
-        <w:rPr>
-          <w:b/>
-          <w:i w:val="0"/>
-        </w:rPr>
-        <w:t>Its own sun. Its own food.</w:t>
-      </w:r>
-    </w:p>
-    <w:p>
-      <w:r>
-        <w:rPr>
-          <w:b/>
-          <w:i w:val="0"/>
-        </w:rPr>
-        <w:t>A mountain you can walk inside.</w:t>
-      </w:r>
-    </w:p>
-    <w:p>
-      <w:r>
-        <w:rPr>
-          <w:b/>
-          <w:color w:val="4A7FC1"/>
-        </w:rPr>
-        <w:t xml:space="preserve">#12  </w:t>
-      </w:r>
-      <w:r>
-        <w:rPr>
-          <w:b/>
-          <w:i w:val="0"/>
-        </w:rPr>
-        <w:t xml:space="preserve">INSIDE   </w:t>
-      </w:r>
-      <w:r>
-        <w:rPr>
-          <w:b w:val="0"/>
-          <w:i w:val="0"/>
-        </w:rPr>
-        <w:t>−45 °C and no sun: the polar challenge  p. 6   ·   Explore our 3D city  p. 21   ·   Invest in Aurora Haven  p. 32</w:t>
-      </w:r>
-    </w:p>
-    <w:p>
-      <w:r>
-        <w:rPr>
-          <w:b/>
-          <w:color w:val="4A7FC1"/>
-        </w:rPr>
-        <w:t xml:space="preserve">#13  </w:t>
-      </w:r>
-      <w:r>
-        <w:rPr>
-          <w:b/>
-          <w:i w:val="0"/>
-        </w:rPr>
-        <w:t>POLAR CITY  ·  CLASS 11A4  ·  LÊ QUÝ ĐÔN HIGH SCHOOL</w:t>
-      </w:r>
-    </w:p>
-    <w:p>
-      <w:r>
-        <w:rPr>
-          <w:b/>
-          <w:color w:val="4A7FC1"/>
-        </w:rPr>
-        <w:t xml:space="preserve">#14  </w:t>
       </w:r>
       <w:r>
         <w:rPr>
@@ -407,330 +284,330 @@
       </w:r>
       <w:r>
         <w:rPr>
+          <w:b/>
+          <w:i w:val="0"/>
+        </w:rPr>
+        <w:t>4</w:t>
+      </w:r>
+    </w:p>
+    <w:p>
+      <w:r>
+        <w:rPr>
+          <w:b/>
+          <w:color w:val="4A7FC1"/>
+        </w:rPr>
+        <w:t xml:space="preserve">#7  </w:t>
+      </w:r>
+      <w:r>
+        <w:rPr>
+          <w:b/>
+          <w:i w:val="0"/>
+        </w:rPr>
+        <w:t>Welcome to Aurora Haven</w:t>
+      </w:r>
+    </w:p>
+    <w:p>
+      <w:r>
+        <w:rPr>
+          <w:b/>
+          <w:color w:val="4A7FC1"/>
+        </w:rPr>
+        <w:t xml:space="preserve">#8  </w:t>
+      </w:r>
+      <w:r>
+        <w:rPr>
+          <w:b/>
+          <w:i w:val="0"/>
+        </w:rPr>
+        <w:t>6</w:t>
+      </w:r>
+    </w:p>
+    <w:p>
+      <w:r>
+        <w:rPr>
+          <w:b/>
+          <w:color w:val="4A7FC1"/>
+        </w:rPr>
+        <w:t xml:space="preserve">#9  </w:t>
+      </w:r>
+      <w:r>
+        <w:rPr>
+          <w:b/>
+          <w:i w:val="0"/>
+        </w:rPr>
+        <w:t>The Polar Challenge</w:t>
+      </w:r>
+    </w:p>
+    <w:p>
+      <w:r>
+        <w:rPr>
+          <w:b/>
+          <w:color w:val="4A7FC1"/>
+        </w:rPr>
+        <w:t xml:space="preserve">#10  </w:t>
+      </w:r>
+      <w:r>
+        <w:rPr>
+          <w:b/>
+          <w:i w:val="0"/>
+        </w:rPr>
+        <w:t>7</w:t>
+      </w:r>
+    </w:p>
+    <w:p>
+      <w:r>
+        <w:rPr>
+          <w:b/>
+          <w:color w:val="4A7FC1"/>
+        </w:rPr>
+        <w:t xml:space="preserve">#11  </w:t>
+      </w:r>
+      <w:r>
+        <w:rPr>
+          <w:b/>
+          <w:i w:val="0"/>
+        </w:rPr>
+        <w:t>Our Vision &amp; Mission</w:t>
+      </w:r>
+    </w:p>
+    <w:p>
+      <w:r>
+        <w:rPr>
+          <w:b/>
+          <w:color w:val="4A7FC1"/>
+        </w:rPr>
+        <w:t xml:space="preserve">#12  </w:t>
+      </w:r>
+      <w:r>
+        <w:rPr>
+          <w:b/>
+          <w:i w:val="0"/>
+        </w:rPr>
+        <w:t>THE CITY</w:t>
+      </w:r>
+    </w:p>
+    <w:p>
+      <w:r>
+        <w:rPr>
+          <w:b/>
+          <w:color w:val="4A7FC1"/>
+        </w:rPr>
+        <w:t xml:space="preserve">#13  </w:t>
+      </w:r>
+      <w:r>
+        <w:rPr>
+          <w:b/>
+          <w:i w:val="0"/>
+        </w:rPr>
+        <w:t>8</w:t>
+      </w:r>
+    </w:p>
+    <w:p>
+      <w:r>
+        <w:rPr>
+          <w:b/>
+          <w:color w:val="4A7FC1"/>
+        </w:rPr>
+        <w:t xml:space="preserve">#14  </w:t>
+      </w:r>
+      <w:r>
+        <w:rPr>
+          <w:b/>
+          <w:i w:val="0"/>
+        </w:rPr>
+        <w:t>Nine Blocks, One Short Walk</w:t>
+      </w:r>
+    </w:p>
+    <w:p>
+      <w:r>
+        <w:rPr>
+          <w:b/>
+          <w:color w:val="4A7FC1"/>
+        </w:rPr>
+        <w:t xml:space="preserve">#15  </w:t>
+      </w:r>
+      <w:r>
+        <w:rPr>
+          <w:b/>
+          <w:i w:val="0"/>
+        </w:rPr>
+        <w:t>10</w:t>
+      </w:r>
+    </w:p>
+    <w:p>
+      <w:r>
+        <w:rPr>
+          <w:b/>
+          <w:color w:val="4A7FC1"/>
+        </w:rPr>
+        <w:t xml:space="preserve">#16  </w:t>
+      </w:r>
+      <w:r>
+        <w:rPr>
+          <w:b/>
+          <w:i w:val="0"/>
+        </w:rPr>
+        <w:t>The Whole City Plan</w:t>
+      </w:r>
+    </w:p>
+    <w:p>
+      <w:r>
+        <w:rPr>
+          <w:b/>
+          <w:color w:val="4A7FC1"/>
+        </w:rPr>
+        <w:t xml:space="preserve">#17  </w:t>
+      </w:r>
+      <w:r>
+        <w:rPr>
+          <w:b/>
+          <w:i w:val="0"/>
+        </w:rPr>
+        <w:t>THE BREAKTHROUGHS</w:t>
+      </w:r>
+    </w:p>
+    <w:p>
+      <w:r>
+        <w:rPr>
+          <w:b/>
+          <w:color w:val="4A7FC1"/>
+        </w:rPr>
+        <w:t xml:space="preserve">#18  </w:t>
+      </w:r>
+      <w:r>
+        <w:rPr>
+          <w:b/>
+          <w:i w:val="0"/>
+        </w:rPr>
+        <w:t>12</w:t>
+      </w:r>
+    </w:p>
+    <w:p>
+      <w:r>
+        <w:rPr>
+          <w:b/>
+          <w:color w:val="4A7FC1"/>
+        </w:rPr>
+        <w:t xml:space="preserve">#19  </w:t>
+      </w:r>
+      <w:r>
+        <w:rPr>
+          <w:b/>
+          <w:i w:val="0"/>
+        </w:rPr>
+        <w:t>The City's Own Sun</w:t>
+      </w:r>
+    </w:p>
+    <w:p>
+      <w:r>
+        <w:rPr>
+          <w:b/>
+          <w:color w:val="4A7FC1"/>
+        </w:rPr>
+        <w:t xml:space="preserve">#20  </w:t>
+      </w:r>
+      <w:r>
+        <w:rPr>
           <w:b w:val="0"/>
           <w:i w:val="0"/>
         </w:rPr>
-        <w:t>Who we are and why we built Aurora Haven</w:t>
-      </w:r>
-    </w:p>
-    <w:p>
-      <w:r>
-        <w:rPr>
-          <w:b/>
-          <w:color w:val="4A7FC1"/>
-        </w:rPr>
-        <w:t xml:space="preserve">#7  </w:t>
-      </w:r>
-      <w:r>
-        <w:rPr>
-          <w:b/>
-          <w:i w:val="0"/>
-        </w:rPr>
-        <w:t>4</w:t>
-      </w:r>
-    </w:p>
-    <w:p>
-      <w:r>
-        <w:rPr>
-          <w:b/>
-          <w:color w:val="4A7FC1"/>
-        </w:rPr>
-        <w:t xml:space="preserve">#8  </w:t>
-      </w:r>
-      <w:r>
-        <w:rPr>
-          <w:b/>
-          <w:i w:val="0"/>
-        </w:rPr>
-        <w:t>Welcome to Aurora Haven</w:t>
-      </w:r>
-    </w:p>
-    <w:p>
-      <w:r>
-        <w:rPr>
-          <w:b/>
-          <w:color w:val="4A7FC1"/>
-        </w:rPr>
-        <w:t xml:space="preserve">#9  </w:t>
+        <w:t>Breakthrough 1 · Fusion Power Station</w:t>
+      </w:r>
+    </w:p>
+    <w:p>
+      <w:r>
+        <w:rPr>
+          <w:b/>
+          <w:color w:val="4A7FC1"/>
+        </w:rPr>
+        <w:t xml:space="preserve">#21  </w:t>
+      </w:r>
+      <w:r>
+        <w:rPr>
+          <w:b/>
+          <w:i w:val="0"/>
+        </w:rPr>
+        <w:t>15</w:t>
+      </w:r>
+    </w:p>
+    <w:p>
+      <w:r>
+        <w:rPr>
+          <w:b/>
+          <w:color w:val="4A7FC1"/>
+        </w:rPr>
+        <w:t xml:space="preserve">#22  </w:t>
+      </w:r>
+      <w:r>
+        <w:rPr>
+          <w:b/>
+          <w:i w:val="0"/>
+        </w:rPr>
+        <w:t>Bread and Water from Snow and Air</w:t>
+      </w:r>
+    </w:p>
+    <w:p>
+      <w:r>
+        <w:rPr>
+          <w:b/>
+          <w:color w:val="4A7FC1"/>
+        </w:rPr>
+        <w:t xml:space="preserve">#23  </w:t>
       </w:r>
       <w:r>
         <w:rPr>
           <w:b w:val="0"/>
           <w:i w:val="0"/>
         </w:rPr>
-        <w:t>A compact city of 45,000 under a snow peak</w:t>
-      </w:r>
-    </w:p>
-    <w:p>
-      <w:r>
-        <w:rPr>
-          <w:b/>
-          <w:color w:val="4A7FC1"/>
-        </w:rPr>
-        <w:t xml:space="preserve">#10  </w:t>
-      </w:r>
-      <w:r>
-        <w:rPr>
-          <w:b/>
-          <w:i w:val="0"/>
-        </w:rPr>
-        <w:t>6</w:t>
-      </w:r>
-    </w:p>
-    <w:p>
-      <w:r>
-        <w:rPr>
-          <w:b/>
-          <w:color w:val="4A7FC1"/>
-        </w:rPr>
-        <w:t xml:space="preserve">#11  </w:t>
-      </w:r>
-      <w:r>
-        <w:rPr>
-          <w:b/>
-          <w:i w:val="0"/>
-        </w:rPr>
-        <w:t>The Polar Challenge</w:t>
-      </w:r>
-    </w:p>
-    <w:p>
-      <w:r>
-        <w:rPr>
-          <w:b/>
-          <w:color w:val="4A7FC1"/>
-        </w:rPr>
-        <w:t xml:space="preserve">#12  </w:t>
+        <w:t>Breakthrough 2 · Snow-to-Food &amp; Water Plant</w:t>
+      </w:r>
+    </w:p>
+    <w:p>
+      <w:r>
+        <w:rPr>
+          <w:b/>
+          <w:color w:val="4A7FC1"/>
+        </w:rPr>
+        <w:t xml:space="preserve">#24  </w:t>
+      </w:r>
+      <w:r>
+        <w:rPr>
+          <w:b/>
+          <w:i w:val="0"/>
+        </w:rPr>
+        <w:t>17</w:t>
+      </w:r>
+    </w:p>
+    <w:p>
+      <w:r>
+        <w:rPr>
+          <w:b/>
+          <w:color w:val="4A7FC1"/>
+        </w:rPr>
+        <w:t xml:space="preserve">#25  </w:t>
+      </w:r>
+      <w:r>
+        <w:rPr>
+          <w:b/>
+          <w:i w:val="0"/>
+        </w:rPr>
+        <w:t>A Snow Mountain You Can Walk Inside</w:t>
+      </w:r>
+    </w:p>
+    <w:p>
+      <w:r>
+        <w:rPr>
+          <w:b/>
+          <w:color w:val="4A7FC1"/>
+        </w:rPr>
+        <w:t xml:space="preserve">#26  </w:t>
       </w:r>
       <w:r>
         <w:rPr>
           <w:b w:val="0"/>
           <w:i w:val="0"/>
         </w:rPr>
-        <w:t>Cold, darkness, wind and thawing ground</w:t>
-      </w:r>
-    </w:p>
-    <w:p>
-      <w:r>
-        <w:rPr>
-          <w:b/>
-          <w:color w:val="4A7FC1"/>
-        </w:rPr>
-        <w:t xml:space="preserve">#13  </w:t>
-      </w:r>
-      <w:r>
-        <w:rPr>
-          <w:b/>
-          <w:i w:val="0"/>
-        </w:rPr>
-        <w:t>7</w:t>
-      </w:r>
-    </w:p>
-    <w:p>
-      <w:r>
-        <w:rPr>
-          <w:b/>
-          <w:color w:val="4A7FC1"/>
-        </w:rPr>
-        <w:t xml:space="preserve">#14  </w:t>
-      </w:r>
-      <w:r>
-        <w:rPr>
-          <w:b/>
-          <w:i w:val="0"/>
-        </w:rPr>
-        <w:t>Our Vision &amp; Mission</w:t>
-      </w:r>
-    </w:p>
-    <w:p>
-      <w:r>
-        <w:rPr>
-          <w:b/>
-          <w:color w:val="4A7FC1"/>
-        </w:rPr>
-        <w:t xml:space="preserve">#15  </w:t>
-      </w:r>
-      <w:r>
-        <w:rPr>
-          <w:b w:val="0"/>
-          <w:i w:val="0"/>
-        </w:rPr>
-        <w:t>Who is affected, and the five ideas that answer it</w:t>
-      </w:r>
-    </w:p>
-    <w:p>
-      <w:r>
-        <w:rPr>
-          <w:b/>
-          <w:color w:val="4A7FC1"/>
-        </w:rPr>
-        <w:t xml:space="preserve">#16  </w:t>
-      </w:r>
-      <w:r>
-        <w:rPr>
-          <w:b/>
-          <w:i w:val="0"/>
-        </w:rPr>
-        <w:t>THE CITY</w:t>
-      </w:r>
-    </w:p>
-    <w:p>
-      <w:r>
-        <w:rPr>
-          <w:b/>
-          <w:color w:val="4A7FC1"/>
-        </w:rPr>
-        <w:t xml:space="preserve">#17  </w:t>
-      </w:r>
-      <w:r>
-        <w:rPr>
-          <w:b/>
-          <w:i w:val="0"/>
-        </w:rPr>
-        <w:t>8</w:t>
-      </w:r>
-    </w:p>
-    <w:p>
-      <w:r>
-        <w:rPr>
-          <w:b/>
-          <w:color w:val="4A7FC1"/>
-        </w:rPr>
-        <w:t xml:space="preserve">#18  </w:t>
-      </w:r>
-      <w:r>
-        <w:rPr>
-          <w:b/>
-          <w:i w:val="0"/>
-        </w:rPr>
-        <w:t>Nine Blocks, One Short Walk</w:t>
-      </w:r>
-    </w:p>
-    <w:p>
-      <w:r>
-        <w:rPr>
-          <w:b/>
-          <w:color w:val="4A7FC1"/>
-        </w:rPr>
-        <w:t xml:space="preserve">#19  </w:t>
-      </w:r>
-      <w:r>
-        <w:rPr>
-          <w:b w:val="0"/>
-          <w:i w:val="0"/>
-        </w:rPr>
-        <w:t>Downtown around the Aurora Roundabout</w:t>
-      </w:r>
-    </w:p>
-    <w:p>
-      <w:r>
-        <w:rPr>
-          <w:b/>
-          <w:color w:val="4A7FC1"/>
-        </w:rPr>
-        <w:t xml:space="preserve">#20  </w:t>
-      </w:r>
-      <w:r>
-        <w:rPr>
-          <w:b/>
-          <w:i w:val="0"/>
-        </w:rPr>
-        <w:t>10</w:t>
-      </w:r>
-    </w:p>
-    <w:p>
-      <w:r>
-        <w:rPr>
-          <w:b/>
-          <w:color w:val="4A7FC1"/>
-        </w:rPr>
-        <w:t xml:space="preserve">#21  </w:t>
-      </w:r>
-      <w:r>
-        <w:rPr>
-          <w:b/>
-          <w:i w:val="0"/>
-        </w:rPr>
-        <w:t>The Whole City Plan</w:t>
-      </w:r>
-    </w:p>
-    <w:p>
-      <w:r>
-        <w:rPr>
-          <w:b/>
-          <w:color w:val="4A7FC1"/>
-        </w:rPr>
-        <w:t xml:space="preserve">#22  </w:t>
-      </w:r>
-      <w:r>
-        <w:rPr>
-          <w:b w:val="0"/>
-          <w:i w:val="0"/>
-        </w:rPr>
-        <w:t>From the wind farm to Mount Aurora</w:t>
-      </w:r>
-    </w:p>
-    <w:p>
-      <w:r>
-        <w:rPr>
-          <w:b/>
-          <w:color w:val="4A7FC1"/>
-        </w:rPr>
-        <w:t xml:space="preserve">#23  </w:t>
-      </w:r>
-      <w:r>
-        <w:rPr>
-          <w:b/>
-          <w:i w:val="0"/>
-        </w:rPr>
-        <w:t>THE BREAKTHROUGHS</w:t>
-      </w:r>
-    </w:p>
-    <w:p>
-      <w:r>
-        <w:rPr>
-          <w:b/>
-          <w:color w:val="4A7FC1"/>
-        </w:rPr>
-        <w:t xml:space="preserve">#24  </w:t>
-      </w:r>
-      <w:r>
-        <w:rPr>
-          <w:b/>
-          <w:i w:val="0"/>
-        </w:rPr>
-        <w:t>12</w:t>
-      </w:r>
-    </w:p>
-    <w:p>
-      <w:r>
-        <w:rPr>
-          <w:b/>
-          <w:color w:val="4A7FC1"/>
-        </w:rPr>
-        <w:t xml:space="preserve">#25  </w:t>
-      </w:r>
-      <w:r>
-        <w:rPr>
-          <w:b/>
-          <w:i w:val="0"/>
-        </w:rPr>
-        <w:t>The City's Own Sun</w:t>
-      </w:r>
-    </w:p>
-    <w:p>
-      <w:r>
-        <w:rPr>
-          <w:b/>
-          <w:color w:val="4A7FC1"/>
-        </w:rPr>
-        <w:t xml:space="preserve">#26  </w:t>
-      </w:r>
-      <w:r>
-        <w:rPr>
-          <w:b w:val="0"/>
-          <w:i w:val="0"/>
-        </w:rPr>
-        <w:t>Breakthrough 1 · Fusion Power Station</w:t>
+        <w:t>Breakthrough 3 · Mount Aurora</w:t>
       </w:r>
     </w:p>
     <w:p>
@@ -746,7 +623,7 @@
           <w:b/>
           <w:i w:val="0"/>
         </w:rPr>
-        <w:t>15</w:t>
+        <w:t>21</w:t>
       </w:r>
     </w:p>
     <w:p>
@@ -762,7 +639,7 @@
           <w:b/>
           <w:i w:val="0"/>
         </w:rPr>
-        <w:t>Bread and Water from Snow and Air</w:t>
+        <w:t>Built by Us</w:t>
       </w:r>
     </w:p>
     <w:p>
@@ -775,10 +652,10 @@
       </w:r>
       <w:r>
         <w:rPr>
-          <w:b w:val="0"/>
-          <w:i w:val="0"/>
-        </w:rPr>
-        <w:t>Breakthrough 2 · Snow-to-Food &amp; Water Plant</w:t>
+          <w:b/>
+          <w:i w:val="0"/>
+        </w:rPr>
+        <w:t>SYSTEMS &amp; LIFE</w:t>
       </w:r>
     </w:p>
     <w:p>
@@ -794,7 +671,7 @@
           <w:b/>
           <w:i w:val="0"/>
         </w:rPr>
-        <w:t>17</w:t>
+        <w:t>22</w:t>
       </w:r>
     </w:p>
     <w:p>
@@ -810,7 +687,7 @@
           <w:b/>
           <w:i w:val="0"/>
         </w:rPr>
-        <w:t>A Snow Mountain You Can Walk Inside</w:t>
+        <w:t>Three Districts, One Loop</w:t>
       </w:r>
     </w:p>
     <w:p>
@@ -823,10 +700,10 @@
       </w:r>
       <w:r>
         <w:rPr>
-          <w:b w:val="0"/>
-          <w:i w:val="0"/>
-        </w:rPr>
-        <w:t>Breakthrough 3 · Mount Aurora</w:t>
+          <w:b/>
+          <w:i w:val="0"/>
+        </w:rPr>
+        <w:t>23</w:t>
       </w:r>
     </w:p>
     <w:p>
@@ -842,7 +719,7 @@
           <w:b/>
           <w:i w:val="0"/>
         </w:rPr>
-        <w:t>21</w:t>
+        <w:t>A Liveable City Every Day</w:t>
       </w:r>
     </w:p>
     <w:p>
@@ -858,7 +735,7 @@
           <w:b/>
           <w:i w:val="0"/>
         </w:rPr>
-        <w:t>Built by Us</w:t>
+        <w:t>24</w:t>
       </w:r>
     </w:p>
     <w:p>
@@ -871,10 +748,10 @@
       </w:r>
       <w:r>
         <w:rPr>
-          <w:b w:val="0"/>
-          <w:i w:val="0"/>
-        </w:rPr>
-        <w:t>Our Eco-Polis model, and how to explore it</w:t>
+          <w:b/>
+          <w:i w:val="0"/>
+        </w:rPr>
+        <w:t>Homes for the Polar Night</w:t>
       </w:r>
     </w:p>
     <w:p>
@@ -890,6 +767,230 @@
           <w:b/>
           <w:i w:val="0"/>
         </w:rPr>
+        <w:t>25</w:t>
+      </w:r>
+    </w:p>
+    <w:p>
+      <w:r>
+        <w:rPr>
+          <w:b/>
+          <w:color w:val="4A7FC1"/>
+        </w:rPr>
+        <w:t xml:space="preserve">#37  </w:t>
+      </w:r>
+      <w:r>
+        <w:rPr>
+          <w:b/>
+          <w:i w:val="0"/>
+        </w:rPr>
+        <w:t>Energy for the Polar Night</w:t>
+      </w:r>
+    </w:p>
+    <w:p>
+      <w:r>
+        <w:rPr>
+          <w:b/>
+          <w:color w:val="4A7FC1"/>
+        </w:rPr>
+        <w:t xml:space="preserve">#38  </w:t>
+      </w:r>
+      <w:r>
+        <w:rPr>
+          <w:b/>
+          <w:i w:val="0"/>
+        </w:rPr>
+        <w:t>26</w:t>
+      </w:r>
+    </w:p>
+    <w:p>
+      <w:r>
+        <w:rPr>
+          <w:b/>
+          <w:color w:val="4A7FC1"/>
+        </w:rPr>
+        <w:t xml:space="preserve">#39  </w:t>
+      </w:r>
+      <w:r>
+        <w:rPr>
+          <w:b/>
+          <w:i w:val="0"/>
+        </w:rPr>
+        <w:t>Nothing Is Wasted</w:t>
+      </w:r>
+    </w:p>
+    <w:p>
+      <w:r>
+        <w:rPr>
+          <w:b/>
+          <w:color w:val="4A7FC1"/>
+        </w:rPr>
+        <w:t xml:space="preserve">#40  </w:t>
+      </w:r>
+      <w:r>
+        <w:rPr>
+          <w:b/>
+          <w:i w:val="0"/>
+        </w:rPr>
+        <w:t>27</w:t>
+      </w:r>
+    </w:p>
+    <w:p>
+      <w:r>
+        <w:rPr>
+          <w:b/>
+          <w:color w:val="4A7FC1"/>
+        </w:rPr>
+        <w:t xml:space="preserve">#41  </w:t>
+      </w:r>
+      <w:r>
+        <w:rPr>
+          <w:b/>
+          <w:i w:val="0"/>
+        </w:rPr>
+        <w:t>Wild Neighbours</w:t>
+      </w:r>
+    </w:p>
+    <w:p>
+      <w:r>
+        <w:rPr>
+          <w:b/>
+          <w:color w:val="4A7FC1"/>
+        </w:rPr>
+        <w:t xml:space="preserve">#42  </w:t>
+      </w:r>
+      <w:r>
+        <w:rPr>
+          <w:b/>
+          <w:i w:val="0"/>
+        </w:rPr>
+        <w:t>28</w:t>
+      </w:r>
+    </w:p>
+    <w:p>
+      <w:r>
+        <w:rPr>
+          <w:b/>
+          <w:color w:val="4A7FC1"/>
+        </w:rPr>
+        <w:t xml:space="preserve">#43  </w:t>
+      </w:r>
+      <w:r>
+        <w:rPr>
+          <w:b/>
+          <w:i w:val="0"/>
+        </w:rPr>
+        <w:t>Getting Around Fossil-Free</w:t>
+      </w:r>
+    </w:p>
+    <w:p>
+      <w:r>
+        <w:rPr>
+          <w:b/>
+          <w:color w:val="4A7FC1"/>
+        </w:rPr>
+        <w:t xml:space="preserve">#44  </w:t>
+      </w:r>
+      <w:r>
+        <w:rPr>
+          <w:b/>
+          <w:i w:val="0"/>
+        </w:rPr>
+        <w:t>29</w:t>
+      </w:r>
+    </w:p>
+    <w:p>
+      <w:r>
+        <w:rPr>
+          <w:b/>
+          <w:color w:val="4A7FC1"/>
+        </w:rPr>
+        <w:t xml:space="preserve">#45  </w:t>
+      </w:r>
+      <w:r>
+        <w:rPr>
+          <w:b/>
+          <w:i w:val="0"/>
+        </w:rPr>
+        <w:t>Salad Under the Northern Lights</w:t>
+      </w:r>
+    </w:p>
+    <w:p>
+      <w:r>
+        <w:rPr>
+          <w:b/>
+          <w:color w:val="4A7FC1"/>
+        </w:rPr>
+        <w:t xml:space="preserve">#46  </w:t>
+      </w:r>
+      <w:r>
+        <w:rPr>
+          <w:b/>
+          <w:i w:val="0"/>
+        </w:rPr>
+        <w:t>30</w:t>
+      </w:r>
+    </w:p>
+    <w:p>
+      <w:r>
+        <w:rPr>
+          <w:b/>
+          <w:color w:val="4A7FC1"/>
+        </w:rPr>
+        <w:t xml:space="preserve">#47  </w:t>
+      </w:r>
+      <w:r>
+        <w:rPr>
+          <w:b/>
+          <w:i w:val="0"/>
+        </w:rPr>
+        <w:t>Safe and Ready for Any Storm</w:t>
+      </w:r>
+    </w:p>
+    <w:p>
+      <w:r>
+        <w:rPr>
+          <w:b/>
+          <w:color w:val="4A7FC1"/>
+        </w:rPr>
+        <w:t xml:space="preserve">#48  </w:t>
+      </w:r>
+      <w:r>
+        <w:rPr>
+          <w:b/>
+          <w:i w:val="0"/>
+        </w:rPr>
+        <w:t>31</w:t>
+      </w:r>
+    </w:p>
+    <w:p>
+      <w:r>
+        <w:rPr>
+          <w:b/>
+          <w:color w:val="4A7FC1"/>
+        </w:rPr>
+        <w:t xml:space="preserve">#49  </w:t>
+      </w:r>
+      <w:r>
+        <w:rPr>
+          <w:b/>
+          <w:i w:val="0"/>
+        </w:rPr>
+        <w:t>Pros &amp; Cons</w:t>
+      </w:r>
+    </w:p>
+    <w:p>
+      <w:r>
+        <w:rPr>
+          <w:b/>
+          <w:color w:val="4A7FC1"/>
+        </w:rPr>
+        <w:t xml:space="preserve">#50  </w:t>
+      </w:r>
+      <w:r>
+        <w:rPr>
+          <w:b/>
+          <w:i w:val="0"/>
+        </w:rPr>
         <w:t>INVEST</w:t>
       </w:r>
     </w:p>
@@ -899,7 +1000,7 @@
           <w:b/>
           <w:color w:val="4A7FC1"/>
         </w:rPr>
-        <w:t xml:space="preserve">#37  </w:t>
+        <w:t xml:space="preserve">#51  </w:t>
       </w:r>
       <w:r>
         <w:rPr>
@@ -915,7 +1016,7 @@
           <w:b/>
           <w:color w:val="4A7FC1"/>
         </w:rPr>
-        <w:t xml:space="preserve">#38  </w:t>
+        <w:t xml:space="preserve">#52  </w:t>
       </w:r>
       <w:r>
         <w:rPr>
@@ -931,230 +1032,6 @@
           <w:b/>
           <w:color w:val="4A7FC1"/>
         </w:rPr>
-        <w:t xml:space="preserve">#39  </w:t>
-      </w:r>
-      <w:r>
-        <w:rPr>
-          <w:b w:val="0"/>
-          <w:i w:val="0"/>
-        </w:rPr>
-        <w:t>Three ways to fund the city, stage by stage</w:t>
-      </w:r>
-    </w:p>
-    <w:p>
-      <w:r>
-        <w:rPr>
-          <w:b/>
-          <w:color w:val="4A7FC1"/>
-        </w:rPr>
-        <w:t xml:space="preserve">#40  </w:t>
-      </w:r>
-      <w:r>
-        <w:rPr>
-          <w:b/>
-          <w:i w:val="0"/>
-        </w:rPr>
-        <w:t>SYSTEMS &amp; LIFE</w:t>
-      </w:r>
-    </w:p>
-    <w:p>
-      <w:r>
-        <w:rPr>
-          <w:b/>
-          <w:color w:val="4A7FC1"/>
-        </w:rPr>
-        <w:t xml:space="preserve">#41  </w:t>
-      </w:r>
-      <w:r>
-        <w:rPr>
-          <w:b/>
-          <w:i w:val="0"/>
-        </w:rPr>
-        <w:t>22</w:t>
-      </w:r>
-    </w:p>
-    <w:p>
-      <w:r>
-        <w:rPr>
-          <w:b/>
-          <w:color w:val="4A7FC1"/>
-        </w:rPr>
-        <w:t xml:space="preserve">#42  </w:t>
-      </w:r>
-      <w:r>
-        <w:rPr>
-          <w:b/>
-          <w:i w:val="0"/>
-        </w:rPr>
-        <w:t>Three Districts, One Loop</w:t>
-      </w:r>
-    </w:p>
-    <w:p>
-      <w:r>
-        <w:rPr>
-          <w:b/>
-          <w:color w:val="4A7FC1"/>
-        </w:rPr>
-        <w:t xml:space="preserve">#43  </w:t>
-      </w:r>
-      <w:r>
-        <w:rPr>
-          <w:b w:val="0"/>
-          <w:i w:val="0"/>
-        </w:rPr>
-        <w:t>How heat, water, oxygen and waste go round</w:t>
-      </w:r>
-    </w:p>
-    <w:p>
-      <w:r>
-        <w:rPr>
-          <w:b/>
-          <w:color w:val="4A7FC1"/>
-        </w:rPr>
-        <w:t xml:space="preserve">#44  </w:t>
-      </w:r>
-      <w:r>
-        <w:rPr>
-          <w:b/>
-          <w:i w:val="0"/>
-        </w:rPr>
-        <w:t>23</w:t>
-      </w:r>
-    </w:p>
-    <w:p>
-      <w:r>
-        <w:rPr>
-          <w:b/>
-          <w:color w:val="4A7FC1"/>
-        </w:rPr>
-        <w:t xml:space="preserve">#45  </w:t>
-      </w:r>
-      <w:r>
-        <w:rPr>
-          <w:b/>
-          <w:i w:val="0"/>
-        </w:rPr>
-        <w:t>A Livable City Every Day</w:t>
-      </w:r>
-    </w:p>
-    <w:p>
-      <w:r>
-        <w:rPr>
-          <w:b/>
-          <w:color w:val="4A7FC1"/>
-        </w:rPr>
-        <w:t xml:space="preserve">#46  </w:t>
-      </w:r>
-      <w:r>
-        <w:rPr>
-          <w:b w:val="0"/>
-          <w:i w:val="0"/>
-        </w:rPr>
-        <w:t>Schools, health, shops and culture</w:t>
-      </w:r>
-    </w:p>
-    <w:p>
-      <w:r>
-        <w:rPr>
-          <w:b/>
-          <w:color w:val="4A7FC1"/>
-        </w:rPr>
-        <w:t xml:space="preserve">#47  </w:t>
-      </w:r>
-      <w:r>
-        <w:rPr>
-          <w:b/>
-          <w:i w:val="0"/>
-        </w:rPr>
-        <w:t>24</w:t>
-      </w:r>
-    </w:p>
-    <w:p>
-      <w:r>
-        <w:rPr>
-          <w:b/>
-          <w:color w:val="4A7FC1"/>
-        </w:rPr>
-        <w:t xml:space="preserve">#48  </w:t>
-      </w:r>
-      <w:r>
-        <w:rPr>
-          <w:b/>
-          <w:i w:val="0"/>
-        </w:rPr>
-        <w:t>Homes for the Polar Night</w:t>
-      </w:r>
-    </w:p>
-    <w:p>
-      <w:r>
-        <w:rPr>
-          <w:b/>
-          <w:color w:val="4A7FC1"/>
-        </w:rPr>
-        <w:t xml:space="preserve">#49  </w:t>
-      </w:r>
-      <w:r>
-        <w:rPr>
-          <w:b w:val="0"/>
-          <w:i w:val="0"/>
-        </w:rPr>
-        <w:t>Housing for every age, built for −45 °C</w:t>
-      </w:r>
-    </w:p>
-    <w:p>
-      <w:r>
-        <w:rPr>
-          <w:b/>
-          <w:color w:val="4A7FC1"/>
-        </w:rPr>
-        <w:t xml:space="preserve">#50  </w:t>
-      </w:r>
-      <w:r>
-        <w:rPr>
-          <w:b/>
-          <w:i w:val="0"/>
-        </w:rPr>
-        <w:t>25</w:t>
-      </w:r>
-    </w:p>
-    <w:p>
-      <w:r>
-        <w:rPr>
-          <w:b/>
-          <w:color w:val="4A7FC1"/>
-        </w:rPr>
-        <w:t xml:space="preserve">#51  </w:t>
-      </w:r>
-      <w:r>
-        <w:rPr>
-          <w:b/>
-          <w:i w:val="0"/>
-        </w:rPr>
-        <w:t>Energy for the Polar Night</w:t>
-      </w:r>
-    </w:p>
-    <w:p>
-      <w:r>
-        <w:rPr>
-          <w:b/>
-          <w:color w:val="4A7FC1"/>
-        </w:rPr>
-        <w:t xml:space="preserve">#52  </w:t>
-      </w:r>
-      <w:r>
-        <w:rPr>
-          <w:b w:val="0"/>
-          <w:i w:val="0"/>
-        </w:rPr>
-        <w:t>Fusion, wind, sun, geothermal and storage</w:t>
-      </w:r>
-    </w:p>
-    <w:p>
-      <w:r>
-        <w:rPr>
-          <w:b/>
-          <w:color w:val="4A7FC1"/>
-        </w:rPr>
         <w:t xml:space="preserve">#53  </w:t>
       </w:r>
       <w:r>
@@ -1162,7 +1039,7 @@
           <w:b/>
           <w:i w:val="0"/>
         </w:rPr>
-        <w:t>26</w:t>
+        <w:t>THE GUIDE</w:t>
       </w:r>
     </w:p>
     <w:p>
@@ -1178,7 +1055,7 @@
           <w:b/>
           <w:i w:val="0"/>
         </w:rPr>
-        <w:t>Nothing Is Wasted</w:t>
+        <w:t>33</w:t>
       </w:r>
     </w:p>
     <w:p>
@@ -1191,10 +1068,10 @@
       </w:r>
       <w:r>
         <w:rPr>
-          <w:b w:val="0"/>
-          <w:i w:val="0"/>
-        </w:rPr>
-        <w:t>Water and waste in closed loops</w:t>
+          <w:b/>
+          <w:i w:val="0"/>
+        </w:rPr>
+        <w:t>Take the Tour</w:t>
       </w:r>
     </w:p>
     <w:p>
@@ -1210,7 +1087,7 @@
           <w:b/>
           <w:i w:val="0"/>
         </w:rPr>
-        <w:t>27</w:t>
+        <w:t>34</w:t>
       </w:r>
     </w:p>
     <w:p>
@@ -1226,7 +1103,7 @@
           <w:b/>
           <w:i w:val="0"/>
         </w:rPr>
-        <w:t>Wild Neighbours</w:t>
+        <w:t>Places to Visit</w:t>
       </w:r>
     </w:p>
     <w:p>
@@ -1239,10 +1116,10 @@
       </w:r>
       <w:r>
         <w:rPr>
-          <w:b w:val="0"/>
-          <w:i w:val="0"/>
-        </w:rPr>
-        <w:t>Our urban eco-system: plants and animals</w:t>
+          <w:b/>
+          <w:i w:val="0"/>
+        </w:rPr>
+        <w:t>35</w:t>
       </w:r>
     </w:p>
     <w:p>
@@ -1258,7 +1135,7 @@
           <w:b/>
           <w:i w:val="0"/>
         </w:rPr>
-        <w:t>28</w:t>
+        <w:t>Through a Resident’s Eyes</w:t>
       </w:r>
     </w:p>
     <w:p>
@@ -1274,7 +1151,7 @@
           <w:b/>
           <w:i w:val="0"/>
         </w:rPr>
-        <w:t>Getting Around Fossil-Free</w:t>
+        <w:t>36</w:t>
       </w:r>
     </w:p>
     <w:p>
@@ -1287,10 +1164,10 @@
       </w:r>
       <w:r>
         <w:rPr>
-          <w:b w:val="0"/>
-          <w:i w:val="0"/>
-        </w:rPr>
-        <w:t>Routes, users, capacity, safety and energy</w:t>
+          <w:b/>
+          <w:i w:val="0"/>
+        </w:rPr>
+        <w:t>Sources &amp; Assumptions</w:t>
       </w:r>
     </w:p>
     <w:p>
@@ -1306,7 +1183,7 @@
           <w:b/>
           <w:i w:val="0"/>
         </w:rPr>
-        <w:t>29</w:t>
+        <w:t>1</w:t>
       </w:r>
     </w:p>
     <w:p>
@@ -1316,358 +1193,6 @@
           <w:color w:val="4A7FC1"/>
         </w:rPr>
         <w:t xml:space="preserve">#63  </w:t>
-      </w:r>
-      <w:r>
-        <w:rPr>
-          <w:b/>
-          <w:i w:val="0"/>
-        </w:rPr>
-        <w:t>Salad Under the Northern Lights</w:t>
-      </w:r>
-    </w:p>
-    <w:p>
-      <w:r>
-        <w:rPr>
-          <w:b/>
-          <w:color w:val="4A7FC1"/>
-        </w:rPr>
-        <w:t xml:space="preserve">#64  </w:t>
-      </w:r>
-      <w:r>
-        <w:rPr>
-          <w:b w:val="0"/>
-          <w:i w:val="0"/>
-        </w:rPr>
-        <w:t>Inside the Evergreen Greenhouse Dome</w:t>
-      </w:r>
-    </w:p>
-    <w:p>
-      <w:r>
-        <w:rPr>
-          <w:b/>
-          <w:color w:val="4A7FC1"/>
-        </w:rPr>
-        <w:t xml:space="preserve">#65  </w:t>
-      </w:r>
-      <w:r>
-        <w:rPr>
-          <w:b/>
-          <w:i w:val="0"/>
-        </w:rPr>
-        <w:t>30</w:t>
-      </w:r>
-    </w:p>
-    <w:p>
-      <w:r>
-        <w:rPr>
-          <w:b/>
-          <w:color w:val="4A7FC1"/>
-        </w:rPr>
-        <w:t xml:space="preserve">#66  </w:t>
-      </w:r>
-      <w:r>
-        <w:rPr>
-          <w:b/>
-          <w:i w:val="0"/>
-        </w:rPr>
-        <w:t>Safe and Ready for Any Storm</w:t>
-      </w:r>
-    </w:p>
-    <w:p>
-      <w:r>
-        <w:rPr>
-          <w:b/>
-          <w:color w:val="4A7FC1"/>
-        </w:rPr>
-        <w:t xml:space="preserve">#67  </w:t>
-      </w:r>
-      <w:r>
-        <w:rPr>
-          <w:b w:val="0"/>
-          <w:i w:val="0"/>
-        </w:rPr>
-        <w:t>Rescue, shelters and blizzard forecasts</w:t>
-      </w:r>
-    </w:p>
-    <w:p>
-      <w:r>
-        <w:rPr>
-          <w:b/>
-          <w:color w:val="4A7FC1"/>
-        </w:rPr>
-        <w:t xml:space="preserve">#68  </w:t>
-      </w:r>
-      <w:r>
-        <w:rPr>
-          <w:b/>
-          <w:i w:val="0"/>
-        </w:rPr>
-        <w:t>31</w:t>
-      </w:r>
-    </w:p>
-    <w:p>
-      <w:r>
-        <w:rPr>
-          <w:b/>
-          <w:color w:val="4A7FC1"/>
-        </w:rPr>
-        <w:t xml:space="preserve">#69  </w:t>
-      </w:r>
-      <w:r>
-        <w:rPr>
-          <w:b/>
-          <w:i w:val="0"/>
-        </w:rPr>
-        <w:t>Pros &amp; Cons</w:t>
-      </w:r>
-    </w:p>
-    <w:p>
-      <w:r>
-        <w:rPr>
-          <w:b/>
-          <w:color w:val="4A7FC1"/>
-        </w:rPr>
-        <w:t xml:space="preserve">#70  </w:t>
-      </w:r>
-      <w:r>
-        <w:rPr>
-          <w:b w:val="0"/>
-          <w:i w:val="0"/>
-        </w:rPr>
-        <w:t>Advantages, risks, costs and trade-offs</w:t>
-      </w:r>
-    </w:p>
-    <w:p>
-      <w:r>
-        <w:rPr>
-          <w:b/>
-          <w:color w:val="4A7FC1"/>
-        </w:rPr>
-        <w:t xml:space="preserve">#71  </w:t>
-      </w:r>
-      <w:r>
-        <w:rPr>
-          <w:b/>
-          <w:i w:val="0"/>
-        </w:rPr>
-        <w:t>THE GUIDE</w:t>
-      </w:r>
-    </w:p>
-    <w:p>
-      <w:r>
-        <w:rPr>
-          <w:b/>
-          <w:color w:val="4A7FC1"/>
-        </w:rPr>
-        <w:t xml:space="preserve">#72  </w:t>
-      </w:r>
-      <w:r>
-        <w:rPr>
-          <w:b/>
-          <w:i w:val="0"/>
-        </w:rPr>
-        <w:t>33</w:t>
-      </w:r>
-    </w:p>
-    <w:p>
-      <w:r>
-        <w:rPr>
-          <w:b/>
-          <w:color w:val="4A7FC1"/>
-        </w:rPr>
-        <w:t xml:space="preserve">#73  </w:t>
-      </w:r>
-      <w:r>
-        <w:rPr>
-          <w:b/>
-          <w:i w:val="0"/>
-        </w:rPr>
-        <w:t>Take the Tour</w:t>
-      </w:r>
-    </w:p>
-    <w:p>
-      <w:r>
-        <w:rPr>
-          <w:b/>
-          <w:color w:val="4A7FC1"/>
-        </w:rPr>
-        <w:t xml:space="preserve">#74  </w:t>
-      </w:r>
-      <w:r>
-        <w:rPr>
-          <w:b w:val="0"/>
-          <w:i w:val="0"/>
-        </w:rPr>
-        <w:t>Eight stops around the city</w:t>
-      </w:r>
-    </w:p>
-    <w:p>
-      <w:r>
-        <w:rPr>
-          <w:b/>
-          <w:color w:val="4A7FC1"/>
-        </w:rPr>
-        <w:t xml:space="preserve">#75  </w:t>
-      </w:r>
-      <w:r>
-        <w:rPr>
-          <w:b/>
-          <w:i w:val="0"/>
-        </w:rPr>
-        <w:t>34</w:t>
-      </w:r>
-    </w:p>
-    <w:p>
-      <w:r>
-        <w:rPr>
-          <w:b/>
-          <w:color w:val="4A7FC1"/>
-        </w:rPr>
-        <w:t xml:space="preserve">#76  </w:t>
-      </w:r>
-      <w:r>
-        <w:rPr>
-          <w:b/>
-          <w:i w:val="0"/>
-        </w:rPr>
-        <w:t>Places to Visit</w:t>
-      </w:r>
-    </w:p>
-    <w:p>
-      <w:r>
-        <w:rPr>
-          <w:b/>
-          <w:color w:val="4A7FC1"/>
-        </w:rPr>
-        <w:t xml:space="preserve">#77  </w:t>
-      </w:r>
-      <w:r>
-        <w:rPr>
-          <w:b w:val="0"/>
-          <w:i w:val="0"/>
-        </w:rPr>
-        <w:t>35 key places and what they do</w:t>
-      </w:r>
-    </w:p>
-    <w:p>
-      <w:r>
-        <w:rPr>
-          <w:b/>
-          <w:color w:val="4A7FC1"/>
-        </w:rPr>
-        <w:t xml:space="preserve">#78  </w:t>
-      </w:r>
-      <w:r>
-        <w:rPr>
-          <w:b/>
-          <w:i w:val="0"/>
-        </w:rPr>
-        <w:t>35</w:t>
-      </w:r>
-    </w:p>
-    <w:p>
-      <w:r>
-        <w:rPr>
-          <w:b/>
-          <w:color w:val="4A7FC1"/>
-        </w:rPr>
-        <w:t xml:space="preserve">#79  </w:t>
-      </w:r>
-      <w:r>
-        <w:rPr>
-          <w:b/>
-          <w:i w:val="0"/>
-        </w:rPr>
-        <w:t>Through a Resident’s Eyes</w:t>
-      </w:r>
-    </w:p>
-    <w:p>
-      <w:r>
-        <w:rPr>
-          <w:b/>
-          <w:color w:val="4A7FC1"/>
-        </w:rPr>
-        <w:t xml:space="preserve">#80  </w:t>
-      </w:r>
-      <w:r>
-        <w:rPr>
-          <w:b w:val="0"/>
-          <w:i w:val="0"/>
-        </w:rPr>
-        <w:t>An imagined day in the polar night</w:t>
-      </w:r>
-    </w:p>
-    <w:p>
-      <w:r>
-        <w:rPr>
-          <w:b/>
-          <w:color w:val="4A7FC1"/>
-        </w:rPr>
-        <w:t xml:space="preserve">#81  </w:t>
-      </w:r>
-      <w:r>
-        <w:rPr>
-          <w:b/>
-          <w:i w:val="0"/>
-        </w:rPr>
-        <w:t>36</w:t>
-      </w:r>
-    </w:p>
-    <w:p>
-      <w:r>
-        <w:rPr>
-          <w:b/>
-          <w:color w:val="4A7FC1"/>
-        </w:rPr>
-        <w:t xml:space="preserve">#82  </w:t>
-      </w:r>
-      <w:r>
-        <w:rPr>
-          <w:b/>
-          <w:i w:val="0"/>
-        </w:rPr>
-        <w:t>Sources &amp; Assumptions</w:t>
-      </w:r>
-    </w:p>
-    <w:p>
-      <w:r>
-        <w:rPr>
-          <w:b/>
-          <w:color w:val="4A7FC1"/>
-        </w:rPr>
-        <w:t xml:space="preserve">#83  </w:t>
-      </w:r>
-      <w:r>
-        <w:rPr>
-          <w:b w:val="0"/>
-          <w:i w:val="0"/>
-        </w:rPr>
-        <w:t>Where our facts come from</w:t>
-      </w:r>
-    </w:p>
-    <w:p>
-      <w:r>
-        <w:rPr>
-          <w:b/>
-          <w:color w:val="4A7FC1"/>
-        </w:rPr>
-        <w:t xml:space="preserve">#84  </w:t>
-      </w:r>
-      <w:r>
-        <w:rPr>
-          <w:b/>
-          <w:i w:val="0"/>
-        </w:rPr>
-        <w:t>1</w:t>
-      </w:r>
-    </w:p>
-    <w:p>
-      <w:r>
-        <w:rPr>
-          <w:b/>
-          <w:color w:val="4A7FC1"/>
-        </w:rPr>
-        <w:t xml:space="preserve">#85  </w:t>
       </w:r>
       <w:r>
         <w:rPr>
@@ -1737,7 +1262,7 @@
           <w:b w:val="0"/>
           <w:i/>
         </w:rPr>
-        <w:t>The Aurora Lagoon, a 38 °C open-air mineral pool at the foot of Mount Aurora, under the northern lights.</w:t>
+        <w:t>The Aurora Lagoon, an open-air mineral pool at the foot of Mount Aurora, under the northern lights.</w:t>
       </w:r>
     </w:p>
     <w:p>
@@ -1840,7 +1365,7 @@
           <w:b w:val="0"/>
           <w:i w:val="0"/>
         </w:rPr>
-        <w:t>Aurora Haven on a polar night, seen from the east: the Fusion Core and its violet rings in front, Mount Aurora and its glass dome on the left, and on the right Aurora 81, the Polar Landmark Tower named in honour of Landmark 81 in Ho Chi Minh City.</w:t>
+        <w:t>The whole of Aurora Haven from the air on a polar night: downtown, the stadium, the greenhouse dome and the plants, under the northern lights.</w:t>
       </w:r>
     </w:p>
     <w:p>
@@ -1935,7 +1460,7 @@
           <w:b w:val="0"/>
           <w:i/>
         </w:rPr>
-        <w:t>The people who planned, built and wrote Aurora Haven, and what each of us did.</w:t>
+        <w:t>Who we are, and what each of us did.</w:t>
       </w:r>
     </w:p>
     <w:p>
@@ -2306,7 +1831,7 @@
           <w:b w:val="0"/>
           <w:i/>
         </w:rPr>
-        <w:t>Designed not just to survive the polar night, but to make life here warm, healthy and sustainable.</w:t>
+        <w:t>A compact, zero-carbon city, built to stay warm and happy through the polar night.</w:t>
       </w:r>
     </w:p>
     <w:p>
@@ -2329,7 +1854,16 @@
           <w:b w:val="0"/>
           <w:i w:val="0"/>
         </w:rPr>
-        <w:t>a compact polar city of around 45,000 people, built on a frozen tundra plateau beneath the snow peak of Mount Aurora. Winters fall to −45 °C, the sun disappears for two months of polar night, and almost nothing can grow.</w:t>
+        <w:t>a city for about 45,000 people on the Arctic tundra, under the snow peak of Mount Aurora.</w:t>
+      </w:r>
+    </w:p>
+    <w:p>
+      <w:r>
+        <w:rPr>
+          <w:b w:val="0"/>
+          <w:i w:val="0"/>
+        </w:rPr>
+        <w:t>Everything is a short walk away. One heating network warms every building, and almost all water and waste is used again.</w:t>
       </w:r>
     </w:p>
     <w:p>
@@ -2342,19 +1876,10 @@
       </w:r>
       <w:r>
         <w:rPr>
-          <w:b w:val="0"/>
-          <w:i w:val="0"/>
-        </w:rPr>
-        <w:t>The whole city is shaped around one idea: heat, energy, water and food should never be wasted. Every building shares a single heating network, the city runs on zero-carbon energy, and nearly all of its water and waste is recycled.</w:t>
-      </w:r>
-    </w:p>
-    <w:p>
-      <w:r>
-        <w:rPr>
-          <w:b w:val="0"/>
-          <w:i w:val="0"/>
-        </w:rPr>
-        <w:t>Homes, schools, healthcare, shops and parks sit within a short walk of each other, connected by a downtown metro, electric trams and heated streets.</w:t>
+          <w:b/>
+          <w:i/>
+        </w:rPr>
+        <w:t>“Three big ideas work as one loop.”</w:t>
       </w:r>
     </w:p>
     <w:p>
@@ -2368,9 +1893,9 @@
       <w:r>
         <w:rPr>
           <w:b/>
-          <w:i/>
-        </w:rPr>
-        <w:t>“Three ideas work as one closed loop that keeps the city powered, fed and happy in one of the harshest places on Earth.”</w:t>
+          <w:i w:val="0"/>
+        </w:rPr>
+        <w:t>PROJECT DATA</w:t>
       </w:r>
     </w:p>
     <w:p>
@@ -2386,6 +1911,134 @@
           <w:b/>
           <w:i w:val="0"/>
         </w:rPr>
+        <w:t>LOCATION</w:t>
+      </w:r>
+    </w:p>
+    <w:p>
+      <w:r>
+        <w:rPr>
+          <w:b/>
+          <w:color w:val="4A7FC1"/>
+        </w:rPr>
+        <w:t xml:space="preserve">#8  </w:t>
+      </w:r>
+      <w:r>
+        <w:rPr>
+          <w:b/>
+          <w:i w:val="0"/>
+        </w:rPr>
+        <w:t>Arctic tundra, about 70° North</w:t>
+      </w:r>
+    </w:p>
+    <w:p>
+      <w:r>
+        <w:rPr>
+          <w:b/>
+          <w:color w:val="4A7FC1"/>
+        </w:rPr>
+        <w:t xml:space="preserve">#9  </w:t>
+      </w:r>
+      <w:r>
+        <w:rPr>
+          <w:b/>
+          <w:i w:val="0"/>
+        </w:rPr>
+        <w:t>POPULATION</w:t>
+      </w:r>
+    </w:p>
+    <w:p>
+      <w:r>
+        <w:rPr>
+          <w:b/>
+          <w:color w:val="4A7FC1"/>
+        </w:rPr>
+        <w:t xml:space="preserve">#10  </w:t>
+      </w:r>
+      <w:r>
+        <w:rPr>
+          <w:b/>
+          <w:i w:val="0"/>
+        </w:rPr>
+        <w:t>About 45,000</w:t>
+      </w:r>
+    </w:p>
+    <w:p>
+      <w:r>
+        <w:rPr>
+          <w:b/>
+          <w:color w:val="4A7FC1"/>
+        </w:rPr>
+        <w:t xml:space="preserve">#11  </w:t>
+      </w:r>
+      <w:r>
+        <w:rPr>
+          <w:b/>
+          <w:i w:val="0"/>
+        </w:rPr>
+        <w:t>CLIMATE</w:t>
+      </w:r>
+    </w:p>
+    <w:p>
+      <w:r>
+        <w:rPr>
+          <w:b/>
+          <w:color w:val="4A7FC1"/>
+        </w:rPr>
+        <w:t xml:space="preserve">#12  </w:t>
+      </w:r>
+      <w:r>
+        <w:rPr>
+          <w:b/>
+          <w:i w:val="0"/>
+        </w:rPr>
+        <w:t>Winters to −45 °C; two months of polar night</w:t>
+      </w:r>
+    </w:p>
+    <w:p>
+      <w:r>
+        <w:rPr>
+          <w:b/>
+          <w:color w:val="4A7FC1"/>
+        </w:rPr>
+        <w:t xml:space="preserve">#13  </w:t>
+      </w:r>
+      <w:r>
+        <w:rPr>
+          <w:b/>
+          <w:i w:val="0"/>
+        </w:rPr>
+        <w:t>STATUS</w:t>
+      </w:r>
+    </w:p>
+    <w:p>
+      <w:r>
+        <w:rPr>
+          <w:b/>
+          <w:color w:val="4A7FC1"/>
+        </w:rPr>
+        <w:t xml:space="preserve">#14  </w:t>
+      </w:r>
+      <w:r>
+        <w:rPr>
+          <w:b/>
+          <w:i w:val="0"/>
+        </w:rPr>
+        <w:t>A concept for the future</w:t>
+      </w:r>
+    </w:p>
+    <w:p>
+      <w:r>
+        <w:rPr>
+          <w:b/>
+          <w:color w:val="4A7FC1"/>
+        </w:rPr>
+        <w:t xml:space="preserve">#15  </w:t>
+      </w:r>
+      <w:r>
+        <w:rPr>
+          <w:b/>
+          <w:i w:val="0"/>
+        </w:rPr>
         <w:t>4</w:t>
       </w:r>
     </w:p>
@@ -2395,7 +2048,7 @@
           <w:b/>
           <w:color w:val="4A7FC1"/>
         </w:rPr>
-        <w:t xml:space="preserve">#8  </w:t>
+        <w:t xml:space="preserve">#16  </w:t>
       </w:r>
       <w:r>
         <w:rPr>
@@ -2433,7 +2086,7 @@
           <w:b w:val="0"/>
           <w:i/>
         </w:rPr>
-        <w:t>Aurora Haven at dusk, seen from the south-east: the fusion station in front, downtown and Aurora 81 in the middle, the wind farm on the windy northern edge.</w:t>
+        <w:t>Aurora Haven at dusk from the south-east, with the wind farm on the northern edge.</w:t>
       </w:r>
     </w:p>
     <w:p>
@@ -2449,7 +2102,7 @@
           <w:b/>
           <w:i w:val="0"/>
         </w:rPr>
-        <w:t>THREE THINGS ONLY AURORA HAVEN HAS</w:t>
+        <w:t>THREE BIG IDEAS</w:t>
       </w:r>
     </w:p>
     <w:p>
@@ -2497,7 +2150,7 @@
           <w:b w:val="0"/>
           <w:i w:val="0"/>
         </w:rPr>
-        <w:t>A compact fusion reactor inside the city lights every home, heats every street and melts the snow we drink.</w:t>
+        <w:t>A fusion reactor powers and heats every home.</w:t>
       </w:r>
     </w:p>
     <w:p>
@@ -2561,7 +2214,7 @@
           <w:b w:val="0"/>
           <w:i w:val="0"/>
         </w:rPr>
-        <w:t>A factory turns snow and air into drinking water, bread and protein, so a city with no farmland can feed itself.</w:t>
+        <w:t>A plant turns snow and air into water and food.</w:t>
       </w:r>
     </w:p>
     <w:p>
@@ -2625,7 +2278,7 @@
           <w:b w:val="0"/>
           <w:i w:val="0"/>
         </w:rPr>
-        <w:t>Mineral lakes, mud pools and saunas stay at 28 °C inside a 35-metre snow peak, all winter long.</w:t>
+        <w:t>Warm pools and saunas inside a snow peak.</w:t>
       </w:r>
     </w:p>
     <w:p>
@@ -2736,7 +2389,7 @@
           <w:b w:val="0"/>
           <w:i/>
         </w:rPr>
-        <w:t>One of the hardest places on Earth to build a city, so every building had to answer one question.</w:t>
+        <w:t>One of the hardest places on Earth to build a city.</w:t>
       </w:r>
     </w:p>
     <w:p>
@@ -2752,7 +2405,7 @@
           <w:b w:val="0"/>
           <w:i w:val="0"/>
         </w:rPr>
-        <w:t>Aurora Haven sits in one of the hardest environments on Earth. In winter the temperature falls to minus 45 degrees. For about two months the sun never rises, as in Tromsø, Norway, which sees no sunrise from late November to mid-January [19]. Blizzards can reach 120 kilometres per hour.</w:t>
+        <w:t>Aurora Haven stands on the Arctic tundra at about 70° North. Winter falls to −45 °C, and the sun stays down for about two months, as in Tromsø, Norway [1].</w:t>
       </w:r>
     </w:p>
     <w:p>
@@ -2761,7 +2414,7 @@
           <w:b w:val="0"/>
           <w:i w:val="0"/>
         </w:rPr>
-        <w:t>The ground is permafrost, so a warm building can thaw it and crack its own foundations. Across the Arctic, about 70% of today’s buildings, roads and pipelines on permafrost stand where the ground could thaw by 2050 [2]. There is almost no farmland, and in deep winter supplies can only arrive by air.</w:t>
+        <w:t>The ground is permafrost: a warm building can thaw it and crack. The Arctic is warming nearly four times faster than the world [2], and much of its infrastructure is at risk by 2050 [3].</w:t>
       </w:r>
     </w:p>
     <w:p>
@@ -2770,7 +2423,7 @@
           <w:b w:val="0"/>
           <w:i w:val="0"/>
         </w:rPr>
-        <w:t>So we asked one question about every building in the city:</w:t>
+        <w:t>With no farmland, winter supplies come by air. So we asked one question about every building:</w:t>
       </w:r>
     </w:p>
     <w:p>
@@ -2802,7 +2455,7 @@
           <w:b/>
           <w:i w:val="0"/>
         </w:rPr>
-        <w:t>−45 °C</w:t>
+        <w:t>−45 °C</w:t>
       </w:r>
     </w:p>
     <w:p>
@@ -2818,7 +2471,7 @@
           <w:b w:val="0"/>
           <w:i w:val="0"/>
         </w:rPr>
-        <w:t>winter temperatures</w:t>
+        <w:t>in winter</w:t>
       </w:r>
     </w:p>
     <w:p>
@@ -2850,7 +2503,7 @@
           <w:b w:val="0"/>
           <w:i w:val="0"/>
         </w:rPr>
-        <w:t>of polar night, and two of midnight sun</w:t>
+        <w:t>of polar night</w:t>
       </w:r>
     </w:p>
     <w:p>
@@ -2866,7 +2519,7 @@
           <w:b/>
           <w:i w:val="0"/>
         </w:rPr>
-        <w:t>120 km/h</w:t>
+        <w:t>4×</w:t>
       </w:r>
     </w:p>
     <w:p>
@@ -2882,7 +2535,7 @@
           <w:b w:val="0"/>
           <w:i w:val="0"/>
         </w:rPr>
-        <w:t>blizzards</w:t>
+        <w:t>faster warming than the world</w:t>
       </w:r>
     </w:p>
     <w:p>
@@ -2892,54 +2545,22 @@
           <w:color w:val="4A7FC1"/>
         </w:rPr>
         <w:t xml:space="preserve">#12  </w:t>
-      </w:r>
-      <w:r>
-        <w:rPr>
-          <w:b/>
-          <w:i w:val="0"/>
-        </w:rPr>
-        <w:t>≈4×</w:t>
-      </w:r>
-    </w:p>
-    <w:p>
-      <w:r>
-        <w:rPr>
-          <w:b/>
-          <w:color w:val="4A7FC1"/>
-        </w:rPr>
-        <w:t xml:space="preserve">#13  </w:t>
-      </w:r>
-      <w:r>
-        <w:rPr>
-          <w:b w:val="0"/>
-          <w:i w:val="0"/>
-        </w:rPr>
-        <w:t>faster warming in the Arctic than the world since 1979 [1]</w:t>
-      </w:r>
-    </w:p>
-    <w:p>
-      <w:r>
-        <w:rPr>
-          <w:b/>
-          <w:color w:val="4A7FC1"/>
-        </w:rPr>
-        <w:t xml:space="preserve">#14  </w:t>
       </w:r>
       <w:r>
         <w:rPr>
           <w:b w:val="0"/>
           <w:i/>
         </w:rPr>
-        <w:t>A blizzard sweeps past the snowbreak pines towards the Ice-Proof Wind Farm on the windy northern edge.</w:t>
-      </w:r>
-    </w:p>
-    <w:p>
-      <w:r>
-        <w:rPr>
-          <w:b/>
-          <w:color w:val="4A7FC1"/>
-        </w:rPr>
-        <w:t xml:space="preserve">#15  </w:t>
+        <w:t>A blizzard sweeps past planted spruce windbreaks.</w:t>
+      </w:r>
+    </w:p>
+    <w:p>
+      <w:r>
+        <w:rPr>
+          <w:b/>
+          <w:color w:val="4A7FC1"/>
+        </w:rPr>
+        <w:t xml:space="preserve">#13  </w:t>
       </w:r>
       <w:r>
         <w:rPr>
@@ -2955,7 +2576,7 @@
           <w:b/>
           <w:color w:val="4A7FC1"/>
         </w:rPr>
-        <w:t xml:space="preserve">#16  </w:t>
+        <w:t xml:space="preserve">#14  </w:t>
       </w:r>
       <w:r>
         <w:rPr>
@@ -2969,7 +2590,7 @@
           <w:b/>
           <w:i w:val="0"/>
         </w:rPr>
-        <w:t>THE CITY</w:t>
+        <w:t>WELCOME</w:t>
       </w:r>
     </w:p>
     <w:p>
@@ -2993,7 +2614,7 @@
           <w:b w:val="0"/>
           <w:i/>
         </w:rPr>
-        <w:t>Downtown in the low sun, with Aurora 81, the food plant silos and Mount Aurora behind.</w:t>
+        <w:t>Downtown in the low sun.</w:t>
       </w:r>
     </w:p>
     <w:p>
@@ -3057,7 +2678,7 @@
           <w:b/>
           <w:i w:val="0"/>
         </w:rPr>
-        <w:t>THE PEOPLE AND PLACES AT RISK</w:t>
+        <w:t>WHO IS AFFECTED</w:t>
       </w:r>
     </w:p>
     <w:p>
@@ -3073,7 +2694,7 @@
           <w:b/>
           <w:i w:val="0"/>
         </w:rPr>
-        <w:t>45,000 residents</w:t>
+        <w:t>Arctic communities</w:t>
       </w:r>
     </w:p>
     <w:p>
@@ -3089,7 +2710,7 @@
           <w:b w:val="0"/>
           <w:i w:val="0"/>
         </w:rPr>
-        <w:t>Families, children, older people and shift workers face −45 °C, two months without sun and 120 km/h blizzards every winter.</w:t>
+        <w:t>About 4 million people live in the Arctic [4], many on thawing ground [3].</w:t>
       </w:r>
     </w:p>
     <w:p>
@@ -3105,7 +2726,7 @@
           <w:b/>
           <w:i w:val="0"/>
         </w:rPr>
-        <w:t>4 million Arctic people</w:t>
+        <w:t>Supply chains</w:t>
       </w:r>
     </w:p>
     <w:p>
@@ -3121,7 +2742,7 @@
           <w:b w:val="0"/>
           <w:i w:val="0"/>
         </w:rPr>
-        <w:t>About 4 million people live in the Arctic today [3]. By 2050, nearly 4 million people may live where thawing ground can crack homes, roads and pipes [2].</w:t>
+        <w:t>In winter, food and medicine come only by air. One long storm can cut a town off.</w:t>
       </w:r>
     </w:p>
     <w:p>
@@ -3137,7 +2758,7 @@
           <w:b/>
           <w:i w:val="0"/>
         </w:rPr>
-        <w:t>Supply chains</w:t>
+        <w:t>The tundra</w:t>
       </w:r>
     </w:p>
     <w:p>
@@ -3153,7 +2774,7 @@
           <w:b w:val="0"/>
           <w:i w:val="0"/>
         </w:rPr>
-        <w:t>In deep winter, food, medicine and spare parts can only arrive by air, so one long storm can cut a city off.</w:t>
+        <w:t>Foxes, birds and reindeer need frozen land that a careless city could melt.</w:t>
       </w:r>
     </w:p>
     <w:p>
@@ -3169,7 +2790,7 @@
           <w:b/>
           <w:i w:val="0"/>
         </w:rPr>
-        <w:t>The tundra and its wildlife</w:t>
+        <w:t>THE CRISIS, AND OUR ANSWER</w:t>
       </w:r>
     </w:p>
     <w:p>
@@ -3182,42 +2803,42 @@
       </w:r>
       <w:r>
         <w:rPr>
+          <w:b/>
+          <w:i w:val="0"/>
+        </w:rPr>
+        <w:t>Cold down to −45 °C</w:t>
+      </w:r>
+    </w:p>
+    <w:p>
+      <w:r>
+        <w:rPr>
+          <w:b/>
+          <w:color w:val="4A7FC1"/>
+        </w:rPr>
+        <w:t xml:space="preserve">#14  </w:t>
+      </w:r>
+      <w:r>
+        <w:rPr>
+          <w:b/>
+          <w:i w:val="0"/>
+        </w:rPr>
+        <w:t>→</w:t>
+      </w:r>
+    </w:p>
+    <w:p>
+      <w:r>
+        <w:rPr>
+          <w:b/>
+          <w:color w:val="4A7FC1"/>
+        </w:rPr>
+        <w:t xml:space="preserve">#15  </w:t>
+      </w:r>
+      <w:r>
+        <w:rPr>
           <w:b w:val="0"/>
           <w:i w:val="0"/>
         </w:rPr>
-        <w:t>Arctic foxes, hares, ptarmigans and reindeer depend on fragile, frozen land that a careless city would pollute, light up or melt.</w:t>
-      </w:r>
-    </w:p>
-    <w:p>
-      <w:r>
-        <w:rPr>
-          <w:b/>
-          <w:color w:val="4A7FC1"/>
-        </w:rPr>
-        <w:t xml:space="preserve">#14  </w:t>
-      </w:r>
-      <w:r>
-        <w:rPr>
-          <w:b/>
-          <w:i w:val="0"/>
-        </w:rPr>
-        <w:t>FIVE DESIGN PRINCIPLES</w:t>
-      </w:r>
-    </w:p>
-    <w:p>
-      <w:r>
-        <w:rPr>
-          <w:b/>
-          <w:color w:val="4A7FC1"/>
-        </w:rPr>
-        <w:t xml:space="preserve">#15  </w:t>
-      </w:r>
-      <w:r>
-        <w:rPr>
-          <w:b/>
-          <w:i w:val="0"/>
-        </w:rPr>
-        <w:t>01</w:t>
+        <w:t>One shared heating loop and super-insulated homes</w:t>
       </w:r>
     </w:p>
     <w:p>
@@ -3233,179 +2854,192 @@
           <w:b/>
           <w:i w:val="0"/>
         </w:rPr>
-        <w:t xml:space="preserve">Heat is life: </w:t>
+        <w:t>Two months of darkness</w:t>
+      </w:r>
+    </w:p>
+    <w:p>
+      <w:r>
+        <w:rPr>
+          <w:b/>
+          <w:color w:val="4A7FC1"/>
+        </w:rPr>
+        <w:t xml:space="preserve">#17  </w:t>
+      </w:r>
+      <w:r>
+        <w:rPr>
+          <w:b/>
+          <w:i w:val="0"/>
+        </w:rPr>
+        <w:t>→</w:t>
+      </w:r>
+    </w:p>
+    <w:p>
+      <w:r>
+        <w:rPr>
+          <w:b/>
+          <w:color w:val="4A7FC1"/>
+        </w:rPr>
+        <w:t xml:space="preserve">#18  </w:t>
       </w:r>
       <w:r>
         <w:rPr>
           <w:b w:val="0"/>
           <w:i w:val="0"/>
         </w:rPr>
-        <w:t>one heating loop, fed by fusion and geothermal heat, warms every building; insulated piles keep the permafrost frozen.</w:t>
-      </w:r>
-    </w:p>
-    <w:p>
-      <w:r>
-        <w:rPr>
-          <w:b/>
-          <w:color w:val="4A7FC1"/>
-        </w:rPr>
-        <w:t xml:space="preserve">#17  </w:t>
-      </w:r>
-      <w:r>
-        <w:rPr>
-          <w:b/>
-          <w:i w:val="0"/>
-        </w:rPr>
-        <w:t>02</w:t>
-      </w:r>
-    </w:p>
-    <w:p>
-      <w:r>
-        <w:rPr>
-          <w:b/>
-          <w:color w:val="4A7FC1"/>
-        </w:rPr>
-        <w:t xml:space="preserve">#18  </w:t>
-      </w:r>
-      <w:r>
-        <w:rPr>
-          <w:b/>
-          <w:i w:val="0"/>
-        </w:rPr>
-        <w:t xml:space="preserve">Zero carbon: </w:t>
+        <w:t>Bright public spaces and a warm spa mountain</w:t>
+      </w:r>
+    </w:p>
+    <w:p>
+      <w:r>
+        <w:rPr>
+          <w:b/>
+          <w:color w:val="4A7FC1"/>
+        </w:rPr>
+        <w:t xml:space="preserve">#19  </w:t>
+      </w:r>
+      <w:r>
+        <w:rPr>
+          <w:b/>
+          <w:i w:val="0"/>
+        </w:rPr>
+        <w:t>No farmland</w:t>
+      </w:r>
+    </w:p>
+    <w:p>
+      <w:r>
+        <w:rPr>
+          <w:b/>
+          <w:color w:val="4A7FC1"/>
+        </w:rPr>
+        <w:t xml:space="preserve">#20  </w:t>
+      </w:r>
+      <w:r>
+        <w:rPr>
+          <w:b/>
+          <w:i w:val="0"/>
+        </w:rPr>
+        <w:t>→</w:t>
+      </w:r>
+    </w:p>
+    <w:p>
+      <w:r>
+        <w:rPr>
+          <w:b/>
+          <w:color w:val="4A7FC1"/>
+        </w:rPr>
+        <w:t xml:space="preserve">#21  </w:t>
       </w:r>
       <w:r>
         <w:rPr>
           <w:b w:val="0"/>
           <w:i w:val="0"/>
         </w:rPr>
-        <w:t>no fossil fuel burns anywhere; power comes from fusion, wind, sun and geothermal heat.</w:t>
-      </w:r>
-    </w:p>
-    <w:p>
-      <w:r>
-        <w:rPr>
-          <w:b/>
-          <w:color w:val="4A7FC1"/>
-        </w:rPr>
-        <w:t xml:space="preserve">#19  </w:t>
-      </w:r>
-      <w:r>
-        <w:rPr>
-          <w:b/>
-          <w:i w:val="0"/>
-        </w:rPr>
-        <w:t>03</w:t>
-      </w:r>
-    </w:p>
-    <w:p>
-      <w:r>
-        <w:rPr>
-          <w:b/>
-          <w:color w:val="4A7FC1"/>
-        </w:rPr>
-        <w:t xml:space="preserve">#20  </w:t>
-      </w:r>
-      <w:r>
-        <w:rPr>
-          <w:b/>
-          <w:i w:val="0"/>
-        </w:rPr>
-        <w:t xml:space="preserve">Closed loops: </w:t>
+        <w:t>Water and food made from snow and air</w:t>
+      </w:r>
+    </w:p>
+    <w:p>
+      <w:r>
+        <w:rPr>
+          <w:b/>
+          <w:color w:val="4A7FC1"/>
+        </w:rPr>
+        <w:t xml:space="preserve">#22  </w:t>
+      </w:r>
+      <w:r>
+        <w:rPr>
+          <w:b/>
+          <w:i w:val="0"/>
+        </w:rPr>
+        <w:t>Thawing ground</w:t>
+      </w:r>
+    </w:p>
+    <w:p>
+      <w:r>
+        <w:rPr>
+          <w:b/>
+          <w:color w:val="4A7FC1"/>
+        </w:rPr>
+        <w:t xml:space="preserve">#23  </w:t>
+      </w:r>
+      <w:r>
+        <w:rPr>
+          <w:b/>
+          <w:i w:val="0"/>
+        </w:rPr>
+        <w:t>→</w:t>
+      </w:r>
+    </w:p>
+    <w:p>
+      <w:r>
+        <w:rPr>
+          <w:b/>
+          <w:color w:val="4A7FC1"/>
+        </w:rPr>
+        <w:t xml:space="preserve">#24  </w:t>
       </w:r>
       <w:r>
         <w:rPr>
           <w:b w:val="0"/>
           <w:i w:val="0"/>
         </w:rPr>
-        <w:t>about 95% of water is recycled and rubbish is reused instead of thrown away.</w:t>
-      </w:r>
-    </w:p>
-    <w:p>
-      <w:r>
-        <w:rPr>
-          <w:b/>
-          <w:color w:val="4A7FC1"/>
-        </w:rPr>
-        <w:t xml:space="preserve">#21  </w:t>
-      </w:r>
-      <w:r>
-        <w:rPr>
-          <w:b/>
-          <w:i w:val="0"/>
-        </w:rPr>
-        <w:t>04</w:t>
-      </w:r>
-    </w:p>
-    <w:p>
-      <w:r>
-        <w:rPr>
-          <w:b/>
-          <w:color w:val="4A7FC1"/>
-        </w:rPr>
-        <w:t xml:space="preserve">#22  </w:t>
-      </w:r>
-      <w:r>
-        <w:rPr>
-          <w:b/>
-          <w:i w:val="0"/>
-        </w:rPr>
-        <w:t xml:space="preserve">Compact and car-light: </w:t>
+        <w:t>Insulated piles and thermosyphons keep it frozen</w:t>
+      </w:r>
+    </w:p>
+    <w:p>
+      <w:r>
+        <w:rPr>
+          <w:b/>
+          <w:color w:val="4A7FC1"/>
+        </w:rPr>
+        <w:t xml:space="preserve">#25  </w:t>
+      </w:r>
+      <w:r>
+        <w:rPr>
+          <w:b/>
+          <w:i w:val="0"/>
+        </w:rPr>
+        <w:t>Cut off by storms</w:t>
+      </w:r>
+    </w:p>
+    <w:p>
+      <w:r>
+        <w:rPr>
+          <w:b/>
+          <w:color w:val="4A7FC1"/>
+        </w:rPr>
+        <w:t xml:space="preserve">#26  </w:t>
+      </w:r>
+      <w:r>
+        <w:rPr>
+          <w:b/>
+          <w:i w:val="0"/>
+        </w:rPr>
+        <w:t>→</w:t>
+      </w:r>
+    </w:p>
+    <w:p>
+      <w:r>
+        <w:rPr>
+          <w:b/>
+          <w:color w:val="4A7FC1"/>
+        </w:rPr>
+        <w:t xml:space="preserve">#27  </w:t>
       </w:r>
       <w:r>
         <w:rPr>
           <w:b w:val="0"/>
           <w:i w:val="0"/>
         </w:rPr>
-        <w:t>daily needs within a 10-minute walk; the few cars are electric.</w:t>
-      </w:r>
-    </w:p>
-    <w:p>
-      <w:r>
-        <w:rPr>
-          <w:b/>
-          <w:color w:val="4A7FC1"/>
-        </w:rPr>
-        <w:t xml:space="preserve">#23  </w:t>
-      </w:r>
-      <w:r>
-        <w:rPr>
-          <w:b/>
-          <w:i w:val="0"/>
-        </w:rPr>
-        <w:t>05</w:t>
-      </w:r>
-    </w:p>
-    <w:p>
-      <w:r>
-        <w:rPr>
-          <w:b/>
-          <w:color w:val="4A7FC1"/>
-        </w:rPr>
-        <w:t xml:space="preserve">#24  </w:t>
-      </w:r>
-      <w:r>
-        <w:rPr>
-          <w:b/>
-          <w:i w:val="0"/>
-        </w:rPr>
-        <w:t xml:space="preserve">Resilient and healthy: </w:t>
-      </w:r>
-      <w:r>
-        <w:rPr>
-          <w:b w:val="0"/>
-          <w:i w:val="0"/>
-        </w:rPr>
-        <w:t>shelters for 30 days, and light, parks, culture and a spa for the polar night.</w:t>
-      </w:r>
-    </w:p>
-    <w:p>
-      <w:r>
-        <w:rPr>
-          <w:b/>
-          <w:color w:val="4A7FC1"/>
-        </w:rPr>
-        <w:t xml:space="preserve">#25  </w:t>
+        <w:t>Our own power, shelters and blizzard warnings</w:t>
+      </w:r>
+    </w:p>
+    <w:p>
+      <w:r>
+        <w:rPr>
+          <w:b/>
+          <w:color w:val="4A7FC1"/>
+        </w:rPr>
+        <w:t xml:space="preserve">#28  </w:t>
       </w:r>
       <w:r>
         <w:rPr>
@@ -3421,7 +3055,7 @@
           <w:b/>
           <w:color w:val="4A7FC1"/>
         </w:rPr>
-        <w:t xml:space="preserve">#26  </w:t>
+        <w:t xml:space="preserve">#29  </w:t>
       </w:r>
       <w:r>
         <w:rPr>
@@ -3435,7 +3069,7 @@
           <w:b/>
           <w:i w:val="0"/>
         </w:rPr>
-        <w:t>THE CITY</w:t>
+        <w:t>WELCOME</w:t>
       </w:r>
     </w:p>
     <w:p>
@@ -3500,7 +3134,7 @@
           <w:b w:val="0"/>
           <w:i/>
         </w:rPr>
-        <w:t>Shops, schools, healthcare and homes within a short walk of each other, around the Aurora Roundabout.</w:t>
+        <w:t>Shops, schools, healthcare and homes, all a short walk from the Founding Mayor Monument.</w:t>
       </w:r>
     </w:p>
     <w:p>
@@ -3516,7 +3150,7 @@
           <w:b w:val="0"/>
           <w:i w:val="0"/>
         </w:rPr>
-        <w:t>Downtown is laid out in nine blocks around the Aurora Roundabout and the Founding Mayor Monument. The metro interchange lies under Liberty Mall, the tree-lined promenade through the four central blocks, which hosts festivals, markets and parades.</w:t>
+        <w:t>Liberty Mall, the pedestrian heart of downtown, hosts markets and festivals.</w:t>
       </w:r>
     </w:p>
     <w:p>
@@ -3579,7 +3213,7 @@
           <w:b w:val="0"/>
           <w:i/>
         </w:rPr>
-        <w:t>Liberty Mall at dusk, looking north to the Founding Mayor Monument. Its granite plaza is warmed from below by the heating loop and never ices, and twin lanterns line the way.</w:t>
+        <w:t>Liberty Mall at dusk, looking north to the Founding Mayor Monument.</w:t>
       </w:r>
     </w:p>
     <w:p>
@@ -3674,7 +3308,7 @@
           <w:b w:val="0"/>
           <w:i/>
         </w:rPr>
-        <w:t>Aurora Haven – City Master Plan. North is up; one unit is one metre. Drawn from the 3D model; the numbers are the 35 places listed on page 34.</w:t>
+        <w:t>An illustrative plan from our 3D model, not to scale. North is up; the numbers are the places on page 34.</w:t>
       </w:r>
     </w:p>
     <w:p>
@@ -3706,7 +3340,7 @@
           <w:b w:val="0"/>
           <w:i w:val="0"/>
         </w:rPr>
-        <w:t>Nine blocks around the Aurora Roundabout and the Founding Mayor Monument, with the hospital, schools, shops and the metro interchange.</w:t>
+        <w:t>Nine blocks around the Founding Mayor Monument.</w:t>
       </w:r>
     </w:p>
     <w:p>
@@ -3738,7 +3372,7 @@
           <w:b w:val="0"/>
           <w:i w:val="0"/>
         </w:rPr>
-        <w:t>The windy north holds the Northern Renewable Park, the energy hub, the Polar Rescue and Resilience Station and the airport.</w:t>
+        <w:t>Wind and solar farms, the rescue station and the airport.</w:t>
       </w:r>
     </w:p>
     <w:p>
@@ -3770,7 +3404,7 @@
           <w:b w:val="0"/>
           <w:i w:val="0"/>
         </w:rPr>
-        <w:t>The air base and garrison, behind a belt of trees that screens the eco-homes.</w:t>
+        <w:t>Eco-homes behind a planted tree belt.</w:t>
       </w:r>
     </w:p>
     <w:p>
@@ -3802,7 +3436,7 @@
           <w:b w:val="0"/>
           <w:i w:val="0"/>
         </w:rPr>
-        <w:t>Greenhouses, the snow stadium, the fusion station and the Snow-to-Food plant, linked by pipe bridges and heat mains.</w:t>
+        <w:t>The fusion station, the Snow-to-Food plant and the greenhouses.</w:t>
       </w:r>
     </w:p>
     <w:p>
@@ -3834,7 +3468,7 @@
           <w:b w:val="0"/>
           <w:i w:val="0"/>
         </w:rPr>
-        <w:t>Framed by Liberty Mall, Mount Aurora rises with its geothermal spa resort inside.</w:t>
+        <w:t>Mount Aurora, with its spa inside.</w:t>
       </w:r>
     </w:p>
     <w:p>
@@ -3929,7 +3563,7 @@
           <w:b w:val="0"/>
           <w:i/>
         </w:rPr>
-        <w:t>Downtown from the south-east. The map below follows the city plan, with north at the top.</w:t>
+        <w:t>Downtown from the south-east; the cards follow the city plan.</w:t>
       </w:r>
     </w:p>
     <w:p>
@@ -3961,7 +3595,7 @@
           <w:b w:val="0"/>
           <w:i w:val="0"/>
         </w:rPr>
-        <w:t>Aurora Core – AI Control Tower · Aurora Haven Police Headquarters · Polaris Green Office Tower</w:t>
+        <w:t>AI control tower · police</w:t>
       </w:r>
     </w:p>
     <w:p>
@@ -3993,7 +3627,7 @@
           <w:b w:val="0"/>
           <w:i w:val="0"/>
         </w:rPr>
-        <w:t>Arctic University – Main Hall · Aurora Public Library</w:t>
+        <w:t>University · library</w:t>
       </w:r>
     </w:p>
     <w:p>
@@ -4025,7 +3659,7 @@
           <w:b w:val="0"/>
           <w:i w:val="0"/>
         </w:rPr>
-        <w:t>Arctic Stock Exchange · Aurora Green Finance Hall · Snowline Courthouse · Aurora Business Hotel</w:t>
+        <w:t>Stock exchange · courthouse</w:t>
       </w:r>
     </w:p>
     <w:p>
@@ -4057,7 +3691,7 @@
           <w:b w:val="0"/>
           <w:i w:val="0"/>
         </w:rPr>
-        <w:t>West Market Fire &amp; Ambulance Station · Aurora Night Market Hall · Polar Pharmacy</w:t>
+        <w:t>Fire station · night market</w:t>
       </w:r>
     </w:p>
     <w:p>
@@ -4089,7 +3723,7 @@
           <w:b w:val="0"/>
           <w:i w:val="0"/>
         </w:rPr>
-        <w:t>Founding Mayor Monument · Civic Center · Snowflake General Hospital · Northern Lights School · Igloo Fresh · Aurora Cinema · Metro</w:t>
+        <w:t>Monument · hospital · school · metro</w:t>
       </w:r>
     </w:p>
     <w:p>
@@ -4121,7 +3755,7 @@
           <w:b w:val="0"/>
           <w:i w:val="0"/>
         </w:rPr>
-        <w:t>Aurora Glacier Mall &amp; Crystal Atrium · Snow Lantern Primary School · Northern Lights Music Hall</w:t>
+        <w:t>Glacier Mall · music hall</w:t>
       </w:r>
     </w:p>
     <w:p>
@@ -4153,7 +3787,7 @@
           <w:b w:val="0"/>
           <w:i w:val="0"/>
         </w:rPr>
-        <w:t>Family homes · Pinecone Kindergarten · Snowpine Senior Care Home</w:t>
+        <w:t>Family homes · senior care</w:t>
       </w:r>
     </w:p>
     <w:p>
@@ -4185,7 +3819,7 @@
           <w:b w:val="0"/>
           <w:i w:val="0"/>
         </w:rPr>
-        <w:t>Mount Aurora Guesthouse · Southside Police &amp; Mountain Rescue Post · spa shuttle street</w:t>
+        <w:t>Guesthouse · spa shuttle</w:t>
       </w:r>
     </w:p>
     <w:p>
@@ -4217,7 +3851,7 @@
           <w:b w:val="0"/>
           <w:i w:val="0"/>
         </w:rPr>
-        <w:t>Aurora 81 – Polar Landmark Tower · Aurora 81 Residences (Twin Towers)</w:t>
+        <w:t>Landmark tower · twin towers</w:t>
       </w:r>
     </w:p>
     <w:p>
@@ -4296,7 +3930,7 @@
           <w:b/>
           <w:i w:val="0"/>
         </w:rPr>
-        <w:t>SIGNATURE DISTRICT 1 · FUSION POWER STATION</w:t>
+        <w:t>BREAKTHROUGH 1 · FUSION POWER STATION</w:t>
       </w:r>
     </w:p>
     <w:p>
@@ -4328,7 +3962,7 @@
           <w:b w:val="0"/>
           <w:i/>
         </w:rPr>
-        <w:t>Our big idea: put a fusion reactor inside the city itself, so one machine lights every home, heats every street and melts the snow we drink.</w:t>
+        <w:t>Our big idea: a fusion reactor inside the city that powers and heats every home.</w:t>
       </w:r>
     </w:p>
     <w:p>
@@ -4376,7 +4010,7 @@
           <w:b w:val="0"/>
           <w:i w:val="0"/>
         </w:rPr>
-        <w:t>Two months of polar night at −45 °C. The city needs heat and power that never stop, even when supply flights cannot land.</w:t>
+        <w:t>Two months of polar night at −45 °C. The city needs heat and power that never stop.</w:t>
       </w:r>
     </w:p>
     <w:p>
@@ -4408,7 +4042,7 @@
           <w:b w:val="0"/>
           <w:i w:val="0"/>
         </w:rPr>
-        <w:t>A compact tokamak inside the city burns about 170 g of fuel a day and gives 300 MW of electricity and 450 MW of heat.</w:t>
+        <w:t>A compact fusion reactor makes the city’s electricity and heat, with fuel from snowmelt.</w:t>
       </w:r>
     </w:p>
     <w:p>
@@ -4440,7 +4074,7 @@
           <w:b w:val="0"/>
           <w:i w:val="0"/>
         </w:rPr>
-        <w:t>No fusion plant sells power yet (page 13). We build a whole city around one, with fuel from snowmelt and tritium bred on site.</w:t>
+        <w:t>A floating fission plant already heats the Arctic town of Pevek, Russia [5]. Ours is fusion, fuelled by snowmelt, with no long-lived waste [6].</w:t>
       </w:r>
     </w:p>
     <w:p>
@@ -4472,7 +4106,7 @@
           <w:b w:val="0"/>
           <w:i w:val="0"/>
         </w:rPr>
-        <w:t>No fuel to ship in and no CO₂. If anything fails, the plasma simply goes out, so it cannot melt down.</w:t>
+        <w:t>No fuel to ship in and no CO₂. If anything fails, the reaction simply stops.</w:t>
       </w:r>
     </w:p>
     <w:p>
@@ -4551,7 +4185,7 @@
           <w:b w:val="0"/>
           <w:i w:val="0"/>
         </w:rPr>
-        <w:t>Fusion is still being tested. The compact SPARC tokamak aims for its first plasma around 2027 [5], and ITER in France plans to burn deuterium–tritium fuel in 2039 [4]. No fusion plant sells power yet: Aurora Haven is designed for the day one does.</w:t>
+        <w:t>No fusion plant sells power yet. ITER plans to burn fusion fuel in 2039 [7], and breeding tritium is still to be tested [8].</w:t>
       </w:r>
     </w:p>
     <w:p>
@@ -4599,7 +4233,7 @@
           <w:b w:val="0"/>
           <w:i w:val="0"/>
         </w:rPr>
-        <w:t>A day at 800 MW needs about 0.2 kg of fuel, close to our 170 g design. Breeding tritium at scale is unproven [11] and ITER costs €18–22 billion [12], so the city starts on wind, sun and geothermal power (page 25).</w:t>
+        <w:t>Our estimate: all the fuel for a full day of city power and heat. Until fusion is proven, wind, sun and geothermal run the city (page 31).</w:t>
       </w:r>
     </w:p>
     <w:p>
@@ -4615,7 +4249,7 @@
           <w:b w:val="0"/>
           <w:i/>
         </w:rPr>
-        <w:t>The Fusion Core, a compact D-T tokamak, glowing violet under the northern lights.</w:t>
+        <w:t>The Fusion Core under the northern lights.</w:t>
       </w:r>
     </w:p>
     <w:p>
@@ -4694,7 +4328,7 @@
           <w:b/>
           <w:i w:val="0"/>
         </w:rPr>
-        <w:t>Five Stages, One Sun</w:t>
+        <w:t>How Our Sun Works</w:t>
       </w:r>
     </w:p>
     <w:p>
@@ -4705,300 +4339,372 @@
         </w:rPr>
         <w:t xml:space="preserve">#3  </w:t>
       </w:r>
+      <w:r>
+        <w:rPr>
+          <w:b/>
+          <w:i w:val="0"/>
+        </w:rPr>
+        <w:t>FROM SNOW TO POWER AND HEAT</w:t>
+      </w:r>
+    </w:p>
+    <w:p>
+      <w:r>
+        <w:rPr>
+          <w:b/>
+          <w:color w:val="4A7FC1"/>
+        </w:rPr>
+        <w:t xml:space="preserve">#4  </w:t>
+      </w:r>
+      <w:r>
+        <w:rPr>
+          <w:b/>
+          <w:i w:val="0"/>
+        </w:rPr>
+        <w:t>Snowmelt water</w:t>
+      </w:r>
+    </w:p>
+    <w:p>
+      <w:r>
+        <w:rPr>
+          <w:b w:val="0"/>
+          <w:i w:val="0"/>
+        </w:rPr>
+        <w:t>from the food plant</w:t>
+      </w:r>
+    </w:p>
+    <w:p>
+      <w:r>
+        <w:rPr>
+          <w:b/>
+          <w:color w:val="4A7FC1"/>
+        </w:rPr>
+        <w:t xml:space="preserve">#5  </w:t>
+      </w:r>
+      <w:r>
+        <w:rPr>
+          <w:b/>
+          <w:i w:val="0"/>
+        </w:rPr>
+        <w:t>Lithium</w:t>
+      </w:r>
+    </w:p>
+    <w:p>
+      <w:r>
+        <w:rPr>
+          <w:b w:val="0"/>
+          <w:i w:val="0"/>
+        </w:rPr>
+        <w:t>in the reactor wall</w:t>
+      </w:r>
+    </w:p>
+    <w:p>
+      <w:r>
+        <w:rPr>
+          <w:b/>
+          <w:color w:val="4A7FC1"/>
+        </w:rPr>
+        <w:t xml:space="preserve">#6  </w:t>
+      </w:r>
+      <w:r>
+        <w:rPr>
+          <w:b/>
+          <w:i w:val="0"/>
+        </w:rPr>
+        <w:t>Wind + sun</w:t>
+      </w:r>
+    </w:p>
+    <w:p>
+      <w:r>
+        <w:rPr>
+          <w:b/>
+          <w:color w:val="4A7FC1"/>
+        </w:rPr>
+        <w:t xml:space="preserve">#7  </w:t>
+      </w:r>
+      <w:r>
+        <w:rPr>
+          <w:b/>
+          <w:i w:val="0"/>
+        </w:rPr>
+        <w:t>Deuterium</w:t>
+      </w:r>
+    </w:p>
+    <w:p>
+      <w:r>
+        <w:rPr>
+          <w:b w:val="0"/>
+          <w:i w:val="0"/>
+        </w:rPr>
+        <w:t>heavy hydrogen</w:t>
+      </w:r>
+    </w:p>
+    <w:p>
+      <w:r>
+        <w:rPr>
+          <w:b/>
+          <w:color w:val="4A7FC1"/>
+        </w:rPr>
+        <w:t xml:space="preserve">#8  </w:t>
+      </w:r>
+      <w:r>
+        <w:rPr>
+          <w:b/>
+          <w:i w:val="0"/>
+        </w:rPr>
+        <w:t>Tritium</w:t>
+      </w:r>
+    </w:p>
+    <w:p>
+      <w:r>
+        <w:rPr>
+          <w:b w:val="0"/>
+          <w:i w:val="0"/>
+        </w:rPr>
+        <w:t>bred inside the reactor</w:t>
+      </w:r>
+    </w:p>
+    <w:p>
+      <w:r>
+        <w:rPr>
+          <w:b/>
+          <w:color w:val="4A7FC1"/>
+        </w:rPr>
+        <w:t xml:space="preserve">#9  </w:t>
+      </w:r>
+      <w:r>
+        <w:rPr>
+          <w:b/>
+          <w:i w:val="0"/>
+        </w:rPr>
+        <w:t>Battery bank</w:t>
+      </w:r>
+    </w:p>
+    <w:p>
+      <w:r>
+        <w:rPr>
+          <w:b w:val="0"/>
+          <w:i w:val="0"/>
+        </w:rPr>
+        <w:t>stores the start-up power</w:t>
+      </w:r>
+    </w:p>
+    <w:p>
+      <w:r>
+        <w:rPr>
+          <w:b/>
+          <w:color w:val="4A7FC1"/>
+        </w:rPr>
+        <w:t xml:space="preserve">#10  </w:t>
+      </w:r>
+      <w:r>
+        <w:rPr>
+          <w:b/>
+          <w:i w:val="0"/>
+        </w:rPr>
+        <w:t>FUSION CORE</w:t>
+      </w:r>
+    </w:p>
+    <w:p>
       <w:r>
         <w:rPr>
           <w:b w:val="0"/>
           <w:i/>
         </w:rPr>
-        <w:t>Fusion Power Station – District Plan. Signature district 1: a compact D-T tokamak.</w:t>
-      </w:r>
-    </w:p>
-    <w:p>
-      <w:r>
-        <w:rPr>
-          <w:b/>
-          <w:color w:val="4A7FC1"/>
-        </w:rPr>
-        <w:t xml:space="preserve">#4  </w:t>
-      </w:r>
-      <w:r>
-        <w:rPr>
-          <w:b/>
-          <w:i w:val="0"/>
-        </w:rPr>
-        <w:t>1</w:t>
-      </w:r>
-    </w:p>
-    <w:p>
-      <w:r>
-        <w:rPr>
-          <w:b/>
-          <w:color w:val="4A7FC1"/>
-        </w:rPr>
-        <w:t xml:space="preserve">#5  </w:t>
-      </w:r>
-      <w:r>
-        <w:rPr>
-          <w:b/>
-          <w:i w:val="0"/>
-        </w:rPr>
-        <w:t>Heavy-water separation</w:t>
-      </w:r>
-    </w:p>
-    <w:p>
-      <w:r>
-        <w:rPr>
-          <w:b/>
-          <w:color w:val="4A7FC1"/>
-        </w:rPr>
-        <w:t xml:space="preserve">#6  </w:t>
-      </w:r>
+        <w:t>a star in a magnetic bottle</w:t>
+      </w:r>
+    </w:p>
+    <w:p>
+      <w:r>
+        <w:rPr>
+          <w:b/>
+          <w:color w:val="4A7FC1"/>
+        </w:rPr>
+        <w:t xml:space="preserve">#11  </w:t>
+      </w:r>
+      <w:r>
+        <w:rPr>
+          <w:b/>
+          <w:i w:val="0"/>
+        </w:rPr>
+        <w:t>start-up power</w:t>
+      </w:r>
+    </w:p>
+    <w:p>
+      <w:r>
+        <w:rPr>
+          <w:b/>
+          <w:color w:val="4A7FC1"/>
+        </w:rPr>
+        <w:t xml:space="preserve">#12  </w:t>
+      </w:r>
+      <w:r>
+        <w:rPr>
+          <w:b/>
+          <w:i w:val="0"/>
+        </w:rPr>
+        <w:t>Electricity</w:t>
+      </w:r>
+    </w:p>
+    <w:p>
+      <w:r>
+        <w:rPr>
+          <w:b/>
+          <w:color w:val="4A7FC1"/>
+        </w:rPr>
+        <w:t xml:space="preserve">#13  </w:t>
+      </w:r>
+      <w:r>
+        <w:rPr>
+          <w:b/>
+          <w:i w:val="0"/>
+        </w:rPr>
+        <w:t>Heat</w:t>
+      </w:r>
+    </w:p>
+    <w:p>
+      <w:r>
+        <w:rPr>
+          <w:b/>
+          <w:color w:val="4A7FC1"/>
+        </w:rPr>
+        <w:t xml:space="preserve">#14  </w:t>
+      </w:r>
+      <w:r>
+        <w:rPr>
+          <w:b/>
+          <w:i w:val="0"/>
+        </w:rPr>
+        <w:t>THE CITY</w:t>
+      </w:r>
+    </w:p>
+    <w:p>
       <w:r>
         <w:rPr>
           <w:b w:val="0"/>
           <w:i w:val="0"/>
         </w:rPr>
-        <w:t>Takes deuterium from the deuterium-rich water left by the food plant’s electrolysers and purifies it to 99.8% heavy water.</w:t>
-      </w:r>
-    </w:p>
-    <w:p>
-      <w:r>
-        <w:rPr>
-          <w:b/>
-          <w:color w:val="4A7FC1"/>
-        </w:rPr>
-        <w:t xml:space="preserve">#7  </w:t>
-      </w:r>
-      <w:r>
-        <w:rPr>
-          <w:b/>
-          <w:i w:val="0"/>
-        </w:rPr>
-        <w:t>2</w:t>
-      </w:r>
-    </w:p>
-    <w:p>
-      <w:r>
-        <w:rPr>
-          <w:b/>
-          <w:color w:val="4A7FC1"/>
-        </w:rPr>
-        <w:t xml:space="preserve">#8  </w:t>
-      </w:r>
-      <w:r>
-        <w:rPr>
-          <w:b/>
-          <w:i w:val="0"/>
-        </w:rPr>
-        <w:t>Lithium blanket &amp; tritium fuel cycle</w:t>
-      </w:r>
-    </w:p>
-    <w:p>
-      <w:r>
-        <w:rPr>
-          <w:b/>
-          <w:color w:val="4A7FC1"/>
-        </w:rPr>
-        <w:t xml:space="preserve">#9  </w:t>
-      </w:r>
+        <w:t>homes · hospital · metro · food plant</w:t>
+      </w:r>
+    </w:p>
+    <w:p>
+      <w:r>
+        <w:rPr>
+          <w:b/>
+          <w:color w:val="4A7FC1"/>
+        </w:rPr>
+        <w:t xml:space="preserve">#15  </w:t>
+      </w:r>
+      <w:r>
+        <w:rPr>
+          <w:b/>
+          <w:i w:val="0"/>
+        </w:rPr>
+        <w:t>BACKUP</w:t>
+      </w:r>
+    </w:p>
+    <w:p>
       <w:r>
         <w:rPr>
           <w:b w:val="0"/>
           <w:i w:val="0"/>
         </w:rPr>
-        <w:t>Breeds the tritium the reactor burns inside sealed, leak-monitored loops, so none is imported. Recovered helium cools MRI scanners.</w:t>
-      </w:r>
-    </w:p>
-    <w:p>
-      <w:r>
-        <w:rPr>
-          <w:b/>
-          <w:color w:val="4A7FC1"/>
-        </w:rPr>
-        <w:t xml:space="preserve">#10  </w:t>
-      </w:r>
-      <w:r>
-        <w:rPr>
-          <w:b/>
-          <w:i w:val="0"/>
-        </w:rPr>
-        <w:t>3</w:t>
-      </w:r>
-    </w:p>
-    <w:p>
-      <w:r>
-        <w:rPr>
-          <w:b/>
-          <w:color w:val="4A7FC1"/>
-        </w:rPr>
-        <w:t xml:space="preserve">#11  </w:t>
-      </w:r>
-      <w:r>
-        <w:rPr>
-          <w:b/>
-          <w:i w:val="0"/>
-        </w:rPr>
-        <w:t>Fusion core: compact D-T tokamak</w:t>
-      </w:r>
-    </w:p>
-    <w:p>
-      <w:r>
-        <w:rPr>
-          <w:b/>
-          <w:color w:val="4A7FC1"/>
-        </w:rPr>
-        <w:t xml:space="preserve">#12  </w:t>
+        <w:t>If the core stops, wind, sun, geothermal and stored heat keep basic heating, the hospital and the shelters going.</w:t>
+      </w:r>
+    </w:p>
+    <w:p>
+      <w:r>
+        <w:rPr>
+          <w:b/>
+          <w:color w:val="4A7FC1"/>
+        </w:rPr>
+        <w:t xml:space="preserve">#16  </w:t>
+      </w:r>
+      <w:r>
+        <w:rPr>
+          <w:b/>
+          <w:i w:val="0"/>
+        </w:rPr>
+        <w:t>Fuel from snow</w:t>
+      </w:r>
+    </w:p>
+    <w:p>
+      <w:r>
+        <w:rPr>
+          <w:b/>
+          <w:color w:val="4A7FC1"/>
+        </w:rPr>
+        <w:t xml:space="preserve">#17  </w:t>
       </w:r>
       <w:r>
         <w:rPr>
           <w:b w:val="0"/>
           <w:i w:val="0"/>
         </w:rPr>
-        <w:t>Superconducting magnets hold a 150-million-degree plasma. If anything fails, the plasma simply goes out: it cannot melt down.</w:t>
-      </w:r>
-    </w:p>
-    <w:p>
-      <w:r>
-        <w:rPr>
-          <w:b/>
-          <w:color w:val="4A7FC1"/>
-        </w:rPr>
-        <w:t xml:space="preserve">#13  </w:t>
-      </w:r>
-      <w:r>
-        <w:rPr>
-          <w:b/>
-          <w:i w:val="0"/>
-        </w:rPr>
-        <w:t>4</w:t>
-      </w:r>
-    </w:p>
-    <w:p>
-      <w:r>
-        <w:rPr>
-          <w:b/>
-          <w:color w:val="4A7FC1"/>
-        </w:rPr>
-        <w:t xml:space="preserve">#14  </w:t>
-      </w:r>
-      <w:r>
-        <w:rPr>
-          <w:b/>
-          <w:i w:val="0"/>
-        </w:rPr>
-        <w:t>Power conversion &amp; heat export</w:t>
-      </w:r>
-    </w:p>
-    <w:p>
-      <w:r>
-        <w:rPr>
-          <w:b/>
-          <w:color w:val="4A7FC1"/>
-        </w:rPr>
-        <w:t xml:space="preserve">#15  </w:t>
+        <w:t>Deuterium comes from snowmelt; tritium is made from lithium in the reactor wall [6].</w:t>
+      </w:r>
+    </w:p>
+    <w:p>
+      <w:r>
+        <w:rPr>
+          <w:b/>
+          <w:color w:val="4A7FC1"/>
+        </w:rPr>
+        <w:t xml:space="preserve">#18  </w:t>
+      </w:r>
+      <w:r>
+        <w:rPr>
+          <w:b/>
+          <w:i w:val="0"/>
+        </w:rPr>
+        <w:t>Safe by design</w:t>
+      </w:r>
+    </w:p>
+    <w:p>
+      <w:r>
+        <w:rPr>
+          <w:b/>
+          <w:color w:val="4A7FC1"/>
+        </w:rPr>
+        <w:t xml:space="preserve">#19  </w:t>
       </w:r>
       <w:r>
         <w:rPr>
           <w:b w:val="0"/>
           <w:i w:val="0"/>
         </w:rPr>
-        <w:t>Turbines driven by CO₂ sealed in a closed loop make about 300 MW of electricity and send about 450 MW of heat to the city.</w:t>
-      </w:r>
-    </w:p>
-    <w:p>
-      <w:r>
-        <w:rPr>
-          <w:b/>
-          <w:color w:val="4A7FC1"/>
-        </w:rPr>
-        <w:t xml:space="preserve">#16  </w:t>
-      </w:r>
-      <w:r>
-        <w:rPr>
-          <w:b/>
-          <w:i w:val="0"/>
-        </w:rPr>
-        <w:t>5</w:t>
-      </w:r>
-    </w:p>
-    <w:p>
-      <w:r>
-        <w:rPr>
-          <w:b/>
-          <w:color w:val="4A7FC1"/>
-        </w:rPr>
-        <w:t xml:space="preserve">#17  </w:t>
-      </w:r>
-      <w:r>
-        <w:rPr>
-          <w:b/>
-          <w:i w:val="0"/>
-        </w:rPr>
-        <w:t>Plasma waste converter</w:t>
-      </w:r>
-    </w:p>
-    <w:p>
-      <w:r>
-        <w:rPr>
-          <w:b/>
-          <w:color w:val="4A7FC1"/>
-        </w:rPr>
-        <w:t xml:space="preserve">#18  </w:t>
+        <w:t>If anything goes wrong, the plasma cools in seconds. Tritium stays in sealed loops.</w:t>
+      </w:r>
+    </w:p>
+    <w:p>
+      <w:r>
+        <w:rPr>
+          <w:b/>
+          <w:color w:val="4A7FC1"/>
+        </w:rPr>
+        <w:t xml:space="preserve">#20  </w:t>
+      </w:r>
+      <w:r>
+        <w:rPr>
+          <w:b/>
+          <w:i w:val="0"/>
+        </w:rPr>
+        <w:t>Nothing burns</w:t>
+      </w:r>
+    </w:p>
+    <w:p>
+      <w:r>
+        <w:rPr>
+          <w:b/>
+          <w:color w:val="4A7FC1"/>
+        </w:rPr>
+        <w:t xml:space="preserve">#21  </w:t>
       </w:r>
       <w:r>
         <w:rPr>
           <w:b w:val="0"/>
           <w:i w:val="0"/>
         </w:rPr>
-        <w:t>Torches hotter than 5,000 °C turn about 20 tonnes of rubbish a day into hydrogen and CO₂ for the food plant, metals and paving blocks.</w:t>
-      </w:r>
-    </w:p>
-    <w:p>
-      <w:r>
-        <w:rPr>
-          <w:b/>
-          <w:color w:val="4A7FC1"/>
-        </w:rPr>
-        <w:t xml:space="preserve">#19  </w:t>
-      </w:r>
-      <w:r>
-        <w:rPr>
-          <w:b/>
-          <w:i w:val="0"/>
-        </w:rPr>
-        <w:t>C</w:t>
-      </w:r>
-    </w:p>
-    <w:p>
-      <w:r>
-        <w:rPr>
-          <w:b/>
-          <w:color w:val="4A7FC1"/>
-        </w:rPr>
-        <w:t xml:space="preserve">#20  </w:t>
-      </w:r>
-      <w:r>
-        <w:rPr>
-          <w:b/>
-          <w:i w:val="0"/>
-        </w:rPr>
-        <w:t>Control &amp; visitor centre</w:t>
-      </w:r>
-    </w:p>
-    <w:p>
-      <w:r>
-        <w:rPr>
-          <w:b/>
-          <w:color w:val="4A7FC1"/>
-        </w:rPr>
-        <w:t xml:space="preserve">#21  </w:t>
-      </w:r>
-      <w:r>
-        <w:rPr>
-          <w:b w:val="0"/>
-          <w:i w:val="0"/>
-        </w:rPr>
-        <w:t>Operators and an AI digital twin can stop the plasma in milliseconds; a public gallery faces the reactor.</w:t>
+        <w:t>No CO₂, and the reactor’s spare heat melts the snow we drink.</w:t>
       </w:r>
     </w:p>
     <w:p>
@@ -5014,7 +4720,7 @@
           <w:b/>
           <w:i w:val="0"/>
         </w:rPr>
-        <w:t>WHY IT’S GREEN</w:t>
+        <w:t>14</w:t>
       </w:r>
     </w:p>
     <w:p>
@@ -5024,109 +4730,6 @@
           <w:color w:val="4A7FC1"/>
         </w:rPr>
         <w:t xml:space="preserve">#23  </w:t>
-      </w:r>
-      <w:r>
-        <w:rPr>
-          <w:b/>
-          <w:i w:val="0"/>
-        </w:rPr>
-        <w:t xml:space="preserve">94% used. </w:t>
-      </w:r>
-      <w:r>
-        <w:rPr>
-          <w:b w:val="0"/>
-          <w:i w:val="0"/>
-        </w:rPr>
-        <w:t>Of 800 MW of heat, 300 MW becomes power and 450 MW warms the city.</w:t>
-      </w:r>
-    </w:p>
-    <w:p>
-      <w:r>
-        <w:rPr>
-          <w:b/>
-          <w:i w:val="0"/>
-        </w:rPr>
-        <w:t xml:space="preserve">No CO₂. </w:t>
-      </w:r>
-      <w:r>
-        <w:rPr>
-          <w:b w:val="0"/>
-          <w:i w:val="0"/>
-        </w:rPr>
-        <w:t>Nothing burns, and the turbines’ CO₂ never leaves its loop.</w:t>
-      </w:r>
-    </w:p>
-    <w:p>
-      <w:r>
-        <w:rPr>
-          <w:b/>
-          <w:i w:val="0"/>
-        </w:rPr>
-        <w:t xml:space="preserve">Fuel from snow. </w:t>
-      </w:r>
-      <w:r>
-        <w:rPr>
-          <w:b w:val="0"/>
-          <w:i w:val="0"/>
-        </w:rPr>
-        <w:t>Deuterium comes from meltwater: no mines, no tankers.</w:t>
-      </w:r>
-    </w:p>
-    <w:p>
-      <w:r>
-        <w:rPr>
-          <w:b/>
-          <w:i w:val="0"/>
-        </w:rPr>
-        <w:t xml:space="preserve">Rubbish reused. </w:t>
-      </w:r>
-      <w:r>
-        <w:rPr>
-          <w:b w:val="0"/>
-          <w:i w:val="0"/>
-        </w:rPr>
-        <w:t>The converter’s hydrogen and CO₂ feed the food plant.</w:t>
-      </w:r>
-    </w:p>
-    <w:p>
-      <w:r>
-        <w:rPr>
-          <w:b/>
-          <w:i w:val="0"/>
-        </w:rPr>
-        <w:t xml:space="preserve">Little waste. </w:t>
-      </w:r>
-      <w:r>
-        <w:rPr>
-          <w:b w:val="0"/>
-          <w:i w:val="0"/>
-        </w:rPr>
-        <w:t>Its radioactive waste is mostly short-lived, under 100 years, unlike spent fission fuel [20].</w:t>
-      </w:r>
-    </w:p>
-    <w:p>
-      <w:r>
-        <w:rPr>
-          <w:b/>
-          <w:color w:val="4A7FC1"/>
-        </w:rPr>
-        <w:t xml:space="preserve">#24  </w:t>
-      </w:r>
-      <w:r>
-        <w:rPr>
-          <w:b/>
-          <w:i w:val="0"/>
-        </w:rPr>
-        <w:t>14</w:t>
-      </w:r>
-    </w:p>
-    <w:p>
-      <w:r>
-        <w:rPr>
-          <w:b/>
-          <w:color w:val="4A7FC1"/>
-        </w:rPr>
-        <w:t xml:space="preserve">#25  </w:t>
       </w:r>
       <w:r>
         <w:rPr>
@@ -5180,7 +4783,7 @@
           <w:b/>
           <w:i w:val="0"/>
         </w:rPr>
-        <w:t>SIGNATURE DISTRICT 2 · SNOW-TO-FOOD &amp; WATER PLANT</w:t>
+        <w:t>BREAKTHROUGH 2 · SNOW-TO-FOOD &amp; WATER PLANT</w:t>
       </w:r>
     </w:p>
     <w:p>
@@ -5212,7 +4815,7 @@
           <w:b w:val="0"/>
           <w:i/>
         </w:rPr>
-        <w:t>Our big idea: a factory that bakes bread and pours drinking water out of snow and air, so a city with no farmland can feed itself.</w:t>
+        <w:t>Our big idea: a plant that makes water and food from snow and air.</w:t>
       </w:r>
     </w:p>
     <w:p>
@@ -5222,29 +4825,29 @@
           <w:color w:val="4A7FC1"/>
         </w:rPr>
         <w:t xml:space="preserve">#5  </w:t>
+      </w:r>
+      <w:r>
+        <w:rPr>
+          <w:b/>
+          <w:i w:val="0"/>
+        </w:rPr>
+        <w:t>IN BRIEF</w:t>
+      </w:r>
+    </w:p>
+    <w:p>
+      <w:r>
+        <w:rPr>
+          <w:b/>
+          <w:color w:val="4A7FC1"/>
+        </w:rPr>
+        <w:t xml:space="preserve">#6  </w:t>
       </w:r>
       <w:r>
         <w:rPr>
           <w:b w:val="0"/>
           <w:i/>
         </w:rPr>
-        <w:t>The six Bioreactor Silos in the low sun.</w:t>
-      </w:r>
-    </w:p>
-    <w:p>
-      <w:r>
-        <w:rPr>
-          <w:b/>
-          <w:color w:val="4A7FC1"/>
-        </w:rPr>
-        <w:t xml:space="preserve">#6  </w:t>
-      </w:r>
-      <w:r>
-        <w:rPr>
-          <w:b/>
-          <w:i w:val="0"/>
-        </w:rPr>
-        <w:t>IN BRIEF</w:t>
+        <w:t>Above: the Bioreactor Silos in the low sun.</w:t>
       </w:r>
     </w:p>
     <w:p>
@@ -5276,7 +4879,7 @@
           <w:b w:val="0"/>
           <w:i w:val="0"/>
         </w:rPr>
-        <w:t>Almost nothing grows at −45 °C, and in deep winter food can only arrive by air.</w:t>
+        <w:t>Almost nothing grows at −45 °C, and winter food comes only by air.</w:t>
       </w:r>
     </w:p>
     <w:p>
@@ -5308,7 +4911,7 @@
           <w:b w:val="0"/>
           <w:i w:val="0"/>
         </w:rPr>
-        <w:t>Spare fusion heat melts 3,000 tonnes of snow a day for drinking water; microbes turn water and CO₂ into about 2.5 tonnes of protein a day.</w:t>
+        <w:t>Spare fusion heat melts snow for drinking water; microbes turn hydrogen and CO₂ into protein flour.</w:t>
       </w:r>
     </w:p>
     <w:p>
@@ -5340,7 +4943,7 @@
           <w:b w:val="0"/>
           <w:i w:val="0"/>
         </w:rPr>
-        <w:t>Each step exists today, but apart (page 16). We link them in one plant that also cools the fusion station.</w:t>
+        <w:t>Solar Foods makes protein from air [9], and Denmark’s Kalundborg factories share heat and water [10]. We join both in one closed loop inside a city.</w:t>
       </w:r>
     </w:p>
     <w:p>
@@ -5372,7 +4975,7 @@
           <w:b w:val="0"/>
           <w:i w:val="0"/>
         </w:rPr>
-        <w:t>Bread, noodles and drinks made in the city all year, with no farmland and fewer supply flights.</w:t>
+        <w:t>Bread, noodles and drinks made here all year, with fewer supply flights.</w:t>
       </w:r>
     </w:p>
     <w:p>
@@ -5451,7 +5054,7 @@
           <w:b/>
           <w:i w:val="0"/>
         </w:rPr>
-        <w:t>Six Stages from Snow to Supper</w:t>
+        <w:t>From Snow to Supper</w:t>
       </w:r>
     </w:p>
     <w:p>
@@ -5464,170 +5067,224 @@
       </w:r>
       <w:r>
         <w:rPr>
+          <w:b/>
+          <w:i w:val="0"/>
+        </w:rPr>
+        <w:t>FROM SNOW AND AIR TO WATER AND FOOD</w:t>
+      </w:r>
+    </w:p>
+    <w:p>
+      <w:r>
+        <w:rPr>
+          <w:b/>
+          <w:color w:val="4A7FC1"/>
+        </w:rPr>
+        <w:t xml:space="preserve">#4  </w:t>
+      </w:r>
+      <w:r>
+        <w:rPr>
+          <w:b/>
+          <w:i w:val="0"/>
+        </w:rPr>
+        <w:t>Snow</w:t>
+      </w:r>
+    </w:p>
+    <w:p>
+      <w:r>
+        <w:rPr>
           <w:b w:val="0"/>
+          <w:i w:val="0"/>
+        </w:rPr>
+        <w:t>fresh in winter, stored for summer</w:t>
+      </w:r>
+    </w:p>
+    <w:p>
+      <w:r>
+        <w:rPr>
+          <w:b/>
+          <w:color w:val="4A7FC1"/>
+        </w:rPr>
+        <w:t xml:space="preserve">#5  </w:t>
+      </w:r>
+      <w:r>
+        <w:rPr>
+          <w:b/>
+          <w:i w:val="0"/>
+        </w:rPr>
+        <w:t>Melt hall</w:t>
+      </w:r>
+    </w:p>
+    <w:p>
+      <w:r>
+        <w:rPr>
+          <w:b/>
+          <w:color w:val="4A7FC1"/>
+        </w:rPr>
+        <w:t xml:space="preserve">#6  </w:t>
+      </w:r>
+      <w:r>
+        <w:rPr>
+          <w:b/>
+          <w:i w:val="0"/>
+        </w:rPr>
+        <w:t>Clean water</w:t>
+      </w:r>
+    </w:p>
+    <w:p>
+      <w:r>
+        <w:rPr>
+          <w:b/>
+          <w:color w:val="4A7FC1"/>
+        </w:rPr>
+        <w:t xml:space="preserve">#7  </w:t>
+      </w:r>
+      <w:r>
+        <w:rPr>
+          <w:b/>
+          <w:i w:val="0"/>
+        </w:rPr>
+        <w:t>Electrolysis</w:t>
+      </w:r>
+    </w:p>
+    <w:p>
+      <w:r>
+        <w:rPr>
+          <w:b w:val="0"/>
+          <w:i w:val="0"/>
+        </w:rPr>
+        <w:t>splits water with fusion power</w:t>
+      </w:r>
+    </w:p>
+    <w:p>
+      <w:r>
+        <w:rPr>
+          <w:b/>
+          <w:color w:val="4A7FC1"/>
+        </w:rPr>
+        <w:t xml:space="preserve">#8  </w:t>
+      </w:r>
+      <w:r>
+        <w:rPr>
+          <w:b/>
+          <w:i w:val="0"/>
+        </w:rPr>
+        <w:t>Microbes &amp; enzymes</w:t>
+      </w:r>
+    </w:p>
+    <w:p>
+      <w:r>
+        <w:rPr>
+          <w:b w:val="0"/>
+          <w:i w:val="0"/>
+        </w:rPr>
+        <w:t>in the bioreactor silos</w:t>
+      </w:r>
+    </w:p>
+    <w:p>
+      <w:r>
+        <w:rPr>
+          <w:b/>
+          <w:color w:val="4A7FC1"/>
+        </w:rPr>
+        <w:t xml:space="preserve">#9  </w:t>
+      </w:r>
+      <w:r>
+        <w:rPr>
+          <w:b/>
+          <w:i w:val="0"/>
+        </w:rPr>
+        <w:t>Protein flour &amp; starch</w:t>
+      </w:r>
+    </w:p>
+    <w:p>
+      <w:r>
+        <w:rPr>
+          <w:b/>
+          <w:color w:val="4A7FC1"/>
+        </w:rPr>
+        <w:t xml:space="preserve">#10  </w:t>
+      </w:r>
+      <w:r>
+        <w:rPr>
+          <w:b/>
           <w:i/>
         </w:rPr>
-        <w:t>Snow-to-Food &amp; Water Plant – District Plan. All drinking water and about half of the city’s protein, from snow and air.</w:t>
-      </w:r>
-    </w:p>
-    <w:p>
-      <w:r>
-        <w:rPr>
-          <w:b/>
-          <w:color w:val="4A7FC1"/>
-        </w:rPr>
-        <w:t xml:space="preserve">#4  </w:t>
-      </w:r>
-      <w:r>
-        <w:rPr>
-          <w:b/>
-          <w:i w:val="0"/>
-        </w:rPr>
-        <w:t>1</w:t>
-      </w:r>
-    </w:p>
-    <w:p>
-      <w:r>
-        <w:rPr>
-          <w:b/>
-          <w:color w:val="4A7FC1"/>
-        </w:rPr>
-        <w:t xml:space="preserve">#5  </w:t>
-      </w:r>
-      <w:r>
-        <w:rPr>
-          <w:b/>
-          <w:i w:val="0"/>
-        </w:rPr>
-        <w:t>Snow harvest &amp; melt hall</w:t>
-      </w:r>
-    </w:p>
-    <w:p>
-      <w:r>
-        <w:rPr>
-          <w:b/>
-          <w:color w:val="4A7FC1"/>
-        </w:rPr>
-        <w:t xml:space="preserve">#6  </w:t>
-      </w:r>
+        <w:t>hydrogen</w:t>
+      </w:r>
+    </w:p>
+    <w:p>
+      <w:r>
+        <w:rPr>
+          <w:b/>
+          <w:color w:val="4A7FC1"/>
+        </w:rPr>
+        <w:t xml:space="preserve">#11  </w:t>
+      </w:r>
+      <w:r>
+        <w:rPr>
+          <w:b/>
+          <w:i w:val="0"/>
+        </w:rPr>
+        <w:t>Spare heat</w:t>
+      </w:r>
+    </w:p>
+    <w:p>
       <w:r>
         <w:rPr>
           <w:b w:val="0"/>
           <w:i w:val="0"/>
         </w:rPr>
-        <w:t>Electric harvesters gather wind-packed snow upwind of the city; about 14 MW of spare fusion heat melts it.</w:t>
-      </w:r>
-    </w:p>
-    <w:p>
-      <w:r>
-        <w:rPr>
-          <w:b/>
-          <w:color w:val="4A7FC1"/>
-        </w:rPr>
-        <w:t xml:space="preserve">#7  </w:t>
-      </w:r>
-      <w:r>
-        <w:rPr>
-          <w:b/>
-          <w:i w:val="0"/>
-        </w:rPr>
-        <w:t>2</w:t>
-      </w:r>
-    </w:p>
-    <w:p>
-      <w:r>
-        <w:rPr>
-          <w:b/>
-          <w:color w:val="4A7FC1"/>
-        </w:rPr>
-        <w:t xml:space="preserve">#8  </w:t>
-      </w:r>
-      <w:r>
-        <w:rPr>
-          <w:b/>
-          <w:i w:val="0"/>
-        </w:rPr>
-        <w:t>Drinking-water &amp; mineral works</w:t>
-      </w:r>
-    </w:p>
-    <w:p>
-      <w:r>
-        <w:rPr>
-          <w:b/>
-          <w:color w:val="4A7FC1"/>
-        </w:rPr>
-        <w:t xml:space="preserve">#9  </w:t>
-      </w:r>
+        <w:t>from the Fusion Core</w:t>
+      </w:r>
+    </w:p>
+    <w:p>
+      <w:r>
+        <w:rPr>
+          <w:b/>
+          <w:color w:val="4A7FC1"/>
+        </w:rPr>
+        <w:t xml:space="preserve">#12  </w:t>
+      </w:r>
+      <w:r>
+        <w:rPr>
+          <w:b/>
+          <w:i w:val="0"/>
+        </w:rPr>
+        <w:t>Drinking water</w:t>
+      </w:r>
+    </w:p>
+    <w:p>
       <w:r>
         <w:rPr>
           <w:b w:val="0"/>
           <w:i w:val="0"/>
         </w:rPr>
-        <w:t>Membranes and UV light remove every germ, calcite adds calcium and magnesium, and sensors test the water every five minutes.</w:t>
-      </w:r>
-    </w:p>
-    <w:p>
-      <w:r>
-        <w:rPr>
-          <w:b/>
-          <w:color w:val="4A7FC1"/>
-        </w:rPr>
-        <w:t xml:space="preserve">#10  </w:t>
-      </w:r>
-      <w:r>
-        <w:rPr>
-          <w:b/>
-          <w:i w:val="0"/>
-        </w:rPr>
-        <w:t>3</w:t>
-      </w:r>
-    </w:p>
-    <w:p>
-      <w:r>
-        <w:rPr>
-          <w:b/>
-          <w:color w:val="4A7FC1"/>
-        </w:rPr>
-        <w:t xml:space="preserve">#11  </w:t>
-      </w:r>
-      <w:r>
-        <w:rPr>
-          <w:b/>
-          <w:i w:val="0"/>
-        </w:rPr>
-        <w:t>Electrolysis, air capture &amp; green ammonia</w:t>
-      </w:r>
-    </w:p>
-    <w:p>
-      <w:r>
-        <w:rPr>
-          <w:b/>
-          <w:color w:val="4A7FC1"/>
-        </w:rPr>
-        <w:t xml:space="preserve">#12  </w:t>
-      </w:r>
+        <w:t>for every tap</w:t>
+      </w:r>
+    </w:p>
+    <w:p>
+      <w:r>
+        <w:rPr>
+          <w:b/>
+          <w:color w:val="4A7FC1"/>
+        </w:rPr>
+        <w:t xml:space="preserve">#13  </w:t>
+      </w:r>
+      <w:r>
+        <w:rPr>
+          <w:b/>
+          <w:i w:val="0"/>
+        </w:rPr>
+        <w:t>Oxygen + deuterium-rich water</w:t>
+      </w:r>
+    </w:p>
+    <w:p>
       <w:r>
         <w:rPr>
           <w:b w:val="0"/>
           <w:i w:val="0"/>
         </w:rPr>
-        <w:t>About 5 tonnes of hydrogen a day; the oxygen goes to the hospital and the waste converter.</w:t>
-      </w:r>
-    </w:p>
-    <w:p>
-      <w:r>
-        <w:rPr>
-          <w:b/>
-          <w:color w:val="4A7FC1"/>
-        </w:rPr>
-        <w:t xml:space="preserve">#13  </w:t>
-      </w:r>
-      <w:r>
-        <w:rPr>
-          <w:b/>
-          <w:i w:val="0"/>
-        </w:rPr>
-        <w:t>4</w:t>
+        <w:t>for the hospital and the Fusion Core</w:t>
       </w:r>
     </w:p>
     <w:p>
@@ -5643,7 +5300,16 @@
           <w:b/>
           <w:i w:val="0"/>
         </w:rPr>
-        <w:t>Carbon-fixation chemistry</w:t>
+        <w:t>CO₂</w:t>
+      </w:r>
+    </w:p>
+    <w:p>
+      <w:r>
+        <w:rPr>
+          <w:b w:val="0"/>
+          <w:i w:val="0"/>
+        </w:rPr>
+        <w:t>from the waste converter and the air</w:t>
       </w:r>
     </w:p>
     <w:p>
@@ -5656,42 +5322,42 @@
       </w:r>
       <w:r>
         <w:rPr>
+          <w:b/>
+          <w:i w:val="0"/>
+        </w:rPr>
+        <w:t>Bread, noodles, drinks</w:t>
+      </w:r>
+    </w:p>
+    <w:p>
+      <w:r>
+        <w:rPr>
+          <w:b/>
+          <w:color w:val="4A7FC1"/>
+        </w:rPr>
+        <w:t xml:space="preserve">#16  </w:t>
+      </w:r>
+      <w:r>
+        <w:rPr>
+          <w:b/>
+          <w:i w:val="0"/>
+        </w:rPr>
+        <w:t>WHERE THE WORLD IS TODAY</w:t>
+      </w:r>
+    </w:p>
+    <w:p>
+      <w:r>
+        <w:rPr>
+          <w:b/>
+          <w:color w:val="4A7FC1"/>
+        </w:rPr>
+        <w:t xml:space="preserve">#17  </w:t>
+      </w:r>
+      <w:r>
+        <w:rPr>
           <w:b w:val="0"/>
           <w:i w:val="0"/>
         </w:rPr>
-        <w:t>A copper catalyst makes methanol, and enzymes build it into starch about eight times faster than a maize field.</w:t>
-      </w:r>
-    </w:p>
-    <w:p>
-      <w:r>
-        <w:rPr>
-          <w:b/>
-          <w:color w:val="4A7FC1"/>
-        </w:rPr>
-        <w:t xml:space="preserve">#16  </w:t>
-      </w:r>
-      <w:r>
-        <w:rPr>
-          <w:b/>
-          <w:i w:val="0"/>
-        </w:rPr>
-        <w:t>5</w:t>
-      </w:r>
-    </w:p>
-    <w:p>
-      <w:r>
-        <w:rPr>
-          <w:b/>
-          <w:color w:val="4A7FC1"/>
-        </w:rPr>
-        <w:t xml:space="preserve">#17  </w:t>
-      </w:r>
-      <w:r>
-        <w:rPr>
-          <w:b/>
-          <w:i w:val="0"/>
-        </w:rPr>
-        <w:t>Bioreactor silos</w:t>
+        <w:t>Solar Foods in Finland already makes Solein protein from air and electricity [9]. Starch from CO₂ works, but only in a lab so far [11].</w:t>
       </w:r>
     </w:p>
     <w:p>
@@ -5704,26 +5370,26 @@
       </w:r>
       <w:r>
         <w:rPr>
+          <w:b/>
+          <w:i w:val="0"/>
+        </w:rPr>
+        <w:t>REALITY CHECK</w:t>
+      </w:r>
+    </w:p>
+    <w:p>
+      <w:r>
+        <w:rPr>
+          <w:b/>
+          <w:color w:val="4A7FC1"/>
+        </w:rPr>
+        <w:t xml:space="preserve">#19  </w:t>
+      </w:r>
+      <w:r>
+        <w:rPr>
           <w:b w:val="0"/>
           <w:i w:val="0"/>
         </w:rPr>
-        <w:t>Hydrogen-eating bacteria make protein flour; yeasts and algae make oils and vitamins, 24 hours a day.</w:t>
-      </w:r>
-    </w:p>
-    <w:p>
-      <w:r>
-        <w:rPr>
-          <w:b/>
-          <w:color w:val="4A7FC1"/>
-        </w:rPr>
-        <w:t xml:space="preserve">#19  </w:t>
-      </w:r>
-      <w:r>
-        <w:rPr>
-          <w:b/>
-          <w:i w:val="0"/>
-        </w:rPr>
-        <w:t>6</w:t>
+        <w:t>Snow does not fall all year, so winter snow and ice are stored for summer and most water is recycled. Our estimate: melting it takes only a little spare heat.</w:t>
       </w:r>
     </w:p>
     <w:p>
@@ -5739,7 +5405,7 @@
           <w:b/>
           <w:i w:val="0"/>
         </w:rPr>
-        <w:t>Food kitchen, bottling &amp; distribution</w:t>
+        <w:t>16</w:t>
       </w:r>
     </w:p>
     <w:p>
@@ -5749,118 +5415,6 @@
           <w:color w:val="4A7FC1"/>
         </w:rPr>
         <w:t xml:space="preserve">#21  </w:t>
-      </w:r>
-      <w:r>
-        <w:rPr>
-          <w:b w:val="0"/>
-          <w:i w:val="0"/>
-        </w:rPr>
-        <w:t>Bread, noodles, protein mince and dairy-style drinks, delivered overnight in heated electric vans.</w:t>
-      </w:r>
-    </w:p>
-    <w:p>
-      <w:r>
-        <w:rPr>
-          <w:b/>
-          <w:color w:val="4A7FC1"/>
-        </w:rPr>
-        <w:t xml:space="preserve">#22  </w:t>
-      </w:r>
-      <w:r>
-        <w:rPr>
-          <w:b/>
-          <w:i w:val="0"/>
-        </w:rPr>
-        <w:t>WHERE THE WORLD IS TODAY</w:t>
-      </w:r>
-    </w:p>
-    <w:p>
-      <w:r>
-        <w:rPr>
-          <w:b/>
-          <w:color w:val="4A7FC1"/>
-        </w:rPr>
-        <w:t xml:space="preserve">#23  </w:t>
-      </w:r>
-      <w:r>
-        <w:rPr>
-          <w:b w:val="0"/>
-          <w:i w:val="0"/>
-        </w:rPr>
-        <w:t>Each step exists, but apart: Solein protein from Finland [6], starch made from CO₂ in a lab [7] and air capture in Iceland [8]. We link them in one plant.</w:t>
-      </w:r>
-    </w:p>
-    <w:p>
-      <w:r>
-        <w:rPr>
-          <w:b/>
-          <w:color w:val="4A7FC1"/>
-        </w:rPr>
-        <w:t xml:space="preserve">#24  </w:t>
-      </w:r>
-      <w:r>
-        <w:rPr>
-          <w:b/>
-          <w:i w:val="0"/>
-        </w:rPr>
-        <w:t>REALITY CHECK</w:t>
-      </w:r>
-    </w:p>
-    <w:p>
-      <w:r>
-        <w:rPr>
-          <w:b/>
-          <w:color w:val="4A7FC1"/>
-        </w:rPr>
-        <w:t xml:space="preserve">#25  </w:t>
-      </w:r>
-      <w:r>
-        <w:rPr>
-          <w:b/>
-          <w:i w:val="0"/>
-        </w:rPr>
-        <w:t>≈ 13 MW</w:t>
-      </w:r>
-    </w:p>
-    <w:p>
-      <w:r>
-        <w:rPr>
-          <w:b/>
-          <w:color w:val="4A7FC1"/>
-        </w:rPr>
-        <w:t xml:space="preserve">#26  </w:t>
-      </w:r>
-      <w:r>
-        <w:rPr>
-          <w:b w:val="0"/>
-          <w:i w:val="0"/>
-        </w:rPr>
-        <w:t>Melting 3,000 tonnes of snow a day takes about 13 MW, inside the 14 MW of spare fusion heat. Starch from CO₂ is still lab-scale [7].</w:t>
-      </w:r>
-    </w:p>
-    <w:p>
-      <w:r>
-        <w:rPr>
-          <w:b/>
-          <w:color w:val="4A7FC1"/>
-        </w:rPr>
-        <w:t xml:space="preserve">#27  </w:t>
-      </w:r>
-      <w:r>
-        <w:rPr>
-          <w:b/>
-          <w:i w:val="0"/>
-        </w:rPr>
-        <w:t>16</w:t>
-      </w:r>
-    </w:p>
-    <w:p>
-      <w:r>
-        <w:rPr>
-          <w:b/>
-          <w:color w:val="4A7FC1"/>
-        </w:rPr>
-        <w:t xml:space="preserve">#28  </w:t>
       </w:r>
       <w:r>
         <w:rPr>
@@ -5914,7 +5468,7 @@
           <w:b/>
           <w:i w:val="0"/>
         </w:rPr>
-        <w:t>SIGNATURE DISTRICT 3 · MOUNT AURORA</w:t>
+        <w:t>BREAKTHROUGH 3 · MOUNT AURORA</w:t>
       </w:r>
     </w:p>
     <w:p>
@@ -5955,7 +5509,7 @@
           <w:b w:val="0"/>
           <w:i/>
         </w:rPr>
-        <w:t>Our big idea: the mountain is the building. Inside a 35-metre snow peak shaped like Nepal’s Ama Dablam, a whole leisure world stays at 28 °C all winter.</w:t>
+        <w:t>Our big idea: the mountain is the building, with warm pools and saunas inside a snow peak.</w:t>
       </w:r>
     </w:p>
     <w:p>
@@ -5965,29 +5519,29 @@
           <w:color w:val="4A7FC1"/>
         </w:rPr>
         <w:t xml:space="preserve">#5  </w:t>
+      </w:r>
+      <w:r>
+        <w:rPr>
+          <w:b/>
+          <w:i w:val="0"/>
+        </w:rPr>
+        <w:t>IN BRIEF</w:t>
+      </w:r>
+    </w:p>
+    <w:p>
+      <w:r>
+        <w:rPr>
+          <w:b/>
+          <w:color w:val="4A7FC1"/>
+        </w:rPr>
+        <w:t xml:space="preserve">#6  </w:t>
       </w:r>
       <w:r>
         <w:rPr>
           <w:b w:val="0"/>
           <w:i/>
         </w:rPr>
-        <w:t>The four spa levels step out of the north face, crowned by the glass Aurora Eye.</w:t>
-      </w:r>
-    </w:p>
-    <w:p>
-      <w:r>
-        <w:rPr>
-          <w:b/>
-          <w:color w:val="4A7FC1"/>
-        </w:rPr>
-        <w:t xml:space="preserve">#6  </w:t>
-      </w:r>
-      <w:r>
-        <w:rPr>
-          <w:b/>
-          <w:i w:val="0"/>
-        </w:rPr>
-        <w:t>IN BRIEF</w:t>
+        <w:t>Cutaway view: four spa levels inside the snow peak, crowned by the glass Aurora Eye.</w:t>
       </w:r>
     </w:p>
     <w:p>
@@ -6019,7 +5573,7 @@
           <w:b w:val="0"/>
           <w:i w:val="0"/>
         </w:rPr>
-        <w:t>Months of darkness bring winter blues, and the city needs a warm place to meet and to shelter in a disaster.</w:t>
+        <w:t>Long, dark winters are linked to seasonal affective disorder, a winter depression [12]. People need a warm, bright place to meet.</w:t>
       </w:r>
     </w:p>
     <w:p>
@@ -6051,7 +5605,7 @@
           <w:b w:val="0"/>
           <w:i w:val="0"/>
         </w:rPr>
-        <w:t>The mountain is the building: a 35-metre snow peak wraps four spa levels, kept at 28 °C by a geothermal spring.</w:t>
+        <w:t>Four warm spa levels inside an insulated snow peak, heated by a hot spring.</w:t>
       </w:r>
     </w:p>
     <w:p>
@@ -6083,7 +5637,7 @@
           <w:b w:val="0"/>
           <w:i w:val="0"/>
         </w:rPr>
-        <w:t>Spas like Iceland’s Blue Lagoon use geothermal water (page 19). We turn a whole snow peak into an insulated leisure world.</w:t>
+        <w:t>Alaska’s Chena Hot Springs makes its own geothermal power and grows vegetables in greenhouses [13]. We turn a whole snow peak into an insulated building that is also a shelter.</w:t>
       </w:r>
     </w:p>
     <w:p>
@@ -6115,7 +5669,7 @@
           <w:b w:val="0"/>
           <w:i w:val="0"/>
         </w:rPr>
-        <w:t>Rest and health for residents, tourists and income for the city, and shelter for up to 1,000 people.</w:t>
+        <w:t>Rest and light for residents, income from visitors and a refuge in a disaster.</w:t>
       </w:r>
     </w:p>
     <w:p>
@@ -6210,7 +5764,7 @@
           <w:b w:val="0"/>
           <w:i/>
         </w:rPr>
-        <w:t>The ground level and arrival floor of the spa: a welcome hall, two changing suites, a 7 × 13 m geothermal Mineral Lake grotto and an onsen garden with hot, warm and glacier-cold pools.</w:t>
+        <w:t>Level 1 is the arrival floor: a welcome hall, changing rooms and the Mineral Lake grotto.</w:t>
       </w:r>
     </w:p>
     <w:p>
@@ -6223,10 +5777,10 @@
       </w:r>
       <w:r>
         <w:rPr>
-          <w:b w:val="0"/>
-          <w:i w:val="0"/>
-        </w:rPr>
-        <w:t>A 40 °C silica- and bicarbonate-rich spring rises from the geothermal field into the lake, spills over a basalt wall and flows on to the outdoor Aurora Lagoon.</w:t>
+          <w:b/>
+          <w:i w:val="0"/>
+        </w:rPr>
+        <w:t>18</w:t>
       </w:r>
     </w:p>
     <w:p>
@@ -6236,22 +5790,6 @@
           <w:color w:val="4A7FC1"/>
         </w:rPr>
         <w:t xml:space="preserve">#5  </w:t>
-      </w:r>
-      <w:r>
-        <w:rPr>
-          <w:b/>
-          <w:i w:val="0"/>
-        </w:rPr>
-        <w:t>18</w:t>
-      </w:r>
-    </w:p>
-    <w:p>
-      <w:r>
-        <w:rPr>
-          <w:b/>
-          <w:color w:val="4A7FC1"/>
-        </w:rPr>
-        <w:t xml:space="preserve">#6  </w:t>
       </w:r>
       <w:r>
         <w:rPr>
@@ -6305,7 +5843,7 @@
           <w:b w:val="0"/>
           <w:i w:val="0"/>
         </w:rPr>
-        <w:t>Iceland’s Blue Lagoon bathes visitors in 37–39 °C water from a geothermal power plant [9], and Switzerland’s Therme Vals is cut into a hillside [10]. Mount Aurora goes further: the whole snow peak becomes the building.</w:t>
+        <w:t>Iceland’s Blue Lagoon bathes visitors in water from a geothermal power plant [14]. Mount Aurora goes further: the peak itself is the building.</w:t>
       </w:r>
     </w:p>
     <w:p>
@@ -6337,7 +5875,7 @@
           <w:b/>
           <w:i w:val="0"/>
         </w:rPr>
-        <w:t>73 °C apart</w:t>
+        <w:t>28 °C inside</w:t>
       </w:r>
     </w:p>
     <w:p>
@@ -6353,7 +5891,7 @@
           <w:b w:val="0"/>
           <w:i w:val="0"/>
         </w:rPr>
-        <w:t>An insulated rock shell holds 28 °C inside at −45 °C outside. It needs a hot spring below, to be confirmed by drilling, and thermosyphons like the Trans-Alaska Pipeline’s [14] keep the ground frozen.</w:t>
+        <w:t>An insulated rock shell keeps the spa warm at −45 °C. The hot spring must still be confirmed by drilling, and thermosyphons keep the ground frozen [15].</w:t>
       </w:r>
     </w:p>
     <w:p>
@@ -6369,7 +5907,7 @@
           <w:b w:val="0"/>
           <w:i/>
         </w:rPr>
-        <w:t>The Mineral Lake Grotto: a larch footbridge crosses the 7 × 13 m lake, and stone lanterns light the shore below the basalt wall.</w:t>
+        <w:t>The Mineral Lake grotto and its larch footbridge.</w:t>
       </w:r>
     </w:p>
     <w:p>
@@ -6432,7 +5970,7 @@
           <w:b/>
           <w:i w:val="0"/>
         </w:rPr>
-        <w:t>MOUNT AURORA · LEVEL BY LEVEL</w:t>
+        <w:t>MOUNT AURORA · HOW IT WORKS</w:t>
       </w:r>
     </w:p>
     <w:p>
@@ -6461,26 +5999,26 @@
       </w:r>
       <w:r>
         <w:rPr>
+          <w:b/>
+          <w:i w:val="0"/>
+        </w:rPr>
+        <w:t>How it stays warm</w:t>
+      </w:r>
+    </w:p>
+    <w:p>
+      <w:r>
+        <w:rPr>
+          <w:b/>
+          <w:color w:val="4A7FC1"/>
+        </w:rPr>
+        <w:t xml:space="preserve">#4  </w:t>
+      </w:r>
+      <w:r>
+        <w:rPr>
           <w:b w:val="0"/>
-          <w:i/>
-        </w:rPr>
-        <w:t>Mount Aurora Geothermal Spa Resort – Level Plans. The glass lift links all four levels.</w:t>
-      </w:r>
-    </w:p>
-    <w:p>
-      <w:r>
-        <w:rPr>
-          <w:b/>
-          <w:color w:val="4A7FC1"/>
-        </w:rPr>
-        <w:t xml:space="preserve">#4  </w:t>
-      </w:r>
-      <w:r>
-        <w:rPr>
-          <w:b/>
-          <w:i w:val="0"/>
-        </w:rPr>
-        <w:t>LEVEL 1 · 0 M</w:t>
+          <w:i w:val="0"/>
+        </w:rPr>
+        <w:t>A hot spring heats the pools, and the rock and snow hold the warmth in, like an igloo.</w:t>
       </w:r>
     </w:p>
     <w:p>
@@ -6496,32 +6034,23 @@
           <w:b/>
           <w:i w:val="0"/>
         </w:rPr>
-        <w:t>Welcome Hall, Mineral Lake Grotto &amp; Onsen Garden</w:t>
-      </w:r>
-    </w:p>
-    <w:p>
+        <w:t>Also a shelter</w:t>
+      </w:r>
+    </w:p>
+    <w:p>
+      <w:r>
+        <w:rPr>
+          <w:b/>
+          <w:color w:val="4A7FC1"/>
+        </w:rPr>
+        <w:t xml:space="preserve">#6  </w:t>
+      </w:r>
       <w:r>
         <w:rPr>
           <w:b w:val="0"/>
           <w:i w:val="0"/>
         </w:rPr>
-        <w:t>A 40 °C silica-rich spring rises into a 7 × 13 m Mineral Lake; hot, warm and glacier-cold pools boost circulation.</w:t>
-      </w:r>
-    </w:p>
-    <w:p>
-      <w:r>
-        <w:rPr>
-          <w:b/>
-          <w:color w:val="4A7FC1"/>
-        </w:rPr>
-        <w:t xml:space="preserve">#6  </w:t>
-      </w:r>
-      <w:r>
-        <w:rPr>
-          <w:b/>
-          <w:i w:val="0"/>
-        </w:rPr>
-        <w:t>LEVEL 2 · 4.5 M</w:t>
+        <w:t>In a blizzard or a power cut, its heat comes from the ground, not the grid.</w:t>
       </w:r>
     </w:p>
     <w:p>
@@ -6537,16 +6066,7 @@
           <w:b/>
           <w:i w:val="0"/>
         </w:rPr>
-        <w:t>Volcanic Mud Terraces</w:t>
-      </w:r>
-    </w:p>
-    <w:p>
-      <w:r>
-        <w:rPr>
-          <w:b w:val="0"/>
-          <w:i w:val="0"/>
-        </w:rPr>
-        <w:t>An 8 × 10 m mud field held at 39 °C. The mud is filtered and UV-sterilised every night and reused for months.</w:t>
+        <w:t>20</w:t>
       </w:r>
     </w:p>
     <w:p>
@@ -6556,143 +6076,6 @@
           <w:color w:val="4A7FC1"/>
         </w:rPr>
         <w:t xml:space="preserve">#8  </w:t>
-      </w:r>
-      <w:r>
-        <w:rPr>
-          <w:b/>
-          <w:i w:val="0"/>
-        </w:rPr>
-        <w:t>LEVEL 3 · 9 M</w:t>
-      </w:r>
-    </w:p>
-    <w:p>
-      <w:r>
-        <w:rPr>
-          <w:b/>
-          <w:color w:val="4A7FC1"/>
-        </w:rPr>
-        <w:t xml:space="preserve">#9  </w:t>
-      </w:r>
-      <w:r>
-        <w:rPr>
-          <w:b/>
-          <w:i w:val="0"/>
-        </w:rPr>
-        <w:t>Treatment Suites &amp; Himalayan Salt Sauna</w:t>
-      </w:r>
-    </w:p>
-    <w:p>
-      <w:r>
-        <w:rPr>
-          <w:b w:val="0"/>
-          <w:i w:val="0"/>
-        </w:rPr>
-        <w:t>Hot-stone massage, arctic kelp wraps and a 75 °C pink salt sauna heated by the geothermal loop.</w:t>
-      </w:r>
-    </w:p>
-    <w:p>
-      <w:r>
-        <w:rPr>
-          <w:b/>
-          <w:color w:val="4A7FC1"/>
-        </w:rPr>
-        <w:t xml:space="preserve">#10  </w:t>
-      </w:r>
-      <w:r>
-        <w:rPr>
-          <w:b/>
-          <w:i w:val="0"/>
-        </w:rPr>
-        <w:t>LEVEL 4 · 13.5 M</w:t>
-      </w:r>
-    </w:p>
-    <w:p>
-      <w:r>
-        <w:rPr>
-          <w:b/>
-          <w:color w:val="4A7FC1"/>
-        </w:rPr>
-        <w:t xml:space="preserve">#11  </w:t>
-      </w:r>
-      <w:r>
-        <w:rPr>
-          <w:b/>
-          <w:i w:val="0"/>
-        </w:rPr>
-        <w:t>Summit Sanctuary &amp; Aurora Eye</w:t>
-      </w:r>
-    </w:p>
-    <w:p>
-      <w:r>
-        <w:rPr>
-          <w:b w:val="0"/>
-          <w:i w:val="0"/>
-        </w:rPr>
-        <w:t>A 35 °C float pool, a meditation circle and a heated glass bubble for watching the northern lights.</w:t>
-      </w:r>
-    </w:p>
-    <w:p>
-      <w:r>
-        <w:rPr>
-          <w:b/>
-          <w:color w:val="4A7FC1"/>
-        </w:rPr>
-        <w:t xml:space="preserve">#12  </w:t>
-      </w:r>
-      <w:r>
-        <w:rPr>
-          <w:b/>
-          <w:i w:val="0"/>
-        </w:rPr>
-        <w:t xml:space="preserve">ALSO A SHELTER  </w:t>
-      </w:r>
-      <w:r>
-        <w:rPr>
-          <w:b w:val="0"/>
-          <w:i w:val="0"/>
-        </w:rPr>
-        <w:t>In a disaster, the mountain becomes a warm refuge for up to 1,000 people: geothermal heat, mineral water and the food reserve keep it running even if the city’s power fails.</w:t>
-      </w:r>
-    </w:p>
-    <w:p>
-      <w:r>
-        <w:rPr>
-          <w:b/>
-          <w:color w:val="4A7FC1"/>
-        </w:rPr>
-        <w:t xml:space="preserve">#13  </w:t>
-      </w:r>
-      <w:r>
-        <w:rPr>
-          <w:b w:val="0"/>
-          <w:i/>
-        </w:rPr>
-        <w:t>Route through the spa: North Portal → grotto → Welcome Hall → changing suites → Mineral Lake &amp; Onsen Garden → glass lift → mud terraces → treatments &amp; salt sauna → Summit Sanctuary and the Aurora Eye.</w:t>
-      </w:r>
-    </w:p>
-    <w:p>
-      <w:r>
-        <w:rPr>
-          <w:b/>
-          <w:color w:val="4A7FC1"/>
-        </w:rPr>
-        <w:t xml:space="preserve">#14  </w:t>
-      </w:r>
-      <w:r>
-        <w:rPr>
-          <w:b/>
-          <w:i w:val="0"/>
-        </w:rPr>
-        <w:t>20</w:t>
-      </w:r>
-    </w:p>
-    <w:p>
-      <w:r>
-        <w:rPr>
-          <w:b/>
-          <w:color w:val="4A7FC1"/>
-        </w:rPr>
-        <w:t xml:space="preserve">#15  </w:t>
       </w:r>
       <w:r>
         <w:rPr>
@@ -6762,7 +6145,7 @@
           <w:b w:val="0"/>
           <w:i/>
         </w:rPr>
-        <w:t>Before any picture in this magazine, we built Aurora Haven ourselves in the Eco-Polis Builder: 241 named places, each with its own purpose and special features.</w:t>
+        <w:t>Before any picture, we built Aurora Haven ourselves in the Eco-Polis Builder, place by place.</w:t>
       </w:r>
     </w:p>
     <w:p>
@@ -6945,7 +6328,7 @@
           <w:b w:val="0"/>
           <w:i w:val="0"/>
         </w:rPr>
-        <w:t>Scan the first code to download our map file.</w:t>
+        <w:t>Scan code 1 to download our map file.</w:t>
       </w:r>
     </w:p>
     <w:p>
@@ -6961,7 +6344,7 @@
           <w:b w:val="0"/>
           <w:i w:val="0"/>
         </w:rPr>
-        <w:t>Scan the second code to open the Eco-Polis Builder.</w:t>
+        <w:t>Scan code 2 to open the Eco-Polis Builder.</w:t>
       </w:r>
     </w:p>
     <w:p>
@@ -6977,7 +6360,7 @@
           <w:b w:val="0"/>
           <w:i w:val="0"/>
         </w:rPr>
-        <w:t>Click the Load button (folder icon) and choose Aurora_Haven.json.</w:t>
+        <w:t>Click Load (the folder icon) and choose Aurora_Haven.json.</w:t>
       </w:r>
     </w:p>
     <w:p>
@@ -7009,7 +6392,7 @@
           <w:b w:val="0"/>
           <w:i w:val="0"/>
         </w:rPr>
-        <w:t>Drag to turn, scroll to zoom, and click a building to read about it.</w:t>
+        <w:t>Drag to turn, scroll to zoom, click a building to read about it.</w:t>
       </w:r>
     </w:p>
     <w:p>
@@ -7104,7 +6487,7 @@
           <w:b w:val="0"/>
           <w:i/>
         </w:rPr>
-        <w:t>The three signature districts do not work alone. Heat, water, oxygen and waste go round from one to the next instead of being thrown away.</w:t>
+        <w:t>Our three breakthroughs work as one system, so heat, water and waste go round.</w:t>
       </w:r>
     </w:p>
     <w:p>
@@ -7184,7 +6567,7 @@
           <w:b/>
           <w:i w:val="0"/>
         </w:rPr>
-        <w:t>Mount Aurora Spa</w:t>
+        <w:t>Mount Aurora</w:t>
       </w:r>
     </w:p>
     <w:p>
@@ -7200,7 +6583,7 @@
           <w:b w:val="0"/>
           <w:i w:val="0"/>
         </w:rPr>
-        <w:t>geothermal wellbeing</w:t>
+        <w:t>geothermal spa · shelter</w:t>
       </w:r>
     </w:p>
     <w:p>
@@ -7232,7 +6615,7 @@
           <w:b w:val="0"/>
           <w:i w:val="0"/>
         </w:rPr>
-        <w:t>45,000 people, every building and the hospital</w:t>
+        <w:t>45,000 people, homes and greenhouses</w:t>
       </w:r>
     </w:p>
     <w:p>
@@ -7296,7 +6679,16 @@
           <w:b/>
           <w:i w:val="0"/>
         </w:rPr>
-        <w:t>Oxygen for the waste converter</w:t>
+        <w:t>↓ Heat and power</w:t>
+      </w:r>
+    </w:p>
+    <w:p>
+      <w:r>
+        <w:rPr>
+          <w:b/>
+          <w:i w:val="0"/>
+        </w:rPr>
+        <w:t>↑ Rubbish for the converter</w:t>
       </w:r>
     </w:p>
     <w:p>
@@ -7312,16 +6704,7 @@
           <w:b/>
           <w:i w:val="0"/>
         </w:rPr>
-        <w:t>↓ Heat, power and MRI helium</w:t>
-      </w:r>
-    </w:p>
-    <w:p>
-      <w:r>
-        <w:rPr>
-          <w:b/>
-          <w:i w:val="0"/>
-        </w:rPr>
-        <w:t>↑ Rubbish for the waste converter</w:t>
+        <w:t>Drinking water, food and medical oxygen</w:t>
       </w:r>
     </w:p>
     <w:p>
@@ -7337,7 +6720,7 @@
           <w:b/>
           <w:i w:val="0"/>
         </w:rPr>
-        <w:t>Drinking water, food and medical oxygen</w:t>
+        <w:t>Warm spa water heats the greenhouses</w:t>
       </w:r>
     </w:p>
     <w:p>
@@ -7353,7 +6736,7 @@
           <w:b/>
           <w:i w:val="0"/>
         </w:rPr>
-        <w:t>Food for the spa cafés</w:t>
+        <w:t>Hot spring</w:t>
       </w:r>
     </w:p>
     <w:p>
@@ -7369,7 +6752,7 @@
           <w:b/>
           <w:i w:val="0"/>
         </w:rPr>
-        <w:t>Geothermal springs</w:t>
+        <w:t>Heat</w:t>
       </w:r>
     </w:p>
     <w:p>
@@ -7382,10 +6765,10 @@
       </w:r>
       <w:r>
         <w:rPr>
-          <w:b/>
-          <w:i w:val="0"/>
-        </w:rPr>
-        <w:t>Heat</w:t>
+          <w:b w:val="0"/>
+          <w:i w:val="0"/>
+        </w:rPr>
+        <w:t>Spare fusion heat melts the snow: snow is the reactor’s cooling tower.</w:t>
       </w:r>
     </w:p>
     <w:p>
@@ -7398,26 +6781,26 @@
       </w:r>
       <w:r>
         <w:rPr>
+          <w:b/>
+          <w:i w:val="0"/>
+        </w:rPr>
+        <w:t>Water</w:t>
+      </w:r>
+    </w:p>
+    <w:p>
+      <w:r>
+        <w:rPr>
+          <w:b/>
+          <w:color w:val="4A7FC1"/>
+        </w:rPr>
+        <w:t xml:space="preserve">#22  </w:t>
+      </w:r>
+      <w:r>
+        <w:rPr>
           <w:b w:val="0"/>
           <w:i w:val="0"/>
         </w:rPr>
-        <w:t>Spare heat from the fusion station melts the snow at the food plant, so the snow does the job of a cooling tower.</w:t>
-      </w:r>
-    </w:p>
-    <w:p>
-      <w:r>
-        <w:rPr>
-          <w:b/>
-          <w:color w:val="4A7FC1"/>
-        </w:rPr>
-        <w:t xml:space="preserve">#22  </w:t>
-      </w:r>
-      <w:r>
-        <w:rPr>
-          <w:b/>
-          <w:i w:val="0"/>
-        </w:rPr>
-        <w:t>Water</w:t>
+        <w:t>Deuterium-rich water returns as fuel; oxygen goes to the hospital.</w:t>
       </w:r>
     </w:p>
     <w:p>
@@ -7430,26 +6813,26 @@
       </w:r>
       <w:r>
         <w:rPr>
+          <w:b/>
+          <w:i w:val="0"/>
+        </w:rPr>
+        <w:t>Waste</w:t>
+      </w:r>
+    </w:p>
+    <w:p>
+      <w:r>
+        <w:rPr>
+          <w:b/>
+          <w:color w:val="4A7FC1"/>
+        </w:rPr>
+        <w:t xml:space="preserve">#24  </w:t>
+      </w:r>
+      <w:r>
+        <w:rPr>
           <w:b w:val="0"/>
           <w:i w:val="0"/>
         </w:rPr>
-        <w:t>The food plant’s electrolysers leave slightly deuterium-rich water, which goes back to the fusion station as fuel.</w:t>
-      </w:r>
-    </w:p>
-    <w:p>
-      <w:r>
-        <w:rPr>
-          <w:b/>
-          <w:color w:val="4A7FC1"/>
-        </w:rPr>
-        <w:t xml:space="preserve">#24  </w:t>
-      </w:r>
-      <w:r>
-        <w:rPr>
-          <w:b/>
-          <w:i w:val="0"/>
-        </w:rPr>
-        <w:t>Oxygen</w:t>
+        <w:t>Rubbish becomes hydrogen and CO₂ for food.</w:t>
       </w:r>
     </w:p>
     <w:p>
@@ -7462,26 +6845,26 @@
       </w:r>
       <w:r>
         <w:rPr>
+          <w:b/>
+          <w:i w:val="0"/>
+        </w:rPr>
+        <w:t>Wellbeing</w:t>
+      </w:r>
+    </w:p>
+    <w:p>
+      <w:r>
+        <w:rPr>
+          <w:b/>
+          <w:color w:val="4A7FC1"/>
+        </w:rPr>
+        <w:t xml:space="preserve">#26  </w:t>
+      </w:r>
+      <w:r>
+        <w:rPr>
           <w:b w:val="0"/>
           <w:i w:val="0"/>
         </w:rPr>
-        <w:t>The same electrolysers supply oxygen to the plasma waste converter and the hospital.</w:t>
-      </w:r>
-    </w:p>
-    <w:p>
-      <w:r>
-        <w:rPr>
-          <w:b/>
-          <w:color w:val="4A7FC1"/>
-        </w:rPr>
-        <w:t xml:space="preserve">#26  </w:t>
-      </w:r>
-      <w:r>
-        <w:rPr>
-          <w:b/>
-          <w:i w:val="0"/>
-        </w:rPr>
-        <w:t>Waste</w:t>
+        <w:t>Spa water heats the greenhouses; the mountain is a shelter.</w:t>
       </w:r>
     </w:p>
     <w:p>
@@ -7494,10 +6877,10 @@
       </w:r>
       <w:r>
         <w:rPr>
-          <w:b w:val="0"/>
-          <w:i w:val="0"/>
-        </w:rPr>
-        <w:t>The converter turns rubbish into hydrogen and CO₂ for the food lines, and its slag becomes paving.</w:t>
+          <w:b/>
+          <w:i w:val="0"/>
+        </w:rPr>
+        <w:t>22</w:t>
       </w:r>
     </w:p>
     <w:p>
@@ -7513,54 +6896,6 @@
           <w:b/>
           <w:i w:val="0"/>
         </w:rPr>
-        <w:t>Wellbeing</w:t>
-      </w:r>
-    </w:p>
-    <w:p>
-      <w:r>
-        <w:rPr>
-          <w:b/>
-          <w:color w:val="4A7FC1"/>
-        </w:rPr>
-        <w:t xml:space="preserve">#29  </w:t>
-      </w:r>
-      <w:r>
-        <w:rPr>
-          <w:b w:val="0"/>
-          <w:i w:val="0"/>
-        </w:rPr>
-        <w:t>The spa turns geothermal heat into rest and health, and its restaurants serve food from the plant.</w:t>
-      </w:r>
-    </w:p>
-    <w:p>
-      <w:r>
-        <w:rPr>
-          <w:b/>
-          <w:color w:val="4A7FC1"/>
-        </w:rPr>
-        <w:t xml:space="preserve">#30  </w:t>
-      </w:r>
-      <w:r>
-        <w:rPr>
-          <w:b/>
-          <w:i w:val="0"/>
-        </w:rPr>
-        <w:t>22</w:t>
-      </w:r>
-    </w:p>
-    <w:p>
-      <w:r>
-        <w:rPr>
-          <w:b/>
-          <w:color w:val="4A7FC1"/>
-        </w:rPr>
-        <w:t xml:space="preserve">#31  </w:t>
-      </w:r>
-      <w:r>
-        <w:rPr>
-          <w:b/>
-          <w:i w:val="0"/>
-        </w:rPr>
         <w:t xml:space="preserve">AURORA HAVEN  ·  ISSUE 01  ·  </w:t>
       </w:r>
       <w:r>
@@ -7568,7 +6903,7 @@
           <w:b/>
           <w:i w:val="0"/>
         </w:rPr>
-        <w:t>THE BREAKTHROUGHS</w:t>
+        <w:t>SYSTEMS &amp; LIFE</w:t>
       </w:r>
     </w:p>
     <w:p>
@@ -7608,7 +6943,7 @@
           <w:b/>
           <w:i w:val="0"/>
         </w:rPr>
-        <w:t>A Livable City Every Day</w:t>
+        <w:t>A Liveable City Every Day</w:t>
       </w:r>
     </w:p>
     <w:p>
@@ -7624,7 +6959,7 @@
           <w:b w:val="0"/>
           <w:i/>
         </w:rPr>
-        <w:t>Snowpine Residences at dusk. Sidewalks warmed by district-heating return water stay snow-free, and spruces shelter the courtyards from the wind.</w:t>
+        <w:t>Snowpine Residences at dusk, sheltered by planted spruces.</w:t>
       </w:r>
     </w:p>
     <w:p>
@@ -7656,7 +6991,7 @@
           <w:b w:val="0"/>
           <w:i w:val="0"/>
         </w:rPr>
-        <w:t>Family houses in Snowpine Residences, the western eco-homes, towers such as the Aurora 81 Residences and Ice Crystal Apartments, co-living, student and senior housing.</w:t>
+        <w:t>Family houses, eco-homes and high-rise apartments.</w:t>
       </w:r>
     </w:p>
     <w:p>
@@ -7688,7 +7023,7 @@
           <w:b w:val="0"/>
           <w:i w:val="0"/>
         </w:rPr>
-        <w:t>Three kindergartens, Snow Lantern Primary School, the Northern Lights School for ages 6 to 18, and Arctic University.</w:t>
+        <w:t>Kindergartens, two schools and Arctic University.</w:t>
       </w:r>
     </w:p>
     <w:p>
@@ -7720,7 +7055,7 @@
           <w:b w:val="0"/>
           <w:i w:val="0"/>
         </w:rPr>
-        <w:t>Snowflake General Hospital with about 250 beds and a 24-hour emergency department, a campus clinic and a 24-hour pharmacy.</w:t>
+        <w:t>Snowflake General Hospital, open around the clock.</w:t>
       </w:r>
     </w:p>
     <w:p>
@@ -7752,7 +7087,7 @@
           <w:b w:val="0"/>
           <w:i w:val="0"/>
         </w:rPr>
-        <w:t>Igloo Fresh Supermarket, Tundra Grocery, the night and fish markets and the Aurora Glacier Mall with its indoor atrium park.</w:t>
+        <w:t>A supermarket, a night market and a mall with an indoor park.</w:t>
       </w:r>
     </w:p>
     <w:p>
@@ -7768,7 +7103,7 @@
           <w:b/>
           <w:i w:val="0"/>
         </w:rPr>
-        <w:t>CULTURE AND PARKS</w:t>
+        <w:t>CULTURE AND GREEN SPACE</w:t>
       </w:r>
     </w:p>
     <w:p>
@@ -7784,7 +7119,7 @@
           <w:b w:val="0"/>
           <w:i w:val="0"/>
         </w:rPr>
-        <w:t>Aurora Cinema, a music hall, a library open 24 hours in the polar night, the Snow Stadium and parks with heated benches.</w:t>
+        <w:t>A cinema, an all-night library, the Snow Stadium and parks.</w:t>
       </w:r>
     </w:p>
     <w:p>
@@ -7800,7 +7135,7 @@
           <w:b w:val="0"/>
           <w:i/>
         </w:rPr>
-        <w:t>The Mount Aurora Approach: low buildings keep the summit in view, and warm, low-glare lanterns do not hide the aurora.</w:t>
+        <w:t>The Mount Aurora Approach: low buildings and soft lamps keep the aurora in view.</w:t>
       </w:r>
     </w:p>
     <w:p>
@@ -7816,7 +7151,7 @@
           <w:b/>
           <w:i w:val="0"/>
         </w:rPr>
-        <w:t>250</w:t>
+        <w:t>23</w:t>
       </w:r>
     </w:p>
     <w:p>
@@ -7826,70 +7161,6 @@
           <w:color w:val="4A7FC1"/>
         </w:rPr>
         <w:t xml:space="preserve">#16  </w:t>
-      </w:r>
-      <w:r>
-        <w:rPr>
-          <w:b w:val="0"/>
-          <w:i w:val="0"/>
-        </w:rPr>
-        <w:t>hospital beds</w:t>
-      </w:r>
-    </w:p>
-    <w:p>
-      <w:r>
-        <w:rPr>
-          <w:b/>
-          <w:color w:val="4A7FC1"/>
-        </w:rPr>
-        <w:t xml:space="preserve">#17  </w:t>
-      </w:r>
-      <w:r>
-        <w:rPr>
-          <w:b/>
-          <w:i w:val="0"/>
-        </w:rPr>
-        <w:t>5,000</w:t>
-      </w:r>
-    </w:p>
-    <w:p>
-      <w:r>
-        <w:rPr>
-          <w:b/>
-          <w:color w:val="4A7FC1"/>
-        </w:rPr>
-        <w:t xml:space="preserve">#18  </w:t>
-      </w:r>
-      <w:r>
-        <w:rPr>
-          <w:b w:val="0"/>
-          <w:i w:val="0"/>
-        </w:rPr>
-        <w:t>students at Arctic University</w:t>
-      </w:r>
-    </w:p>
-    <w:p>
-      <w:r>
-        <w:rPr>
-          <w:b/>
-          <w:color w:val="4A7FC1"/>
-        </w:rPr>
-        <w:t xml:space="preserve">#19  </w:t>
-      </w:r>
-      <w:r>
-        <w:rPr>
-          <w:b/>
-          <w:i w:val="0"/>
-        </w:rPr>
-        <w:t>23</w:t>
-      </w:r>
-    </w:p>
-    <w:p>
-      <w:r>
-        <w:rPr>
-          <w:b/>
-          <w:color w:val="4A7FC1"/>
-        </w:rPr>
-        <w:t xml:space="preserve">#20  </w:t>
       </w:r>
       <w:r>
         <w:rPr>
@@ -7927,7 +7198,7 @@
           <w:b w:val="0"/>
           <w:i/>
         </w:rPr>
-        <w:t>The western eco-homes at dusk, with the Ice-Proof Wind Farm and the air base behind.</w:t>
+        <w:t>The western eco-homes at dusk, with the wind farm behind.</w:t>
       </w:r>
     </w:p>
     <w:p>
@@ -7975,7 +7246,7 @@
           <w:b w:val="0"/>
           <w:i/>
         </w:rPr>
-        <w:t>From passive eco-homes to towers with sky gardens, every home is built to stay warm, bright and safe at −45 °C, without thawing the ground beneath it.</w:t>
+        <w:t>Every home stays warm and bright at −45 °C without thawing the ground beneath it.</w:t>
       </w:r>
     </w:p>
     <w:p>
@@ -8023,7 +7294,7 @@
           <w:b w:val="0"/>
           <w:i w:val="0"/>
         </w:rPr>
-        <w:t>Homes stand on insulated piles above a ventilated air gap, so their warmth never thaws the permafrost.</w:t>
+        <w:t>Homes stand on piles above an air gap, so their warmth does not reach the permafrost.</w:t>
       </w:r>
     </w:p>
     <w:p>
@@ -8039,7 +7310,7 @@
           <w:b/>
           <w:i w:val="0"/>
         </w:rPr>
-        <w:t>Passive-house shell</w:t>
+        <w:t>Super-insulated shell</w:t>
       </w:r>
     </w:p>
     <w:p>
@@ -8055,7 +7326,7 @@
           <w:b w:val="0"/>
           <w:i w:val="0"/>
         </w:rPr>
-        <w:t>Thick walls, triple glazing and an airtight shell: an eco-home needs about 80% less heat than an ordinary house.</w:t>
+        <w:t>Thick walls and triple glazing keep the heat in.</w:t>
       </w:r>
     </w:p>
     <w:p>
@@ -8087,7 +7358,7 @@
           <w:b w:val="0"/>
           <w:i w:val="0"/>
         </w:rPr>
-        <w:t>Fresh air is warmed by the stale air going out, saving about 80% of the heat that would escape.</w:t>
+        <w:t>Outgoing air warms the fresh air coming in.</w:t>
       </w:r>
     </w:p>
     <w:p>
@@ -8103,7 +7374,7 @@
           <w:b/>
           <w:i w:val="0"/>
         </w:rPr>
-        <w:t>Winter-garden balconies</w:t>
+        <w:t>Winter gardens</w:t>
       </w:r>
     </w:p>
     <w:p>
@@ -8119,7 +7390,7 @@
           <w:b w:val="0"/>
           <w:i w:val="0"/>
         </w:rPr>
-        <w:t>Glass-enclosed balconies stay usable at −45 °C and act as a warm buffer for the wall behind.</w:t>
+        <w:t>Glazed balconies add a warm buffer.</w:t>
       </w:r>
     </w:p>
     <w:p>
@@ -8151,7 +7422,7 @@
           <w:b w:val="0"/>
           <w:i w:val="0"/>
         </w:rPr>
-        <w:t>Steep, smooth roofs shed heavy snow by themselves, so they never overload or need shovelling.</w:t>
+        <w:t>Steep roofs let heavy snow slide off.</w:t>
       </w:r>
     </w:p>
     <w:p>
@@ -8183,7 +7454,7 @@
           <w:b w:val="0"/>
           <w:i w:val="0"/>
         </w:rPr>
-        <w:t>Light tubes bring daylight deep inside, and dawn-simulating lamps wake families in the polar night.</w:t>
+        <w:t>Light tubes and dawn lamps for the polar night.</w:t>
       </w:r>
     </w:p>
     <w:p>
@@ -8199,7 +7470,14 @@
           <w:b/>
           <w:i w:val="0"/>
         </w:rPr>
-        <w:t>A HOME FOR EVERYONE</w:t>
+        <w:t xml:space="preserve">A HOME FOR EVERYONE  </w:t>
+      </w:r>
+      <w:r>
+        <w:rPr>
+          <w:b w:val="0"/>
+          <w:i w:val="0"/>
+        </w:rPr>
+        <w:t>Family houses, apartment towers, co-living, and homes for students and older people, all close to the heating loop and the metro.</w:t>
       </w:r>
     </w:p>
     <w:p>
@@ -8215,7 +7493,7 @@
           <w:b/>
           <w:i w:val="0"/>
         </w:rPr>
-        <w:t>600</w:t>
+        <w:t>24</w:t>
       </w:r>
     </w:p>
     <w:p>
@@ -8225,182 +7503,6 @@
           <w:color w:val="4A7FC1"/>
         </w:rPr>
         <w:t xml:space="preserve">#20  </w:t>
-      </w:r>
-      <w:r>
-        <w:rPr>
-          <w:b w:val="0"/>
-          <w:i w:val="0"/>
-        </w:rPr>
-        <w:t>apartments in the Aurora 81 Residences</w:t>
-      </w:r>
-    </w:p>
-    <w:p>
-      <w:r>
-        <w:rPr>
-          <w:b/>
-          <w:color w:val="4A7FC1"/>
-        </w:rPr>
-        <w:t xml:space="preserve">#21  </w:t>
-      </w:r>
-      <w:r>
-        <w:rPr>
-          <w:b/>
-          <w:i w:val="0"/>
-        </w:rPr>
-        <w:t>350</w:t>
-      </w:r>
-    </w:p>
-    <w:p>
-      <w:r>
-        <w:rPr>
-          <w:b/>
-          <w:color w:val="4A7FC1"/>
-        </w:rPr>
-        <w:t xml:space="preserve">#22  </w:t>
-      </w:r>
-      <w:r>
-        <w:rPr>
-          <w:b w:val="0"/>
-          <w:i w:val="0"/>
-        </w:rPr>
-        <w:t>apartments in Ice Crystal Apartments</w:t>
-      </w:r>
-    </w:p>
-    <w:p>
-      <w:r>
-        <w:rPr>
-          <w:b/>
-          <w:color w:val="4A7FC1"/>
-        </w:rPr>
-        <w:t xml:space="preserve">#23  </w:t>
-      </w:r>
-      <w:r>
-        <w:rPr>
-          <w:b/>
-          <w:i w:val="0"/>
-        </w:rPr>
-        <w:t>150</w:t>
-      </w:r>
-    </w:p>
-    <w:p>
-      <w:r>
-        <w:rPr>
-          <w:b/>
-          <w:color w:val="4A7FC1"/>
-        </w:rPr>
-        <w:t xml:space="preserve">#24  </w:t>
-      </w:r>
-      <w:r>
-        <w:rPr>
-          <w:b w:val="0"/>
-          <w:i w:val="0"/>
-        </w:rPr>
-        <w:t>older residents in Golden Aurora Senior Residences</w:t>
-      </w:r>
-    </w:p>
-    <w:p>
-      <w:r>
-        <w:rPr>
-          <w:b/>
-          <w:color w:val="4A7FC1"/>
-        </w:rPr>
-        <w:t xml:space="preserve">#25  </w:t>
-      </w:r>
-      <w:r>
-        <w:rPr>
-          <w:b/>
-          <w:i w:val="0"/>
-        </w:rPr>
-        <w:t>120</w:t>
-      </w:r>
-    </w:p>
-    <w:p>
-      <w:r>
-        <w:rPr>
-          <w:b/>
-          <w:color w:val="4A7FC1"/>
-        </w:rPr>
-        <w:t xml:space="preserve">#26  </w:t>
-      </w:r>
-      <w:r>
-        <w:rPr>
-          <w:b w:val="0"/>
-          <w:i w:val="0"/>
-        </w:rPr>
-        <w:t>rooms in the Student Residence Hall</w:t>
-      </w:r>
-    </w:p>
-    <w:p>
-      <w:r>
-        <w:rPr>
-          <w:b/>
-          <w:color w:val="4A7FC1"/>
-        </w:rPr>
-        <w:t xml:space="preserve">#27  </w:t>
-      </w:r>
-      <w:r>
-        <w:rPr>
-          <w:b/>
-          <w:i w:val="0"/>
-        </w:rPr>
-        <w:t>12</w:t>
-      </w:r>
-    </w:p>
-    <w:p>
-      <w:r>
-        <w:rPr>
-          <w:b/>
-          <w:color w:val="4A7FC1"/>
-        </w:rPr>
-        <w:t xml:space="preserve">#28  </w:t>
-      </w:r>
-      <w:r>
-        <w:rPr>
-          <w:b w:val="0"/>
-          <w:i w:val="0"/>
-        </w:rPr>
-        <w:t>residents in the Snowpine Senior Care Home</w:t>
-      </w:r>
-    </w:p>
-    <w:p>
-      <w:r>
-        <w:rPr>
-          <w:b/>
-          <w:color w:val="4A7FC1"/>
-        </w:rPr>
-        <w:t xml:space="preserve">#29  </w:t>
-      </w:r>
-      <w:r>
-        <w:rPr>
-          <w:b w:val="0"/>
-          <w:i/>
-        </w:rPr>
-        <w:t>Plus family houses in Snowpine Residences and the Frostline Co-Living Tower for newcomers, young workers and visiting researchers.</w:t>
-      </w:r>
-    </w:p>
-    <w:p>
-      <w:r>
-        <w:rPr>
-          <w:b/>
-          <w:color w:val="4A7FC1"/>
-        </w:rPr>
-        <w:t xml:space="preserve">#30  </w:t>
-      </w:r>
-      <w:r>
-        <w:rPr>
-          <w:b/>
-          <w:i w:val="0"/>
-        </w:rPr>
-        <w:t>24</w:t>
-      </w:r>
-    </w:p>
-    <w:p>
-      <w:r>
-        <w:rPr>
-          <w:b/>
-          <w:color w:val="4A7FC1"/>
-        </w:rPr>
-        <w:t xml:space="preserve">#31  </w:t>
       </w:r>
       <w:r>
         <w:rPr>
@@ -8470,7 +7572,7 @@
           <w:b w:val="0"/>
           <w:i/>
         </w:rPr>
-        <w:t>Northern Renewable Park in the low sun: the Ice-Proof Wind Farm behind the Bifacial Solar Farm.</w:t>
+        <w:t>The wind and solar farms of the Northern Renewable Park.</w:t>
       </w:r>
     </w:p>
     <w:p>
@@ -8486,7 +7588,7 @@
           <w:b w:val="0"/>
           <w:i/>
         </w:rPr>
-        <w:t>Wind and sun start the city’s own sun. Once fusion is running, they step back and stand guard.</w:t>
+        <w:t>Wind and sun start the city’s own sun. Once fusion runs, they stand guard.</w:t>
       </w:r>
     </w:p>
     <w:p>
@@ -8515,10 +7617,10 @@
       </w:r>
       <w:r>
         <w:rPr>
-          <w:b/>
-          <w:i w:val="0"/>
-        </w:rPr>
-        <w:t>200 MWh</w:t>
+          <w:b w:val="0"/>
+          <w:i w:val="0"/>
+        </w:rPr>
+        <w:t>Wind and solar farms charge a battery bank that starts the reactor.</w:t>
       </w:r>
     </w:p>
     <w:p>
@@ -8531,26 +7633,26 @@
       </w:r>
       <w:r>
         <w:rPr>
+          <w:b/>
+          <w:i w:val="0"/>
+        </w:rPr>
+        <w:t>2 · RUNNING</w:t>
+      </w:r>
+    </w:p>
+    <w:p>
+      <w:r>
+        <w:rPr>
+          <w:b/>
+          <w:color w:val="4A7FC1"/>
+        </w:rPr>
+        <w:t xml:space="preserve">#8  </w:t>
+      </w:r>
+      <w:r>
+        <w:rPr>
           <w:b w:val="0"/>
           <w:i w:val="0"/>
         </w:rPr>
-        <w:t>The Ice-Proof Wind Farm (60 MW) and the Bifacial Solar Farm fill the battery bank, which gives the big burst of power that starts the reactor’s magnets and heaters. The panels also catch light off the snow: tests in snowy Canada found about +19% [17].</w:t>
-      </w:r>
-    </w:p>
-    <w:p>
-      <w:r>
-        <w:rPr>
-          <w:b/>
-          <w:color w:val="4A7FC1"/>
-        </w:rPr>
-        <w:t xml:space="preserve">#8  </w:t>
-      </w:r>
-      <w:r>
-        <w:rPr>
-          <w:b/>
-          <w:i w:val="0"/>
-        </w:rPr>
-        <w:t>2 · RUNNING</w:t>
+        <w:t>Fusion then powers and heats the whole city, day and night.</w:t>
       </w:r>
     </w:p>
     <w:p>
@@ -8566,7 +7668,7 @@
           <w:b/>
           <w:i w:val="0"/>
         </w:rPr>
-        <w:t>300 + 450 MW</w:t>
+        <w:t>3 · BACKUP</w:t>
       </w:r>
     </w:p>
     <w:p>
@@ -8582,7 +7684,7 @@
           <w:b w:val="0"/>
           <w:i w:val="0"/>
         </w:rPr>
-        <w:t>Once the plasma burns, the fusion station keeps itself going and gives the whole city electricity and heat, day and polar night.</w:t>
+        <w:t>If the reactor stops, wind, sun, geothermal and stored heat keep basic heating, the hospital and the shelters going.</w:t>
       </w:r>
     </w:p>
     <w:p>
@@ -8598,7 +7700,7 @@
           <w:b/>
           <w:i w:val="0"/>
         </w:rPr>
-        <w:t>3 · BACKUP</w:t>
+        <w:t>25</w:t>
       </w:r>
     </w:p>
     <w:p>
@@ -8608,54 +7710,6 @@
           <w:color w:val="4A7FC1"/>
         </w:rPr>
         <w:t xml:space="preserve">#12  </w:t>
-      </w:r>
-      <w:r>
-        <w:rPr>
-          <w:b/>
-          <w:i w:val="0"/>
-        </w:rPr>
-        <w:t>12 h</w:t>
-      </w:r>
-    </w:p>
-    <w:p>
-      <w:r>
-        <w:rPr>
-          <w:b/>
-          <w:color w:val="4A7FC1"/>
-        </w:rPr>
-        <w:t xml:space="preserve">#13  </w:t>
-      </w:r>
-      <w:r>
-        <w:rPr>
-          <w:b w:val="0"/>
-          <w:i w:val="0"/>
-        </w:rPr>
-        <w:t>If the reactor stops for repair, wind, sun, the batteries, the 24-hour geothermal plant and the 12-hour heat tank take over, so no home goes cold.</w:t>
-      </w:r>
-    </w:p>
-    <w:p>
-      <w:r>
-        <w:rPr>
-          <w:b/>
-          <w:color w:val="4A7FC1"/>
-        </w:rPr>
-        <w:t xml:space="preserve">#14  </w:t>
-      </w:r>
-      <w:r>
-        <w:rPr>
-          <w:b/>
-          <w:i w:val="0"/>
-        </w:rPr>
-        <w:t>25</w:t>
-      </w:r>
-    </w:p>
-    <w:p>
-      <w:r>
-        <w:rPr>
-          <w:b/>
-          <w:color w:val="4A7FC1"/>
-        </w:rPr>
-        <w:t xml:space="preserve">#15  </w:t>
       </w:r>
       <w:r>
         <w:rPr>
@@ -8725,7 +7779,7 @@
           <w:b w:val="0"/>
           <w:i/>
         </w:rPr>
-        <w:t>The six-stage Water Recycling Line in the Northern Renewable Park, with the wind farm behind.</w:t>
+        <w:t>The Water Recycling Line.</w:t>
       </w:r>
     </w:p>
     <w:p>
@@ -8741,7 +7795,7 @@
           <w:b/>
           <w:i w:val="0"/>
         </w:rPr>
-        <w:t>THE SIX-STAGE WATER RECYCLING LINE</w:t>
+        <w:t>USED WATER, CLEANED IN SIX STEPS</w:t>
       </w:r>
     </w:p>
     <w:p>
@@ -8773,7 +7827,7 @@
           <w:b/>
           <w:i w:val="0"/>
         </w:rPr>
-        <w:t>Snowmelt &amp; greywater intake</w:t>
+        <w:t>Used water in</w:t>
       </w:r>
     </w:p>
     <w:p>
@@ -8805,7 +7859,7 @@
           <w:b/>
           <w:i w:val="0"/>
         </w:rPr>
-        <w:t>Intake pumps &amp; bar screen</w:t>
+        <w:t>Screens</w:t>
       </w:r>
     </w:p>
     <w:p>
@@ -8901,7 +7955,7 @@
           <w:b/>
           <w:i w:val="0"/>
         </w:rPr>
-        <w:t>UV disinfection</w:t>
+        <w:t>UV light</w:t>
       </w:r>
     </w:p>
     <w:p>
@@ -8949,41 +8003,23 @@
           <w:b w:val="0"/>
           <w:i w:val="0"/>
         </w:rPr>
-        <w:t>In Aurora Haven, water goes round and round. Clean snow becomes drinking water at the Snow-to-Food plant. Used greywater from homes flows to the Water Recycling Line: screens, settling basins, sand and membrane filters, UV light, and finally a tower that feeds toilets, laundries, greenhouses and fire hydrants.</w:t>
-      </w:r>
-    </w:p>
-    <w:p>
+        <w:t>Water from sinks and showers is cleaned in six steps and reused in toilets, laundries and greenhouses. Toilet water is treated on its own and becomes biogas.</w:t>
+      </w:r>
+    </w:p>
+    <w:p>
+      <w:r>
+        <w:rPr>
+          <w:b/>
+          <w:color w:val="4A7FC1"/>
+        </w:rPr>
+        <w:t xml:space="preserve">#18  </w:t>
+      </w:r>
       <w:r>
         <w:rPr>
           <w:b w:val="0"/>
           <w:i w:val="0"/>
         </w:rPr>
-        <w:t>Dirty street snow is melted separately and never reaches the taps.</w:t>
-      </w:r>
-    </w:p>
-    <w:p>
-      <w:r>
-        <w:rPr>
-          <w:b/>
-          <w:color w:val="4A7FC1"/>
-        </w:rPr>
-        <w:t xml:space="preserve">#18  </w:t>
-      </w:r>
-      <w:r>
-        <w:rPr>
-          <w:b w:val="0"/>
-          <w:i w:val="0"/>
-        </w:rPr>
-        <w:t>The Circular Recycling Center sorts about 30 tonnes of materials a day with AI optical sorters and robot arms. Food scraps become biogas, and the Plasma Waste Converter handles what is left, turning it into clean gas and building blocks.</w:t>
-      </w:r>
-    </w:p>
-    <w:p>
-      <w:r>
-        <w:rPr>
-          <w:b w:val="0"/>
-          <w:i w:val="0"/>
-        </w:rPr>
-        <w:t>Nothing goes to landfill in the permafrost.</w:t>
+        <w:t>The Circular Recycling Center sorts and repairs materials. Food scraps become biogas, and a plasma converter turns the rest into gas and building blocks.</w:t>
       </w:r>
     </w:p>
     <w:p>
@@ -9012,10 +8048,10 @@
       </w:r>
       <w:r>
         <w:rPr>
-          <w:b w:val="0"/>
-          <w:i w:val="0"/>
-        </w:rPr>
-        <w:t>of water is used again</w:t>
+          <w:b/>
+          <w:i w:val="0"/>
+        </w:rPr>
+        <w:t>of the city’s water is used again</w:t>
       </w:r>
     </w:p>
     <w:p>
@@ -9029,9 +8065,9 @@
       <w:r>
         <w:rPr>
           <w:b/>
-          <w:i w:val="0"/>
-        </w:rPr>
-        <w:t>30 tonnes</w:t>
+          <w:i/>
+        </w:rPr>
+        <w:t>Almost nothing goes to landfill in the permafrost.</w:t>
       </w:r>
     </w:p>
     <w:p>
@@ -9044,10 +8080,10 @@
       </w:r>
       <w:r>
         <w:rPr>
-          <w:b w:val="0"/>
-          <w:i w:val="0"/>
-        </w:rPr>
-        <w:t>of materials sorted every day</w:t>
+          <w:b/>
+          <w:i w:val="0"/>
+        </w:rPr>
+        <w:t>26</w:t>
       </w:r>
     </w:p>
     <w:p>
@@ -9057,54 +8093,6 @@
           <w:color w:val="4A7FC1"/>
         </w:rPr>
         <w:t xml:space="preserve">#23  </w:t>
-      </w:r>
-      <w:r>
-        <w:rPr>
-          <w:b/>
-          <w:i w:val="0"/>
-        </w:rPr>
-        <w:t>0</w:t>
-      </w:r>
-    </w:p>
-    <w:p>
-      <w:r>
-        <w:rPr>
-          <w:b/>
-          <w:color w:val="4A7FC1"/>
-        </w:rPr>
-        <w:t xml:space="preserve">#24  </w:t>
-      </w:r>
-      <w:r>
-        <w:rPr>
-          <w:b w:val="0"/>
-          <w:i w:val="0"/>
-        </w:rPr>
-        <w:t>rubbish sent to landfill</w:t>
-      </w:r>
-    </w:p>
-    <w:p>
-      <w:r>
-        <w:rPr>
-          <w:b/>
-          <w:color w:val="4A7FC1"/>
-        </w:rPr>
-        <w:t xml:space="preserve">#25  </w:t>
-      </w:r>
-      <w:r>
-        <w:rPr>
-          <w:b/>
-          <w:i w:val="0"/>
-        </w:rPr>
-        <w:t>26</w:t>
-      </w:r>
-    </w:p>
-    <w:p>
-      <w:r>
-        <w:rPr>
-          <w:b/>
-          <w:color w:val="4A7FC1"/>
-        </w:rPr>
-        <w:t xml:space="preserve">#26  </w:t>
       </w:r>
       <w:r>
         <w:rPr>
@@ -9142,7 +8130,7 @@
           <w:b w:val="0"/>
           <w:i/>
         </w:rPr>
-        <w:t>The eco-tour reindeer herd grazing on the tundra by the Snow Garden Park, with the foothill pines and Mount Aurora behind.</w:t>
+        <w:t>The eco-tour reindeer herd on the tundra by the Snow Garden Park.</w:t>
       </w:r>
     </w:p>
     <w:p>
@@ -9190,7 +8178,7 @@
           <w:b w:val="0"/>
           <w:i/>
         </w:rPr>
-        <w:t>Aurora Haven is built to share the tundra: animals can move through the city, plants work as snow fences, and farmed life closes the food loop.</w:t>
+        <w:t>We share the tundra: animals move through the city, and planted trees work as snow fences.</w:t>
       </w:r>
     </w:p>
     <w:p>
@@ -9229,165 +8217,133 @@
           <w:b w:val="0"/>
           <w:i w:val="0"/>
         </w:rPr>
-        <w:t>Snowy tree belts on the east and west edges link the tundra to the parks for foxes, hares and ptarmigans; the roads beside them have dim lights and underpasses.</w:t>
-      </w:r>
-    </w:p>
-    <w:p>
-      <w:r>
-        <w:rPr>
-          <w:b/>
-          <w:i w:val="0"/>
-        </w:rPr>
-        <w:t xml:space="preserve">Fences with gaps. </w:t>
+        <w:t>Tree belts link the tundra to the parks, with dim lights and underpasses.</w:t>
+      </w:r>
+    </w:p>
+    <w:p>
+      <w:r>
+        <w:rPr>
+          <w:b/>
+          <w:i w:val="0"/>
+        </w:rPr>
+        <w:t xml:space="preserve">Reindeer. </w:t>
       </w:r>
       <w:r>
         <w:rPr>
           <w:b w:val="0"/>
           <w:i w:val="0"/>
         </w:rPr>
-        <w:t>Open rails let drifting snow blow through, and gaps at ground level let foxes and hares pass.</w:t>
-      </w:r>
-    </w:p>
-    <w:p>
-      <w:r>
-        <w:rPr>
-          <w:b/>
-          <w:i w:val="0"/>
-        </w:rPr>
-        <w:t xml:space="preserve">Reindeer. </w:t>
+        <w:t>Local herders keep a small eco-tour herd.</w:t>
+      </w:r>
+    </w:p>
+    <w:p>
+      <w:r>
+        <w:rPr>
+          <w:b/>
+          <w:i w:val="0"/>
+        </w:rPr>
+        <w:t xml:space="preserve">Polar bears. </w:t>
       </w:r>
       <w:r>
         <w:rPr>
           <w:b w:val="0"/>
           <w:i w:val="0"/>
         </w:rPr>
-        <w:t>Herders who follow Sámi traditions care for the eco-tour herd; rides are short, and GPS collars track the animals on the tundra.</w:t>
-      </w:r>
-    </w:p>
-    <w:p>
-      <w:r>
-        <w:rPr>
-          <w:b/>
-          <w:i w:val="0"/>
-        </w:rPr>
-        <w:t xml:space="preserve">Polar bears. </w:t>
+        <w:t>Fence sensors call a wildlife team when a bear comes close.</w:t>
+      </w:r>
+    </w:p>
+    <w:p>
+      <w:r>
+        <w:rPr>
+          <w:b/>
+          <w:color w:val="4A7FC1"/>
+        </w:rPr>
+        <w:t xml:space="preserve">#7  </w:t>
+      </w:r>
+      <w:r>
+        <w:rPr>
+          <w:b/>
+          <w:i w:val="0"/>
+        </w:rPr>
+        <w:t>PLANTS AND FARMED LIFE</w:t>
+      </w:r>
+    </w:p>
+    <w:p>
+      <w:r>
+        <w:rPr>
+          <w:b/>
+          <w:color w:val="4A7FC1"/>
+        </w:rPr>
+        <w:t xml:space="preserve">#8  </w:t>
+      </w:r>
+      <w:r>
+        <w:rPr>
+          <w:b/>
+          <w:i w:val="0"/>
+        </w:rPr>
+        <w:t xml:space="preserve">Living snow fences. </w:t>
       </w:r>
       <w:r>
         <w:rPr>
           <w:b w:val="0"/>
           <w:i w:val="0"/>
         </w:rPr>
-        <w:t>Fibre-optic sensors in the air base fence call a wildlife team when a bear comes close.</w:t>
-      </w:r>
-    </w:p>
-    <w:p>
-      <w:r>
-        <w:rPr>
-          <w:b/>
-          <w:color w:val="4A7FC1"/>
-        </w:rPr>
-        <w:t xml:space="preserve">#7  </w:t>
-      </w:r>
-      <w:r>
-        <w:rPr>
-          <w:b/>
-          <w:i w:val="0"/>
-        </w:rPr>
-        <w:t>PLANTS AND FARMED LIFE</w:t>
-      </w:r>
-    </w:p>
-    <w:p>
-      <w:r>
-        <w:rPr>
-          <w:b/>
-          <w:color w:val="4A7FC1"/>
-        </w:rPr>
-        <w:t xml:space="preserve">#8  </w:t>
-      </w:r>
-      <w:r>
-        <w:rPr>
-          <w:b/>
-          <w:i w:val="0"/>
-        </w:rPr>
-        <w:t xml:space="preserve">Living snow fences. </w:t>
+        <w:t>Belts of hardy spruce trap drifting snow and slow the wind.</w:t>
+      </w:r>
+    </w:p>
+    <w:p>
+      <w:r>
+        <w:rPr>
+          <w:b/>
+          <w:i w:val="0"/>
+        </w:rPr>
+        <w:t xml:space="preserve">Aquaponics. </w:t>
       </w:r>
       <w:r>
         <w:rPr>
           <w:b w:val="0"/>
           <w:i w:val="0"/>
         </w:rPr>
-        <w:t>Belts of spruce and pine trap drifting snow before it reaches the streets; the clean snow goes to the food plant.</w:t>
-      </w:r>
-    </w:p>
-    <w:p>
-      <w:r>
-        <w:rPr>
-          <w:b/>
-          <w:i w:val="0"/>
-        </w:rPr>
-        <w:t xml:space="preserve">Green stepping stones. </w:t>
+        <w:t>Fish feed lettuce and herbs in the greenhouse.</w:t>
+      </w:r>
+    </w:p>
+    <w:p>
+      <w:r>
+        <w:rPr>
+          <w:b/>
+          <w:i w:val="0"/>
+        </w:rPr>
+        <w:t xml:space="preserve">Shelter and science. </w:t>
       </w:r>
       <w:r>
         <w:rPr>
           <w:b w:val="0"/>
           <w:i w:val="0"/>
         </w:rPr>
-        <w:t>Snow lindens on Liberty Mall and heated planters on the Aurora 81 Sky Garden give birds stepping stones across the city.</w:t>
-      </w:r>
-    </w:p>
-    <w:p>
-      <w:r>
-        <w:rPr>
-          <w:b/>
-          <w:i w:val="0"/>
-        </w:rPr>
-        <w:t xml:space="preserve">Aquaponics. </w:t>
+        <w:t>Rock gardens shelter ptarmigans and hares.</w:t>
+      </w:r>
+    </w:p>
+    <w:p>
+      <w:r>
+        <w:rPr>
+          <w:b/>
+          <w:color w:val="4A7FC1"/>
+        </w:rPr>
+        <w:t xml:space="preserve">#9  </w:t>
+      </w:r>
+      <w:r>
+        <w:rPr>
+          <w:b/>
+          <w:i w:val="0"/>
+        </w:rPr>
+        <w:t xml:space="preserve">HOW THEY SURVIVE  </w:t>
       </w:r>
       <w:r>
         <w:rPr>
           <w:b w:val="0"/>
           <w:i w:val="0"/>
         </w:rPr>
-        <w:t>In the Evergreen Aquaponics Dome, Arctic char and trout feed lettuce, herbs and strawberries; the loop loses under 2% of its water a day.</w:t>
-      </w:r>
-    </w:p>
-    <w:p>
-      <w:r>
-        <w:rPr>
-          <w:b/>
-          <w:i w:val="0"/>
-        </w:rPr>
-        <w:t xml:space="preserve">Shelter and science. </w:t>
-      </w:r>
-      <w:r>
-        <w:rPr>
-          <w:b w:val="0"/>
-          <w:i w:val="0"/>
-        </w:rPr>
-        <w:t>Rock gardens shelter ptarmigans and hares, and nest-box cameras let schoolchildren count them.</w:t>
-      </w:r>
-    </w:p>
-    <w:p>
-      <w:r>
-        <w:rPr>
-          <w:b/>
-          <w:color w:val="4A7FC1"/>
-        </w:rPr>
-        <w:t xml:space="preserve">#9  </w:t>
-      </w:r>
-      <w:r>
-        <w:rPr>
-          <w:b/>
-          <w:i w:val="0"/>
-        </w:rPr>
-        <w:t xml:space="preserve">HOW THEY SURVIVE  </w:t>
-      </w:r>
-      <w:r>
-        <w:rPr>
-          <w:b w:val="0"/>
-          <w:i w:val="0"/>
-        </w:rPr>
-        <w:t>Arctic foxes grow a deep, pale winter coat that blends into the snow and keeps them warm down to about −50 °C [15]. The city helps them with cover, safe crossings and dark nights: outdoor lights switch on only when something moves.</w:t>
+        <w:t>Arctic foxes grow a thick winter coat that lets them survive down to about −50 °C [16]. The city gives them cover, safe crossings and dark nights.</w:t>
       </w:r>
     </w:p>
     <w:p>
@@ -9482,7 +8438,7 @@
           <w:b w:val="0"/>
           <w:i/>
         </w:rPr>
-        <w:t>Compact Polar Airport at dusk: the glass terminal, the control tower and Flight VN-81 climbing out.</w:t>
+        <w:t>Compact Polar Airport, the city’s winter supply link.</w:t>
       </w:r>
     </w:p>
     <w:p>
@@ -9498,7 +8454,7 @@
           <w:b w:val="0"/>
           <w:i w:val="0"/>
         </w:rPr>
-        <w:t>Everything that moves in Aurora Haven is electric and built for the cold. Two driverless metro lines, the north–south Aurora Line and the east–west Glacier Line, run deep underground and meet under Liberty Mall, so blizzards never stop them.</w:t>
+        <w:t>On the ground, everything is electric. Public transport starts with two driverless metro lines that meet under Liberty Mall, deep below the blizzards. Trams, buses and shared robotaxis stop at heated shelters.</w:t>
       </w:r>
     </w:p>
     <w:p>
@@ -9507,7 +8463,7 @@
           <w:b w:val="0"/>
           <w:i w:val="0"/>
         </w:rPr>
-        <w:t>Above ground, electric trams, buses and shared robotaxis stop at heated shelters. Streets are warmed from below, as in Reykjavík, where water returning from home heating melts the snow [18].</w:t>
+        <w:t>Warm streets and tunnels sit on thick insulation, and thermosyphons, as on the Trans-Alaska Pipeline, keep the ground below frozen [15].</w:t>
       </w:r>
     </w:p>
     <w:p>
@@ -9516,7 +8472,7 @@
           <w:b w:val="0"/>
           <w:i w:val="0"/>
         </w:rPr>
-        <w:t>The airport, with its heated runway and e-fuel planes, keeps the city supplied through deep winter.</w:t>
+        <w:t>Planes fly on e-fuel made with clean power.</w:t>
       </w:r>
     </w:p>
     <w:p>
@@ -9582,7 +8538,7 @@
           <w:b/>
           <w:i w:val="0"/>
         </w:rPr>
-        <w:t>Central Interchange Station, under Liberty Mall</w:t>
+        <w:t>Central Interchange, under Liberty Mall</w:t>
       </w:r>
     </w:p>
     <w:p>
@@ -9614,7 +8570,7 @@
           <w:b w:val="0"/>
           <w:i w:val="0"/>
         </w:rPr>
-        <w:t>Commuters, students, shoppers and stadium fans. Heated cars have space for wheelchairs, prams and skis.</w:t>
+        <w:t>Commuters, students and fans, with room for wheelchairs and skis.</w:t>
       </w:r>
     </w:p>
     <w:p>
@@ -9646,7 +8602,7 @@
           <w:b w:val="0"/>
           <w:i w:val="0"/>
         </w:rPr>
-        <w:t>Our estimate: if a four-car train carries about 400 people, a train every 3 min moves about 8,000 people an hour each way. After stadium events, trains every 90 s could clear the 8,000 seats in about 30 minutes.</w:t>
+        <w:t>About 8,000 people an hour each way (our estimate).</w:t>
       </w:r>
     </w:p>
     <w:p>
@@ -9678,7 +8634,7 @@
           <w:b w:val="0"/>
           <w:i w:val="0"/>
         </w:rPr>
-        <w:t>Deep, insulated tunnels kept at about +5 °C, emergency walkways with glow strips, and doors straight into the four shelters.</w:t>
+        <w:t>Insulated tunnels with doors straight into the shelters.</w:t>
       </w:r>
     </w:p>
     <w:p>
@@ -9694,7 +8650,7 @@
           <w:b/>
           <w:i w:val="0"/>
         </w:rPr>
-        <w:t>Powered by</w:t>
+        <w:t>Energy</w:t>
       </w:r>
     </w:p>
     <w:p>
@@ -9710,7 +8666,7 @@
           <w:b w:val="0"/>
           <w:i w:val="0"/>
         </w:rPr>
-        <w:t>All-electric and driverless. Braking returns about 30% of the energy, and insulation, not heaters, keeps the tunnels above freezing.</w:t>
+        <w:t>All-electric; braking trains feed power back.</w:t>
       </w:r>
     </w:p>
     <w:p>
@@ -9805,7 +8761,7 @@
           <w:b w:val="0"/>
           <w:i/>
         </w:rPr>
-        <w:t>Fresh salad, tomatoes, peppers, herbs and berries all year, even in the polar night and in winters when supplies can only arrive by air.</w:t>
+        <w:t>Fresh salad, tomatoes and berries all year, even in the polar night.</w:t>
       </w:r>
     </w:p>
     <w:p>
@@ -9821,7 +8777,7 @@
           <w:b w:val="0"/>
           <w:i w:val="0"/>
         </w:rPr>
-        <w:t>The dome is heated by the district-heating loop and wrapped in thermal curtains at night. LED grow lights give the plants 18-hour “days” on stacked hydroponic racks, and CO₂ from the biogas plant and the waste converter boosts growth.</w:t>
+        <w:t>The clear roof catches the midnight sun in summer. In the polar night, LEDs take over and thermal curtains keep the heat in, with warmth from the heating loop and Mount Aurora’s spa water.</w:t>
       </w:r>
     </w:p>
     <w:p>
@@ -9837,7 +8793,7 @@
           <w:b/>
           <w:i w:val="0"/>
         </w:rPr>
-        <w:t>18 h</w:t>
+        <w:t>≈ 90%</w:t>
       </w:r>
     </w:p>
     <w:p>
@@ -9853,7 +8809,7 @@
           <w:b w:val="0"/>
           <w:i w:val="0"/>
         </w:rPr>
-        <w:t>LED “days” for the plants</w:t>
+        <w:t>less water than field farming [17]</w:t>
       </w:r>
     </w:p>
     <w:p>
@@ -9863,54 +8819,22 @@
           <w:color w:val="4A7FC1"/>
         </w:rPr>
         <w:t xml:space="preserve">#7  </w:t>
-      </w:r>
-      <w:r>
-        <w:rPr>
-          <w:b/>
-          <w:i w:val="0"/>
-        </w:rPr>
-        <w:t>90%</w:t>
-      </w:r>
-    </w:p>
-    <w:p>
-      <w:r>
-        <w:rPr>
-          <w:b/>
-          <w:color w:val="4A7FC1"/>
-        </w:rPr>
-        <w:t xml:space="preserve">#8  </w:t>
-      </w:r>
-      <w:r>
-        <w:rPr>
-          <w:b w:val="0"/>
-          <w:i w:val="0"/>
-        </w:rPr>
-        <w:t>less water than fields [16]</w:t>
-      </w:r>
-    </w:p>
-    <w:p>
-      <w:r>
-        <w:rPr>
-          <w:b/>
-          <w:color w:val="4A7FC1"/>
-        </w:rPr>
-        <w:t xml:space="preserve">#9  </w:t>
       </w:r>
       <w:r>
         <w:rPr>
           <w:b w:val="0"/>
           <w:i/>
         </w:rPr>
-        <w:t>Inside the Evergreen Greenhouse Dome, where the flowers for the monument’s red and yellow beds are raised too.</w:t>
-      </w:r>
-    </w:p>
-    <w:p>
-      <w:r>
-        <w:rPr>
-          <w:b/>
-          <w:color w:val="4A7FC1"/>
-        </w:rPr>
-        <w:t xml:space="preserve">#10  </w:t>
+        <w:t>Inside the Evergreen Greenhouse Dome.</w:t>
+      </w:r>
+    </w:p>
+    <w:p>
+      <w:r>
+        <w:rPr>
+          <w:b/>
+          <w:color w:val="4A7FC1"/>
+        </w:rPr>
+        <w:t xml:space="preserve">#8  </w:t>
       </w:r>
       <w:r>
         <w:rPr>
@@ -9926,7 +8850,7 @@
           <w:b/>
           <w:color w:val="4A7FC1"/>
         </w:rPr>
-        <w:t xml:space="preserve">#11  </w:t>
+        <w:t xml:space="preserve">#9  </w:t>
       </w:r>
       <w:r>
         <w:rPr>
@@ -9996,7 +8920,7 @@
           <w:b w:val="0"/>
           <w:i/>
         </w:rPr>
-        <w:t>The Polar Rescue and Resilience Station in the Energy Hub, north of downtown, with its helipad.</w:t>
+        <w:t>The Polar Rescue and Resilience Station, north of downtown.</w:t>
       </w:r>
     </w:p>
     <w:p>
@@ -10012,105 +8936,87 @@
           <w:b w:val="0"/>
           <w:i w:val="0"/>
         </w:rPr>
-        <w:t>In the polar night, safety comes first. The Polar Rescue and Resilience Station is home to the fire brigade, ambulances, ice rescue and the 112 emergency centre, and its vehicles leave within 60 seconds.</w:t>
-      </w:r>
-    </w:p>
-    <w:p>
+        <w:t>The rescue station houses the fire brigade, ambulances, ice rescue and the 112 emergency centre, with a helicopter ready day and night.</w:t>
+      </w:r>
+    </w:p>
+    <w:p>
+      <w:r>
+        <w:rPr>
+          <w:b/>
+          <w:color w:val="4A7FC1"/>
+        </w:rPr>
+        <w:t xml:space="preserve">#5  </w:t>
+      </w:r>
       <w:r>
         <w:rPr>
           <w:b w:val="0"/>
           <w:i w:val="0"/>
         </w:rPr>
-        <w:t>The West Market Fire &amp; Ambulance Station reaches any downtown address in about four minutes, and a rescue helicopter is ready day and night.</w:t>
-      </w:r>
-    </w:p>
-    <w:p>
-      <w:r>
-        <w:rPr>
-          <w:b/>
-          <w:color w:val="4A7FC1"/>
-        </w:rPr>
-        <w:t xml:space="preserve">#5  </w:t>
+        <w:t>Under Liberty Mall, four shelters hold supplies for every resident. Aurora Core, the city’s AI control tower, sends blizzard warnings to every phone.</w:t>
+      </w:r>
+    </w:p>
+    <w:p>
+      <w:r>
+        <w:rPr>
+          <w:b/>
+          <w:color w:val="4A7FC1"/>
+        </w:rPr>
+        <w:t xml:space="preserve">#6  </w:t>
+      </w:r>
+      <w:r>
+        <w:rPr>
+          <w:b/>
+          <w:i w:val="0"/>
+        </w:rPr>
+        <w:t>30 days</w:t>
+      </w:r>
+    </w:p>
+    <w:p>
+      <w:r>
+        <w:rPr>
+          <w:b/>
+          <w:color w:val="4A7FC1"/>
+        </w:rPr>
+        <w:t xml:space="preserve">#7  </w:t>
       </w:r>
       <w:r>
         <w:rPr>
           <w:b w:val="0"/>
           <w:i w:val="0"/>
         </w:rPr>
-        <w:t>Under Liberty Mall, four underground shelters can keep every resident safe for 30 days. Aurora Core, the AI control tower, forecasts blizzards up to 48 hours ahead and alerts every phone.</w:t>
-      </w:r>
-    </w:p>
-    <w:p>
+        <w:t>of supplies for every resident</w:t>
+      </w:r>
+    </w:p>
+    <w:p>
+      <w:r>
+        <w:rPr>
+          <w:b/>
+          <w:color w:val="4A7FC1"/>
+        </w:rPr>
+        <w:t xml:space="preserve">#8  </w:t>
+      </w:r>
+      <w:r>
+        <w:rPr>
+          <w:b/>
+          <w:i w:val="0"/>
+        </w:rPr>
+        <w:t>48 h</w:t>
+      </w:r>
+    </w:p>
+    <w:p>
+      <w:r>
+        <w:rPr>
+          <w:b/>
+          <w:color w:val="4A7FC1"/>
+        </w:rPr>
+        <w:t xml:space="preserve">#9  </w:t>
+      </w:r>
       <w:r>
         <w:rPr>
           <w:b w:val="0"/>
           <w:i w:val="0"/>
         </w:rPr>
-        <w:t>Cafés and lobbies act as warm points, and the air base runway is a backup for supply flights.</w:t>
-      </w:r>
-    </w:p>
-    <w:p>
-      <w:r>
-        <w:rPr>
-          <w:b/>
-          <w:color w:val="4A7FC1"/>
-        </w:rPr>
-        <w:t xml:space="preserve">#6  </w:t>
-      </w:r>
-      <w:r>
-        <w:rPr>
-          <w:b/>
-          <w:i w:val="0"/>
-        </w:rPr>
-        <w:t>60 s</w:t>
-      </w:r>
-    </w:p>
-    <w:p>
-      <w:r>
-        <w:rPr>
-          <w:b/>
-          <w:color w:val="4A7FC1"/>
-        </w:rPr>
-        <w:t xml:space="preserve">#7  </w:t>
-      </w:r>
-      <w:r>
-        <w:rPr>
-          <w:b w:val="0"/>
-          <w:i w:val="0"/>
-        </w:rPr>
-        <w:t>for rescue vehicles to leave</w:t>
-      </w:r>
-    </w:p>
-    <w:p>
-      <w:r>
-        <w:rPr>
-          <w:b/>
-          <w:color w:val="4A7FC1"/>
-        </w:rPr>
-        <w:t xml:space="preserve">#8  </w:t>
-      </w:r>
-      <w:r>
-        <w:rPr>
-          <w:b/>
-          <w:i w:val="0"/>
-        </w:rPr>
-        <w:t>30 days</w:t>
-      </w:r>
-    </w:p>
-    <w:p>
-      <w:r>
-        <w:rPr>
-          <w:b/>
-          <w:color w:val="4A7FC1"/>
-        </w:rPr>
-        <w:t xml:space="preserve">#9  </w:t>
-      </w:r>
-      <w:r>
-        <w:rPr>
-          <w:b w:val="0"/>
-          <w:i w:val="0"/>
-        </w:rPr>
-        <w:t>of supplies for every resident</w:t>
+        <w:t>warning before a blizzard</w:t>
       </w:r>
     </w:p>
     <w:p>
@@ -10126,7 +9032,7 @@
           <w:b/>
           <w:i w:val="0"/>
         </w:rPr>
-        <w:t>48 h</w:t>
+        <w:t>30</w:t>
       </w:r>
     </w:p>
     <w:p>
@@ -10136,38 +9042,6 @@
           <w:color w:val="4A7FC1"/>
         </w:rPr>
         <w:t xml:space="preserve">#11  </w:t>
-      </w:r>
-      <w:r>
-        <w:rPr>
-          <w:b w:val="0"/>
-          <w:i w:val="0"/>
-        </w:rPr>
-        <w:t>blizzard forecasts</w:t>
-      </w:r>
-    </w:p>
-    <w:p>
-      <w:r>
-        <w:rPr>
-          <w:b/>
-          <w:color w:val="4A7FC1"/>
-        </w:rPr>
-        <w:t xml:space="preserve">#12  </w:t>
-      </w:r>
-      <w:r>
-        <w:rPr>
-          <w:b/>
-          <w:i w:val="0"/>
-        </w:rPr>
-        <w:t>30</w:t>
-      </w:r>
-    </w:p>
-    <w:p>
-      <w:r>
-        <w:rPr>
-          <w:b/>
-          <w:color w:val="4A7FC1"/>
-        </w:rPr>
-        <w:t xml:space="preserve">#13  </w:t>
       </w:r>
       <w:r>
         <w:rPr>
@@ -10205,7 +9079,7 @@
           <w:b/>
           <w:i w:val="0"/>
         </w:rPr>
-        <w:t>WEIGHING IT UP · AN HONEST BALANCE SHEET</w:t>
+        <w:t>WEIGHING IT UP</w:t>
       </w:r>
     </w:p>
     <w:p>
@@ -10237,7 +9111,7 @@
           <w:b w:val="0"/>
           <w:i/>
         </w:rPr>
-        <w:t>No city is perfect. Here is what Aurora Haven does well, where it could fail, what it costs and what we gave up to make it work.</w:t>
+        <w:t>No city is perfect: here is our honest balance sheet.</w:t>
       </w:r>
     </w:p>
     <w:p>
@@ -10276,23 +9150,23 @@
           <w:b w:val="0"/>
           <w:i w:val="0"/>
         </w:rPr>
-        <w:t>No fossil fuel burns anywhere; four clean energy sources cover for each other.</w:t>
-      </w:r>
-    </w:p>
-    <w:p>
-      <w:r>
-        <w:rPr>
-          <w:b/>
-          <w:i w:val="0"/>
-        </w:rPr>
-        <w:t xml:space="preserve">Water and waste. </w:t>
+        <w:t>No fossil fuel burns anywhere.</w:t>
+      </w:r>
+    </w:p>
+    <w:p>
+      <w:r>
+        <w:rPr>
+          <w:b/>
+          <w:i w:val="0"/>
+        </w:rPr>
+        <w:t xml:space="preserve">Closed loops. </w:t>
       </w:r>
       <w:r>
         <w:rPr>
           <w:b w:val="0"/>
           <w:i w:val="0"/>
         </w:rPr>
-        <w:t>About 95% of water is recycled, and nothing goes to landfill in the permafrost.</w:t>
+        <w:t>Water and waste go round, not to landfill.</w:t>
       </w:r>
     </w:p>
     <w:p>
@@ -10308,7 +9182,7 @@
           <w:b w:val="0"/>
           <w:i w:val="0"/>
         </w:rPr>
-        <w:t>All tap water and about half of the protein are made in the city.</w:t>
+        <w:t>Tap water and much of the food are made here.</w:t>
       </w:r>
     </w:p>
     <w:p>
@@ -10324,7 +9198,7 @@
           <w:b w:val="0"/>
           <w:i w:val="0"/>
         </w:rPr>
-        <w:t>Shelters for every resident for 30 days, 48-hour blizzard warnings and a metro that storms cannot stop.</w:t>
+        <w:t>Shelters, blizzard warnings and a storm-proof metro.</w:t>
       </w:r>
     </w:p>
     <w:p>
@@ -10340,7 +9214,7 @@
           <w:b w:val="0"/>
           <w:i w:val="0"/>
         </w:rPr>
-        <w:t>Daily needs within a 10-minute walk, plus a spa, a 24-hour library and parks for the polar night.</w:t>
+        <w:t>Everything a short walk away, plus a spa.</w:t>
       </w:r>
     </w:p>
     <w:p>
@@ -10379,7 +9253,7 @@
           <w:b w:val="0"/>
           <w:i w:val="0"/>
         </w:rPr>
-        <w:t>ITER plans deuterium-tritium operation only in 2039 [4]; until fusion works, the city depends on geothermal, wind, sun and storage.</w:t>
+        <w:t>ITER plans to burn fusion fuel only from 2039 [7].</w:t>
       </w:r>
     </w:p>
     <w:p>
@@ -10395,7 +9269,7 @@
           <w:b w:val="0"/>
           <w:i w:val="0"/>
         </w:rPr>
-        <w:t>If it fails at −45 °C, homes cool fast; the 12-hour heat tank and the geothermal plant are the safety net.</w:t>
+        <w:t>If it fails, backup heat goes to the hospital and shelters first.</w:t>
       </w:r>
     </w:p>
     <w:p>
@@ -10411,23 +9285,23 @@
           <w:b w:val="0"/>
           <w:i w:val="0"/>
         </w:rPr>
-        <w:t>Any heat leak could crack foundations, as thaw already threatens Arctic infrastructure [2]; sensors must watch it constantly.</w:t>
-      </w:r>
-    </w:p>
-    <w:p>
-      <w:r>
-        <w:rPr>
-          <w:b/>
-          <w:i w:val="0"/>
-        </w:rPr>
-        <w:t xml:space="preserve">Cut off by storms. </w:t>
+        <w:t>A heat leak could crack foundations [3].</w:t>
+      </w:r>
+    </w:p>
+    <w:p>
+      <w:r>
+        <w:rPr>
+          <w:b/>
+          <w:i w:val="0"/>
+        </w:rPr>
+        <w:t xml:space="preserve">Isolation. </w:t>
       </w:r>
       <w:r>
         <w:rPr>
           <w:b w:val="0"/>
           <w:i w:val="0"/>
         </w:rPr>
-        <w:t>In deep winter all supplies come by air.</w:t>
+        <w:t>In deep winter, supplies come only by air.</w:t>
       </w:r>
     </w:p>
     <w:p>
@@ -10443,7 +9317,7 @@
           <w:b w:val="0"/>
           <w:i w:val="0"/>
         </w:rPr>
-        <w:t>AI control systems need cyber-security and skilled staff, and new foods need people’s trust.</w:t>
+        <w:t>AI systems need cyber-security; new foods need trust.</w:t>
       </w:r>
     </w:p>
     <w:p>
@@ -10475,7 +9349,7 @@
           <w:b w:val="0"/>
           <w:i w:val="0"/>
         </w:rPr>
-        <w:t>Building: a fusion plant is one of the most expensive machines ever made: ITER alone is estimated at €18–22 billion to first plasma [12]. Solar Foods’ first protein factory cost about €42 million for up to 160 tonnes a year [6]. Heated streets, insulated tunnels and triple glazing all cost more than ordinary ones.</w:t>
+        <w:t>Fusion is one of the most expensive machines ever built: ITER alone is estimated at €18–22 billion [18]. Indoor farms save water but use far more electricity [17].</w:t>
       </w:r>
     </w:p>
     <w:p>
@@ -10488,51 +9362,83 @@
       </w:r>
       <w:r>
         <w:rPr>
+          <w:b/>
+          <w:i w:val="0"/>
+        </w:rPr>
+        <w:t>TRADE-OFFS: WHAT WE CHOSE → WHAT WE GAVE UP</w:t>
+      </w:r>
+    </w:p>
+    <w:p>
+      <w:r>
+        <w:rPr>
+          <w:b/>
+          <w:color w:val="4A7FC1"/>
+        </w:rPr>
+        <w:t xml:space="preserve">#11  </w:t>
+      </w:r>
+      <w:r>
+        <w:rPr>
+          <w:b/>
+          <w:i w:val="0"/>
+        </w:rPr>
+        <w:t>Compact blocks that save heat</w:t>
+      </w:r>
+    </w:p>
+    <w:p>
+      <w:r>
+        <w:rPr>
+          <w:b/>
+          <w:color w:val="4A7FC1"/>
+        </w:rPr>
+        <w:t xml:space="preserve">#12  </w:t>
+      </w:r>
+      <w:r>
+        <w:rPr>
+          <w:b/>
+          <w:i w:val="0"/>
+        </w:rPr>
+        <w:t>→</w:t>
+      </w:r>
+    </w:p>
+    <w:p>
+      <w:r>
+        <w:rPr>
+          <w:b/>
+          <w:color w:val="4A7FC1"/>
+        </w:rPr>
+        <w:t xml:space="preserve">#13  </w:t>
+      </w:r>
+      <w:r>
+        <w:rPr>
           <w:b w:val="0"/>
           <w:i w:val="0"/>
         </w:rPr>
-        <w:t>Running: direct air capture uses a lot of energy and still costs hundreds of dollars per tonne of CO₂ [13]. Hydroponic lettuce needs about 82 times more energy than field lettuce, but about 92% less water and 11 times less land [16].</w:t>
-      </w:r>
-    </w:p>
-    <w:p>
-      <w:r>
-        <w:rPr>
-          <w:b/>
-          <w:color w:val="4A7FC1"/>
-        </w:rPr>
-        <w:t xml:space="preserve">#11  </w:t>
-      </w:r>
-      <w:r>
-        <w:rPr>
-          <w:b/>
-          <w:i w:val="0"/>
-        </w:rPr>
-        <w:t>TRADE-OFFS: WHAT WE CHOSE, AND WHAT WE GAVE UP</w:t>
-      </w:r>
-    </w:p>
-    <w:p>
-      <w:r>
-        <w:rPr>
-          <w:b/>
-          <w:color w:val="4A7FC1"/>
-        </w:rPr>
-        <w:t xml:space="preserve">#12  </w:t>
-      </w:r>
-      <w:r>
-        <w:rPr>
-          <w:b/>
-          <w:i w:val="0"/>
-        </w:rPr>
-        <w:t>Compact blocks that save heat</w:t>
-      </w:r>
-    </w:p>
-    <w:p>
-      <w:r>
-        <w:rPr>
-          <w:b/>
-          <w:color w:val="4A7FC1"/>
-        </w:rPr>
-        <w:t xml:space="preserve">#13  </w:t>
+        <w:t>smaller homes and less private space</w:t>
+      </w:r>
+    </w:p>
+    <w:p>
+      <w:r>
+        <w:rPr>
+          <w:b/>
+          <w:color w:val="4A7FC1"/>
+        </w:rPr>
+        <w:t xml:space="preserve">#14  </w:t>
+      </w:r>
+      <w:r>
+        <w:rPr>
+          <w:b/>
+          <w:i w:val="0"/>
+        </w:rPr>
+        <w:t>Metro, trams and shared robotaxis</w:t>
+      </w:r>
+    </w:p>
+    <w:p>
+      <w:r>
+        <w:rPr>
+          <w:b/>
+          <w:color w:val="4A7FC1"/>
+        </w:rPr>
+        <w:t xml:space="preserve">#15  </w:t>
       </w:r>
       <w:r>
         <w:rPr>
@@ -10548,39 +9454,39 @@
           <w:b/>
           <w:color w:val="4A7FC1"/>
         </w:rPr>
-        <w:t xml:space="preserve">#14  </w:t>
+        <w:t xml:space="preserve">#16  </w:t>
       </w:r>
       <w:r>
         <w:rPr>
           <w:b w:val="0"/>
           <w:i w:val="0"/>
         </w:rPr>
-        <w:t>smaller homes and less private space</w:t>
-      </w:r>
-    </w:p>
-    <w:p>
-      <w:r>
-        <w:rPr>
-          <w:b/>
-          <w:color w:val="4A7FC1"/>
-        </w:rPr>
-        <w:t xml:space="preserve">#15  </w:t>
-      </w:r>
-      <w:r>
-        <w:rPr>
-          <w:b/>
-          <w:i w:val="0"/>
-        </w:rPr>
-        <w:t>Metro, trams and shared robotaxis</w:t>
-      </w:r>
-    </w:p>
-    <w:p>
-      <w:r>
-        <w:rPr>
-          <w:b/>
-          <w:color w:val="4A7FC1"/>
-        </w:rPr>
-        <w:t xml:space="preserve">#16  </w:t>
+        <w:t>fewer private cars and less freedom to drive</w:t>
+      </w:r>
+    </w:p>
+    <w:p>
+      <w:r>
+        <w:rPr>
+          <w:b/>
+          <w:color w:val="4A7FC1"/>
+        </w:rPr>
+        <w:t xml:space="preserve">#17  </w:t>
+      </w:r>
+      <w:r>
+        <w:rPr>
+          <w:b/>
+          <w:i w:val="0"/>
+        </w:rPr>
+        <w:t>Lights that switch on only when needed</w:t>
+      </w:r>
+    </w:p>
+    <w:p>
+      <w:r>
+        <w:rPr>
+          <w:b/>
+          <w:color w:val="4A7FC1"/>
+        </w:rPr>
+        <w:t xml:space="preserve">#18  </w:t>
       </w:r>
       <w:r>
         <w:rPr>
@@ -10596,39 +9502,39 @@
           <w:b/>
           <w:color w:val="4A7FC1"/>
         </w:rPr>
-        <w:t xml:space="preserve">#17  </w:t>
+        <w:t xml:space="preserve">#19  </w:t>
       </w:r>
       <w:r>
         <w:rPr>
           <w:b w:val="0"/>
           <w:i w:val="0"/>
         </w:rPr>
-        <w:t>fewer private cars and less freedom to drive</w:t>
-      </w:r>
-    </w:p>
-    <w:p>
-      <w:r>
-        <w:rPr>
-          <w:b/>
-          <w:color w:val="4A7FC1"/>
-        </w:rPr>
-        <w:t xml:space="preserve">#18  </w:t>
-      </w:r>
-      <w:r>
-        <w:rPr>
-          <w:b/>
-          <w:i w:val="0"/>
-        </w:rPr>
-        <w:t>Lights that switch on only when needed</w:t>
-      </w:r>
-    </w:p>
-    <w:p>
-      <w:r>
-        <w:rPr>
-          <w:b/>
-          <w:color w:val="4A7FC1"/>
-        </w:rPr>
-        <w:t xml:space="preserve">#19  </w:t>
+        <w:t>darker streets, for the aurora and the wildlife</w:t>
+      </w:r>
+    </w:p>
+    <w:p>
+      <w:r>
+        <w:rPr>
+          <w:b/>
+          <w:color w:val="4A7FC1"/>
+        </w:rPr>
+        <w:t xml:space="preserve">#20  </w:t>
+      </w:r>
+      <w:r>
+        <w:rPr>
+          <w:b/>
+          <w:i w:val="0"/>
+        </w:rPr>
+        <w:t>Factory-made food</w:t>
+      </w:r>
+    </w:p>
+    <w:p>
+      <w:r>
+        <w:rPr>
+          <w:b/>
+          <w:color w:val="4A7FC1"/>
+        </w:rPr>
+        <w:t xml:space="preserve">#21  </w:t>
       </w:r>
       <w:r>
         <w:rPr>
@@ -10644,46 +9550,14 @@
           <w:b/>
           <w:color w:val="4A7FC1"/>
         </w:rPr>
-        <w:t xml:space="preserve">#20  </w:t>
+        <w:t xml:space="preserve">#22  </w:t>
       </w:r>
       <w:r>
         <w:rPr>
           <w:b w:val="0"/>
           <w:i w:val="0"/>
         </w:rPr>
-        <w:t>darker streets, for the aurora and the wildlife</w:t>
-      </w:r>
-    </w:p>
-    <w:p>
-      <w:r>
-        <w:rPr>
-          <w:b/>
-          <w:color w:val="4A7FC1"/>
-        </w:rPr>
-        <w:t xml:space="preserve">#21  </w:t>
-      </w:r>
-      <w:r>
-        <w:rPr>
-          <w:b/>
-          <w:i w:val="0"/>
-        </w:rPr>
-        <w:t>Limited reindeer rides, protected corridors</w:t>
-      </w:r>
-    </w:p>
-    <w:p>
-      <w:r>
-        <w:rPr>
-          <w:b/>
-          <w:color w:val="4A7FC1"/>
-        </w:rPr>
-        <w:t xml:space="preserve">#22  </w:t>
-      </w:r>
-      <w:r>
-        <w:rPr>
-          <w:b/>
-          <w:i w:val="0"/>
-        </w:rPr>
-        <w:t>→</w:t>
+        <w:t>no farmland needed, but more electricity and new tastes</w:t>
       </w:r>
     </w:p>
     <w:p>
@@ -10696,10 +9570,17 @@
       </w:r>
       <w:r>
         <w:rPr>
+          <w:b/>
+          <w:i w:val="0"/>
+        </w:rPr>
+        <w:t xml:space="preserve">OUR PLAN B  </w:t>
+      </w:r>
+      <w:r>
+        <w:rPr>
           <w:b w:val="0"/>
           <w:i w:val="0"/>
         </w:rPr>
-        <w:t>less tourist income, healthier animals</w:t>
+        <w:t>Build in stages: geothermal, wind, sun and storage first; fusion only once it is proven.</w:t>
       </w:r>
     </w:p>
     <w:p>
@@ -10715,7 +9596,7 @@
           <w:b/>
           <w:i w:val="0"/>
         </w:rPr>
-        <w:t>Factory-made food</w:t>
+        <w:t>31</w:t>
       </w:r>
     </w:p>
     <w:p>
@@ -10725,77 +9606,6 @@
           <w:color w:val="4A7FC1"/>
         </w:rPr>
         <w:t xml:space="preserve">#25  </w:t>
-      </w:r>
-      <w:r>
-        <w:rPr>
-          <w:b/>
-          <w:i w:val="0"/>
-        </w:rPr>
-        <w:t>→</w:t>
-      </w:r>
-    </w:p>
-    <w:p>
-      <w:r>
-        <w:rPr>
-          <w:b/>
-          <w:color w:val="4A7FC1"/>
-        </w:rPr>
-        <w:t xml:space="preserve">#26  </w:t>
-      </w:r>
-      <w:r>
-        <w:rPr>
-          <w:b w:val="0"/>
-          <w:i w:val="0"/>
-        </w:rPr>
-        <w:t>no farmland needed, but more electricity and new tastes</w:t>
-      </w:r>
-    </w:p>
-    <w:p>
-      <w:r>
-        <w:rPr>
-          <w:b/>
-          <w:color w:val="4A7FC1"/>
-        </w:rPr>
-        <w:t xml:space="preserve">#27  </w:t>
-      </w:r>
-      <w:r>
-        <w:rPr>
-          <w:b/>
-          <w:i w:val="0"/>
-        </w:rPr>
-        <w:t xml:space="preserve">OUR PLAN B  </w:t>
-      </w:r>
-      <w:r>
-        <w:rPr>
-          <w:b w:val="0"/>
-          <w:i w:val="0"/>
-        </w:rPr>
-        <w:t>Build in stages: first the geothermal plant, the wind and solar farms, the battery bank and the heat tank; add the fusion station when the technology is proven. Until then, the city grows more slowly.</w:t>
-      </w:r>
-    </w:p>
-    <w:p>
-      <w:r>
-        <w:rPr>
-          <w:b/>
-          <w:color w:val="4A7FC1"/>
-        </w:rPr>
-        <w:t xml:space="preserve">#28  </w:t>
-      </w:r>
-      <w:r>
-        <w:rPr>
-          <w:b/>
-          <w:i w:val="0"/>
-        </w:rPr>
-        <w:t>31</w:t>
-      </w:r>
-    </w:p>
-    <w:p>
-      <w:r>
-        <w:rPr>
-          <w:b/>
-          <w:color w:val="4A7FC1"/>
-        </w:rPr>
-        <w:t xml:space="preserve">#29  </w:t>
       </w:r>
       <w:r>
         <w:rPr>
@@ -10865,7 +9675,7 @@
           <w:b w:val="0"/>
           <w:i/>
         </w:rPr>
-        <w:t>The Mount Aurora Approach at dusk: the street from downtown to the spa.</w:t>
+        <w:t>The Mount Aurora Approach at dusk.</w:t>
       </w:r>
     </w:p>
     <w:p>
@@ -10881,7 +9691,7 @@
           <w:b w:val="0"/>
           <w:i/>
         </w:rPr>
-        <w:t>Aurora Haven needs partners to build it. We are looking for investors who want a share in a zero-carbon city, built step by step, starting with technology that already works today.</w:t>
+        <w:t>We are looking for partners to build a zero-carbon city, step by step.</w:t>
       </w:r>
     </w:p>
     <w:p>
@@ -10945,7 +9755,7 @@
           <w:b w:val="0"/>
           <w:i w:val="0"/>
         </w:rPr>
-        <w:t>Fund Stage 1: the geothermal plant, the wind and solar farms, the battery bank and the heat tank, paid back from selling heat and power to the city.</w:t>
+        <w:t>Fund Stage 1, repaid from heat and power sales.</w:t>
       </w:r>
     </w:p>
     <w:p>
@@ -10993,7 +9803,7 @@
           <w:b w:val="0"/>
           <w:i w:val="0"/>
         </w:rPr>
-        <w:t>Residents and visitors buy shares in the wind and solar farms through the Aurora Green Finance Hall and share in the income they make.</w:t>
+        <w:t>Residents co-own the wind and solar farms.</w:t>
       </w:r>
     </w:p>
     <w:p>
@@ -11041,7 +9851,7 @@
           <w:b w:val="0"/>
           <w:i w:val="0"/>
         </w:rPr>
-        <w:t>Companies and universities test new food, energy and building ideas with Arctic University and the Polar Climate &amp; Ice Research Institute.</w:t>
+        <w:t>Test new ideas with Arctic University.</w:t>
       </w:r>
     </w:p>
     <w:p>
@@ -11089,14 +9899,14 @@
           <w:b/>
           <w:i w:val="0"/>
         </w:rPr>
-        <w:t xml:space="preserve">Stage 1 · A clean base. </w:t>
+        <w:t xml:space="preserve">Stage 1 · A clean base: </w:t>
       </w:r>
       <w:r>
         <w:rPr>
           <w:b w:val="0"/>
           <w:i w:val="0"/>
         </w:rPr>
-        <w:t>Technology that works today: the geothermal plant, the wind and solar farms, the battery bank, the heat tank, heated streets and the metro.</w:t>
+        <w:t>geothermal, wind, sun, storage and the metro.</w:t>
       </w:r>
     </w:p>
     <w:p>
@@ -11128,14 +9938,14 @@
           <w:b/>
           <w:i w:val="0"/>
         </w:rPr>
-        <w:t xml:space="preserve">Stage 2 · Food and water. </w:t>
+        <w:t xml:space="preserve">Stage 2 · Food and water: </w:t>
       </w:r>
       <w:r>
         <w:rPr>
           <w:b w:val="0"/>
           <w:i w:val="0"/>
         </w:rPr>
-        <w:t>The Snow-to-Food &amp; Water Plant, starting small. For scale, Solar Foods’ first protein factory in Finland cost about €42 million for up to 160 tonnes a year [6].</w:t>
+        <w:t>the Snow-to-Food plant, starting small.</w:t>
       </w:r>
     </w:p>
     <w:p>
@@ -11167,14 +9977,14 @@
           <w:b/>
           <w:i w:val="0"/>
         </w:rPr>
-        <w:t xml:space="preserve">Stage 3 · Fusion. </w:t>
+        <w:t xml:space="preserve">Stage 3 · Fusion: </w:t>
       </w:r>
       <w:r>
         <w:rPr>
           <w:b w:val="0"/>
           <w:i w:val="0"/>
         </w:rPr>
-        <w:t>Built only when fusion power is proven. It is the most expensive part: ITER alone is estimated at €18–22 billion to first plasma [12], which is why it comes last.</w:t>
+        <w:t>only once fusion is proven (page 31).</w:t>
       </w:r>
     </w:p>
     <w:p>
@@ -11206,7 +10016,7 @@
           <w:b w:val="0"/>
           <w:i w:val="0"/>
         </w:rPr>
-        <w:t>Steady income from heat, power, water and food sold to 45,000 residents</w:t>
+        <w:t>Steady income from heat, power and food</w:t>
       </w:r>
     </w:p>
     <w:p>
@@ -11222,7 +10032,7 @@
           <w:b w:val="0"/>
           <w:i w:val="0"/>
         </w:rPr>
-        <w:t>Visitors to the Mount Aurora spa and the Snow Stadium all year</w:t>
+        <w:t>Visitors all year</w:t>
       </w:r>
     </w:p>
     <w:p>
@@ -11238,7 +10048,7 @@
           <w:b w:val="0"/>
           <w:i w:val="0"/>
         </w:rPr>
-        <w:t>Know-how other Arctic towns can use: about 4 million people live in the Arctic [3]</w:t>
+        <w:t>Know-how for other Arctic towns</w:t>
       </w:r>
     </w:p>
     <w:p>
@@ -11254,7 +10064,7 @@
           <w:b w:val="0"/>
           <w:i w:val="0"/>
         </w:rPr>
-        <w:t>A city with no fuel to import and no carbon to pay for</w:t>
+        <w:t>No fuel or carbon bills</w:t>
       </w:r>
     </w:p>
     <w:p>
@@ -11270,7 +10080,7 @@
           <w:b w:val="0"/>
           <w:i/>
         </w:rPr>
-        <w:t>Please note: these are future concepts, not tested projects. Costs and returns still have to be worked out in a full business plan, and no return is guaranteed. The risks are on page 31.</w:t>
+        <w:t>Future concepts, not tested projects: no return is guaranteed.</w:t>
       </w:r>
     </w:p>
     <w:p>
@@ -11293,7 +10103,7 @@
           <w:b w:val="0"/>
           <w:i w:val="0"/>
         </w:rPr>
-        <w:t>Visit the Aurora Green Finance Hall in the Financial District, or meet our team on page 3.</w:t>
+        <w:t>Join Stage 1 with a green city bond.</w:t>
       </w:r>
     </w:p>
     <w:p>
@@ -11388,7 +10198,7 @@
           <w:b w:val="0"/>
           <w:i/>
         </w:rPr>
-        <w:t>A walk around Aurora Haven in eight stops, from the civic heart of downtown out to the plants, the snow peak and the windy northern edge.</w:t>
+        <w:t>From downtown out to the plants, the snow peak and the windy north.</w:t>
       </w:r>
     </w:p>
     <w:p>
@@ -11429,7 +10239,7 @@
           <w:b w:val="0"/>
           <w:i w:val="0"/>
         </w:rPr>
-        <w:t>The civic heart of the city on the Aurora Roundabout.</w:t>
+        <w:t>The civic heart of the city.</w:t>
       </w:r>
     </w:p>
     <w:p>
@@ -11461,7 +10271,7 @@
           <w:b/>
           <w:i w:val="0"/>
         </w:rPr>
-        <w:t>Metro Entrance – Central Interchange Station</w:t>
+        <w:t>Central Interchange Station</w:t>
       </w:r>
     </w:p>
     <w:p>
@@ -11470,7 +10280,7 @@
           <w:b w:val="0"/>
           <w:i w:val="0"/>
         </w:rPr>
-        <w:t>Escalators down to the metro and the shelters.</w:t>
+        <w:t>Down to the metro and shelters.</w:t>
       </w:r>
     </w:p>
     <w:p>
@@ -11511,7 +10321,7 @@
           <w:b w:val="0"/>
           <w:i w:val="0"/>
         </w:rPr>
-        <w:t>About 250 beds and a 24-hour emergency department.</w:t>
+        <w:t>The main hospital.</w:t>
       </w:r>
     </w:p>
     <w:p>
@@ -11543,7 +10353,7 @@
           <w:b/>
           <w:i w:val="0"/>
         </w:rPr>
-        <w:t>Fusion Core – Compact D-T Tokamak</w:t>
+        <w:t>Fusion Core</w:t>
       </w:r>
     </w:p>
     <w:p>
@@ -11593,7 +10403,7 @@
           <w:b w:val="0"/>
           <w:i w:val="0"/>
         </w:rPr>
-        <w:t>Melts about 3,000 tonnes of snow a day with spare fusion heat.</w:t>
+        <w:t>Where snow becomes water.</w:t>
       </w:r>
     </w:p>
     <w:p>
@@ -11625,7 +10435,7 @@
           <w:b/>
           <w:i w:val="0"/>
         </w:rPr>
-        <w:t>Mount Aurora – Snow Peak &amp; Hanging Glacier</w:t>
+        <w:t>Mount Aurora</w:t>
       </w:r>
     </w:p>
     <w:p>
@@ -11634,7 +10444,7 @@
           <w:b w:val="0"/>
           <w:i w:val="0"/>
         </w:rPr>
-        <w:t>The 35 m peak with the spa inside.</w:t>
+        <w:t>The snow peak with a spa inside.</w:t>
       </w:r>
     </w:p>
     <w:p>
@@ -11675,7 +10485,7 @@
           <w:b w:val="0"/>
           <w:i w:val="0"/>
         </w:rPr>
-        <w:t>Two rows of turbines making about 60 MW.</w:t>
+        <w:t>Turbines built for storms.</w:t>
       </w:r>
     </w:p>
     <w:p>
@@ -11716,7 +10526,7 @@
           <w:b w:val="0"/>
           <w:i w:val="0"/>
         </w:rPr>
-        <w:t>Home of the 112 emergency centre.</w:t>
+        <w:t>The 112 emergency centre.</w:t>
       </w:r>
     </w:p>
     <w:p>
@@ -11732,7 +10542,7 @@
           <w:b w:val="0"/>
           <w:i/>
         </w:rPr>
-        <w:t>If there is time: the Aurora Lagoon, the Bifacial Solar Farm and the Recycled Water Tower.</w:t>
+        <w:t>Aurora Snow Stadium at dusk.</w:t>
       </w:r>
     </w:p>
     <w:p>
@@ -11745,10 +10555,10 @@
       </w:r>
       <w:r>
         <w:rPr>
-          <w:b w:val="0"/>
-          <w:i/>
-        </w:rPr>
-        <w:t>Aurora Snow Stadium at dusk.</w:t>
+          <w:b/>
+          <w:i w:val="0"/>
+        </w:rPr>
+        <w:t>33</w:t>
       </w:r>
     </w:p>
     <w:p>
@@ -11758,102 +10568,6 @@
           <w:color w:val="4A7FC1"/>
         </w:rPr>
         <w:t xml:space="preserve">#22  </w:t>
-      </w:r>
-      <w:r>
-        <w:rPr>
-          <w:b/>
-          <w:i w:val="0"/>
-        </w:rPr>
-        <w:t>BEHIND THE BUILD</w:t>
-      </w:r>
-    </w:p>
-    <w:p>
-      <w:r>
-        <w:rPr>
-          <w:b/>
-          <w:color w:val="4A7FC1"/>
-        </w:rPr>
-        <w:t xml:space="preserve">#23  </w:t>
-      </w:r>
-      <w:r>
-        <w:rPr>
-          <w:b/>
-          <w:i w:val="0"/>
-        </w:rPr>
-        <w:t>35</w:t>
-      </w:r>
-    </w:p>
-    <w:p>
-      <w:r>
-        <w:rPr>
-          <w:b/>
-          <w:color w:val="4A7FC1"/>
-        </w:rPr>
-        <w:t xml:space="preserve">#24  </w:t>
-      </w:r>
-      <w:r>
-        <w:rPr>
-          <w:b w:val="0"/>
-          <w:i w:val="0"/>
-        </w:rPr>
-        <w:t>key places, numbered on the master plan</w:t>
-      </w:r>
-    </w:p>
-    <w:p>
-      <w:r>
-        <w:rPr>
-          <w:b/>
-          <w:color w:val="4A7FC1"/>
-        </w:rPr>
-        <w:t xml:space="preserve">#25  </w:t>
-      </w:r>
-      <w:r>
-        <w:rPr>
-          <w:b/>
-          <w:i w:val="0"/>
-        </w:rPr>
-        <w:t>9</w:t>
-      </w:r>
-    </w:p>
-    <w:p>
-      <w:r>
-        <w:rPr>
-          <w:b/>
-          <w:color w:val="4A7FC1"/>
-        </w:rPr>
-        <w:t xml:space="preserve">#26  </w:t>
-      </w:r>
-      <w:r>
-        <w:rPr>
-          <w:b w:val="0"/>
-          <w:i w:val="0"/>
-        </w:rPr>
-        <w:t>downtown blocks around the Aurora Roundabout</w:t>
-      </w:r>
-    </w:p>
-    <w:p>
-      <w:r>
-        <w:rPr>
-          <w:b/>
-          <w:color w:val="4A7FC1"/>
-        </w:rPr>
-        <w:t xml:space="preserve">#27  </w:t>
-      </w:r>
-      <w:r>
-        <w:rPr>
-          <w:b/>
-          <w:i w:val="0"/>
-        </w:rPr>
-        <w:t>33</w:t>
-      </w:r>
-    </w:p>
-    <w:p>
-      <w:r>
-        <w:rPr>
-          <w:b/>
-          <w:color w:val="4A7FC1"/>
-        </w:rPr>
-        <w:t xml:space="preserve">#28  </w:t>
       </w:r>
       <w:r>
         <w:rPr>
@@ -11923,7 +10637,7 @@
           <w:b w:val="0"/>
           <w:i/>
         </w:rPr>
-        <w:t>The numbers match the markers on the city master plan on page 10.</w:t>
+        <w:t>The numbers match the markers on the city plan on page 10.</w:t>
       </w:r>
     </w:p>
     <w:p>
@@ -11968,10 +10682,10 @@
       </w:r>
       <w:r>
         <w:rPr>
-          <w:b w:val="0"/>
-          <w:i w:val="0"/>
-        </w:rPr>
-        <w:t>The city’s civic heart on Aurora Roundabout: ceremonies, national holidays and walking tours.</w:t>
+          <w:b/>
+          <w:i w:val="0"/>
+        </w:rPr>
+        <w:t>2</w:t>
       </w:r>
     </w:p>
     <w:p>
@@ -11987,7 +10701,7 @@
           <w:b/>
           <w:i w:val="0"/>
         </w:rPr>
-        <w:t>2</w:t>
+        <w:t>Aurora Civic Center &amp; Municipal Hall</w:t>
       </w:r>
     </w:p>
     <w:p>
@@ -12003,7 +10717,7 @@
           <w:b/>
           <w:i w:val="0"/>
         </w:rPr>
-        <w:t>Aurora Civic Center &amp; Municipal Hall</w:t>
+        <w:t>3</w:t>
       </w:r>
     </w:p>
     <w:p>
@@ -12016,10 +10730,10 @@
       </w:r>
       <w:r>
         <w:rPr>
-          <w:b w:val="0"/>
-          <w:i w:val="0"/>
-        </w:rPr>
-        <w:t>Town hall for the city council, ID cards, permits, housing and family services.</w:t>
+          <w:b/>
+          <w:i w:val="0"/>
+        </w:rPr>
+        <w:t>Snowflake General Hospital</w:t>
       </w:r>
     </w:p>
     <w:p>
@@ -12035,7 +10749,7 @@
           <w:b/>
           <w:i w:val="0"/>
         </w:rPr>
-        <w:t>3</w:t>
+        <w:t>4</w:t>
       </w:r>
     </w:p>
     <w:p>
@@ -12051,7 +10765,7 @@
           <w:b/>
           <w:i w:val="0"/>
         </w:rPr>
-        <w:t>Snowflake General Hospital</w:t>
+        <w:t>Northern Lights School &amp; Botanical Conservatory</w:t>
       </w:r>
     </w:p>
     <w:p>
@@ -12064,10 +10778,10 @@
       </w:r>
       <w:r>
         <w:rPr>
-          <w:b w:val="0"/>
-          <w:i w:val="0"/>
-        </w:rPr>
-        <w:t>Main hospital with about 250 beds and a 24-hour emergency department.</w:t>
+          <w:b/>
+          <w:i w:val="0"/>
+        </w:rPr>
+        <w:t>5</w:t>
       </w:r>
     </w:p>
     <w:p>
@@ -12083,7 +10797,7 @@
           <w:b/>
           <w:i w:val="0"/>
         </w:rPr>
-        <w:t>4</w:t>
+        <w:t>Igloo Fresh Supermarket &amp; Food Hall</w:t>
       </w:r>
     </w:p>
     <w:p>
@@ -12099,7 +10813,7 @@
           <w:b/>
           <w:i w:val="0"/>
         </w:rPr>
-        <w:t>Northern Lights School &amp; Botanical Conservatory</w:t>
+        <w:t>6</w:t>
       </w:r>
     </w:p>
     <w:p>
@@ -12112,10 +10826,10 @@
       </w:r>
       <w:r>
         <w:rPr>
-          <w:b w:val="0"/>
-          <w:i w:val="0"/>
-        </w:rPr>
-        <w:t>Primary and secondary school for about 900 pupils aged 6–18.</w:t>
+          <w:b/>
+          <w:i w:val="0"/>
+        </w:rPr>
+        <w:t>Aurora Cinema &amp; Performing Arts Center</w:t>
       </w:r>
     </w:p>
     <w:p>
@@ -12131,7 +10845,7 @@
           <w:b/>
           <w:i w:val="0"/>
         </w:rPr>
-        <w:t>5</w:t>
+        <w:t>7</w:t>
       </w:r>
     </w:p>
     <w:p>
@@ -12147,7 +10861,7 @@
           <w:b/>
           <w:i w:val="0"/>
         </w:rPr>
-        <w:t>Igloo Fresh Supermarket &amp; Food Hall</w:t>
+        <w:t>Underground Metro &amp; Emergency Shelters</w:t>
       </w:r>
     </w:p>
     <w:p>
@@ -12160,10 +10874,10 @@
       </w:r>
       <w:r>
         <w:rPr>
-          <w:b w:val="0"/>
-          <w:i w:val="0"/>
-        </w:rPr>
-        <w:t>Downtown’s main supermarket and food court; about half its food is made in the city.</w:t>
+          <w:b/>
+          <w:i w:val="0"/>
+        </w:rPr>
+        <w:t>8</w:t>
       </w:r>
     </w:p>
     <w:p>
@@ -12179,7 +10893,7 @@
           <w:b/>
           <w:i w:val="0"/>
         </w:rPr>
-        <w:t>6</w:t>
+        <w:t>Aurora Core – AI Control Tower</w:t>
       </w:r>
     </w:p>
     <w:p>
@@ -12195,7 +10909,7 @@
           <w:b/>
           <w:i w:val="0"/>
         </w:rPr>
-        <w:t>Aurora Cinema &amp; Performing Arts Center</w:t>
+        <w:t>9</w:t>
       </w:r>
     </w:p>
     <w:p>
@@ -12208,10 +10922,10 @@
       </w:r>
       <w:r>
         <w:rPr>
-          <w:b w:val="0"/>
-          <w:i w:val="0"/>
-        </w:rPr>
-        <w:t>Cinema and theatre for films, concerts, ballet and school shows.</w:t>
+          <w:b/>
+          <w:i w:val="0"/>
+        </w:rPr>
+        <w:t>Aurora Haven Police Headquarters</w:t>
       </w:r>
     </w:p>
     <w:p>
@@ -12227,7 +10941,7 @@
           <w:b/>
           <w:i w:val="0"/>
         </w:rPr>
-        <w:t>7</w:t>
+        <w:t>10</w:t>
       </w:r>
     </w:p>
     <w:p>
@@ -12243,7 +10957,7 @@
           <w:b/>
           <w:i w:val="0"/>
         </w:rPr>
-        <w:t>Underground Metro &amp; Emergency Shelters</w:t>
+        <w:t>Arctic University – Main Hall</w:t>
       </w:r>
     </w:p>
     <w:p>
@@ -12256,10 +10970,10 @@
       </w:r>
       <w:r>
         <w:rPr>
-          <w:b w:val="0"/>
-          <w:i w:val="0"/>
-        </w:rPr>
-        <w:t>Metro interchange linked to four shelters that last 30 days.</w:t>
+          <w:b/>
+          <w:i w:val="0"/>
+        </w:rPr>
+        <w:t>11</w:t>
       </w:r>
     </w:p>
     <w:p>
@@ -12275,7 +10989,7 @@
           <w:b/>
           <w:i w:val="0"/>
         </w:rPr>
-        <w:t>8</w:t>
+        <w:t>Aurora Public Library</w:t>
       </w:r>
     </w:p>
     <w:p>
@@ -12291,7 +11005,7 @@
           <w:b/>
           <w:i w:val="0"/>
         </w:rPr>
-        <w:t>Aurora Core – AI Control Tower</w:t>
+        <w:t>12</w:t>
       </w:r>
     </w:p>
     <w:p>
@@ -12304,10 +11018,10 @@
       </w:r>
       <w:r>
         <w:rPr>
-          <w:b w:val="0"/>
-          <w:i w:val="0"/>
-        </w:rPr>
-        <w:t>Operations centre where an AI digital twin runs traffic, heat, power and alerts.</w:t>
+          <w:b/>
+          <w:i w:val="0"/>
+        </w:rPr>
+        <w:t>West Market Fire &amp; Ambulance Station</w:t>
       </w:r>
     </w:p>
     <w:p>
@@ -12323,7 +11037,7 @@
           <w:b/>
           <w:i w:val="0"/>
         </w:rPr>
-        <w:t>9</w:t>
+        <w:t>13</w:t>
       </w:r>
     </w:p>
     <w:p>
@@ -12339,7 +11053,7 @@
           <w:b/>
           <w:i w:val="0"/>
         </w:rPr>
-        <w:t>Aurora Haven Police Headquarters</w:t>
+        <w:t>Aurora Glacier Mall &amp; Crystal Atrium</w:t>
       </w:r>
     </w:p>
     <w:p>
@@ -12352,10 +11066,10 @@
       </w:r>
       <w:r>
         <w:rPr>
-          <w:b w:val="0"/>
-          <w:i w:val="0"/>
-        </w:rPr>
-        <w:t>Central police station with a 24-hour police control room.</w:t>
+          <w:b/>
+          <w:i w:val="0"/>
+        </w:rPr>
+        <w:t>14</w:t>
       </w:r>
     </w:p>
     <w:p>
@@ -12371,7 +11085,7 @@
           <w:b/>
           <w:i w:val="0"/>
         </w:rPr>
-        <w:t>10</w:t>
+        <w:t>Snow Lantern Primary School</w:t>
       </w:r>
     </w:p>
     <w:p>
@@ -12387,7 +11101,7 @@
           <w:b/>
           <w:i w:val="0"/>
         </w:rPr>
-        <w:t>Arctic University – Main Hall</w:t>
+        <w:t>15</w:t>
       </w:r>
     </w:p>
     <w:p>
@@ -12400,10 +11114,10 @@
       </w:r>
       <w:r>
         <w:rPr>
-          <w:b w:val="0"/>
-          <w:i w:val="0"/>
-        </w:rPr>
-        <w:t>Lecture halls for about 5,000 students of polar engineering, fusion, food science, medicine and climate.</w:t>
+          <w:b/>
+          <w:i w:val="0"/>
+        </w:rPr>
+        <w:t>Pinecone Kindergarten</w:t>
       </w:r>
     </w:p>
     <w:p>
@@ -12419,7 +11133,7 @@
           <w:b/>
           <w:i w:val="0"/>
         </w:rPr>
-        <w:t>11</w:t>
+        <w:t>16</w:t>
       </w:r>
     </w:p>
     <w:p>
@@ -12435,7 +11149,7 @@
           <w:b/>
           <w:i w:val="0"/>
         </w:rPr>
-        <w:t>Aurora Public Library</w:t>
+        <w:t>Aurora 81 – Polar Landmark Tower</w:t>
       </w:r>
     </w:p>
     <w:p>
@@ -12448,10 +11162,10 @@
       </w:r>
       <w:r>
         <w:rPr>
-          <w:b w:val="0"/>
-          <w:i w:val="0"/>
-        </w:rPr>
-        <w:t>Free library, open 24 hours in the polar night; lends skis, telescopes and light-therapy lamps.</w:t>
+          <w:b/>
+          <w:i w:val="0"/>
+        </w:rPr>
+        <w:t>17</w:t>
       </w:r>
     </w:p>
     <w:p>
@@ -12467,7 +11181,7 @@
           <w:b/>
           <w:i w:val="0"/>
         </w:rPr>
-        <w:t>12</w:t>
+        <w:t>Aurora Snow Garden Park</w:t>
       </w:r>
     </w:p>
     <w:p>
@@ -12483,7 +11197,7 @@
           <w:b/>
           <w:i w:val="0"/>
         </w:rPr>
-        <w:t>West Market Fire &amp; Ambulance Station</w:t>
+        <w:t>18</w:t>
       </w:r>
     </w:p>
     <w:p>
@@ -12496,10 +11210,10 @@
       </w:r>
       <w:r>
         <w:rPr>
-          <w:b w:val="0"/>
-          <w:i w:val="0"/>
-        </w:rPr>
-        <w:t>Downtown fire and ambulance branch that reaches any downtown address in about 4 minutes.</w:t>
+          <w:b/>
+          <w:i w:val="0"/>
+        </w:rPr>
+        <w:t>Mount Aurora – Snow Peak &amp; Hanging Glacier</w:t>
       </w:r>
     </w:p>
     <w:p>
@@ -12515,7 +11229,7 @@
           <w:b/>
           <w:i w:val="0"/>
         </w:rPr>
-        <w:t>13</w:t>
+        <w:t>19</w:t>
       </w:r>
     </w:p>
     <w:p>
@@ -12531,7 +11245,7 @@
           <w:b/>
           <w:i w:val="0"/>
         </w:rPr>
-        <w:t>Aurora Glacier Mall &amp; Crystal Atrium</w:t>
+        <w:t>Summit Sanctuary &amp; Aurora Eye</w:t>
       </w:r>
     </w:p>
     <w:p>
@@ -12544,10 +11258,10 @@
       </w:r>
       <w:r>
         <w:rPr>
-          <w:b w:val="0"/>
-          <w:i w:val="0"/>
-        </w:rPr>
-        <w:t>Largest downtown mall, with an indoor atrium park of real trees.</w:t>
+          <w:b/>
+          <w:i w:val="0"/>
+        </w:rPr>
+        <w:t>20</w:t>
       </w:r>
     </w:p>
     <w:p>
@@ -12563,7 +11277,7 @@
           <w:b/>
           <w:i w:val="0"/>
         </w:rPr>
-        <w:t>14</w:t>
+        <w:t>Aurora Lagoon – Outdoor Geothermal Mineral Pool</w:t>
       </w:r>
     </w:p>
     <w:p>
@@ -12579,7 +11293,7 @@
           <w:b/>
           <w:i w:val="0"/>
         </w:rPr>
-        <w:t>Snow Lantern Primary School</w:t>
+        <w:t>21</w:t>
       </w:r>
     </w:p>
     <w:p>
@@ -12592,10 +11306,10 @@
       </w:r>
       <w:r>
         <w:rPr>
-          <w:b w:val="0"/>
-          <w:i w:val="0"/>
-        </w:rPr>
-        <w:t>Primary school for about 450 children aged 6–11 from the southern districts.</w:t>
+          <w:b/>
+          <w:i w:val="0"/>
+        </w:rPr>
+        <w:t>Fusion Core – Compact D-T Tokamak</w:t>
       </w:r>
     </w:p>
     <w:p>
@@ -12611,7 +11325,7 @@
           <w:b/>
           <w:i w:val="0"/>
         </w:rPr>
-        <w:t>15</w:t>
+        <w:t>22</w:t>
       </w:r>
     </w:p>
     <w:p>
@@ -12627,7 +11341,7 @@
           <w:b/>
           <w:i w:val="0"/>
         </w:rPr>
-        <w:t>Pinecone Kindergarten</w:t>
+        <w:t>Power Conversion &amp; Heat Export Hall</w:t>
       </w:r>
     </w:p>
     <w:p>
@@ -12640,10 +11354,10 @@
       </w:r>
       <w:r>
         <w:rPr>
-          <w:b w:val="0"/>
-          <w:i w:val="0"/>
-        </w:rPr>
-        <w:t>Kindergarten and day nursery for about 40 children aged 1–6.</w:t>
+          <w:b/>
+          <w:i w:val="0"/>
+        </w:rPr>
+        <w:t>23</w:t>
       </w:r>
     </w:p>
     <w:p>
@@ -12659,7 +11373,7 @@
           <w:b/>
           <w:i w:val="0"/>
         </w:rPr>
-        <w:t>16</w:t>
+        <w:t>Plasma Waste Converter</w:t>
       </w:r>
     </w:p>
     <w:p>
@@ -12675,7 +11389,7 @@
           <w:b/>
           <w:i w:val="0"/>
         </w:rPr>
-        <w:t>Aurora 81 – Polar Landmark Tower</w:t>
+        <w:t>24</w:t>
       </w:r>
     </w:p>
     <w:p>
@@ -12688,10 +11402,10 @@
       </w:r>
       <w:r>
         <w:rPr>
-          <w:b w:val="0"/>
-          <w:i w:val="0"/>
-        </w:rPr>
-        <w:t>Tallest tower and skyline symbol: offices, hotel and sky apartments, net-zero energy.</w:t>
+          <w:b/>
+          <w:i w:val="0"/>
+        </w:rPr>
+        <w:t>Snow Harvest &amp; Melt Hall</w:t>
       </w:r>
     </w:p>
     <w:p>
@@ -12707,7 +11421,7 @@
           <w:b/>
           <w:i w:val="0"/>
         </w:rPr>
-        <w:t>17</w:t>
+        <w:t>25</w:t>
       </w:r>
     </w:p>
     <w:p>
@@ -12723,7 +11437,7 @@
           <w:b/>
           <w:i w:val="0"/>
         </w:rPr>
-        <w:t>Aurora Snow Garden Park</w:t>
+        <w:t>Drinking-Water &amp; Mineral Works</w:t>
       </w:r>
     </w:p>
     <w:p>
@@ -12736,10 +11450,10 @@
       </w:r>
       <w:r>
         <w:rPr>
-          <w:b w:val="0"/>
-          <w:i w:val="0"/>
-        </w:rPr>
-        <w:t>Public park with heated benches, a sledging slope and a snow-sculpture trail.</w:t>
+          <w:b/>
+          <w:i w:val="0"/>
+        </w:rPr>
+        <w:t>26</w:t>
       </w:r>
     </w:p>
     <w:p>
@@ -12755,7 +11469,7 @@
           <w:b/>
           <w:i w:val="0"/>
         </w:rPr>
-        <w:t>18</w:t>
+        <w:t>Bioreactor Silos</w:t>
       </w:r>
     </w:p>
     <w:p>
@@ -12771,7 +11485,7 @@
           <w:b/>
           <w:i w:val="0"/>
         </w:rPr>
-        <w:t>Mount Aurora – Snow Peak &amp; Hanging Glacier</w:t>
+        <w:t>27</w:t>
       </w:r>
     </w:p>
     <w:p>
@@ -12784,10 +11498,10 @@
       </w:r>
       <w:r>
         <w:rPr>
-          <w:b w:val="0"/>
-          <w:i w:val="0"/>
-        </w:rPr>
-        <w:t>35 m landmark peak with the four-level spa inside.</w:t>
+          <w:b/>
+          <w:i w:val="0"/>
+        </w:rPr>
+        <w:t>Ice-Proof Wind Farm</w:t>
       </w:r>
     </w:p>
     <w:p>
@@ -12803,7 +11517,7 @@
           <w:b/>
           <w:i w:val="0"/>
         </w:rPr>
-        <w:t>19</w:t>
+        <w:t>28</w:t>
       </w:r>
     </w:p>
     <w:p>
@@ -12819,7 +11533,7 @@
           <w:b/>
           <w:i w:val="0"/>
         </w:rPr>
-        <w:t>Summit Sanctuary &amp; Aurora Eye</w:t>
+        <w:t>Bifacial Solar Farm</w:t>
       </w:r>
     </w:p>
     <w:p>
@@ -12832,10 +11546,10 @@
       </w:r>
       <w:r>
         <w:rPr>
-          <w:b w:val="0"/>
-          <w:i w:val="0"/>
-        </w:rPr>
-        <w:t>Float pool, meditation circle and the Aurora Eye viewing bubble for the northern lights.</w:t>
+          <w:b/>
+          <w:i w:val="0"/>
+        </w:rPr>
+        <w:t>29</w:t>
       </w:r>
     </w:p>
     <w:p>
@@ -12851,7 +11565,7 @@
           <w:b/>
           <w:i w:val="0"/>
         </w:rPr>
-        <w:t>20</w:t>
+        <w:t>Water Recycling Line – Recycled Water Tower</w:t>
       </w:r>
     </w:p>
     <w:p>
@@ -12867,7 +11581,7 @@
           <w:b/>
           <w:i w:val="0"/>
         </w:rPr>
-        <w:t>Aurora Lagoon – Outdoor Geothermal Mineral Pool</w:t>
+        <w:t>30</w:t>
       </w:r>
     </w:p>
     <w:p>
@@ -12880,10 +11594,10 @@
       </w:r>
       <w:r>
         <w:rPr>
-          <w:b w:val="0"/>
-          <w:i w:val="0"/>
-        </w:rPr>
-        <w:t>38 °C open-air silica pool for bathing under the northern lights.</w:t>
+          <w:b/>
+          <w:i w:val="0"/>
+        </w:rPr>
+        <w:t>Geothermal Power Plant</w:t>
       </w:r>
     </w:p>
     <w:p>
@@ -12899,7 +11613,7 @@
           <w:b/>
           <w:i w:val="0"/>
         </w:rPr>
-        <w:t>21</w:t>
+        <w:t>31</w:t>
       </w:r>
     </w:p>
     <w:p>
@@ -12915,7 +11629,7 @@
           <w:b/>
           <w:i w:val="0"/>
         </w:rPr>
-        <w:t>Fusion Core – Compact D-T Tokamak</w:t>
+        <w:t>Polar Rescue and Resilience Station</w:t>
       </w:r>
     </w:p>
     <w:p>
@@ -12928,10 +11642,10 @@
       </w:r>
       <w:r>
         <w:rPr>
-          <w:b w:val="0"/>
-          <w:i w:val="0"/>
-        </w:rPr>
-        <w:t>150-million-degree plasma giving about 800 MW of heat; it cannot melt down.</w:t>
+          <w:b/>
+          <w:i w:val="0"/>
+        </w:rPr>
+        <w:t>32</w:t>
       </w:r>
     </w:p>
     <w:p>
@@ -12947,7 +11661,7 @@
           <w:b/>
           <w:i w:val="0"/>
         </w:rPr>
-        <w:t>22</w:t>
+        <w:t>Glass Terminal, Control Tower &amp; Gate 1 Dreamliner</w:t>
       </w:r>
     </w:p>
     <w:p>
@@ -12963,7 +11677,7 @@
           <w:b/>
           <w:i w:val="0"/>
         </w:rPr>
-        <w:t>Power Conversion &amp; Heat Export Hall</w:t>
+        <w:t>33</w:t>
       </w:r>
     </w:p>
     <w:p>
@@ -12976,10 +11690,10 @@
       </w:r>
       <w:r>
         <w:rPr>
-          <w:b w:val="0"/>
-          <w:i w:val="0"/>
-        </w:rPr>
-        <w:t>Makes about 300 MW of electricity and sends about 450 MW of heat to the city.</w:t>
+          <w:b/>
+          <w:i w:val="0"/>
+        </w:rPr>
+        <w:t>Evergreen Greenhouse Dome</w:t>
       </w:r>
     </w:p>
     <w:p>
@@ -12995,7 +11709,7 @@
           <w:b/>
           <w:i w:val="0"/>
         </w:rPr>
-        <w:t>23</w:t>
+        <w:t>34</w:t>
       </w:r>
     </w:p>
     <w:p>
@@ -13011,7 +11725,7 @@
           <w:b/>
           <w:i w:val="0"/>
         </w:rPr>
-        <w:t>Plasma Waste Converter</w:t>
+        <w:t>Circular Recycling Center</w:t>
       </w:r>
     </w:p>
     <w:p>
@@ -13024,10 +11738,10 @@
       </w:r>
       <w:r>
         <w:rPr>
-          <w:b w:val="0"/>
-          <w:i w:val="0"/>
-        </w:rPr>
-        <w:t>Turns about 20 tonnes of rubbish a day into clean gas, recovered metals and building blocks.</w:t>
+          <w:b/>
+          <w:i w:val="0"/>
+        </w:rPr>
+        <w:t>35</w:t>
       </w:r>
     </w:p>
     <w:p>
@@ -13043,7 +11757,7 @@
           <w:b/>
           <w:i w:val="0"/>
         </w:rPr>
-        <w:t>24</w:t>
+        <w:t>Aurora Snow Stadium</w:t>
       </w:r>
     </w:p>
     <w:p>
@@ -13059,7 +11773,7 @@
           <w:b/>
           <w:i w:val="0"/>
         </w:rPr>
-        <w:t>Snow Harvest &amp; Melt Hall</w:t>
+        <w:t>34</w:t>
       </w:r>
     </w:p>
     <w:p>
@@ -13069,566 +11783,6 @@
           <w:color w:val="4A7FC1"/>
         </w:rPr>
         <w:t xml:space="preserve">#75  </w:t>
-      </w:r>
-      <w:r>
-        <w:rPr>
-          <w:b w:val="0"/>
-          <w:i w:val="0"/>
-        </w:rPr>
-        <w:t>Melts about 3,000 tonnes of clean snow a day with spare fusion heat.</w:t>
-      </w:r>
-    </w:p>
-    <w:p>
-      <w:r>
-        <w:rPr>
-          <w:b/>
-          <w:color w:val="4A7FC1"/>
-        </w:rPr>
-        <w:t xml:space="preserve">#76  </w:t>
-      </w:r>
-      <w:r>
-        <w:rPr>
-          <w:b/>
-          <w:i w:val="0"/>
-        </w:rPr>
-        <w:t>25</w:t>
-      </w:r>
-    </w:p>
-    <w:p>
-      <w:r>
-        <w:rPr>
-          <w:b/>
-          <w:color w:val="4A7FC1"/>
-        </w:rPr>
-        <w:t xml:space="preserve">#77  </w:t>
-      </w:r>
-      <w:r>
-        <w:rPr>
-          <w:b/>
-          <w:i w:val="0"/>
-        </w:rPr>
-        <w:t>Drinking-Water &amp; Mineral Works</w:t>
-      </w:r>
-    </w:p>
-    <w:p>
-      <w:r>
-        <w:rPr>
-          <w:b/>
-          <w:color w:val="4A7FC1"/>
-        </w:rPr>
-        <w:t xml:space="preserve">#78  </w:t>
-      </w:r>
-      <w:r>
-        <w:rPr>
-          <w:b w:val="0"/>
-          <w:i w:val="0"/>
-        </w:rPr>
-        <w:t>Makes about 2,500 m³ of drinking water a day, all of the city’s tap water.</w:t>
-      </w:r>
-    </w:p>
-    <w:p>
-      <w:r>
-        <w:rPr>
-          <w:b/>
-          <w:color w:val="4A7FC1"/>
-        </w:rPr>
-        <w:t xml:space="preserve">#79  </w:t>
-      </w:r>
-      <w:r>
-        <w:rPr>
-          <w:b/>
-          <w:i w:val="0"/>
-        </w:rPr>
-        <w:t>26</w:t>
-      </w:r>
-    </w:p>
-    <w:p>
-      <w:r>
-        <w:rPr>
-          <w:b/>
-          <w:color w:val="4A7FC1"/>
-        </w:rPr>
-        <w:t xml:space="preserve">#80  </w:t>
-      </w:r>
-      <w:r>
-        <w:rPr>
-          <w:b/>
-          <w:i w:val="0"/>
-        </w:rPr>
-        <w:t>Bioreactor Silos</w:t>
-      </w:r>
-    </w:p>
-    <w:p>
-      <w:r>
-        <w:rPr>
-          <w:b/>
-          <w:color w:val="4A7FC1"/>
-        </w:rPr>
-        <w:t xml:space="preserve">#81  </w:t>
-      </w:r>
-      <w:r>
-        <w:rPr>
-          <w:b w:val="0"/>
-          <w:i w:val="0"/>
-        </w:rPr>
-        <w:t>Six silos where microbes make about 2.5 tonnes of protein flour a day.</w:t>
-      </w:r>
-    </w:p>
-    <w:p>
-      <w:r>
-        <w:rPr>
-          <w:b/>
-          <w:color w:val="4A7FC1"/>
-        </w:rPr>
-        <w:t xml:space="preserve">#82  </w:t>
-      </w:r>
-      <w:r>
-        <w:rPr>
-          <w:b/>
-          <w:i w:val="0"/>
-        </w:rPr>
-        <w:t>27</w:t>
-      </w:r>
-    </w:p>
-    <w:p>
-      <w:r>
-        <w:rPr>
-          <w:b/>
-          <w:color w:val="4A7FC1"/>
-        </w:rPr>
-        <w:t xml:space="preserve">#83  </w:t>
-      </w:r>
-      <w:r>
-        <w:rPr>
-          <w:b/>
-          <w:i w:val="0"/>
-        </w:rPr>
-        <w:t>Ice-Proof Wind Farm</w:t>
-      </w:r>
-    </w:p>
-    <w:p>
-      <w:r>
-        <w:rPr>
-          <w:b/>
-          <w:color w:val="4A7FC1"/>
-        </w:rPr>
-        <w:t xml:space="preserve">#84  </w:t>
-      </w:r>
-      <w:r>
-        <w:rPr>
-          <w:b w:val="0"/>
-          <w:i w:val="0"/>
-        </w:rPr>
-        <w:t>Two rows of ice-proof turbines making about 60 MW.</w:t>
-      </w:r>
-    </w:p>
-    <w:p>
-      <w:r>
-        <w:rPr>
-          <w:b/>
-          <w:color w:val="4A7FC1"/>
-        </w:rPr>
-        <w:t xml:space="preserve">#85  </w:t>
-      </w:r>
-      <w:r>
-        <w:rPr>
-          <w:b/>
-          <w:i w:val="0"/>
-        </w:rPr>
-        <w:t>28</w:t>
-      </w:r>
-    </w:p>
-    <w:p>
-      <w:r>
-        <w:rPr>
-          <w:b/>
-          <w:color w:val="4A7FC1"/>
-        </w:rPr>
-        <w:t xml:space="preserve">#86  </w:t>
-      </w:r>
-      <w:r>
-        <w:rPr>
-          <w:b/>
-          <w:i w:val="0"/>
-        </w:rPr>
-        <w:t>Bifacial Solar Farm</w:t>
-      </w:r>
-    </w:p>
-    <w:p>
-      <w:r>
-        <w:rPr>
-          <w:b/>
-          <w:color w:val="4A7FC1"/>
-        </w:rPr>
-        <w:t xml:space="preserve">#87  </w:t>
-      </w:r>
-      <w:r>
-        <w:rPr>
-          <w:b w:val="0"/>
-          <w:i w:val="0"/>
-        </w:rPr>
-        <w:t>Double-sided panels that make power 24 hours a day in the midnight-sun months.</w:t>
-      </w:r>
-    </w:p>
-    <w:p>
-      <w:r>
-        <w:rPr>
-          <w:b/>
-          <w:color w:val="4A7FC1"/>
-        </w:rPr>
-        <w:t xml:space="preserve">#88  </w:t>
-      </w:r>
-      <w:r>
-        <w:rPr>
-          <w:b/>
-          <w:i w:val="0"/>
-        </w:rPr>
-        <w:t>29</w:t>
-      </w:r>
-    </w:p>
-    <w:p>
-      <w:r>
-        <w:rPr>
-          <w:b/>
-          <w:color w:val="4A7FC1"/>
-        </w:rPr>
-        <w:t xml:space="preserve">#89  </w:t>
-      </w:r>
-      <w:r>
-        <w:rPr>
-          <w:b/>
-          <w:i w:val="0"/>
-        </w:rPr>
-        <w:t>Water Recycling Line – Recycled Water Tower</w:t>
-      </w:r>
-    </w:p>
-    <w:p>
-      <w:r>
-        <w:rPr>
-          <w:b/>
-          <w:color w:val="4A7FC1"/>
-        </w:rPr>
-        <w:t xml:space="preserve">#90  </w:t>
-      </w:r>
-      <w:r>
-        <w:rPr>
-          <w:b w:val="0"/>
-          <w:i w:val="0"/>
-        </w:rPr>
-        <w:t>Stores recycled water for toilets, laundries, street cleaning, irrigation and hydrants.</w:t>
-      </w:r>
-    </w:p>
-    <w:p>
-      <w:r>
-        <w:rPr>
-          <w:b/>
-          <w:color w:val="4A7FC1"/>
-        </w:rPr>
-        <w:t xml:space="preserve">#91  </w:t>
-      </w:r>
-      <w:r>
-        <w:rPr>
-          <w:b/>
-          <w:i w:val="0"/>
-        </w:rPr>
-        <w:t>30</w:t>
-      </w:r>
-    </w:p>
-    <w:p>
-      <w:r>
-        <w:rPr>
-          <w:b/>
-          <w:color w:val="4A7FC1"/>
-        </w:rPr>
-        <w:t xml:space="preserve">#92  </w:t>
-      </w:r>
-      <w:r>
-        <w:rPr>
-          <w:b/>
-          <w:i w:val="0"/>
-        </w:rPr>
-        <w:t>Geothermal Power Plant</w:t>
-      </w:r>
-    </w:p>
-    <w:p>
-      <w:r>
-        <w:rPr>
-          <w:b/>
-          <w:color w:val="4A7FC1"/>
-        </w:rPr>
-        <w:t xml:space="preserve">#93  </w:t>
-      </w:r>
-      <w:r>
-        <w:rPr>
-          <w:b w:val="0"/>
-          <w:i w:val="0"/>
-        </w:rPr>
-        <w:t>Clean electricity and hot water around the clock; the second heat source.</w:t>
-      </w:r>
-    </w:p>
-    <w:p>
-      <w:r>
-        <w:rPr>
-          <w:b/>
-          <w:color w:val="4A7FC1"/>
-        </w:rPr>
-        <w:t xml:space="preserve">#94  </w:t>
-      </w:r>
-      <w:r>
-        <w:rPr>
-          <w:b/>
-          <w:i w:val="0"/>
-        </w:rPr>
-        <w:t>31</w:t>
-      </w:r>
-    </w:p>
-    <w:p>
-      <w:r>
-        <w:rPr>
-          <w:b/>
-          <w:color w:val="4A7FC1"/>
-        </w:rPr>
-        <w:t xml:space="preserve">#95  </w:t>
-      </w:r>
-      <w:r>
-        <w:rPr>
-          <w:b/>
-          <w:i w:val="0"/>
-        </w:rPr>
-        <w:t>Polar Rescue and Resilience Station</w:t>
-      </w:r>
-    </w:p>
-    <w:p>
-      <w:r>
-        <w:rPr>
-          <w:b/>
-          <w:color w:val="4A7FC1"/>
-        </w:rPr>
-        <w:t xml:space="preserve">#96  </w:t>
-      </w:r>
-      <w:r>
-        <w:rPr>
-          <w:b w:val="0"/>
-          <w:i w:val="0"/>
-        </w:rPr>
-        <w:t>Fire, ambulance and ice-rescue headquarters, home of the 112 emergency centre.</w:t>
-      </w:r>
-    </w:p>
-    <w:p>
-      <w:r>
-        <w:rPr>
-          <w:b/>
-          <w:color w:val="4A7FC1"/>
-        </w:rPr>
-        <w:t xml:space="preserve">#97  </w:t>
-      </w:r>
-      <w:r>
-        <w:rPr>
-          <w:b/>
-          <w:i w:val="0"/>
-        </w:rPr>
-        <w:t>32</w:t>
-      </w:r>
-    </w:p>
-    <w:p>
-      <w:r>
-        <w:rPr>
-          <w:b/>
-          <w:color w:val="4A7FC1"/>
-        </w:rPr>
-        <w:t xml:space="preserve">#98  </w:t>
-      </w:r>
-      <w:r>
-        <w:rPr>
-          <w:b/>
-          <w:i w:val="0"/>
-        </w:rPr>
-        <w:t>Glass Terminal, Control Tower &amp; Gate 1 Dreamliner</w:t>
-      </w:r>
-    </w:p>
-    <w:p>
-      <w:r>
-        <w:rPr>
-          <w:b/>
-          <w:color w:val="4A7FC1"/>
-        </w:rPr>
-        <w:t xml:space="preserve">#99  </w:t>
-      </w:r>
-      <w:r>
-        <w:rPr>
-          <w:b w:val="0"/>
-          <w:i w:val="0"/>
-        </w:rPr>
-        <w:t>Passenger and cargo airport; the city’s supply link in deep winter.</w:t>
-      </w:r>
-    </w:p>
-    <w:p>
-      <w:r>
-        <w:rPr>
-          <w:b/>
-          <w:color w:val="4A7FC1"/>
-        </w:rPr>
-        <w:t xml:space="preserve">#100  </w:t>
-      </w:r>
-      <w:r>
-        <w:rPr>
-          <w:b/>
-          <w:i w:val="0"/>
-        </w:rPr>
-        <w:t>33</w:t>
-      </w:r>
-    </w:p>
-    <w:p>
-      <w:r>
-        <w:rPr>
-          <w:b/>
-          <w:color w:val="4A7FC1"/>
-        </w:rPr>
-        <w:t xml:space="preserve">#101  </w:t>
-      </w:r>
-      <w:r>
-        <w:rPr>
-          <w:b/>
-          <w:i w:val="0"/>
-        </w:rPr>
-        <w:t>Evergreen Greenhouse Dome</w:t>
-      </w:r>
-    </w:p>
-    <w:p>
-      <w:r>
-        <w:rPr>
-          <w:b/>
-          <w:color w:val="4A7FC1"/>
-        </w:rPr>
-        <w:t xml:space="preserve">#102  </w:t>
-      </w:r>
-      <w:r>
-        <w:rPr>
-          <w:b w:val="0"/>
-          <w:i w:val="0"/>
-        </w:rPr>
-        <w:t>Grows fresh vegetables and berries all year under LED light.</w:t>
-      </w:r>
-    </w:p>
-    <w:p>
-      <w:r>
-        <w:rPr>
-          <w:b/>
-          <w:color w:val="4A7FC1"/>
-        </w:rPr>
-        <w:t xml:space="preserve">#103  </w:t>
-      </w:r>
-      <w:r>
-        <w:rPr>
-          <w:b/>
-          <w:i w:val="0"/>
-        </w:rPr>
-        <w:t>34</w:t>
-      </w:r>
-    </w:p>
-    <w:p>
-      <w:r>
-        <w:rPr>
-          <w:b/>
-          <w:color w:val="4A7FC1"/>
-        </w:rPr>
-        <w:t xml:space="preserve">#104  </w:t>
-      </w:r>
-      <w:r>
-        <w:rPr>
-          <w:b/>
-          <w:i w:val="0"/>
-        </w:rPr>
-        <w:t>Circular Recycling Center</w:t>
-      </w:r>
-    </w:p>
-    <w:p>
-      <w:r>
-        <w:rPr>
-          <w:b/>
-          <w:color w:val="4A7FC1"/>
-        </w:rPr>
-        <w:t xml:space="preserve">#105  </w:t>
-      </w:r>
-      <w:r>
-        <w:rPr>
-          <w:b w:val="0"/>
-          <w:i w:val="0"/>
-        </w:rPr>
-        <w:t>Sorts, repairs and recycles about 30 tonnes of materials a day.</w:t>
-      </w:r>
-    </w:p>
-    <w:p>
-      <w:r>
-        <w:rPr>
-          <w:b/>
-          <w:color w:val="4A7FC1"/>
-        </w:rPr>
-        <w:t xml:space="preserve">#106  </w:t>
-      </w:r>
-      <w:r>
-        <w:rPr>
-          <w:b/>
-          <w:i w:val="0"/>
-        </w:rPr>
-        <w:t>35</w:t>
-      </w:r>
-    </w:p>
-    <w:p>
-      <w:r>
-        <w:rPr>
-          <w:b/>
-          <w:color w:val="4A7FC1"/>
-        </w:rPr>
-        <w:t xml:space="preserve">#107  </w:t>
-      </w:r>
-      <w:r>
-        <w:rPr>
-          <w:b/>
-          <w:i w:val="0"/>
-        </w:rPr>
-        <w:t>Aurora Snow Stadium</w:t>
-      </w:r>
-    </w:p>
-    <w:p>
-      <w:r>
-        <w:rPr>
-          <w:b/>
-          <w:color w:val="4A7FC1"/>
-        </w:rPr>
-        <w:t xml:space="preserve">#108  </w:t>
-      </w:r>
-      <w:r>
-        <w:rPr>
-          <w:b w:val="0"/>
-          <w:i w:val="0"/>
-        </w:rPr>
-        <w:t>About 8,000 seats for snow sports, school sports days and the Midwinter Aurora Festival.</w:t>
-      </w:r>
-    </w:p>
-    <w:p>
-      <w:r>
-        <w:rPr>
-          <w:b/>
-          <w:color w:val="4A7FC1"/>
-        </w:rPr>
-        <w:t xml:space="preserve">#109  </w:t>
-      </w:r>
-      <w:r>
-        <w:rPr>
-          <w:b/>
-          <w:i w:val="0"/>
-        </w:rPr>
-        <w:t>34</w:t>
-      </w:r>
-    </w:p>
-    <w:p>
-      <w:r>
-        <w:rPr>
-          <w:b/>
-          <w:color w:val="4A7FC1"/>
-        </w:rPr>
-        <w:t xml:space="preserve">#110  </w:t>
       </w:r>
       <w:r>
         <w:rPr>
@@ -13698,7 +11852,7 @@
           <w:b w:val="0"/>
           <w:i/>
         </w:rPr>
-        <w:t>It is January, and the sun has not risen for six weeks. This is how a winter day could feel for Mai, sixteen, a student at the Northern Lights School.</w:t>
+        <w:t>January, six weeks without a sunrise: a winter day for Mai, sixteen, a student here.</w:t>
       </w:r>
     </w:p>
     <w:p>
@@ -13721,7 +11875,7 @@
           <w:b w:val="0"/>
           <w:i w:val="0"/>
         </w:rPr>
-        <w:t>Mai’s flat in the Aurora 81 Residences is warm without a single heater: the district-heating loop brings the fusion station’s heat to every room. Breakfast is bread baked with starch made from snow and air.</w:t>
+        <w:t>Mai’s flat in the Aurora 81 Residences is warm without a heater. Breakfast is bread made from snow and air.</w:t>
       </w:r>
     </w:p>
     <w:p>
@@ -13737,7 +11891,7 @@
           <w:b w:val="0"/>
           <w:i w:val="0"/>
         </w:rPr>
-        <w:t>The heated sidewalk outside is dry. She rides the driverless Aurora Line under Liberty Mall, every three minutes, blizzard or not.</w:t>
+        <w:t>The driverless metro takes her to school, blizzard or not.</w:t>
       </w:r>
     </w:p>
     <w:p>
@@ -13753,7 +11907,7 @@
           <w:b w:val="0"/>
           <w:i w:val="0"/>
         </w:rPr>
-        <w:t>Lunch is a salad grown under LED light in the Evergreen Greenhouse Dome. After school she borrows a light-therapy lamp from the 24-hour library.</w:t>
+        <w:t>Lunch is a greenhouse salad. After school, she borrows a light-therapy lamp from the library.</w:t>
       </w:r>
     </w:p>
     <w:p>
@@ -13769,7 +11923,7 @@
           <w:b w:val="0"/>
           <w:i w:val="0"/>
         </w:rPr>
-        <w:t>Every phone pings a blizzard warning, two days ahead. The football match moves indoors; nobody panics.</w:t>
+        <w:t>Every phone pings a blizzard warning two days ahead. Nobody panics.</w:t>
       </w:r>
     </w:p>
     <w:p>
@@ -13785,7 +11939,7 @@
           <w:b w:val="0"/>
           <w:i w:val="0"/>
         </w:rPr>
-        <w:t>The spa shuttle takes her to Mount Aurora. She floats in the 38 °C Aurora Lagoon as green curtains of light ripple over the snow peak.</w:t>
+        <w:t>At Mount Aurora, she floats in the warm lagoon under the northern lights.</w:t>
       </w:r>
     </w:p>
     <w:p>
@@ -13817,7 +11971,7 @@
           <w:b w:val="0"/>
           <w:i/>
         </w:rPr>
-        <w:t>Walking home on a heated sidewalk under the northern lights.</w:t>
+        <w:t>Walking home under the northern lights.</w:t>
       </w:r>
     </w:p>
     <w:p>
@@ -13944,7 +12098,7 @@
           <w:b w:val="0"/>
           <w:i w:val="0"/>
         </w:rPr>
-        <w:t>Figures for our own city plan, such as 300 MW of electricity or 3,000 tonnes of snow a day. They come from our design, not from a real city.</w:t>
+        <w:t>Figures from our own plan, such as 45,000 residents, not from a real city.</w:t>
       </w:r>
     </w:p>
     <w:p>
@@ -13976,7 +12130,7 @@
           <w:b w:val="0"/>
           <w:i w:val="0"/>
         </w:rPr>
-        <w:t>Calculations we made ourselves and marked “our estimate”, such as the metro capacity, or worked out in the Reality check boxes. They show an idea is reasonable, not exact.</w:t>
+        <w:t>Our own sums, marked “our estimate”: reasonable, not exact.</w:t>
       </w:r>
     </w:p>
     <w:p>
@@ -14008,7 +12162,7 @@
           <w:b w:val="0"/>
           <w:i w:val="0"/>
         </w:rPr>
-        <w:t>The fusion station and the snow-to-food plant do not exist at this size today. They are our team’s ideas for the future; no prototype has been tested.</w:t>
+        <w:t>The fusion station and the food plant do not exist at this size yet. Nothing has been tested.</w:t>
       </w:r>
     </w:p>
     <w:p>
@@ -14047,6 +12201,22 @@
           <w:b w:val="0"/>
           <w:i w:val="0"/>
         </w:rPr>
+        <w:t>Visit Tromsø. Winter in Tromsø: the polar night. visittromso.no</w:t>
+      </w:r>
+    </w:p>
+    <w:p>
+      <w:r>
+        <w:rPr>
+          <w:b/>
+          <w:i w:val="0"/>
+        </w:rPr>
+        <w:t xml:space="preserve">[2]  </w:t>
+      </w:r>
+      <w:r>
+        <w:rPr>
+          <w:b w:val="0"/>
+          <w:i w:val="0"/>
+        </w:rPr>
         <w:t>Rantanen, M. et al. (2022). The Arctic has warmed nearly four times faster than the globe since 1979. Communications Earth &amp; Environment, 3, 168. doi.org/10.1038/s43247-022-00498-3</w:t>
       </w:r>
     </w:p>
@@ -14056,7 +12226,7 @@
           <w:b/>
           <w:i w:val="0"/>
         </w:rPr>
-        <w:t xml:space="preserve">[2]  </w:t>
+        <w:t xml:space="preserve">[3]  </w:t>
       </w:r>
       <w:r>
         <w:rPr>
@@ -14072,7 +12242,7 @@
           <w:b/>
           <w:i w:val="0"/>
         </w:rPr>
-        <w:t xml:space="preserve">[3]  </w:t>
+        <w:t xml:space="preserve">[4]  </w:t>
       </w:r>
       <w:r>
         <w:rPr>
@@ -14088,13 +12258,45 @@
           <w:b/>
           <w:i w:val="0"/>
         </w:rPr>
-        <w:t xml:space="preserve">[4]  </w:t>
+        <w:t xml:space="preserve">[5]  </w:t>
       </w:r>
       <w:r>
         <w:rPr>
           <w:b w:val="0"/>
           <w:i w:val="0"/>
         </w:rPr>
+        <w:t>Akademik Lomonosov (floating nuclear power station, Pevek). Wikipedia, accessed October 2026. en.wikipedia.org/wiki/Akademik_Lomonosov</w:t>
+      </w:r>
+    </w:p>
+    <w:p>
+      <w:r>
+        <w:rPr>
+          <w:b/>
+          <w:i w:val="0"/>
+        </w:rPr>
+        <w:t xml:space="preserve">[6]  </w:t>
+      </w:r>
+      <w:r>
+        <w:rPr>
+          <w:b w:val="0"/>
+          <w:i w:val="0"/>
+        </w:rPr>
+        <w:t>ITER Organization. Advantages of fusion. iter.org/sci/Fusion</w:t>
+      </w:r>
+    </w:p>
+    <w:p>
+      <w:r>
+        <w:rPr>
+          <w:b/>
+          <w:i w:val="0"/>
+        </w:rPr>
+        <w:t xml:space="preserve">[7]  </w:t>
+      </w:r>
+      <w:r>
+        <w:rPr>
+          <w:b w:val="0"/>
+          <w:i w:val="0"/>
+        </w:rPr>
         <w:t>ITER Organization (2024). Baseline 2024: press conference summary, July 2024. iter.org</w:t>
       </w:r>
     </w:p>
@@ -14104,23 +12306,23 @@
           <w:b/>
           <w:i w:val="0"/>
         </w:rPr>
-        <w:t xml:space="preserve">[5]  </w:t>
+        <w:t xml:space="preserve">[8]  </w:t>
       </w:r>
       <w:r>
         <w:rPr>
           <w:b w:val="0"/>
           <w:i w:val="0"/>
         </w:rPr>
-        <w:t>SPARC (tokamak). Wikipedia, accessed October 2026. en.wikipedia.org/wiki/SPARC_(tokamak)</w:t>
-      </w:r>
-    </w:p>
-    <w:p>
-      <w:r>
-        <w:rPr>
-          <w:b/>
-          <w:i w:val="0"/>
-        </w:rPr>
-        <w:t xml:space="preserve">[6]  </w:t>
+        <w:t>ITER Organization. Tritium breeding. iter.org</w:t>
+      </w:r>
+    </w:p>
+    <w:p>
+      <w:r>
+        <w:rPr>
+          <w:b/>
+          <w:i w:val="0"/>
+        </w:rPr>
+        <w:t xml:space="preserve">[9]  </w:t>
       </w:r>
       <w:r>
         <w:rPr>
@@ -14134,15 +12336,38 @@
       <w:r>
         <w:rPr>
           <w:b/>
-          <w:i w:val="0"/>
-        </w:rPr>
-        <w:t xml:space="preserve">[7]  </w:t>
+          <w:color w:val="4A7FC1"/>
+        </w:rPr>
+        <w:t xml:space="preserve">#12  </w:t>
+      </w:r>
+      <w:r>
+        <w:rPr>
+          <w:b/>
+          <w:i w:val="0"/>
+        </w:rPr>
+        <w:t xml:space="preserve">[10]  </w:t>
       </w:r>
       <w:r>
         <w:rPr>
           <w:b w:val="0"/>
           <w:i w:val="0"/>
         </w:rPr>
+        <w:t>Kalundborg Eco-industrial Park. Wikipedia, accessed October 2026. en.wikipedia.org/wiki/Kalundborg_Eco-industrial_Park</w:t>
+      </w:r>
+    </w:p>
+    <w:p>
+      <w:r>
+        <w:rPr>
+          <w:b/>
+          <w:i w:val="0"/>
+        </w:rPr>
+        <w:t xml:space="preserve">[11]  </w:t>
+      </w:r>
+      <w:r>
+        <w:rPr>
+          <w:b w:val="0"/>
+          <w:i w:val="0"/>
+        </w:rPr>
         <w:t>Cai, T. et al. (2021). Cell-free chemoenzymatic starch synthesis from carbon dioxide. Science, 373, 1523–1527. doi.org/10.1126/science.abh4049</w:t>
       </w:r>
     </w:p>
@@ -14152,29 +12377,45 @@
           <w:b/>
           <w:i w:val="0"/>
         </w:rPr>
-        <w:t xml:space="preserve">[8]  </w:t>
+        <w:t xml:space="preserve">[12]  </w:t>
       </w:r>
       <w:r>
         <w:rPr>
           <w:b w:val="0"/>
           <w:i w:val="0"/>
         </w:rPr>
-        <w:t>Dezeen (9 September 2021). Climeworks opens Orca, a direct air capture plant in Iceland. dezeen.com</w:t>
-      </w:r>
-    </w:p>
-    <w:p>
-      <w:r>
-        <w:rPr>
-          <w:b/>
-          <w:i w:val="0"/>
-        </w:rPr>
-        <w:t xml:space="preserve">[9]  </w:t>
+        <w:t>Seasonal affective disorder. Wikipedia, accessed October 2026. en.wikipedia.org/wiki/Seasonal_affective_disorder</w:t>
+      </w:r>
+    </w:p>
+    <w:p>
+      <w:r>
+        <w:rPr>
+          <w:b/>
+          <w:i w:val="0"/>
+        </w:rPr>
+        <w:t xml:space="preserve">[13]  </w:t>
       </w:r>
       <w:r>
         <w:rPr>
           <w:b w:val="0"/>
           <w:i w:val="0"/>
         </w:rPr>
+        <w:t>Chena Hot Springs, Alaska. Wikipedia, accessed October 2026. en.wikipedia.org/wiki/Chena_Hot_Springs,_Alaska</w:t>
+      </w:r>
+    </w:p>
+    <w:p>
+      <w:r>
+        <w:rPr>
+          <w:b/>
+          <w:i w:val="0"/>
+        </w:rPr>
+        <w:t xml:space="preserve">[14]  </w:t>
+      </w:r>
+      <w:r>
+        <w:rPr>
+          <w:b w:val="0"/>
+          <w:i w:val="0"/>
+        </w:rPr>
         <w:t>Blue Lagoon (geothermal spa). Wikipedia, accessed October 2026. en.wikipedia.org/wiki/Blue_Lagoon_(geothermal_spa)</w:t>
       </w:r>
     </w:p>
@@ -14184,52 +12425,61 @@
           <w:b/>
           <w:i w:val="0"/>
         </w:rPr>
-        <w:t xml:space="preserve">[10]  </w:t>
+        <w:t xml:space="preserve">[15]  </w:t>
       </w:r>
       <w:r>
         <w:rPr>
           <w:b w:val="0"/>
           <w:i w:val="0"/>
         </w:rPr>
-        <w:t>Swissinfo. Stone and water temple delights the senses (the Therme Vals by Peter Zumthor). swissinfo.ch</w:t>
-      </w:r>
-    </w:p>
-    <w:p>
-      <w:r>
-        <w:rPr>
-          <w:b/>
-          <w:color w:val="4A7FC1"/>
-        </w:rPr>
-        <w:t xml:space="preserve">#12  </w:t>
-      </w:r>
-      <w:r>
-        <w:rPr>
-          <w:b/>
-          <w:i w:val="0"/>
-        </w:rPr>
-        <w:t xml:space="preserve">[11]  </w:t>
+        <w:t>Hasemyer, D. (17 July 2021). Thawing permafrost is artificially chilled to stabilize Alaska oil pipeline. Scientific American / Inside Climate News.</w:t>
+      </w:r>
+    </w:p>
+    <w:p>
+      <w:r>
+        <w:rPr>
+          <w:b/>
+          <w:i w:val="0"/>
+        </w:rPr>
+        <w:t xml:space="preserve">[16]  </w:t>
       </w:r>
       <w:r>
         <w:rPr>
           <w:b w:val="0"/>
           <w:i w:val="0"/>
         </w:rPr>
-        <w:t>ITER Organization. Tritium breeding. iter.org</w:t>
-      </w:r>
-    </w:p>
-    <w:p>
-      <w:r>
-        <w:rPr>
-          <w:b/>
-          <w:i w:val="0"/>
-        </w:rPr>
-        <w:t xml:space="preserve">[12]  </w:t>
+        <w:t>AECO. Arctic fox: wildlife guidelines. aeco.no/guideline/wildlife/arctic-fox</w:t>
+      </w:r>
+    </w:p>
+    <w:p>
+      <w:r>
+        <w:rPr>
+          <w:b/>
+          <w:i w:val="0"/>
+        </w:rPr>
+        <w:t xml:space="preserve">[17]  </w:t>
       </w:r>
       <w:r>
         <w:rPr>
           <w:b w:val="0"/>
           <w:i w:val="0"/>
         </w:rPr>
+        <w:t>Barbosa, G. L. et al. (2015). Comparison of land, water, and energy requirements of lettuce grown using hydroponic vs. conventional agricultural methods. Int. J. Environ. Res. Public Health, 12(6), 6879–6891.</w:t>
+      </w:r>
+    </w:p>
+    <w:p>
+      <w:r>
+        <w:rPr>
+          <w:b/>
+          <w:i w:val="0"/>
+        </w:rPr>
+        <w:t xml:space="preserve">[18]  </w:t>
+      </w:r>
+      <w:r>
+        <w:rPr>
+          <w:b w:val="0"/>
+          <w:i w:val="0"/>
+        </w:rPr>
         <w:t>Kramer, D. (29 April 2016). ITER costs are pinned down, with caveats. Physics Today. physicstoday.aip.org</w:t>
       </w:r>
     </w:p>
@@ -14237,151 +12487,23 @@
       <w:r>
         <w:rPr>
           <w:b/>
-          <w:i w:val="0"/>
-        </w:rPr>
-        <w:t xml:space="preserve">[13]  </w:t>
+          <w:color w:val="4A7FC1"/>
+        </w:rPr>
+        <w:t xml:space="preserve">#13  </w:t>
+      </w:r>
+      <w:r>
+        <w:rPr>
+          <w:b/>
+          <w:i w:val="0"/>
+        </w:rPr>
+        <w:t xml:space="preserve">PICTURES  </w:t>
       </w:r>
       <w:r>
         <w:rPr>
           <w:b w:val="0"/>
           <w:i w:val="0"/>
         </w:rPr>
-        <w:t>Sendi, M., Bui, M., Mac Dowell, N. &amp; Fennell, P. (2024). Geospatial techno-economic and environmental assessment of different energy options for solid sorbent direct air capture. Cell Reports Sustainability, 1(8), 100151.</w:t>
-      </w:r>
-    </w:p>
-    <w:p>
-      <w:r>
-        <w:rPr>
-          <w:b/>
-          <w:i w:val="0"/>
-        </w:rPr>
-        <w:t xml:space="preserve">[14]  </w:t>
-      </w:r>
-      <w:r>
-        <w:rPr>
-          <w:b w:val="0"/>
-          <w:i w:val="0"/>
-        </w:rPr>
-        <w:t>Hasemyer, D. (17 July 2021). Thawing permafrost is artificially chilled to stabilize Alaska oil pipeline. Scientific American / Inside Climate News.</w:t>
-      </w:r>
-    </w:p>
-    <w:p>
-      <w:r>
-        <w:rPr>
-          <w:b/>
-          <w:i w:val="0"/>
-        </w:rPr>
-        <w:t xml:space="preserve">[15]  </w:t>
-      </w:r>
-      <w:r>
-        <w:rPr>
-          <w:b w:val="0"/>
-          <w:i w:val="0"/>
-        </w:rPr>
-        <w:t>AECO. Arctic fox: wildlife guidelines. aeco.no/guideline/wildlife/arctic-fox</w:t>
-      </w:r>
-    </w:p>
-    <w:p>
-      <w:r>
-        <w:rPr>
-          <w:b/>
-          <w:i w:val="0"/>
-        </w:rPr>
-        <w:t xml:space="preserve">[16]  </w:t>
-      </w:r>
-      <w:r>
-        <w:rPr>
-          <w:b w:val="0"/>
-          <w:i w:val="0"/>
-        </w:rPr>
-        <w:t>Barbosa, G. L. et al. (2015). Comparison of land, water, and energy requirements of lettuce grown using hydroponic vs. conventional agricultural methods. Int. J. Environ. Res. Public Health, 12(6), 6879–6891.</w:t>
-      </w:r>
-    </w:p>
-    <w:p>
-      <w:r>
-        <w:rPr>
-          <w:b/>
-          <w:i w:val="0"/>
-        </w:rPr>
-        <w:t xml:space="preserve">[17]  </w:t>
-      </w:r>
-      <w:r>
-        <w:rPr>
-          <w:b w:val="0"/>
-          <w:i w:val="0"/>
-        </w:rPr>
-        <w:t>pv magazine (23 May 2022). Bifacial solar modules shine in snowy environments. pv-magazine.com</w:t>
-      </w:r>
-    </w:p>
-    <w:p>
-      <w:r>
-        <w:rPr>
-          <w:b/>
-          <w:i w:val="0"/>
-        </w:rPr>
-        <w:t xml:space="preserve">[18]  </w:t>
-      </w:r>
-      <w:r>
-        <w:rPr>
-          <w:b w:val="0"/>
-          <w:i w:val="0"/>
-        </w:rPr>
-        <w:t>Iceland Review. Does Reykjavík have heated sidewalks? icelandreview.com</w:t>
-      </w:r>
-    </w:p>
-    <w:p>
-      <w:r>
-        <w:rPr>
-          <w:b/>
-          <w:i w:val="0"/>
-        </w:rPr>
-        <w:t xml:space="preserve">[19]  </w:t>
-      </w:r>
-      <w:r>
-        <w:rPr>
-          <w:b w:val="0"/>
-          <w:i w:val="0"/>
-        </w:rPr>
-        <w:t>Visit Tromsø. Winter in Tromsø: the polar night. visittromso.no</w:t>
-      </w:r>
-    </w:p>
-    <w:p>
-      <w:r>
-        <w:rPr>
-          <w:b/>
-          <w:i w:val="0"/>
-        </w:rPr>
-        <w:t xml:space="preserve">[20]  </w:t>
-      </w:r>
-      <w:r>
-        <w:rPr>
-          <w:b w:val="0"/>
-          <w:i w:val="0"/>
-        </w:rPr>
-        <w:t>Packer, L. W. et al. (2023). Neutron activation of ITER materials at JET. UKAEA-CCFE-CP(23)34. scientific-publications.ukaea.uk</w:t>
-      </w:r>
-    </w:p>
-    <w:p>
-      <w:r>
-        <w:rPr>
-          <w:b/>
-          <w:color w:val="4A7FC1"/>
-        </w:rPr>
-        <w:t xml:space="preserve">#13  </w:t>
-      </w:r>
-      <w:r>
-        <w:rPr>
-          <w:b/>
-          <w:i w:val="0"/>
-        </w:rPr>
-        <w:t xml:space="preserve">PICTURES  </w:t>
-      </w:r>
-      <w:r>
-        <w:rPr>
-          <w:b w:val="0"/>
-          <w:i w:val="0"/>
-        </w:rPr>
-        <w:t>Every picture, plan and diagram in this magazine was made from our own 3D model of Aurora Haven (built with three.js). The cover photo is a render of that model made photo-realistic with an AI image tool (Nano Banana Pro), keeping its layout. Text facts about the city come from our city plan and its place cards.</w:t>
+        <w:t>The cover and the city pictures are photo-realistic images made with AI tools (Stable Diffusion XL, and Nano Banana Pro for the cover sky) from renders of our own 3D model. The maps and diagrams are drawn from our model, and the Eco-Polis photos on page 21 are real screenshots.</w:t>
       </w:r>
     </w:p>
     <w:p>
@@ -14531,7 +12653,7 @@
           <w:b w:val="0"/>
           <w:i w:val="0"/>
         </w:rPr>
-        <w:t>Buy a community share in our wind and solar farms through the Aurora Green Finance Hall, study polar science at Arctic University, or come for a night at the Mount Aurora spa.</w:t>
+        <w:t>Buy a community share, study at Arctic University, or spend a night at the Mount Aurora spa.</w:t>
       </w:r>
     </w:p>
     <w:p>
